--- a/NAZIH_Youssef_ADRIA_PFE_27.docx
+++ b/NAZIH_Youssef_ADRIA_PFE_27.docx
@@ -13,6 +13,9 @@
       <w:sdtContent>
         <w:p>
           <w:r>
+            <w:rPr>
+              <w:noProof/>
+            </w:rPr>
             <mc:AlternateContent>
               <mc:Choice Requires="wps">
                 <w:drawing>
@@ -98,6 +101,9 @@
                                         <w:jc w:val="right"/>
                                       </w:pPr>
                                       <w:r>
+                                        <w:rPr>
+                                          <w:noProof/>
+                                        </w:rPr>
                                         <w:drawing>
                                           <wp:inline distT="0" distB="0" distL="0" distR="0" wp14:anchorId="6F106E17" wp14:editId="645C5992">
                                             <wp:extent cx="3065006" cy="3831336"/>
@@ -392,7 +398,7 @@
                                               <pic:cNvPicPr/>
                                             </pic:nvPicPr>
                                             <pic:blipFill>
-                                              <a:blip r:embed="rId6" cstate="print">
+                                              <a:blip r:embed="rId7" cstate="print">
                                                 <a:extLst>
                                                   <a:ext uri="{28A0092B-C50C-407E-A947-70E740481C1C}">
                                                     <a14:useLocalDpi xmlns:a14="http://schemas.microsoft.com/office/drawing/2010/main" val="0"/>
@@ -637,6 +643,9 @@
         <w:jc w:val="center"/>
       </w:pPr>
       <w:r>
+        <w:rPr>
+          <w:noProof/>
+        </w:rPr>
         <w:drawing>
           <wp:inline distT="0" distB="0" distL="0" distR="0" wp14:anchorId="5E2ACD15" wp14:editId="1FB09448">
             <wp:extent cx="4572000" cy="2463312"/>
@@ -653,7 +662,7 @@
                     <pic:cNvPicPr/>
                   </pic:nvPicPr>
                   <pic:blipFill>
-                    <a:blip r:embed="rId7"/>
+                    <a:blip r:embed="rId8"/>
                     <a:stretch>
                       <a:fillRect/>
                     </a:stretch>
@@ -704,8 +713,16 @@
         <w:rPr>
           <w:lang w:val="en-US"/>
         </w:rPr>
-        <w:t>: Repository GitHub privé</w:t>
-      </w:r>
+        <w:t xml:space="preserve">: Repository GitHub </w:t>
+      </w:r>
+      <w:proofErr w:type="spellStart"/>
+      <w:r>
+        <w:rPr>
+          <w:lang w:val="en-US"/>
+        </w:rPr>
+        <w:t>privé</w:t>
+      </w:r>
+      <w:proofErr w:type="spellEnd"/>
     </w:p>
     <w:p>
       <w:pPr>
@@ -742,6 +759,9 @@
         <w:spacing w:after="0"/>
       </w:pPr>
       <w:r>
+        <w:rPr>
+          <w:noProof/>
+        </w:rPr>
         <w:drawing>
           <wp:inline distT="0" distB="0" distL="0" distR="0" wp14:anchorId="11353683" wp14:editId="48F1BE60">
             <wp:extent cx="5943600" cy="1248410"/>
@@ -760,7 +780,7 @@
                     </pic:cNvPicPr>
                   </pic:nvPicPr>
                   <pic:blipFill>
-                    <a:blip r:embed="rId8">
+                    <a:blip r:embed="rId9">
                       <a:extLst>
                         <a:ext uri="{28A0092B-C50C-407E-A947-70E740481C1C}">
                           <a14:useLocalDpi xmlns:a14="http://schemas.microsoft.com/office/drawing/2010/main" val="0"/>
@@ -851,7 +871,21 @@
         <w:rPr>
           <w:lang w:val="en-US"/>
         </w:rPr>
-        <w:t>: Diagramme de classes</w:t>
+        <w:t xml:space="preserve">: </w:t>
+      </w:r>
+      <w:proofErr w:type="spellStart"/>
+      <w:r>
+        <w:rPr>
+          <w:lang w:val="en-US"/>
+        </w:rPr>
+        <w:t>Diagramme</w:t>
+      </w:r>
+      <w:proofErr w:type="spellEnd"/>
+      <w:r>
+        <w:rPr>
+          <w:lang w:val="en-US"/>
+        </w:rPr>
+        <w:t xml:space="preserve"> de classes</w:t>
       </w:r>
     </w:p>
     <w:p>
@@ -872,38 +906,484 @@
           <w:lang w:val="en-US"/>
         </w:rPr>
       </w:pPr>
+      <w:proofErr w:type="spellStart"/>
       <w:r>
         <w:rPr>
           <w:lang w:val="en-US"/>
         </w:rPr>
         <w:lastRenderedPageBreak/>
-        <w:t>Schéma d’architecture de projet</w:t>
-      </w:r>
-    </w:p>
-    <w:p>
-      <w:pPr>
-        <w:rPr>
-          <w:lang w:val="en-US"/>
-        </w:rPr>
-      </w:pPr>
-      <w:r>
-        <w:rPr>
-          <w:lang w:val="en-US"/>
-        </w:rPr>
-        <w:t>Le projet repose sur deux microservices, account-service pour la gestion des comptes et transaction-service pour les transactions. Chacun possède sa propre base de données et expose ses fonctionnalités via REST, GraphQL et MCP. Leur communication utilise OpenFeign avec Resilience4j pour gérer les pannes.</w:t>
-      </w:r>
-    </w:p>
-    <w:p>
-      <w:pPr>
-        <w:rPr>
-          <w:lang w:val="en-US"/>
-        </w:rPr>
-      </w:pPr>
-      <w:r>
-        <w:rPr>
-          <w:lang w:val="en-US"/>
-        </w:rPr>
-        <w:t>L’accès web passe par une gateway, avec une authentification assurée par Keycloak. Un assistant Spring AI permet également d’interroger les données depuis le web, Telegram et Discord. Kafka transmet les événements au module de détection de fraude, tandis que Docker Compose permet l’exécution locale des composants.</w:t>
+        <w:t>Schéma</w:t>
+      </w:r>
+      <w:proofErr w:type="spellEnd"/>
+      <w:r>
+        <w:rPr>
+          <w:lang w:val="en-US"/>
+        </w:rPr>
+        <w:t xml:space="preserve"> </w:t>
+      </w:r>
+      <w:proofErr w:type="spellStart"/>
+      <w:r>
+        <w:rPr>
+          <w:lang w:val="en-US"/>
+        </w:rPr>
+        <w:t>d’architecture</w:t>
+      </w:r>
+      <w:proofErr w:type="spellEnd"/>
+      <w:r>
+        <w:rPr>
+          <w:lang w:val="en-US"/>
+        </w:rPr>
+        <w:t xml:space="preserve"> de </w:t>
+      </w:r>
+      <w:proofErr w:type="spellStart"/>
+      <w:r>
+        <w:rPr>
+          <w:lang w:val="en-US"/>
+        </w:rPr>
+        <w:t>projet</w:t>
+      </w:r>
+      <w:proofErr w:type="spellEnd"/>
+    </w:p>
+    <w:p>
+      <w:pPr>
+        <w:rPr>
+          <w:lang w:val="en-US"/>
+        </w:rPr>
+      </w:pPr>
+      <w:r>
+        <w:rPr>
+          <w:lang w:val="en-US"/>
+        </w:rPr>
+        <w:t xml:space="preserve">Le </w:t>
+      </w:r>
+      <w:proofErr w:type="spellStart"/>
+      <w:r>
+        <w:rPr>
+          <w:lang w:val="en-US"/>
+        </w:rPr>
+        <w:t>projet</w:t>
+      </w:r>
+      <w:proofErr w:type="spellEnd"/>
+      <w:r>
+        <w:rPr>
+          <w:lang w:val="en-US"/>
+        </w:rPr>
+        <w:t xml:space="preserve"> repose sur deux microservices, account-service pour la gestion des </w:t>
+      </w:r>
+      <w:proofErr w:type="spellStart"/>
+      <w:r>
+        <w:rPr>
+          <w:lang w:val="en-US"/>
+        </w:rPr>
+        <w:t>comptes</w:t>
+      </w:r>
+      <w:proofErr w:type="spellEnd"/>
+      <w:r>
+        <w:rPr>
+          <w:lang w:val="en-US"/>
+        </w:rPr>
+        <w:t xml:space="preserve"> et transaction-service pour les transactions. Chacun </w:t>
+      </w:r>
+      <w:proofErr w:type="spellStart"/>
+      <w:r>
+        <w:rPr>
+          <w:lang w:val="en-US"/>
+        </w:rPr>
+        <w:t>possède</w:t>
+      </w:r>
+      <w:proofErr w:type="spellEnd"/>
+      <w:r>
+        <w:rPr>
+          <w:lang w:val="en-US"/>
+        </w:rPr>
+        <w:t xml:space="preserve"> </w:t>
+      </w:r>
+      <w:proofErr w:type="spellStart"/>
+      <w:r>
+        <w:rPr>
+          <w:lang w:val="en-US"/>
+        </w:rPr>
+        <w:t>sa</w:t>
+      </w:r>
+      <w:proofErr w:type="spellEnd"/>
+      <w:r>
+        <w:rPr>
+          <w:lang w:val="en-US"/>
+        </w:rPr>
+        <w:t xml:space="preserve"> propre base de données et expose </w:t>
+      </w:r>
+      <w:proofErr w:type="spellStart"/>
+      <w:r>
+        <w:rPr>
+          <w:lang w:val="en-US"/>
+        </w:rPr>
+        <w:t>ses</w:t>
+      </w:r>
+      <w:proofErr w:type="spellEnd"/>
+      <w:r>
+        <w:rPr>
+          <w:lang w:val="en-US"/>
+        </w:rPr>
+        <w:t xml:space="preserve"> </w:t>
+      </w:r>
+      <w:proofErr w:type="spellStart"/>
+      <w:r>
+        <w:rPr>
+          <w:lang w:val="en-US"/>
+        </w:rPr>
+        <w:t>fonctionnalités</w:t>
+      </w:r>
+      <w:proofErr w:type="spellEnd"/>
+      <w:r>
+        <w:rPr>
+          <w:lang w:val="en-US"/>
+        </w:rPr>
+        <w:t xml:space="preserve"> via REST, </w:t>
+      </w:r>
+      <w:proofErr w:type="spellStart"/>
+      <w:r>
+        <w:rPr>
+          <w:lang w:val="en-US"/>
+        </w:rPr>
+        <w:t>GraphQL</w:t>
+      </w:r>
+      <w:proofErr w:type="spellEnd"/>
+      <w:r>
+        <w:rPr>
+          <w:lang w:val="en-US"/>
+        </w:rPr>
+        <w:t xml:space="preserve"> et MCP. Leur communication </w:t>
+      </w:r>
+      <w:proofErr w:type="spellStart"/>
+      <w:proofErr w:type="gramStart"/>
+      <w:r>
+        <w:rPr>
+          <w:lang w:val="en-US"/>
+        </w:rPr>
+        <w:t>utilise</w:t>
+      </w:r>
+      <w:proofErr w:type="spellEnd"/>
+      <w:proofErr w:type="gramEnd"/>
+      <w:r>
+        <w:rPr>
+          <w:lang w:val="en-US"/>
+        </w:rPr>
+        <w:t xml:space="preserve"> </w:t>
+      </w:r>
+      <w:proofErr w:type="spellStart"/>
+      <w:r>
+        <w:rPr>
+          <w:lang w:val="en-US"/>
+        </w:rPr>
+        <w:t>OpenFeign</w:t>
+      </w:r>
+      <w:proofErr w:type="spellEnd"/>
+      <w:r>
+        <w:rPr>
+          <w:lang w:val="en-US"/>
+        </w:rPr>
+        <w:t xml:space="preserve"> avec Resilience4j pour </w:t>
+      </w:r>
+      <w:proofErr w:type="spellStart"/>
+      <w:r>
+        <w:rPr>
+          <w:lang w:val="en-US"/>
+        </w:rPr>
+        <w:t>gérer</w:t>
+      </w:r>
+      <w:proofErr w:type="spellEnd"/>
+      <w:r>
+        <w:rPr>
+          <w:lang w:val="en-US"/>
+        </w:rPr>
+        <w:t xml:space="preserve"> les </w:t>
+      </w:r>
+      <w:proofErr w:type="spellStart"/>
+      <w:r>
+        <w:rPr>
+          <w:lang w:val="en-US"/>
+        </w:rPr>
+        <w:t>pannes</w:t>
+      </w:r>
+      <w:proofErr w:type="spellEnd"/>
+      <w:r>
+        <w:rPr>
+          <w:lang w:val="en-US"/>
+        </w:rPr>
+        <w:t>.</w:t>
+      </w:r>
+    </w:p>
+    <w:p>
+      <w:pPr>
+        <w:rPr>
+          <w:lang w:val="en-US"/>
+        </w:rPr>
+      </w:pPr>
+      <w:proofErr w:type="spellStart"/>
+      <w:r>
+        <w:rPr>
+          <w:lang w:val="en-US"/>
+        </w:rPr>
+        <w:t>L’accès</w:t>
+      </w:r>
+      <w:proofErr w:type="spellEnd"/>
+      <w:r>
+        <w:rPr>
+          <w:lang w:val="en-US"/>
+        </w:rPr>
+        <w:t xml:space="preserve"> web passe par </w:t>
+      </w:r>
+      <w:proofErr w:type="spellStart"/>
+      <w:r>
+        <w:rPr>
+          <w:lang w:val="en-US"/>
+        </w:rPr>
+        <w:t>une</w:t>
+      </w:r>
+      <w:proofErr w:type="spellEnd"/>
+      <w:r>
+        <w:rPr>
+          <w:lang w:val="en-US"/>
+        </w:rPr>
+        <w:t xml:space="preserve"> gateway, avec </w:t>
+      </w:r>
+      <w:proofErr w:type="spellStart"/>
+      <w:r>
+        <w:rPr>
+          <w:lang w:val="en-US"/>
+        </w:rPr>
+        <w:t>une</w:t>
+      </w:r>
+      <w:proofErr w:type="spellEnd"/>
+      <w:r>
+        <w:rPr>
+          <w:lang w:val="en-US"/>
+        </w:rPr>
+        <w:t xml:space="preserve"> </w:t>
+      </w:r>
+      <w:proofErr w:type="spellStart"/>
+      <w:r>
+        <w:rPr>
+          <w:lang w:val="en-US"/>
+        </w:rPr>
+        <w:t>authentification</w:t>
+      </w:r>
+      <w:proofErr w:type="spellEnd"/>
+      <w:r>
+        <w:rPr>
+          <w:lang w:val="en-US"/>
+        </w:rPr>
+        <w:t xml:space="preserve"> </w:t>
+      </w:r>
+      <w:proofErr w:type="spellStart"/>
+      <w:r>
+        <w:rPr>
+          <w:lang w:val="en-US"/>
+        </w:rPr>
+        <w:t>assurée</w:t>
+      </w:r>
+      <w:proofErr w:type="spellEnd"/>
+      <w:r>
+        <w:rPr>
+          <w:lang w:val="en-US"/>
+        </w:rPr>
+        <w:t xml:space="preserve"> par </w:t>
+      </w:r>
+      <w:proofErr w:type="spellStart"/>
+      <w:r>
+        <w:rPr>
+          <w:lang w:val="en-US"/>
+        </w:rPr>
+        <w:t>Keycloak</w:t>
+      </w:r>
+      <w:proofErr w:type="spellEnd"/>
+      <w:r>
+        <w:rPr>
+          <w:lang w:val="en-US"/>
+        </w:rPr>
+        <w:t xml:space="preserve">. Un assistant Spring AI </w:t>
+      </w:r>
+      <w:proofErr w:type="spellStart"/>
+      <w:r>
+        <w:rPr>
+          <w:lang w:val="en-US"/>
+        </w:rPr>
+        <w:t>permet</w:t>
+      </w:r>
+      <w:proofErr w:type="spellEnd"/>
+      <w:r>
+        <w:rPr>
+          <w:lang w:val="en-US"/>
+        </w:rPr>
+        <w:t xml:space="preserve"> </w:t>
+      </w:r>
+      <w:proofErr w:type="spellStart"/>
+      <w:r>
+        <w:rPr>
+          <w:lang w:val="en-US"/>
+        </w:rPr>
+        <w:t>également</w:t>
+      </w:r>
+      <w:proofErr w:type="spellEnd"/>
+      <w:r>
+        <w:rPr>
+          <w:lang w:val="en-US"/>
+        </w:rPr>
+        <w:t xml:space="preserve"> </w:t>
+      </w:r>
+      <w:proofErr w:type="spellStart"/>
+      <w:r>
+        <w:rPr>
+          <w:lang w:val="en-US"/>
+        </w:rPr>
+        <w:t>d’interroger</w:t>
+      </w:r>
+      <w:proofErr w:type="spellEnd"/>
+      <w:r>
+        <w:rPr>
+          <w:lang w:val="en-US"/>
+        </w:rPr>
+        <w:t xml:space="preserve"> les données </w:t>
+      </w:r>
+      <w:proofErr w:type="spellStart"/>
+      <w:r>
+        <w:rPr>
+          <w:lang w:val="en-US"/>
+        </w:rPr>
+        <w:t>depuis</w:t>
+      </w:r>
+      <w:proofErr w:type="spellEnd"/>
+      <w:r>
+        <w:rPr>
+          <w:lang w:val="en-US"/>
+        </w:rPr>
+        <w:t xml:space="preserve"> le web, Telegram et Discord. Kafka </w:t>
+      </w:r>
+      <w:proofErr w:type="spellStart"/>
+      <w:r>
+        <w:rPr>
+          <w:lang w:val="en-US"/>
+        </w:rPr>
+        <w:t>transmet</w:t>
+      </w:r>
+      <w:proofErr w:type="spellEnd"/>
+      <w:r>
+        <w:rPr>
+          <w:lang w:val="en-US"/>
+        </w:rPr>
+        <w:t xml:space="preserve"> les </w:t>
+      </w:r>
+      <w:proofErr w:type="spellStart"/>
+      <w:r>
+        <w:rPr>
+          <w:lang w:val="en-US"/>
+        </w:rPr>
+        <w:t>événements</w:t>
+      </w:r>
+      <w:proofErr w:type="spellEnd"/>
+      <w:r>
+        <w:rPr>
+          <w:lang w:val="en-US"/>
+        </w:rPr>
+        <w:t xml:space="preserve"> au module de </w:t>
+      </w:r>
+      <w:proofErr w:type="spellStart"/>
+      <w:r>
+        <w:rPr>
+          <w:lang w:val="en-US"/>
+        </w:rPr>
+        <w:t>détection</w:t>
+      </w:r>
+      <w:proofErr w:type="spellEnd"/>
+      <w:r>
+        <w:rPr>
+          <w:lang w:val="en-US"/>
+        </w:rPr>
+        <w:t xml:space="preserve"> de </w:t>
+      </w:r>
+      <w:proofErr w:type="spellStart"/>
+      <w:r>
+        <w:rPr>
+          <w:lang w:val="en-US"/>
+        </w:rPr>
+        <w:t>fraude</w:t>
+      </w:r>
+      <w:proofErr w:type="spellEnd"/>
+      <w:r>
+        <w:rPr>
+          <w:lang w:val="en-US"/>
+        </w:rPr>
+        <w:t xml:space="preserve">, </w:t>
+      </w:r>
+      <w:proofErr w:type="spellStart"/>
+      <w:r>
+        <w:rPr>
+          <w:lang w:val="en-US"/>
+        </w:rPr>
+        <w:t>tandis</w:t>
+      </w:r>
+      <w:proofErr w:type="spellEnd"/>
+      <w:r>
+        <w:rPr>
+          <w:lang w:val="en-US"/>
+        </w:rPr>
+        <w:t xml:space="preserve"> </w:t>
+      </w:r>
+      <w:proofErr w:type="spellStart"/>
+      <w:r>
+        <w:rPr>
+          <w:lang w:val="en-US"/>
+        </w:rPr>
+        <w:t>que</w:t>
+      </w:r>
+      <w:proofErr w:type="spellEnd"/>
+      <w:r>
+        <w:rPr>
+          <w:lang w:val="en-US"/>
+        </w:rPr>
+        <w:t xml:space="preserve"> Docker Compose </w:t>
+      </w:r>
+      <w:proofErr w:type="spellStart"/>
+      <w:r>
+        <w:rPr>
+          <w:lang w:val="en-US"/>
+        </w:rPr>
+        <w:t>permet</w:t>
+      </w:r>
+      <w:proofErr w:type="spellEnd"/>
+      <w:r>
+        <w:rPr>
+          <w:lang w:val="en-US"/>
+        </w:rPr>
+        <w:t xml:space="preserve"> </w:t>
+      </w:r>
+      <w:proofErr w:type="spellStart"/>
+      <w:r>
+        <w:rPr>
+          <w:lang w:val="en-US"/>
+        </w:rPr>
+        <w:t>l’exécution</w:t>
+      </w:r>
+      <w:proofErr w:type="spellEnd"/>
+      <w:r>
+        <w:rPr>
+          <w:lang w:val="en-US"/>
+        </w:rPr>
+        <w:t xml:space="preserve"> locale des </w:t>
+      </w:r>
+      <w:proofErr w:type="spellStart"/>
+      <w:r>
+        <w:rPr>
+          <w:lang w:val="en-US"/>
+        </w:rPr>
+        <w:t>composants</w:t>
+      </w:r>
+      <w:proofErr w:type="spellEnd"/>
+      <w:r>
+        <w:rPr>
+          <w:lang w:val="en-US"/>
+        </w:rPr>
+        <w:t>.</w:t>
       </w:r>
     </w:p>
     <w:p>
@@ -917,7 +1397,7 @@
           <w:lang w:val="en-US"/>
         </w:rPr>
         <w:drawing>
-          <wp:inline distT="0" distB="0" distL="0" distR="0" wp14:anchorId="3276033A" wp14:editId="63EDA4C2">
+          <wp:inline distT="0" distB="0" distL="0" distR="0" wp14:anchorId="3276033A" wp14:editId="75E0E93F">
             <wp:extent cx="5572970" cy="3533586"/>
             <wp:effectExtent l="133350" t="114300" r="142240" b="162560"/>
             <wp:docPr id="390850144" name="Picture 4"/>
@@ -934,7 +1414,7 @@
                     </pic:cNvPicPr>
                   </pic:nvPicPr>
                   <pic:blipFill>
-                    <a:blip r:embed="rId9" cstate="print">
+                    <a:blip r:embed="rId10" cstate="print">
                       <a:extLst>
                         <a:ext uri="{28A0092B-C50C-407E-A947-70E740481C1C}">
                           <a14:useLocalDpi xmlns:a14="http://schemas.microsoft.com/office/drawing/2010/main" val="0"/>
@@ -1025,48 +1505,169 @@
         <w:rPr>
           <w:lang w:val="en-US"/>
         </w:rPr>
-        <w:t>: Schéma d'architecture de projet</w:t>
-      </w:r>
-    </w:p>
-    <w:p>
-      <w:pPr>
-        <w:rPr>
-          <w:lang w:val="en-US"/>
-        </w:rPr>
-      </w:pPr>
-    </w:p>
-    <w:p>
-      <w:pPr>
-        <w:rPr>
-          <w:lang w:val="en-US"/>
-        </w:rPr>
-      </w:pPr>
-    </w:p>
-    <w:p>
-      <w:pPr>
-        <w:rPr>
-          <w:lang w:val="en-US"/>
-        </w:rPr>
-      </w:pPr>
-    </w:p>
-    <w:p>
-      <w:pPr>
-        <w:rPr>
-          <w:lang w:val="en-US"/>
-        </w:rPr>
-      </w:pPr>
-    </w:p>
-    <w:p>
-      <w:pPr>
-        <w:rPr>
-          <w:lang w:val="en-US"/>
-        </w:rPr>
-      </w:pPr>
+        <w:t xml:space="preserve">: </w:t>
+      </w:r>
+      <w:proofErr w:type="spellStart"/>
+      <w:r>
+        <w:rPr>
+          <w:lang w:val="en-US"/>
+        </w:rPr>
+        <w:t>Schéma</w:t>
+      </w:r>
+      <w:proofErr w:type="spellEnd"/>
+      <w:r>
+        <w:rPr>
+          <w:lang w:val="en-US"/>
+        </w:rPr>
+        <w:t xml:space="preserve"> </w:t>
+      </w:r>
+      <w:proofErr w:type="spellStart"/>
+      <w:r>
+        <w:rPr>
+          <w:lang w:val="en-US"/>
+        </w:rPr>
+        <w:t>d'architecture</w:t>
+      </w:r>
+      <w:proofErr w:type="spellEnd"/>
+      <w:r>
+        <w:rPr>
+          <w:lang w:val="en-US"/>
+        </w:rPr>
+        <w:t xml:space="preserve"> de </w:t>
+      </w:r>
+      <w:proofErr w:type="spellStart"/>
+      <w:r>
+        <w:rPr>
+          <w:lang w:val="en-US"/>
+        </w:rPr>
+        <w:t>projet</w:t>
+      </w:r>
+      <w:proofErr w:type="spellEnd"/>
+    </w:p>
+    <w:p>
+      <w:pPr>
+        <w:pStyle w:val="Heading1"/>
+        <w:numPr>
+          <w:ilvl w:val="0"/>
+          <w:numId w:val="1"/>
+        </w:numPr>
+        <w:rPr>
+          <w:lang w:val="en-US"/>
+        </w:rPr>
+      </w:pPr>
+      <w:r>
+        <w:rPr>
+          <w:lang w:val="en-US"/>
+        </w:rPr>
+        <w:t>Développement des micro-services fonctionnels</w:t>
+      </w:r>
+    </w:p>
+    <w:p>
+      <w:pPr>
+        <w:pStyle w:val="Heading2"/>
+        <w:numPr>
+          <w:ilvl w:val="1"/>
+          <w:numId w:val="1"/>
+        </w:numPr>
+        <w:rPr>
+          <w:lang w:val="en-US"/>
+        </w:rPr>
+      </w:pPr>
+      <w:proofErr w:type="gramStart"/>
+      <w:r>
+        <w:rPr>
+          <w:lang w:val="en-US"/>
+        </w:rPr>
+        <w:t>Account-Service</w:t>
+      </w:r>
+      <w:proofErr w:type="gramEnd"/>
+    </w:p>
+    <w:p>
+      <w:pPr>
+        <w:rPr>
+          <w:lang w:val="en-US"/>
+        </w:rPr>
+      </w:pPr>
+    </w:p>
+    <w:p>
+      <w:pPr>
+        <w:pStyle w:val="Heading2"/>
+        <w:numPr>
+          <w:ilvl w:val="1"/>
+          <w:numId w:val="1"/>
+        </w:numPr>
+        <w:rPr>
+          <w:lang w:val="en-US"/>
+        </w:rPr>
+      </w:pPr>
+      <w:proofErr w:type="gramStart"/>
       <w:r>
         <w:rPr>
           <w:lang w:val="en-US"/>
         </w:rPr>
         <w:lastRenderedPageBreak/>
+        <w:t>Transaction-Service</w:t>
+      </w:r>
+      <w:proofErr w:type="gramEnd"/>
+    </w:p>
+    <w:p>
+      <w:pPr>
+        <w:pStyle w:val="Heading2"/>
+        <w:numPr>
+          <w:ilvl w:val="1"/>
+          <w:numId w:val="1"/>
+        </w:numPr>
+        <w:rPr>
+          <w:lang w:val="en-US"/>
+        </w:rPr>
+      </w:pPr>
+      <w:proofErr w:type="spellStart"/>
+      <w:r>
+        <w:rPr>
+          <w:lang w:val="en-US"/>
+        </w:rPr>
+        <w:t>OpenFeign</w:t>
+      </w:r>
+      <w:proofErr w:type="spellEnd"/>
+      <w:r>
+        <w:rPr>
+          <w:lang w:val="en-US"/>
+        </w:rPr>
+        <w:t xml:space="preserve"> et Resilience4J</w:t>
+      </w:r>
+    </w:p>
+    <w:p>
+      <w:pPr>
+        <w:rPr>
+          <w:lang w:val="en-US"/>
+        </w:rPr>
+      </w:pPr>
+    </w:p>
+    <w:p>
+      <w:pPr>
+        <w:rPr>
+          <w:lang w:val="en-US"/>
+        </w:rPr>
+      </w:pPr>
+    </w:p>
+    <w:p>
+      <w:pPr>
+        <w:rPr>
+          <w:lang w:val="en-US"/>
+        </w:rPr>
+      </w:pPr>
+    </w:p>
+    <w:p>
+      <w:pPr>
+        <w:rPr>
+          <w:lang w:val="en-US"/>
+        </w:rPr>
+      </w:pPr>
+      <w:r>
+        <w:rPr>
+          <w:noProof/>
+          <w:lang w:val="en-US"/>
+        </w:rPr>
         <w:drawing>
           <wp:inline distT="0" distB="0" distL="0" distR="0" wp14:anchorId="71D5439B" wp14:editId="002E355A">
             <wp:extent cx="5943600" cy="2848610"/>
@@ -1083,7 +1684,7 @@
                     <pic:cNvPicPr/>
                   </pic:nvPicPr>
                   <pic:blipFill>
-                    <a:blip r:embed="rId10"/>
+                    <a:blip r:embed="rId11"/>
                     <a:stretch>
                       <a:fillRect/>
                     </a:stretch>
@@ -1112,6 +1713,7 @@
       </w:pPr>
       <w:r>
         <w:rPr>
+          <w:noProof/>
           <w:lang w:val="en-US"/>
         </w:rPr>
         <w:drawing>
@@ -1130,7 +1732,7 @@
                     <pic:cNvPicPr/>
                   </pic:nvPicPr>
                   <pic:blipFill>
-                    <a:blip r:embed="rId11"/>
+                    <a:blip r:embed="rId12"/>
                     <a:stretch>
                       <a:fillRect/>
                     </a:stretch>
@@ -1157,6 +1759,101 @@
           <w:lang w:val="en-US"/>
         </w:rPr>
       </w:pPr>
+      <w:r>
+        <w:rPr>
+          <w:lang w:val="en-US"/>
+        </w:rPr>
+        <w:lastRenderedPageBreak/>
+        <w:drawing>
+          <wp:inline distT="0" distB="0" distL="0" distR="0" wp14:anchorId="461C2D86" wp14:editId="3FB2937F">
+            <wp:extent cx="5943600" cy="2795270"/>
+            <wp:effectExtent l="0" t="0" r="0" b="5080"/>
+            <wp:docPr id="444516827" name="Picture 1"/>
+            <wp:cNvGraphicFramePr>
+              <a:graphicFrameLocks xmlns:a="http://schemas.openxmlformats.org/drawingml/2006/main" noChangeAspect="1"/>
+            </wp:cNvGraphicFramePr>
+            <a:graphic xmlns:a="http://schemas.openxmlformats.org/drawingml/2006/main">
+              <a:graphicData uri="http://schemas.openxmlformats.org/drawingml/2006/picture">
+                <pic:pic xmlns:pic="http://schemas.openxmlformats.org/drawingml/2006/picture">
+                  <pic:nvPicPr>
+                    <pic:cNvPr id="444516827" name=""/>
+                    <pic:cNvPicPr/>
+                  </pic:nvPicPr>
+                  <pic:blipFill>
+                    <a:blip r:embed="rId13"/>
+                    <a:stretch>
+                      <a:fillRect/>
+                    </a:stretch>
+                  </pic:blipFill>
+                  <pic:spPr>
+                    <a:xfrm>
+                      <a:off x="0" y="0"/>
+                      <a:ext cx="5943600" cy="2795270"/>
+                    </a:xfrm>
+                    <a:prstGeom prst="rect">
+                      <a:avLst/>
+                    </a:prstGeom>
+                  </pic:spPr>
+                </pic:pic>
+              </a:graphicData>
+            </a:graphic>
+          </wp:inline>
+        </w:drawing>
+      </w:r>
+    </w:p>
+    <w:p>
+      <w:pPr>
+        <w:rPr>
+          <w:lang w:val="en-US"/>
+        </w:rPr>
+      </w:pPr>
+      <w:r>
+        <w:rPr>
+          <w:lang w:val="en-US"/>
+        </w:rPr>
+        <w:drawing>
+          <wp:inline distT="0" distB="0" distL="0" distR="0" wp14:anchorId="61D30390" wp14:editId="7D0443CF">
+            <wp:extent cx="5943600" cy="2894965"/>
+            <wp:effectExtent l="0" t="0" r="0" b="635"/>
+            <wp:docPr id="53439850" name="Picture 1"/>
+            <wp:cNvGraphicFramePr>
+              <a:graphicFrameLocks xmlns:a="http://schemas.openxmlformats.org/drawingml/2006/main" noChangeAspect="1"/>
+            </wp:cNvGraphicFramePr>
+            <a:graphic xmlns:a="http://schemas.openxmlformats.org/drawingml/2006/main">
+              <a:graphicData uri="http://schemas.openxmlformats.org/drawingml/2006/picture">
+                <pic:pic xmlns:pic="http://schemas.openxmlformats.org/drawingml/2006/picture">
+                  <pic:nvPicPr>
+                    <pic:cNvPr id="53439850" name=""/>
+                    <pic:cNvPicPr/>
+                  </pic:nvPicPr>
+                  <pic:blipFill>
+                    <a:blip r:embed="rId14"/>
+                    <a:stretch>
+                      <a:fillRect/>
+                    </a:stretch>
+                  </pic:blipFill>
+                  <pic:spPr>
+                    <a:xfrm>
+                      <a:off x="0" y="0"/>
+                      <a:ext cx="5943600" cy="2894965"/>
+                    </a:xfrm>
+                    <a:prstGeom prst="rect">
+                      <a:avLst/>
+                    </a:prstGeom>
+                  </pic:spPr>
+                </pic:pic>
+              </a:graphicData>
+            </a:graphic>
+          </wp:inline>
+        </w:drawing>
+      </w:r>
+    </w:p>
+    <w:p>
+      <w:pPr>
+        <w:rPr>
+          <w:lang w:val="en-US"/>
+        </w:rPr>
+      </w:pPr>
     </w:p>
     <w:p>
       <w:pPr>
@@ -1222,9 +1919,11 @@
           <w:numId w:val="1"/>
         </w:numPr>
       </w:pPr>
+      <w:proofErr w:type="gramStart"/>
       <w:r>
         <w:t>f</w:t>
       </w:r>
+      <w:proofErr w:type="gramEnd"/>
     </w:p>
     <w:sectPr>
       <w:pgSz w:w="12240" w:h="15840"/>
@@ -1974,6 +2673,7 @@
   <w:style w:type="character" w:default="1" w:styleId="DefaultParagraphFont">
     <w:name w:val="Default Paragraph Font"/>
     <w:uiPriority w:val="1"/>
+    <w:semiHidden/>
     <w:unhideWhenUsed/>
   </w:style>
   <w:style w:type="table" w:default="1" w:styleId="TableNormal">

--- a/NAZIH_Youssef_ADRIA_PFE_27.docx
+++ b/NAZIH_Youssef_ADRIA_PFE_27.docx
@@ -13,9 +13,6 @@
       <w:sdtContent>
         <w:p>
           <w:r>
-            <w:rPr>
-              <w:noProof/>
-            </w:rPr>
             <mc:AlternateContent>
               <mc:Choice Requires="wps">
                 <w:drawing>
@@ -101,9 +98,6 @@
                                         <w:jc w:val="right"/>
                                       </w:pPr>
                                       <w:r>
-                                        <w:rPr>
-                                          <w:noProof/>
-                                        </w:rPr>
                                         <w:drawing>
                                           <wp:inline distT="0" distB="0" distL="0" distR="0" wp14:anchorId="6F106E17" wp14:editId="645C5992">
                                             <wp:extent cx="3065006" cy="3831336"/>
@@ -398,7 +392,7 @@
                                               <pic:cNvPicPr/>
                                             </pic:nvPicPr>
                                             <pic:blipFill>
-                                              <a:blip r:embed="rId7" cstate="print">
+                                              <a:blip r:embed="rId6" cstate="print">
                                                 <a:extLst>
                                                   <a:ext uri="{28A0092B-C50C-407E-A947-70E740481C1C}">
                                                     <a14:useLocalDpi xmlns:a14="http://schemas.microsoft.com/office/drawing/2010/main" val="0"/>
@@ -632,6 +626,9 @@
       </w:r>
     </w:p>
     <w:p>
+      <w:pPr>
+        <w:jc w:val="both"/>
+      </w:pPr>
       <w:r>
         <w:t>La préparation du projet a commencé par la création d’un dépôt GitHub privé conforme aux consignes, puis par son clonage sur mon ordinateur portable. Le projet a ensuite été initialisé avec la création du microservice Spring Boot Account-Service.</w:t>
       </w:r>
@@ -643,9 +640,6 @@
         <w:jc w:val="center"/>
       </w:pPr>
       <w:r>
-        <w:rPr>
-          <w:noProof/>
-        </w:rPr>
         <w:drawing>
           <wp:inline distT="0" distB="0" distL="0" distR="0" wp14:anchorId="5E2ACD15" wp14:editId="1FB09448">
             <wp:extent cx="4572000" cy="2463312"/>
@@ -662,7 +656,7 @@
                     <pic:cNvPicPr/>
                   </pic:nvPicPr>
                   <pic:blipFill>
-                    <a:blip r:embed="rId8"/>
+                    <a:blip r:embed="rId7"/>
                     <a:stretch>
                       <a:fillRect/>
                     </a:stretch>
@@ -710,19 +704,8 @@
         <w:fldChar w:fldCharType="end"/>
       </w:r>
       <w:r>
-        <w:rPr>
-          <w:lang w:val="en-US"/>
-        </w:rPr>
-        <w:t xml:space="preserve">: Repository GitHub </w:t>
-      </w:r>
-      <w:proofErr w:type="spellStart"/>
-      <w:r>
-        <w:rPr>
-          <w:lang w:val="en-US"/>
-        </w:rPr>
-        <w:t>privé</w:t>
-      </w:r>
-      <w:proofErr w:type="spellEnd"/>
+        <w:t>: Repository GitHub privé</w:t>
+      </w:r>
     </w:p>
     <w:p>
       <w:pPr>
@@ -749,6 +732,9 @@
       </w:r>
     </w:p>
     <w:p>
+      <w:pPr>
+        <w:jc w:val="both"/>
+      </w:pPr>
       <w:r>
         <w:t>Ce diagramme présente les classes Account et Transaction ainsi que leurs services. Un compte peut être associé à plusieurs transactions, et les services permettent de consulter les comptes, de mettre à jour les soldes, d’enregistrer les transactions et d’effectuer des virements.</w:t>
       </w:r>
@@ -759,9 +745,6 @@
         <w:spacing w:after="0"/>
       </w:pPr>
       <w:r>
-        <w:rPr>
-          <w:noProof/>
-        </w:rPr>
         <w:drawing>
           <wp:inline distT="0" distB="0" distL="0" distR="0" wp14:anchorId="11353683" wp14:editId="48F1BE60">
             <wp:extent cx="5943600" cy="1248410"/>
@@ -780,7 +763,7 @@
                     </pic:cNvPicPr>
                   </pic:nvPicPr>
                   <pic:blipFill>
-                    <a:blip r:embed="rId9">
+                    <a:blip r:embed="rId8">
                       <a:extLst>
                         <a:ext uri="{28A0092B-C50C-407E-A947-70E740481C1C}">
                           <a14:useLocalDpi xmlns:a14="http://schemas.microsoft.com/office/drawing/2010/main" val="0"/>
@@ -842,9 +825,6 @@
       <w:pPr>
         <w:pStyle w:val="Caption"/>
         <w:jc w:val="center"/>
-        <w:rPr>
-          <w:lang w:val="en-US"/>
-        </w:rPr>
       </w:pPr>
       <w:r>
         <w:t xml:space="preserve">Figure </w:t>
@@ -868,33 +848,10 @@
         <w:fldChar w:fldCharType="end"/>
       </w:r>
       <w:r>
-        <w:rPr>
-          <w:lang w:val="en-US"/>
-        </w:rPr>
-        <w:t xml:space="preserve">: </w:t>
-      </w:r>
-      <w:proofErr w:type="spellStart"/>
-      <w:r>
-        <w:rPr>
-          <w:lang w:val="en-US"/>
-        </w:rPr>
-        <w:t>Diagramme</w:t>
-      </w:r>
-      <w:proofErr w:type="spellEnd"/>
-      <w:r>
-        <w:rPr>
-          <w:lang w:val="en-US"/>
-        </w:rPr>
-        <w:t xml:space="preserve"> de classes</w:t>
-      </w:r>
-    </w:p>
-    <w:p>
-      <w:pPr>
-        <w:rPr>
-          <w:lang w:val="en-US"/>
-        </w:rPr>
-      </w:pPr>
-    </w:p>
+        <w:t>: Diagramme de classes</w:t>
+      </w:r>
+    </w:p>
+    <w:p/>
     <w:p>
       <w:pPr>
         <w:pStyle w:val="Heading2"/>
@@ -902,488 +859,74 @@
           <w:ilvl w:val="1"/>
           <w:numId w:val="1"/>
         </w:numPr>
-        <w:rPr>
-          <w:lang w:val="en-US"/>
-        </w:rPr>
-      </w:pPr>
+      </w:pPr>
+      <w:r>
+        <w:lastRenderedPageBreak/>
+        <w:t>Schéma d’architecture de projet</w:t>
+      </w:r>
+    </w:p>
+    <w:p>
+      <w:pPr>
+        <w:jc w:val="both"/>
+      </w:pPr>
+      <w:r>
+        <w:t xml:space="preserve">Le projet repose sur deux </w:t>
+      </w:r>
       <w:proofErr w:type="spellStart"/>
       <w:r>
-        <w:rPr>
-          <w:lang w:val="en-US"/>
-        </w:rPr>
-        <w:lastRenderedPageBreak/>
-        <w:t>Schéma</w:t>
+        <w:t>microservices</w:t>
       </w:r>
       <w:proofErr w:type="spellEnd"/>
       <w:r>
-        <w:rPr>
-          <w:lang w:val="en-US"/>
-        </w:rPr>
-        <w:t xml:space="preserve"> </w:t>
+        <w:t xml:space="preserve">, </w:t>
       </w:r>
       <w:proofErr w:type="spellStart"/>
       <w:r>
-        <w:rPr>
-          <w:lang w:val="en-US"/>
-        </w:rPr>
-        <w:t>d’architecture</w:t>
+        <w:t>account</w:t>
       </w:r>
       <w:proofErr w:type="spellEnd"/>
       <w:r>
-        <w:rPr>
-          <w:lang w:val="en-US"/>
-        </w:rPr>
-        <w:t xml:space="preserve"> de </w:t>
+        <w:t xml:space="preserve">-service pour la gestion des comptes et transaction-service pour les transactions. Chacun possède sa propre base de données et expose ses fonctionnalités via REST, </w:t>
       </w:r>
       <w:proofErr w:type="spellStart"/>
       <w:r>
-        <w:rPr>
-          <w:lang w:val="en-US"/>
-        </w:rPr>
-        <w:t>projet</w:t>
+        <w:t>GraphQL</w:t>
       </w:r>
       <w:proofErr w:type="spellEnd"/>
-    </w:p>
-    <w:p>
-      <w:pPr>
-        <w:rPr>
-          <w:lang w:val="en-US"/>
-        </w:rPr>
-      </w:pPr>
-      <w:r>
-        <w:rPr>
-          <w:lang w:val="en-US"/>
-        </w:rPr>
-        <w:t xml:space="preserve">Le </w:t>
+      <w:r>
+        <w:t xml:space="preserve"> et MCP. Leur communication utilise </w:t>
       </w:r>
       <w:proofErr w:type="spellStart"/>
       <w:r>
-        <w:rPr>
-          <w:lang w:val="en-US"/>
-        </w:rPr>
-        <w:t>projet</w:t>
+        <w:t>OpenFeign</w:t>
       </w:r>
       <w:proofErr w:type="spellEnd"/>
       <w:r>
-        <w:rPr>
-          <w:lang w:val="en-US"/>
-        </w:rPr>
-        <w:t xml:space="preserve"> repose sur deux microservices, account-service pour la gestion des </w:t>
+        <w:t xml:space="preserve"> avec Resilience4j pour gérer les pannes.</w:t>
+      </w:r>
+    </w:p>
+    <w:p>
+      <w:pPr>
+        <w:jc w:val="both"/>
+      </w:pPr>
+      <w:r>
+        <w:t xml:space="preserve">L’accès web passe par une </w:t>
       </w:r>
       <w:proofErr w:type="spellStart"/>
       <w:r>
-        <w:rPr>
-          <w:lang w:val="en-US"/>
-        </w:rPr>
-        <w:t>comptes</w:t>
+        <w:t>gateway</w:t>
       </w:r>
       <w:proofErr w:type="spellEnd"/>
       <w:r>
-        <w:rPr>
-          <w:lang w:val="en-US"/>
-        </w:rPr>
-        <w:t xml:space="preserve"> et transaction-service pour les transactions. Chacun </w:t>
+        <w:t xml:space="preserve">, avec une authentification assurée par </w:t>
       </w:r>
       <w:proofErr w:type="spellStart"/>
       <w:r>
-        <w:rPr>
-          <w:lang w:val="en-US"/>
-        </w:rPr>
-        <w:t>possède</w:t>
+        <w:t>Keycloak</w:t>
       </w:r>
       <w:proofErr w:type="spellEnd"/>
       <w:r>
-        <w:rPr>
-          <w:lang w:val="en-US"/>
-        </w:rPr>
-        <w:t xml:space="preserve"> </w:t>
-      </w:r>
-      <w:proofErr w:type="spellStart"/>
-      <w:r>
-        <w:rPr>
-          <w:lang w:val="en-US"/>
-        </w:rPr>
-        <w:t>sa</w:t>
-      </w:r>
-      <w:proofErr w:type="spellEnd"/>
-      <w:r>
-        <w:rPr>
-          <w:lang w:val="en-US"/>
-        </w:rPr>
-        <w:t xml:space="preserve"> propre base de données et expose </w:t>
-      </w:r>
-      <w:proofErr w:type="spellStart"/>
-      <w:r>
-        <w:rPr>
-          <w:lang w:val="en-US"/>
-        </w:rPr>
-        <w:t>ses</w:t>
-      </w:r>
-      <w:proofErr w:type="spellEnd"/>
-      <w:r>
-        <w:rPr>
-          <w:lang w:val="en-US"/>
-        </w:rPr>
-        <w:t xml:space="preserve"> </w:t>
-      </w:r>
-      <w:proofErr w:type="spellStart"/>
-      <w:r>
-        <w:rPr>
-          <w:lang w:val="en-US"/>
-        </w:rPr>
-        <w:t>fonctionnalités</w:t>
-      </w:r>
-      <w:proofErr w:type="spellEnd"/>
-      <w:r>
-        <w:rPr>
-          <w:lang w:val="en-US"/>
-        </w:rPr>
-        <w:t xml:space="preserve"> via REST, </w:t>
-      </w:r>
-      <w:proofErr w:type="spellStart"/>
-      <w:r>
-        <w:rPr>
-          <w:lang w:val="en-US"/>
-        </w:rPr>
-        <w:t>GraphQL</w:t>
-      </w:r>
-      <w:proofErr w:type="spellEnd"/>
-      <w:r>
-        <w:rPr>
-          <w:lang w:val="en-US"/>
-        </w:rPr>
-        <w:t xml:space="preserve"> et MCP. Leur communication </w:t>
-      </w:r>
-      <w:proofErr w:type="spellStart"/>
-      <w:proofErr w:type="gramStart"/>
-      <w:r>
-        <w:rPr>
-          <w:lang w:val="en-US"/>
-        </w:rPr>
-        <w:t>utilise</w:t>
-      </w:r>
-      <w:proofErr w:type="spellEnd"/>
-      <w:proofErr w:type="gramEnd"/>
-      <w:r>
-        <w:rPr>
-          <w:lang w:val="en-US"/>
-        </w:rPr>
-        <w:t xml:space="preserve"> </w:t>
-      </w:r>
-      <w:proofErr w:type="spellStart"/>
-      <w:r>
-        <w:rPr>
-          <w:lang w:val="en-US"/>
-        </w:rPr>
-        <w:t>OpenFeign</w:t>
-      </w:r>
-      <w:proofErr w:type="spellEnd"/>
-      <w:r>
-        <w:rPr>
-          <w:lang w:val="en-US"/>
-        </w:rPr>
-        <w:t xml:space="preserve"> avec Resilience4j pour </w:t>
-      </w:r>
-      <w:proofErr w:type="spellStart"/>
-      <w:r>
-        <w:rPr>
-          <w:lang w:val="en-US"/>
-        </w:rPr>
-        <w:t>gérer</w:t>
-      </w:r>
-      <w:proofErr w:type="spellEnd"/>
-      <w:r>
-        <w:rPr>
-          <w:lang w:val="en-US"/>
-        </w:rPr>
-        <w:t xml:space="preserve"> les </w:t>
-      </w:r>
-      <w:proofErr w:type="spellStart"/>
-      <w:r>
-        <w:rPr>
-          <w:lang w:val="en-US"/>
-        </w:rPr>
-        <w:t>pannes</w:t>
-      </w:r>
-      <w:proofErr w:type="spellEnd"/>
-      <w:r>
-        <w:rPr>
-          <w:lang w:val="en-US"/>
-        </w:rPr>
-        <w:t>.</w:t>
-      </w:r>
-    </w:p>
-    <w:p>
-      <w:pPr>
-        <w:rPr>
-          <w:lang w:val="en-US"/>
-        </w:rPr>
-      </w:pPr>
-      <w:proofErr w:type="spellStart"/>
-      <w:r>
-        <w:rPr>
-          <w:lang w:val="en-US"/>
-        </w:rPr>
-        <w:t>L’accès</w:t>
-      </w:r>
-      <w:proofErr w:type="spellEnd"/>
-      <w:r>
-        <w:rPr>
-          <w:lang w:val="en-US"/>
-        </w:rPr>
-        <w:t xml:space="preserve"> web passe par </w:t>
-      </w:r>
-      <w:proofErr w:type="spellStart"/>
-      <w:r>
-        <w:rPr>
-          <w:lang w:val="en-US"/>
-        </w:rPr>
-        <w:t>une</w:t>
-      </w:r>
-      <w:proofErr w:type="spellEnd"/>
-      <w:r>
-        <w:rPr>
-          <w:lang w:val="en-US"/>
-        </w:rPr>
-        <w:t xml:space="preserve"> gateway, avec </w:t>
-      </w:r>
-      <w:proofErr w:type="spellStart"/>
-      <w:r>
-        <w:rPr>
-          <w:lang w:val="en-US"/>
-        </w:rPr>
-        <w:t>une</w:t>
-      </w:r>
-      <w:proofErr w:type="spellEnd"/>
-      <w:r>
-        <w:rPr>
-          <w:lang w:val="en-US"/>
-        </w:rPr>
-        <w:t xml:space="preserve"> </w:t>
-      </w:r>
-      <w:proofErr w:type="spellStart"/>
-      <w:r>
-        <w:rPr>
-          <w:lang w:val="en-US"/>
-        </w:rPr>
-        <w:t>authentification</w:t>
-      </w:r>
-      <w:proofErr w:type="spellEnd"/>
-      <w:r>
-        <w:rPr>
-          <w:lang w:val="en-US"/>
-        </w:rPr>
-        <w:t xml:space="preserve"> </w:t>
-      </w:r>
-      <w:proofErr w:type="spellStart"/>
-      <w:r>
-        <w:rPr>
-          <w:lang w:val="en-US"/>
-        </w:rPr>
-        <w:t>assurée</w:t>
-      </w:r>
-      <w:proofErr w:type="spellEnd"/>
-      <w:r>
-        <w:rPr>
-          <w:lang w:val="en-US"/>
-        </w:rPr>
-        <w:t xml:space="preserve"> par </w:t>
-      </w:r>
-      <w:proofErr w:type="spellStart"/>
-      <w:r>
-        <w:rPr>
-          <w:lang w:val="en-US"/>
-        </w:rPr>
-        <w:t>Keycloak</w:t>
-      </w:r>
-      <w:proofErr w:type="spellEnd"/>
-      <w:r>
-        <w:rPr>
-          <w:lang w:val="en-US"/>
-        </w:rPr>
-        <w:t xml:space="preserve">. Un assistant Spring AI </w:t>
-      </w:r>
-      <w:proofErr w:type="spellStart"/>
-      <w:r>
-        <w:rPr>
-          <w:lang w:val="en-US"/>
-        </w:rPr>
-        <w:t>permet</w:t>
-      </w:r>
-      <w:proofErr w:type="spellEnd"/>
-      <w:r>
-        <w:rPr>
-          <w:lang w:val="en-US"/>
-        </w:rPr>
-        <w:t xml:space="preserve"> </w:t>
-      </w:r>
-      <w:proofErr w:type="spellStart"/>
-      <w:r>
-        <w:rPr>
-          <w:lang w:val="en-US"/>
-        </w:rPr>
-        <w:t>également</w:t>
-      </w:r>
-      <w:proofErr w:type="spellEnd"/>
-      <w:r>
-        <w:rPr>
-          <w:lang w:val="en-US"/>
-        </w:rPr>
-        <w:t xml:space="preserve"> </w:t>
-      </w:r>
-      <w:proofErr w:type="spellStart"/>
-      <w:r>
-        <w:rPr>
-          <w:lang w:val="en-US"/>
-        </w:rPr>
-        <w:t>d’interroger</w:t>
-      </w:r>
-      <w:proofErr w:type="spellEnd"/>
-      <w:r>
-        <w:rPr>
-          <w:lang w:val="en-US"/>
-        </w:rPr>
-        <w:t xml:space="preserve"> les données </w:t>
-      </w:r>
-      <w:proofErr w:type="spellStart"/>
-      <w:r>
-        <w:rPr>
-          <w:lang w:val="en-US"/>
-        </w:rPr>
-        <w:t>depuis</w:t>
-      </w:r>
-      <w:proofErr w:type="spellEnd"/>
-      <w:r>
-        <w:rPr>
-          <w:lang w:val="en-US"/>
-        </w:rPr>
-        <w:t xml:space="preserve"> le web, Telegram et Discord. Kafka </w:t>
-      </w:r>
-      <w:proofErr w:type="spellStart"/>
-      <w:r>
-        <w:rPr>
-          <w:lang w:val="en-US"/>
-        </w:rPr>
-        <w:t>transmet</w:t>
-      </w:r>
-      <w:proofErr w:type="spellEnd"/>
-      <w:r>
-        <w:rPr>
-          <w:lang w:val="en-US"/>
-        </w:rPr>
-        <w:t xml:space="preserve"> les </w:t>
-      </w:r>
-      <w:proofErr w:type="spellStart"/>
-      <w:r>
-        <w:rPr>
-          <w:lang w:val="en-US"/>
-        </w:rPr>
-        <w:t>événements</w:t>
-      </w:r>
-      <w:proofErr w:type="spellEnd"/>
-      <w:r>
-        <w:rPr>
-          <w:lang w:val="en-US"/>
-        </w:rPr>
-        <w:t xml:space="preserve"> au module de </w:t>
-      </w:r>
-      <w:proofErr w:type="spellStart"/>
-      <w:r>
-        <w:rPr>
-          <w:lang w:val="en-US"/>
-        </w:rPr>
-        <w:t>détection</w:t>
-      </w:r>
-      <w:proofErr w:type="spellEnd"/>
-      <w:r>
-        <w:rPr>
-          <w:lang w:val="en-US"/>
-        </w:rPr>
-        <w:t xml:space="preserve"> de </w:t>
-      </w:r>
-      <w:proofErr w:type="spellStart"/>
-      <w:r>
-        <w:rPr>
-          <w:lang w:val="en-US"/>
-        </w:rPr>
-        <w:t>fraude</w:t>
-      </w:r>
-      <w:proofErr w:type="spellEnd"/>
-      <w:r>
-        <w:rPr>
-          <w:lang w:val="en-US"/>
-        </w:rPr>
-        <w:t xml:space="preserve">, </w:t>
-      </w:r>
-      <w:proofErr w:type="spellStart"/>
-      <w:r>
-        <w:rPr>
-          <w:lang w:val="en-US"/>
-        </w:rPr>
-        <w:t>tandis</w:t>
-      </w:r>
-      <w:proofErr w:type="spellEnd"/>
-      <w:r>
-        <w:rPr>
-          <w:lang w:val="en-US"/>
-        </w:rPr>
-        <w:t xml:space="preserve"> </w:t>
-      </w:r>
-      <w:proofErr w:type="spellStart"/>
-      <w:r>
-        <w:rPr>
-          <w:lang w:val="en-US"/>
-        </w:rPr>
-        <w:t>que</w:t>
-      </w:r>
-      <w:proofErr w:type="spellEnd"/>
-      <w:r>
-        <w:rPr>
-          <w:lang w:val="en-US"/>
-        </w:rPr>
-        <w:t xml:space="preserve"> Docker Compose </w:t>
-      </w:r>
-      <w:proofErr w:type="spellStart"/>
-      <w:r>
-        <w:rPr>
-          <w:lang w:val="en-US"/>
-        </w:rPr>
-        <w:t>permet</w:t>
-      </w:r>
-      <w:proofErr w:type="spellEnd"/>
-      <w:r>
-        <w:rPr>
-          <w:lang w:val="en-US"/>
-        </w:rPr>
-        <w:t xml:space="preserve"> </w:t>
-      </w:r>
-      <w:proofErr w:type="spellStart"/>
-      <w:r>
-        <w:rPr>
-          <w:lang w:val="en-US"/>
-        </w:rPr>
-        <w:t>l’exécution</w:t>
-      </w:r>
-      <w:proofErr w:type="spellEnd"/>
-      <w:r>
-        <w:rPr>
-          <w:lang w:val="en-US"/>
-        </w:rPr>
-        <w:t xml:space="preserve"> locale des </w:t>
-      </w:r>
-      <w:proofErr w:type="spellStart"/>
-      <w:r>
-        <w:rPr>
-          <w:lang w:val="en-US"/>
-        </w:rPr>
-        <w:t>composants</w:t>
-      </w:r>
-      <w:proofErr w:type="spellEnd"/>
-      <w:r>
-        <w:rPr>
-          <w:lang w:val="en-US"/>
-        </w:rPr>
-        <w:t>.</w:t>
+        <w:t>. Un assistant Spring AI permet également d’interroger les données depuis le web, Telegram et Discord. Kafka transmet les événements au module de détection de fraude, tandis que Docker Compose permet l’exécution locale des composants.</w:t>
       </w:r>
     </w:p>
     <w:p>
@@ -1392,10 +935,6 @@
         <w:spacing w:after="0"/>
       </w:pPr>
       <w:r>
-        <w:rPr>
-          <w:noProof/>
-          <w:lang w:val="en-US"/>
-        </w:rPr>
         <w:drawing>
           <wp:inline distT="0" distB="0" distL="0" distR="0" wp14:anchorId="3276033A" wp14:editId="75E0E93F">
             <wp:extent cx="5572970" cy="3533586"/>
@@ -1414,7 +953,7 @@
                     </pic:cNvPicPr>
                   </pic:nvPicPr>
                   <pic:blipFill>
-                    <a:blip r:embed="rId10" cstate="print">
+                    <a:blip r:embed="rId9" cstate="print">
                       <a:extLst>
                         <a:ext uri="{28A0092B-C50C-407E-A947-70E740481C1C}">
                           <a14:useLocalDpi xmlns:a14="http://schemas.microsoft.com/office/drawing/2010/main" val="0"/>
@@ -1476,9 +1015,6 @@
       <w:pPr>
         <w:pStyle w:val="Caption"/>
         <w:jc w:val="center"/>
-        <w:rPr>
-          <w:lang w:val="en-US"/>
-        </w:rPr>
       </w:pPr>
       <w:r>
         <w:t xml:space="preserve">Figure </w:t>
@@ -1502,47 +1038,8 @@
         <w:fldChar w:fldCharType="end"/>
       </w:r>
       <w:r>
-        <w:rPr>
-          <w:lang w:val="en-US"/>
-        </w:rPr>
-        <w:t xml:space="preserve">: </w:t>
-      </w:r>
-      <w:proofErr w:type="spellStart"/>
-      <w:r>
-        <w:rPr>
-          <w:lang w:val="en-US"/>
-        </w:rPr>
-        <w:t>Schéma</w:t>
-      </w:r>
-      <w:proofErr w:type="spellEnd"/>
-      <w:r>
-        <w:rPr>
-          <w:lang w:val="en-US"/>
-        </w:rPr>
-        <w:t xml:space="preserve"> </w:t>
-      </w:r>
-      <w:proofErr w:type="spellStart"/>
-      <w:r>
-        <w:rPr>
-          <w:lang w:val="en-US"/>
-        </w:rPr>
-        <w:t>d'architecture</w:t>
-      </w:r>
-      <w:proofErr w:type="spellEnd"/>
-      <w:r>
-        <w:rPr>
-          <w:lang w:val="en-US"/>
-        </w:rPr>
-        <w:t xml:space="preserve"> de </w:t>
-      </w:r>
-      <w:proofErr w:type="spellStart"/>
-      <w:r>
-        <w:rPr>
-          <w:lang w:val="en-US"/>
-        </w:rPr>
-        <w:t>projet</w:t>
-      </w:r>
-      <w:proofErr w:type="spellEnd"/>
+        <w:t>: Schéma d'architecture de projet</w:t>
+      </w:r>
     </w:p>
     <w:p>
       <w:pPr>
@@ -1551,14 +1048,8 @@
           <w:ilvl w:val="0"/>
           <w:numId w:val="1"/>
         </w:numPr>
-        <w:rPr>
-          <w:lang w:val="en-US"/>
-        </w:rPr>
-      </w:pPr>
-      <w:r>
-        <w:rPr>
-          <w:lang w:val="en-US"/>
-        </w:rPr>
+      </w:pPr>
+      <w:r>
         <w:t>Développement des micro-services fonctionnels</w:t>
       </w:r>
     </w:p>
@@ -1569,107 +1060,60 @@
           <w:ilvl w:val="1"/>
           <w:numId w:val="1"/>
         </w:numPr>
-        <w:rPr>
-          <w:lang w:val="en-US"/>
-        </w:rPr>
-      </w:pPr>
-      <w:proofErr w:type="gramStart"/>
-      <w:r>
-        <w:rPr>
-          <w:lang w:val="en-US"/>
-        </w:rPr>
+      </w:pPr>
+      <w:r>
         <w:t>Account-Service</w:t>
       </w:r>
-      <w:proofErr w:type="gramEnd"/>
-    </w:p>
-    <w:p>
-      <w:pPr>
-        <w:rPr>
-          <w:lang w:val="en-US"/>
-        </w:rPr>
-      </w:pPr>
-    </w:p>
-    <w:p>
-      <w:pPr>
-        <w:pStyle w:val="Heading2"/>
-        <w:numPr>
-          <w:ilvl w:val="1"/>
-          <w:numId w:val="1"/>
-        </w:numPr>
-        <w:rPr>
-          <w:lang w:val="en-US"/>
-        </w:rPr>
-      </w:pPr>
-      <w:proofErr w:type="gramStart"/>
-      <w:r>
-        <w:rPr>
-          <w:lang w:val="en-US"/>
-        </w:rPr>
+    </w:p>
+    <w:p>
+      <w:pPr>
+        <w:jc w:val="both"/>
+      </w:pPr>
+      <w:r>
+        <w:t xml:space="preserve">Le microservice Account-Service comprend une entité Account, un repository étendant </w:t>
+      </w:r>
+      <w:proofErr w:type="spellStart"/>
+      <w:r>
+        <w:t>JpaRepository</w:t>
+      </w:r>
+      <w:proofErr w:type="spellEnd"/>
+      <w:r>
+        <w:t xml:space="preserve"> et un contrôleur REST proposant trois méthodes : </w:t>
+      </w:r>
+      <w:proofErr w:type="spellStart"/>
+      <w:r>
+        <w:t>findAll</w:t>
+      </w:r>
+      <w:proofErr w:type="spellEnd"/>
+      <w:r>
+        <w:t xml:space="preserve">, </w:t>
+      </w:r>
+      <w:proofErr w:type="spellStart"/>
+      <w:r>
+        <w:t>findById</w:t>
+      </w:r>
+      <w:proofErr w:type="spellEnd"/>
+      <w:r>
+        <w:t xml:space="preserve"> et </w:t>
+      </w:r>
+      <w:proofErr w:type="spellStart"/>
+      <w:r>
+        <w:t>save</w:t>
+      </w:r>
+      <w:proofErr w:type="spellEnd"/>
+      <w:r>
+        <w:t>. Les UUID sont attribués manuellement, sans utiliser @GeneratedValue, afin de connaître les identifiants à l’avance et de faciliter les tests et le débogage.</w:t>
+      </w:r>
+    </w:p>
+    <w:p>
+      <w:pPr>
+        <w:keepNext/>
+        <w:spacing w:after="0"/>
+      </w:pPr>
+      <w:r>
         <w:lastRenderedPageBreak/>
-        <w:t>Transaction-Service</w:t>
-      </w:r>
-      <w:proofErr w:type="gramEnd"/>
-    </w:p>
-    <w:p>
-      <w:pPr>
-        <w:pStyle w:val="Heading2"/>
-        <w:numPr>
-          <w:ilvl w:val="1"/>
-          <w:numId w:val="1"/>
-        </w:numPr>
-        <w:rPr>
-          <w:lang w:val="en-US"/>
-        </w:rPr>
-      </w:pPr>
-      <w:proofErr w:type="spellStart"/>
-      <w:r>
-        <w:rPr>
-          <w:lang w:val="en-US"/>
-        </w:rPr>
-        <w:t>OpenFeign</w:t>
-      </w:r>
-      <w:proofErr w:type="spellEnd"/>
-      <w:r>
-        <w:rPr>
-          <w:lang w:val="en-US"/>
-        </w:rPr>
-        <w:t xml:space="preserve"> et Resilience4J</w:t>
-      </w:r>
-    </w:p>
-    <w:p>
-      <w:pPr>
-        <w:rPr>
-          <w:lang w:val="en-US"/>
-        </w:rPr>
-      </w:pPr>
-    </w:p>
-    <w:p>
-      <w:pPr>
-        <w:rPr>
-          <w:lang w:val="en-US"/>
-        </w:rPr>
-      </w:pPr>
-    </w:p>
-    <w:p>
-      <w:pPr>
-        <w:rPr>
-          <w:lang w:val="en-US"/>
-        </w:rPr>
-      </w:pPr>
-    </w:p>
-    <w:p>
-      <w:pPr>
-        <w:rPr>
-          <w:lang w:val="en-US"/>
-        </w:rPr>
-      </w:pPr>
-      <w:r>
-        <w:rPr>
-          <w:noProof/>
-          <w:lang w:val="en-US"/>
-        </w:rPr>
         <w:drawing>
-          <wp:inline distT="0" distB="0" distL="0" distR="0" wp14:anchorId="71D5439B" wp14:editId="002E355A">
+          <wp:inline distT="0" distB="0" distL="0" distR="0" wp14:anchorId="51E57314" wp14:editId="04F7EE74">
             <wp:extent cx="5943600" cy="2848610"/>
             <wp:effectExtent l="0" t="0" r="0" b="8890"/>
             <wp:docPr id="629036274" name="Picture 1"/>
@@ -1684,7 +1128,7 @@
                     <pic:cNvPicPr/>
                   </pic:nvPicPr>
                   <pic:blipFill>
-                    <a:blip r:embed="rId11"/>
+                    <a:blip r:embed="rId10"/>
                     <a:stretch>
                       <a:fillRect/>
                     </a:stretch>
@@ -1707,15 +1151,360 @@
     </w:p>
     <w:p>
       <w:pPr>
-        <w:rPr>
-          <w:lang w:val="en-US"/>
-        </w:rPr>
-      </w:pPr>
+        <w:pStyle w:val="Caption"/>
+        <w:jc w:val="center"/>
+      </w:pPr>
+      <w:r>
+        <w:t xml:space="preserve">Figure </w:t>
+      </w:r>
+      <w:r>
+        <w:fldChar w:fldCharType="begin"/>
+      </w:r>
+      <w:r>
+        <w:instrText xml:space="preserve"> SEQ Figure \* ARABIC </w:instrText>
+      </w:r>
+      <w:r>
+        <w:fldChar w:fldCharType="separate"/>
+      </w:r>
       <w:r>
         <w:rPr>
           <w:noProof/>
-          <w:lang w:val="en-US"/>
-        </w:rPr>
+        </w:rPr>
+        <w:t>4</w:t>
+      </w:r>
+      <w:r>
+        <w:fldChar w:fldCharType="end"/>
+      </w:r>
+      <w:r>
+        <w:rPr>
+          <w:lang w:val="en-US"/>
+        </w:rPr>
+        <w:t xml:space="preserve">: </w:t>
+      </w:r>
+      <w:proofErr w:type="spellStart"/>
+      <w:r>
+        <w:rPr>
+          <w:lang w:val="en-US"/>
+        </w:rPr>
+        <w:t>Requete</w:t>
+      </w:r>
+      <w:proofErr w:type="spellEnd"/>
+      <w:r>
+        <w:rPr>
+          <w:lang w:val="en-US"/>
+        </w:rPr>
+        <w:t xml:space="preserve"> GET Accounts</w:t>
+      </w:r>
+    </w:p>
+    <w:p>
+      <w:pPr>
+        <w:pStyle w:val="Heading2"/>
+        <w:numPr>
+          <w:ilvl w:val="1"/>
+          <w:numId w:val="1"/>
+        </w:numPr>
+      </w:pPr>
+      <w:r>
+        <w:t>Transaction-Service</w:t>
+      </w:r>
+    </w:p>
+    <w:p>
+      <w:pPr>
+        <w:jc w:val="both"/>
+        <w:rPr>
+          <w:lang w:val="en-US"/>
+        </w:rPr>
+      </w:pPr>
+      <w:r>
+        <w:rPr>
+          <w:lang w:val="en-US"/>
+        </w:rPr>
+        <w:t xml:space="preserve">Le microservice Transaction-Service </w:t>
+      </w:r>
+      <w:proofErr w:type="spellStart"/>
+      <w:r>
+        <w:rPr>
+          <w:lang w:val="en-US"/>
+        </w:rPr>
+        <w:t>reprend</w:t>
+      </w:r>
+      <w:proofErr w:type="spellEnd"/>
+      <w:r>
+        <w:rPr>
+          <w:lang w:val="en-US"/>
+        </w:rPr>
+        <w:t xml:space="preserve"> la même structure </w:t>
+      </w:r>
+      <w:proofErr w:type="spellStart"/>
+      <w:r>
+        <w:rPr>
+          <w:lang w:val="en-US"/>
+        </w:rPr>
+        <w:t>qu’Account</w:t>
+      </w:r>
+      <w:proofErr w:type="spellEnd"/>
+      <w:r>
+        <w:rPr>
+          <w:lang w:val="en-US"/>
+        </w:rPr>
+        <w:t xml:space="preserve">-Service, avec </w:t>
+      </w:r>
+      <w:proofErr w:type="spellStart"/>
+      <w:r>
+        <w:rPr>
+          <w:lang w:val="en-US"/>
+        </w:rPr>
+        <w:t>une</w:t>
+      </w:r>
+      <w:proofErr w:type="spellEnd"/>
+      <w:r>
+        <w:rPr>
+          <w:lang w:val="en-US"/>
+        </w:rPr>
+        <w:t xml:space="preserve"> </w:t>
+      </w:r>
+      <w:proofErr w:type="spellStart"/>
+      <w:r>
+        <w:rPr>
+          <w:lang w:val="en-US"/>
+        </w:rPr>
+        <w:t>entité</w:t>
+      </w:r>
+      <w:proofErr w:type="spellEnd"/>
+      <w:r>
+        <w:rPr>
+          <w:lang w:val="en-US"/>
+        </w:rPr>
+        <w:t xml:space="preserve"> Transaction, un repository </w:t>
+      </w:r>
+      <w:proofErr w:type="spellStart"/>
+      <w:r>
+        <w:rPr>
+          <w:lang w:val="en-US"/>
+        </w:rPr>
+        <w:t>étendant</w:t>
+      </w:r>
+      <w:proofErr w:type="spellEnd"/>
+      <w:r>
+        <w:rPr>
+          <w:lang w:val="en-US"/>
+        </w:rPr>
+        <w:t xml:space="preserve"> </w:t>
+      </w:r>
+      <w:proofErr w:type="spellStart"/>
+      <w:r>
+        <w:rPr>
+          <w:lang w:val="en-US"/>
+        </w:rPr>
+        <w:t>JpaRepository</w:t>
+      </w:r>
+      <w:proofErr w:type="spellEnd"/>
+      <w:r>
+        <w:rPr>
+          <w:lang w:val="en-US"/>
+        </w:rPr>
+        <w:t xml:space="preserve"> et un </w:t>
+      </w:r>
+      <w:proofErr w:type="spellStart"/>
+      <w:r>
+        <w:rPr>
+          <w:lang w:val="en-US"/>
+        </w:rPr>
+        <w:t>contrôleur</w:t>
+      </w:r>
+      <w:proofErr w:type="spellEnd"/>
+      <w:r>
+        <w:rPr>
+          <w:lang w:val="en-US"/>
+        </w:rPr>
+        <w:t xml:space="preserve"> REST. Il ne dispose </w:t>
+      </w:r>
+      <w:proofErr w:type="spellStart"/>
+      <w:r>
+        <w:rPr>
+          <w:lang w:val="en-US"/>
+        </w:rPr>
+        <w:t>cependant</w:t>
+      </w:r>
+      <w:proofErr w:type="spellEnd"/>
+      <w:r>
+        <w:rPr>
+          <w:lang w:val="en-US"/>
+        </w:rPr>
+        <w:t xml:space="preserve"> pas encore d’un </w:t>
+      </w:r>
+      <w:proofErr w:type="spellStart"/>
+      <w:r>
+        <w:rPr>
+          <w:lang w:val="en-US"/>
+        </w:rPr>
+        <w:t>accès</w:t>
+      </w:r>
+      <w:proofErr w:type="spellEnd"/>
+      <w:r>
+        <w:rPr>
+          <w:lang w:val="en-US"/>
+        </w:rPr>
+        <w:t xml:space="preserve"> aux </w:t>
+      </w:r>
+      <w:proofErr w:type="spellStart"/>
+      <w:proofErr w:type="gramStart"/>
+      <w:r>
+        <w:rPr>
+          <w:lang w:val="en-US"/>
+        </w:rPr>
+        <w:t>informations</w:t>
+      </w:r>
+      <w:proofErr w:type="spellEnd"/>
+      <w:proofErr w:type="gramEnd"/>
+      <w:r>
+        <w:rPr>
+          <w:lang w:val="en-US"/>
+        </w:rPr>
+        <w:t xml:space="preserve"> des </w:t>
+      </w:r>
+      <w:proofErr w:type="spellStart"/>
+      <w:r>
+        <w:rPr>
+          <w:lang w:val="en-US"/>
+        </w:rPr>
+        <w:t>comptes</w:t>
+      </w:r>
+      <w:proofErr w:type="spellEnd"/>
+      <w:r>
+        <w:rPr>
+          <w:lang w:val="en-US"/>
+        </w:rPr>
+        <w:t xml:space="preserve">. Cette communication sera mise en place dans le </w:t>
+      </w:r>
+      <w:proofErr w:type="spellStart"/>
+      <w:r>
+        <w:rPr>
+          <w:lang w:val="en-US"/>
+        </w:rPr>
+        <w:t>chapitre</w:t>
+      </w:r>
+      <w:proofErr w:type="spellEnd"/>
+      <w:r>
+        <w:rPr>
+          <w:lang w:val="en-US"/>
+        </w:rPr>
+        <w:t xml:space="preserve"> </w:t>
+      </w:r>
+      <w:proofErr w:type="spellStart"/>
+      <w:r>
+        <w:rPr>
+          <w:lang w:val="en-US"/>
+        </w:rPr>
+        <w:t>suivant</w:t>
+      </w:r>
+      <w:proofErr w:type="spellEnd"/>
+      <w:r>
+        <w:rPr>
+          <w:lang w:val="en-US"/>
+        </w:rPr>
+        <w:t xml:space="preserve"> à </w:t>
+      </w:r>
+      <w:proofErr w:type="spellStart"/>
+      <w:r>
+        <w:rPr>
+          <w:lang w:val="en-US"/>
+        </w:rPr>
+        <w:t>l’aide</w:t>
+      </w:r>
+      <w:proofErr w:type="spellEnd"/>
+      <w:r>
+        <w:rPr>
+          <w:lang w:val="en-US"/>
+        </w:rPr>
+        <w:t xml:space="preserve"> </w:t>
+      </w:r>
+      <w:proofErr w:type="spellStart"/>
+      <w:r>
+        <w:rPr>
+          <w:lang w:val="en-US"/>
+        </w:rPr>
+        <w:t>d’OpenFeign</w:t>
+      </w:r>
+      <w:proofErr w:type="spellEnd"/>
+      <w:r>
+        <w:rPr>
+          <w:lang w:val="en-US"/>
+        </w:rPr>
+        <w:t>.</w:t>
+      </w:r>
+    </w:p>
+    <w:p>
+      <w:pPr>
+        <w:rPr>
+          <w:lang w:val="en-US"/>
+        </w:rPr>
+      </w:pPr>
+    </w:p>
+    <w:p>
+      <w:pPr>
+        <w:pStyle w:val="Heading2"/>
+        <w:numPr>
+          <w:ilvl w:val="1"/>
+          <w:numId w:val="1"/>
+        </w:numPr>
+      </w:pPr>
+      <w:proofErr w:type="spellStart"/>
+      <w:r>
+        <w:t>OpenFeign</w:t>
+      </w:r>
+      <w:proofErr w:type="spellEnd"/>
+      <w:r>
+        <w:t xml:space="preserve"> et Resilience4J</w:t>
+      </w:r>
+    </w:p>
+    <w:p/>
+    <w:p>
+      <w:r>
+        <w:lastRenderedPageBreak/>
+        <w:drawing>
+          <wp:inline distT="0" distB="0" distL="0" distR="0" wp14:anchorId="27AABF53" wp14:editId="12E79EAB">
+            <wp:extent cx="5943600" cy="3079115"/>
+            <wp:effectExtent l="0" t="0" r="0" b="6985"/>
+            <wp:docPr id="1883706626" name="Picture 1"/>
+            <wp:cNvGraphicFramePr>
+              <a:graphicFrameLocks xmlns:a="http://schemas.openxmlformats.org/drawingml/2006/main" noChangeAspect="1"/>
+            </wp:cNvGraphicFramePr>
+            <a:graphic xmlns:a="http://schemas.openxmlformats.org/drawingml/2006/main">
+              <a:graphicData uri="http://schemas.openxmlformats.org/drawingml/2006/picture">
+                <pic:pic xmlns:pic="http://schemas.openxmlformats.org/drawingml/2006/picture">
+                  <pic:nvPicPr>
+                    <pic:cNvPr id="1883706626" name=""/>
+                    <pic:cNvPicPr/>
+                  </pic:nvPicPr>
+                  <pic:blipFill>
+                    <a:blip r:embed="rId11"/>
+                    <a:stretch>
+                      <a:fillRect/>
+                    </a:stretch>
+                  </pic:blipFill>
+                  <pic:spPr>
+                    <a:xfrm>
+                      <a:off x="0" y="0"/>
+                      <a:ext cx="5943600" cy="3079115"/>
+                    </a:xfrm>
+                    <a:prstGeom prst="rect">
+                      <a:avLst/>
+                    </a:prstGeom>
+                  </pic:spPr>
+                </pic:pic>
+              </a:graphicData>
+            </a:graphic>
+          </wp:inline>
+        </w:drawing>
+      </w:r>
+    </w:p>
+    <w:p/>
+    <w:p/>
+    <w:p/>
+    <w:p/>
+    <w:p>
+      <w:r>
         <w:drawing>
           <wp:inline distT="0" distB="0" distL="0" distR="0" wp14:anchorId="11715834" wp14:editId="4FB31571">
             <wp:extent cx="5943600" cy="3242310"/>
@@ -1754,15 +1543,7 @@
       </w:r>
     </w:p>
     <w:p>
-      <w:pPr>
-        <w:rPr>
-          <w:lang w:val="en-US"/>
-        </w:rPr>
-      </w:pPr>
-      <w:r>
-        <w:rPr>
-          <w:lang w:val="en-US"/>
-        </w:rPr>
+      <w:r>
         <w:lastRenderedPageBreak/>
         <w:drawing>
           <wp:inline distT="0" distB="0" distL="0" distR="0" wp14:anchorId="461C2D86" wp14:editId="3FB2937F">
@@ -1802,15 +1583,7 @@
       </w:r>
     </w:p>
     <w:p>
-      <w:pPr>
-        <w:rPr>
-          <w:lang w:val="en-US"/>
-        </w:rPr>
-      </w:pPr>
-      <w:r>
-        <w:rPr>
-          <w:lang w:val="en-US"/>
-        </w:rPr>
+      <w:r>
         <w:drawing>
           <wp:inline distT="0" distB="0" distL="0" distR="0" wp14:anchorId="61D30390" wp14:editId="7D0443CF">
             <wp:extent cx="5943600" cy="2894965"/>
@@ -1848,20 +1621,8 @@
         </w:drawing>
       </w:r>
     </w:p>
-    <w:p>
-      <w:pPr>
-        <w:rPr>
-          <w:lang w:val="en-US"/>
-        </w:rPr>
-      </w:pPr>
-    </w:p>
-    <w:p>
-      <w:pPr>
-        <w:rPr>
-          <w:lang w:val="en-US"/>
-        </w:rPr>
-      </w:pPr>
-    </w:p>
+    <w:p/>
+    <w:p/>
     <w:p>
       <w:pPr>
         <w:pStyle w:val="Heading1"/>
@@ -2673,7 +2434,6 @@
   <w:style w:type="character" w:default="1" w:styleId="DefaultParagraphFont">
     <w:name w:val="Default Paragraph Font"/>
     <w:uiPriority w:val="1"/>
-    <w:semiHidden/>
     <w:unhideWhenUsed/>
   </w:style>
   <w:style w:type="table" w:default="1" w:styleId="TableNormal">

--- a/NAZIH_Youssef_ADRIA_PFE_27.docx
+++ b/NAZIH_Youssef_ADRIA_PFE_27.docx
@@ -340,7 +340,7 @@
                     <v:stroke joinstyle="miter"/>
                     <v:path gradientshapeok="t" o:connecttype="rect"/>
                   </v:shapetype>
-                  <v:shape id="Text Box 139" o:spid="_x0000_s1026" type="#_x0000_t202" style="position:absolute;margin-left:0;margin-top:0;width:134.85pt;height:302.4pt;z-index:251659264;visibility:visible;mso-wrap-style:square;mso-width-percent:941;mso-height-percent:773;mso-wrap-distance-left:9pt;mso-wrap-distance-top:0;mso-wrap-distance-right:9pt;mso-wrap-distance-bottom:0;mso-position-horizontal:center;mso-position-horizontal-relative:page;mso-position-vertical:center;mso-position-vertical-relative:page;mso-width-percent:941;mso-height-percent:773;mso-width-relative:page;mso-height-relative:page;v-text-anchor:middle" o:gfxdata="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" fillcolor="white [3201]" stroked="f" strokeweight=".5pt">
+                  <v:shape id="Text Box 139" o:spid="_x0000_s1026" type="#_x0000_t202" style="position:absolute;left:0;text-align:left;margin-left:0;margin-top:0;width:134.85pt;height:302.4pt;z-index:251659264;visibility:visible;mso-wrap-style:square;mso-width-percent:941;mso-height-percent:773;mso-wrap-distance-left:9pt;mso-wrap-distance-top:0;mso-wrap-distance-right:9pt;mso-wrap-distance-bottom:0;mso-position-horizontal:center;mso-position-horizontal-relative:page;mso-position-vertical:center;mso-position-vertical-relative:page;mso-width-percent:941;mso-height-percent:773;mso-width-relative:page;mso-height-relative:page;v-text-anchor:middle" o:gfxdata="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" fillcolor="white [3201]" stroked="f" strokeweight=".5pt">
                     <v:textbox inset="0,0,0,0">
                       <w:txbxContent>
                         <w:tbl>
@@ -626,9 +626,6 @@
       </w:r>
     </w:p>
     <w:p>
-      <w:pPr>
-        <w:jc w:val="both"/>
-      </w:pPr>
       <w:r>
         <w:t>La préparation du projet a commencé par la création d’un dépôt GitHub privé conforme aux consignes, puis par son clonage sur mon ordinateur portable. Le projet a ensuite été initialisé avec la création du microservice Spring Boot Account-Service.</w:t>
       </w:r>
@@ -732,9 +729,6 @@
       </w:r>
     </w:p>
     <w:p>
-      <w:pPr>
-        <w:jc w:val="both"/>
-      </w:pPr>
       <w:r>
         <w:t>Ce diagramme présente les classes Account et Transaction ainsi que leurs services. Un compte peut être associé à plusieurs transactions, et les services permettent de consulter les comptes, de mettre à jour les soldes, d’enregistrer les transactions et d’effectuer des virements.</w:t>
       </w:r>
@@ -866,9 +860,6 @@
       </w:r>
     </w:p>
     <w:p>
-      <w:pPr>
-        <w:jc w:val="both"/>
-      </w:pPr>
       <w:r>
         <w:t xml:space="preserve">Le projet repose sur deux </w:t>
       </w:r>
@@ -906,9 +897,6 @@
       </w:r>
     </w:p>
     <w:p>
-      <w:pPr>
-        <w:jc w:val="both"/>
-      </w:pPr>
       <w:r>
         <w:t xml:space="preserve">L’accès web passe par une </w:t>
       </w:r>
@@ -1066,9 +1054,6 @@
       </w:r>
     </w:p>
     <w:p>
-      <w:pPr>
-        <w:jc w:val="both"/>
-      </w:pPr>
       <w:r>
         <w:t xml:space="preserve">Le microservice Account-Service comprend une entité Account, un repository étendant </w:t>
       </w:r>
@@ -1210,7 +1195,6 @@
     </w:p>
     <w:p>
       <w:pPr>
-        <w:jc w:val="both"/>
         <w:rPr>
           <w:lang w:val="en-US"/>
         </w:rPr>
@@ -1348,7 +1332,6 @@
         <w:t xml:space="preserve"> aux </w:t>
       </w:r>
       <w:proofErr w:type="spellStart"/>
-      <w:proofErr w:type="gramStart"/>
       <w:r>
         <w:rPr>
           <w:lang w:val="en-US"/>
@@ -1356,7 +1339,6 @@
         <w:t>informations</w:t>
       </w:r>
       <w:proofErr w:type="spellEnd"/>
-      <w:proofErr w:type="gramEnd"/>
       <w:r>
         <w:rPr>
           <w:lang w:val="en-US"/>
@@ -1432,6 +1414,99 @@
           <w:lang w:val="en-US"/>
         </w:rPr>
         <w:t>.</w:t>
+      </w:r>
+    </w:p>
+    <w:p>
+      <w:pPr>
+        <w:keepNext/>
+        <w:spacing w:after="0"/>
+      </w:pPr>
+      <w:r>
+        <w:drawing>
+          <wp:inline distT="0" distB="0" distL="0" distR="0" wp14:anchorId="5184B4F8" wp14:editId="51508ED8">
+            <wp:extent cx="5943600" cy="3242310"/>
+            <wp:effectExtent l="0" t="0" r="0" b="0"/>
+            <wp:docPr id="1386982232" name="Picture 1"/>
+            <wp:cNvGraphicFramePr>
+              <a:graphicFrameLocks xmlns:a="http://schemas.openxmlformats.org/drawingml/2006/main" noChangeAspect="1"/>
+            </wp:cNvGraphicFramePr>
+            <a:graphic xmlns:a="http://schemas.openxmlformats.org/drawingml/2006/main">
+              <a:graphicData uri="http://schemas.openxmlformats.org/drawingml/2006/picture">
+                <pic:pic xmlns:pic="http://schemas.openxmlformats.org/drawingml/2006/picture">
+                  <pic:nvPicPr>
+                    <pic:cNvPr id="1386982232" name=""/>
+                    <pic:cNvPicPr/>
+                  </pic:nvPicPr>
+                  <pic:blipFill>
+                    <a:blip r:embed="rId11"/>
+                    <a:stretch>
+                      <a:fillRect/>
+                    </a:stretch>
+                  </pic:blipFill>
+                  <pic:spPr>
+                    <a:xfrm>
+                      <a:off x="0" y="0"/>
+                      <a:ext cx="5943600" cy="3242310"/>
+                    </a:xfrm>
+                    <a:prstGeom prst="rect">
+                      <a:avLst/>
+                    </a:prstGeom>
+                  </pic:spPr>
+                </pic:pic>
+              </a:graphicData>
+            </a:graphic>
+          </wp:inline>
+        </w:drawing>
+      </w:r>
+    </w:p>
+    <w:p>
+      <w:pPr>
+        <w:pStyle w:val="Caption"/>
+        <w:jc w:val="center"/>
+        <w:rPr>
+          <w:lang w:val="en-US"/>
+        </w:rPr>
+      </w:pPr>
+      <w:r>
+        <w:t xml:space="preserve">Figure </w:t>
+      </w:r>
+      <w:r>
+        <w:fldChar w:fldCharType="begin"/>
+      </w:r>
+      <w:r>
+        <w:instrText xml:space="preserve"> SEQ Figure \* ARABIC </w:instrText>
+      </w:r>
+      <w:r>
+        <w:fldChar w:fldCharType="separate"/>
+      </w:r>
+      <w:r>
+        <w:rPr>
+          <w:noProof/>
+        </w:rPr>
+        <w:t>5</w:t>
+      </w:r>
+      <w:r>
+        <w:fldChar w:fldCharType="end"/>
+      </w:r>
+      <w:r>
+        <w:rPr>
+          <w:lang w:val="en-US"/>
+        </w:rPr>
+        <w:t xml:space="preserve">: </w:t>
+      </w:r>
+      <w:proofErr w:type="spellStart"/>
+      <w:r>
+        <w:rPr>
+          <w:lang w:val="en-US"/>
+        </w:rPr>
+        <w:t>Requete</w:t>
+      </w:r>
+      <w:proofErr w:type="spellEnd"/>
+      <w:r>
+        <w:rPr>
+          <w:lang w:val="en-US"/>
+        </w:rPr>
+        <w:t xml:space="preserve"> GET Transactions</w:t>
       </w:r>
     </w:p>
     <w:p>
@@ -1451,6 +1526,7 @@
       </w:pPr>
       <w:proofErr w:type="spellStart"/>
       <w:r>
+        <w:lastRenderedPageBreak/>
         <w:t>OpenFeign</w:t>
       </w:r>
       <w:proofErr w:type="spellEnd"/>
@@ -1458,12 +1534,76 @@
         <w:t xml:space="preserve"> et Resilience4J</w:t>
       </w:r>
     </w:p>
-    <w:p/>
-    <w:p>
-      <w:r>
-        <w:lastRenderedPageBreak/>
+    <w:p>
+      <w:pPr>
+        <w:pStyle w:val="Heading3"/>
+        <w:numPr>
+          <w:ilvl w:val="2"/>
+          <w:numId w:val="1"/>
+        </w:numPr>
+      </w:pPr>
+      <w:proofErr w:type="spellStart"/>
+      <w:r>
+        <w:t>OpenFeign</w:t>
+      </w:r>
+      <w:proofErr w:type="spellEnd"/>
+    </w:p>
+    <w:p>
+      <w:proofErr w:type="spellStart"/>
+      <w:r>
+        <w:t>OpenFeign</w:t>
+      </w:r>
+      <w:proofErr w:type="spellEnd"/>
+      <w:r>
+        <w:t xml:space="preserve"> simplifie la communication entre </w:t>
+      </w:r>
+      <w:proofErr w:type="spellStart"/>
+      <w:r>
+        <w:t>microservices</w:t>
+      </w:r>
+      <w:proofErr w:type="spellEnd"/>
+      <w:r>
+        <w:t xml:space="preserve"> grâce à une interface Java annotée avec @FeignClient. Les méthodes de cette interface décrivent les routes REST à appeler. Spring génère ensuite le client HTTP et transforme les réponses reçues en objets Java.</w:t>
+      </w:r>
+    </w:p>
+    <w:p>
+      <w:r>
+        <w:t xml:space="preserve">Dans Transaction-Service, nous avons créé l’interface </w:t>
+      </w:r>
+      <w:proofErr w:type="spellStart"/>
+      <w:r>
+        <w:t>AccountRestClient</w:t>
+      </w:r>
+      <w:proofErr w:type="spellEnd"/>
+      <w:r>
+        <w:t xml:space="preserve"> pour consulter Account-Service à partir de l’identifiant d’un compte. Ce client est injecté dans </w:t>
+      </w:r>
+      <w:proofErr w:type="spellStart"/>
+      <w:r>
+        <w:t>TransactionService</w:t>
+      </w:r>
+      <w:proofErr w:type="spellEnd"/>
+      <w:r>
+        <w:t xml:space="preserve"> pour compléter les transactions avec les informations du compte lors des consultations. Avant l’enregistrement, ces informations permettent de vérifier que le compte est accessible, actif et utilise la même devise que la transaction. Un </w:t>
+      </w:r>
+      <w:proofErr w:type="spellStart"/>
+      <w:r>
+        <w:t>fallback</w:t>
+      </w:r>
+      <w:proofErr w:type="spellEnd"/>
+      <w:r>
+        <w:t xml:space="preserve"> est également déclaré pour gérer l’indisponibilité d’Account-Service.</w:t>
+      </w:r>
+    </w:p>
+    <w:p>
+      <w:pPr>
+        <w:keepNext/>
+        <w:spacing w:after="0"/>
+        <w:jc w:val="center"/>
+      </w:pPr>
+      <w:r>
         <w:drawing>
-          <wp:inline distT="0" distB="0" distL="0" distR="0" wp14:anchorId="27AABF53" wp14:editId="12E79EAB">
+          <wp:inline distT="0" distB="0" distL="0" distR="0" wp14:anchorId="30784E5C" wp14:editId="77D8FB85">
             <wp:extent cx="5943600" cy="3079115"/>
             <wp:effectExtent l="0" t="0" r="0" b="6985"/>
             <wp:docPr id="1883706626" name="Picture 1"/>
@@ -1478,7 +1618,7 @@
                     <pic:cNvPicPr/>
                   </pic:nvPicPr>
                   <pic:blipFill>
-                    <a:blip r:embed="rId11"/>
+                    <a:blip r:embed="rId12"/>
                     <a:stretch>
                       <a:fillRect/>
                     </a:stretch>
@@ -1499,17 +1639,122 @@
         </w:drawing>
       </w:r>
     </w:p>
-    <w:p/>
-    <w:p/>
-    <w:p/>
-    <w:p/>
-    <w:p>
-      <w:r>
+    <w:p>
+      <w:pPr>
+        <w:pStyle w:val="Caption"/>
+        <w:jc w:val="center"/>
+      </w:pPr>
+      <w:r>
+        <w:t xml:space="preserve">Figure </w:t>
+      </w:r>
+      <w:r>
+        <w:fldChar w:fldCharType="begin"/>
+      </w:r>
+      <w:r>
+        <w:instrText xml:space="preserve"> SEQ Figure \* ARABIC </w:instrText>
+      </w:r>
+      <w:r>
+        <w:fldChar w:fldCharType="separate"/>
+      </w:r>
+      <w:r>
+        <w:rPr>
+          <w:noProof/>
+        </w:rPr>
+        <w:t>6</w:t>
+      </w:r>
+      <w:r>
+        <w:fldChar w:fldCharType="end"/>
+      </w:r>
+      <w:r>
+        <w:rPr>
+          <w:lang w:val="en-US"/>
+        </w:rPr>
+        <w:t xml:space="preserve">: </w:t>
+      </w:r>
+      <w:proofErr w:type="spellStart"/>
+      <w:r>
+        <w:rPr>
+          <w:lang w:val="en-US"/>
+        </w:rPr>
+        <w:t>Informations</w:t>
+      </w:r>
+      <w:proofErr w:type="spellEnd"/>
+      <w:r>
+        <w:rPr>
+          <w:lang w:val="en-US"/>
+        </w:rPr>
+        <w:t xml:space="preserve"> accounts visible avec </w:t>
+      </w:r>
+      <w:proofErr w:type="spellStart"/>
+      <w:r>
+        <w:rPr>
+          <w:lang w:val="en-US"/>
+        </w:rPr>
+        <w:t>OpenFeign</w:t>
+      </w:r>
+      <w:proofErr w:type="spellEnd"/>
+    </w:p>
+    <w:p>
+      <w:pPr>
+        <w:pStyle w:val="Heading3"/>
+        <w:numPr>
+          <w:ilvl w:val="2"/>
+          <w:numId w:val="1"/>
+        </w:numPr>
+      </w:pPr>
+      <w:r>
+        <w:t>Resilience4J</w:t>
+      </w:r>
+    </w:p>
+    <w:p>
+      <w:r>
+        <w:t xml:space="preserve">La tolérance aux pannes est assurée par Resilience4J, intégré au client </w:t>
+      </w:r>
+      <w:proofErr w:type="spellStart"/>
+      <w:r>
+        <w:t>OpenFeign</w:t>
+      </w:r>
+      <w:proofErr w:type="spellEnd"/>
+      <w:r>
+        <w:t xml:space="preserve">. Lorsque </w:t>
+      </w:r>
+      <w:proofErr w:type="spellStart"/>
+      <w:r>
+        <w:t>account</w:t>
+      </w:r>
+      <w:proofErr w:type="spellEnd"/>
+      <w:r>
+        <w:t xml:space="preserve">-service est indisponible, un </w:t>
+      </w:r>
+      <w:proofErr w:type="spellStart"/>
+      <w:r>
+        <w:t>fallback</w:t>
+      </w:r>
+      <w:proofErr w:type="spellEnd"/>
+      <w:r>
+        <w:t xml:space="preserve"> permet de consulter les transactions avec </w:t>
+      </w:r>
+      <w:proofErr w:type="spellStart"/>
+      <w:r>
+        <w:t>account</w:t>
+      </w:r>
+      <w:proofErr w:type="spellEnd"/>
+      <w:r>
+        <w:t>: null. La création d’une transaction est refusée avec le statut HTTP 503, car le compte ne peut pas être vérifié. Après rétablissement du service, les informations des comptes sont de nouveau accessibles.</w:t>
+      </w:r>
+    </w:p>
+    <w:p>
+      <w:pPr>
+        <w:keepNext/>
+        <w:spacing w:after="0"/>
+      </w:pPr>
+      <w:r>
+        <w:lastRenderedPageBreak/>
         <w:drawing>
-          <wp:inline distT="0" distB="0" distL="0" distR="0" wp14:anchorId="11715834" wp14:editId="4FB31571">
-            <wp:extent cx="5943600" cy="3242310"/>
-            <wp:effectExtent l="0" t="0" r="0" b="0"/>
-            <wp:docPr id="1386982232" name="Picture 1"/>
+          <wp:inline distT="0" distB="0" distL="0" distR="0" wp14:anchorId="3630DF88" wp14:editId="29441C5C">
+            <wp:extent cx="5943600" cy="2245420"/>
+            <wp:effectExtent l="0" t="0" r="0" b="2540"/>
+            <wp:docPr id="1127535337" name="Picture 1"/>
             <wp:cNvGraphicFramePr>
               <a:graphicFrameLocks xmlns:a="http://schemas.openxmlformats.org/drawingml/2006/main" noChangeAspect="1"/>
             </wp:cNvGraphicFramePr>
@@ -1517,11 +1762,227 @@
               <a:graphicData uri="http://schemas.openxmlformats.org/drawingml/2006/picture">
                 <pic:pic xmlns:pic="http://schemas.openxmlformats.org/drawingml/2006/picture">
                   <pic:nvPicPr>
-                    <pic:cNvPr id="1386982232" name=""/>
+                    <pic:cNvPr id="1127535337" name=""/>
+                    <pic:cNvPicPr/>
+                  </pic:nvPicPr>
+                  <pic:blipFill rotWithShape="1">
+                    <a:blip r:embed="rId13"/>
+                    <a:srcRect b="19193"/>
+                    <a:stretch>
+                      <a:fillRect/>
+                    </a:stretch>
+                  </pic:blipFill>
+                  <pic:spPr bwMode="auto">
+                    <a:xfrm>
+                      <a:off x="0" y="0"/>
+                      <a:ext cx="5943600" cy="2245420"/>
+                    </a:xfrm>
+                    <a:prstGeom prst="rect">
+                      <a:avLst/>
+                    </a:prstGeom>
+                    <a:ln>
+                      <a:noFill/>
+                    </a:ln>
+                    <a:extLst>
+                      <a:ext uri="{53640926-AAD7-44D8-BBD7-CCE9431645EC}">
+                        <a14:shadowObscured xmlns:a14="http://schemas.microsoft.com/office/drawing/2010/main"/>
+                      </a:ext>
+                    </a:extLst>
+                  </pic:spPr>
+                </pic:pic>
+              </a:graphicData>
+            </a:graphic>
+          </wp:inline>
+        </w:drawing>
+      </w:r>
+    </w:p>
+    <w:p>
+      <w:pPr>
+        <w:pStyle w:val="Caption"/>
+        <w:jc w:val="center"/>
+      </w:pPr>
+      <w:r>
+        <w:t xml:space="preserve">Figure </w:t>
+      </w:r>
+      <w:r>
+        <w:fldChar w:fldCharType="begin"/>
+      </w:r>
+      <w:r>
+        <w:instrText xml:space="preserve"> SEQ Figure \* ARABIC </w:instrText>
+      </w:r>
+      <w:r>
+        <w:fldChar w:fldCharType="separate"/>
+      </w:r>
+      <w:r>
+        <w:rPr>
+          <w:noProof/>
+        </w:rPr>
+        <w:t>7</w:t>
+      </w:r>
+      <w:r>
+        <w:fldChar w:fldCharType="end"/>
+      </w:r>
+      <w:r>
+        <w:rPr>
+          <w:lang w:val="en-US"/>
+        </w:rPr>
+        <w:t xml:space="preserve">: </w:t>
+      </w:r>
+      <w:r>
+        <w:rPr>
+          <w:lang w:val="en-US"/>
+        </w:rPr>
+        <w:t xml:space="preserve"> Consultation des transactions avec les </w:t>
+      </w:r>
+      <w:proofErr w:type="spellStart"/>
+      <w:r>
+        <w:rPr>
+          <w:lang w:val="en-US"/>
+        </w:rPr>
+        <w:t>détails</w:t>
+      </w:r>
+      <w:proofErr w:type="spellEnd"/>
+      <w:r>
+        <w:rPr>
+          <w:lang w:val="en-US"/>
+        </w:rPr>
+        <w:t xml:space="preserve"> du compte</w:t>
+      </w:r>
+    </w:p>
+    <w:p>
+      <w:pPr>
+        <w:keepNext/>
+        <w:spacing w:after="0"/>
+      </w:pPr>
+      <w:r>
+        <w:drawing>
+          <wp:inline distT="0" distB="0" distL="0" distR="0" wp14:anchorId="3F92AE9A" wp14:editId="3728CAC5">
+            <wp:extent cx="5943600" cy="2862234"/>
+            <wp:effectExtent l="0" t="0" r="0" b="0"/>
+            <wp:docPr id="602068119" name="Picture 1"/>
+            <wp:cNvGraphicFramePr>
+              <a:graphicFrameLocks xmlns:a="http://schemas.openxmlformats.org/drawingml/2006/main" noChangeAspect="1"/>
+            </wp:cNvGraphicFramePr>
+            <a:graphic xmlns:a="http://schemas.openxmlformats.org/drawingml/2006/main">
+              <a:graphicData uri="http://schemas.openxmlformats.org/drawingml/2006/picture">
+                <pic:pic xmlns:pic="http://schemas.openxmlformats.org/drawingml/2006/picture">
+                  <pic:nvPicPr>
+                    <pic:cNvPr id="602068119" name=""/>
+                    <pic:cNvPicPr/>
+                  </pic:nvPicPr>
+                  <pic:blipFill rotWithShape="1">
+                    <a:blip r:embed="rId14"/>
+                    <a:srcRect b="19810"/>
+                    <a:stretch>
+                      <a:fillRect/>
+                    </a:stretch>
+                  </pic:blipFill>
+                  <pic:spPr bwMode="auto">
+                    <a:xfrm>
+                      <a:off x="0" y="0"/>
+                      <a:ext cx="5943600" cy="2862234"/>
+                    </a:xfrm>
+                    <a:prstGeom prst="rect">
+                      <a:avLst/>
+                    </a:prstGeom>
+                    <a:ln>
+                      <a:noFill/>
+                    </a:ln>
+                    <a:extLst>
+                      <a:ext uri="{53640926-AAD7-44D8-BBD7-CCE9431645EC}">
+                        <a14:shadowObscured xmlns:a14="http://schemas.microsoft.com/office/drawing/2010/main"/>
+                      </a:ext>
+                    </a:extLst>
+                  </pic:spPr>
+                </pic:pic>
+              </a:graphicData>
+            </a:graphic>
+          </wp:inline>
+        </w:drawing>
+      </w:r>
+    </w:p>
+    <w:p>
+      <w:pPr>
+        <w:pStyle w:val="Caption"/>
+        <w:jc w:val="center"/>
+      </w:pPr>
+      <w:r>
+        <w:t xml:space="preserve">Figure </w:t>
+      </w:r>
+      <w:r>
+        <w:fldChar w:fldCharType="begin"/>
+      </w:r>
+      <w:r>
+        <w:instrText xml:space="preserve"> SEQ Figure \* ARABIC </w:instrText>
+      </w:r>
+      <w:r>
+        <w:fldChar w:fldCharType="separate"/>
+      </w:r>
+      <w:r>
+        <w:rPr>
+          <w:noProof/>
+        </w:rPr>
+        <w:t>8</w:t>
+      </w:r>
+      <w:r>
+        <w:fldChar w:fldCharType="end"/>
+      </w:r>
+      <w:r>
+        <w:rPr>
+          <w:lang w:val="en-US"/>
+        </w:rPr>
+        <w:t xml:space="preserve">: </w:t>
+      </w:r>
+      <w:r>
+        <w:rPr>
+          <w:lang w:val="en-US"/>
+        </w:rPr>
+        <w:t xml:space="preserve">Fallback : transactions </w:t>
+      </w:r>
+      <w:proofErr w:type="spellStart"/>
+      <w:r>
+        <w:rPr>
+          <w:lang w:val="en-US"/>
+        </w:rPr>
+        <w:t>accessibles</w:t>
+      </w:r>
+      <w:proofErr w:type="spellEnd"/>
+      <w:r>
+        <w:rPr>
+          <w:lang w:val="en-US"/>
+        </w:rPr>
+        <w:t xml:space="preserve"> malgré la pann</w:t>
+      </w:r>
+      <w:r>
+        <w:rPr>
+          <w:lang w:val="en-US"/>
+        </w:rPr>
+        <w:t>e</w:t>
+      </w:r>
+    </w:p>
+    <w:p>
+      <w:pPr>
+        <w:keepNext/>
+        <w:spacing w:after="0"/>
+      </w:pPr>
+      <w:r>
+        <w:drawing>
+          <wp:inline distT="0" distB="0" distL="0" distR="0" wp14:anchorId="1B318F2E" wp14:editId="38BEF8D6">
+            <wp:extent cx="5943600" cy="2206625"/>
+            <wp:effectExtent l="0" t="0" r="0" b="3175"/>
+            <wp:docPr id="1664514322" name="Picture 1"/>
+            <wp:cNvGraphicFramePr>
+              <a:graphicFrameLocks xmlns:a="http://schemas.openxmlformats.org/drawingml/2006/main" noChangeAspect="1"/>
+            </wp:cNvGraphicFramePr>
+            <a:graphic xmlns:a="http://schemas.openxmlformats.org/drawingml/2006/main">
+              <a:graphicData uri="http://schemas.openxmlformats.org/drawingml/2006/picture">
+                <pic:pic xmlns:pic="http://schemas.openxmlformats.org/drawingml/2006/picture">
+                  <pic:nvPicPr>
+                    <pic:cNvPr id="1664514322" name=""/>
                     <pic:cNvPicPr/>
                   </pic:nvPicPr>
                   <pic:blipFill>
-                    <a:blip r:embed="rId12"/>
+                    <a:blip r:embed="rId15"/>
                     <a:stretch>
                       <a:fillRect/>
                     </a:stretch>
@@ -1529,7 +1990,7 @@
                   <pic:spPr>
                     <a:xfrm>
                       <a:off x="0" y="0"/>
-                      <a:ext cx="5943600" cy="3242310"/>
+                      <a:ext cx="5943600" cy="2206625"/>
                     </a:xfrm>
                     <a:prstGeom prst="rect">
                       <a:avLst/>
@@ -1543,8 +2004,90 @@
       </w:r>
     </w:p>
     <w:p>
-      <w:r>
-        <w:lastRenderedPageBreak/>
+      <w:pPr>
+        <w:pStyle w:val="Caption"/>
+        <w:jc w:val="center"/>
+      </w:pPr>
+      <w:r>
+        <w:t xml:space="preserve">Figure </w:t>
+      </w:r>
+      <w:r>
+        <w:fldChar w:fldCharType="begin"/>
+      </w:r>
+      <w:r>
+        <w:instrText xml:space="preserve"> SEQ Figure \* ARABIC </w:instrText>
+      </w:r>
+      <w:r>
+        <w:fldChar w:fldCharType="separate"/>
+      </w:r>
+      <w:r>
+        <w:rPr>
+          <w:noProof/>
+        </w:rPr>
+        <w:t>9</w:t>
+      </w:r>
+      <w:r>
+        <w:fldChar w:fldCharType="end"/>
+      </w:r>
+      <w:r>
+        <w:rPr>
+          <w:lang w:val="en-US"/>
+        </w:rPr>
+        <w:t xml:space="preserve">: </w:t>
+      </w:r>
+      <w:r>
+        <w:rPr>
+          <w:lang w:val="en-US"/>
+        </w:rPr>
+        <w:t xml:space="preserve"> </w:t>
+      </w:r>
+      <w:proofErr w:type="spellStart"/>
+      <w:r>
+        <w:rPr>
+          <w:lang w:val="en-US"/>
+        </w:rPr>
+        <w:t>Création</w:t>
+      </w:r>
+      <w:proofErr w:type="spellEnd"/>
+      <w:r>
+        <w:rPr>
+          <w:lang w:val="en-US"/>
+        </w:rPr>
+        <w:t xml:space="preserve"> </w:t>
+      </w:r>
+      <w:proofErr w:type="spellStart"/>
+      <w:r>
+        <w:rPr>
+          <w:lang w:val="en-US"/>
+        </w:rPr>
+        <w:t>refusée</w:t>
+      </w:r>
+      <w:proofErr w:type="spellEnd"/>
+      <w:r>
+        <w:rPr>
+          <w:lang w:val="en-US"/>
+        </w:rPr>
+        <w:t xml:space="preserve"> pendant la pann</w:t>
+      </w:r>
+      <w:r>
+        <w:rPr>
+          <w:lang w:val="en-US"/>
+        </w:rPr>
+        <w:t>e :</w:t>
+      </w:r>
+      <w:r>
+        <w:rPr>
+          <w:lang w:val="en-US"/>
+        </w:rPr>
+        <w:t xml:space="preserve"> HTTP 503</w:t>
+      </w:r>
+    </w:p>
+    <w:p/>
+    <w:p/>
+    <w:p/>
+    <w:p/>
+    <w:p>
+      <w:r>
         <w:drawing>
           <wp:inline distT="0" distB="0" distL="0" distR="0" wp14:anchorId="461C2D86" wp14:editId="3FB2937F">
             <wp:extent cx="5943600" cy="2795270"/>
@@ -1561,7 +2104,7 @@
                     <pic:cNvPicPr/>
                   </pic:nvPicPr>
                   <pic:blipFill>
-                    <a:blip r:embed="rId13"/>
+                    <a:blip r:embed="rId16"/>
                     <a:stretch>
                       <a:fillRect/>
                     </a:stretch>
@@ -1600,7 +2143,7 @@
                     <pic:cNvPicPr/>
                   </pic:nvPicPr>
                   <pic:blipFill>
-                    <a:blip r:embed="rId14"/>
+                    <a:blip r:embed="rId17"/>
                     <a:stretch>
                       <a:fillRect/>
                     </a:stretch>
@@ -1633,9 +2176,36 @@
       </w:pPr>
       <w:r>
         <w:lastRenderedPageBreak/>
-        <w:t>B</w:t>
-      </w:r>
-    </w:p>
+        <w:t>Les micro-services techniques</w:t>
+      </w:r>
+    </w:p>
+    <w:p>
+      <w:pPr>
+        <w:pStyle w:val="Heading2"/>
+        <w:numPr>
+          <w:ilvl w:val="1"/>
+          <w:numId w:val="1"/>
+        </w:numPr>
+      </w:pPr>
+      <w:r>
+        <w:t>Spring Cloud Gateway</w:t>
+      </w:r>
+    </w:p>
+    <w:p/>
+    <w:p>
+      <w:r>
+        <w:t xml:space="preserve">Spring Cloud Gateway sert de point d’entrée unique vers les </w:t>
+      </w:r>
+      <w:proofErr w:type="spellStart"/>
+      <w:r>
+        <w:t>microservices</w:t>
+      </w:r>
+      <w:proofErr w:type="spellEnd"/>
+      <w:r>
+        <w:t xml:space="preserve"> de notre plateforme bancaire. Il reçoit les requêtes des clients et les redirige vers le service concerné selon les routes configurées. Par exemple, une requête de consultation des comptes est dirigée vers Account-Service, tandis qu’une requête de consultation des transactions est dirigée vers Transaction-Service. Les clients peuvent ainsi accéder aux différents services à travers une même adresse.</w:t>
+      </w:r>
+    </w:p>
+    <w:p/>
     <w:p>
       <w:pPr>
         <w:pStyle w:val="Heading1"/>
@@ -1680,11 +2250,9 @@
           <w:numId w:val="1"/>
         </w:numPr>
       </w:pPr>
-      <w:proofErr w:type="gramStart"/>
       <w:r>
         <w:t>f</w:t>
       </w:r>
-      <w:proofErr w:type="gramEnd"/>
     </w:p>
     <w:sectPr>
       <w:pgSz w:w="12240" w:h="15840"/>
@@ -2227,7 +2795,10 @@
   <w:style w:type="paragraph" w:default="1" w:styleId="Normal">
     <w:name w:val="Normal"/>
     <w:qFormat/>
-    <w:rsid w:val="00E707A7"/>
+    <w:rsid w:val="00666E50"/>
+    <w:pPr>
+      <w:jc w:val="both"/>
+    </w:pPr>
     <w:rPr>
       <w:rFonts w:ascii="Cambria" w:hAnsi="Cambria"/>
       <w:lang w:val="fr-FR"/>
@@ -2282,7 +2853,6 @@
     <w:next w:val="Normal"/>
     <w:link w:val="Heading3Char"/>
     <w:uiPriority w:val="9"/>
-    <w:semiHidden/>
     <w:unhideWhenUsed/>
     <w:qFormat/>
     <w:rsid w:val="00E707A7"/>
@@ -2490,7 +3060,6 @@
     <w:basedOn w:val="DefaultParagraphFont"/>
     <w:link w:val="Heading3"/>
     <w:uiPriority w:val="9"/>
-    <w:semiHidden/>
     <w:rsid w:val="00E707A7"/>
     <w:rPr>
       <w:rFonts w:eastAsiaTheme="majorEastAsia" w:cstheme="majorBidi"/>

--- a/NAZIH_Youssef_ADRIA_PFE_27.docx
+++ b/NAZIH_Youssef_ADRIA_PFE_27.docx
@@ -1332,6 +1332,7 @@
         <w:t xml:space="preserve"> aux </w:t>
       </w:r>
       <w:proofErr w:type="spellStart"/>
+      <w:proofErr w:type="gramStart"/>
       <w:r>
         <w:rPr>
           <w:lang w:val="en-US"/>
@@ -1339,6 +1340,7 @@
         <w:t>informations</w:t>
       </w:r>
       <w:proofErr w:type="spellEnd"/>
+      <w:proofErr w:type="gramEnd"/>
       <w:r>
         <w:rPr>
           <w:lang w:val="en-US"/>
@@ -1735,12 +1737,17 @@
         <w:t xml:space="preserve"> permet de consulter les transactions avec </w:t>
       </w:r>
       <w:proofErr w:type="spellStart"/>
+      <w:proofErr w:type="gramStart"/>
       <w:r>
         <w:t>account</w:t>
       </w:r>
       <w:proofErr w:type="spellEnd"/>
       <w:r>
-        <w:t>: null. La création d’une transaction est refusée avec le statut HTTP 503, car le compte ne peut pas être vérifié. Après rétablissement du service, les informations des comptes sont de nouveau accessibles.</w:t>
+        <w:t>:</w:t>
+      </w:r>
+      <w:proofErr w:type="gramEnd"/>
+      <w:r>
+        <w:t xml:space="preserve"> null. La création d’une transaction est refusée avec le statut HTTP 503, car le compte ne peut pas être vérifié. Après rétablissement du service, les informations des comptes sont de nouveau accessibles.</w:t>
       </w:r>
     </w:p>
     <w:p>
@@ -2191,7 +2198,6 @@
         <w:t>Spring Cloud Gateway</w:t>
       </w:r>
     </w:p>
-    <w:p/>
     <w:p>
       <w:r>
         <w:t xml:space="preserve">Spring Cloud Gateway sert de point d’entrée unique vers les </w:t>
@@ -2203,6 +2209,515 @@
       <w:proofErr w:type="spellEnd"/>
       <w:r>
         <w:t xml:space="preserve"> de notre plateforme bancaire. Il reçoit les requêtes des clients et les redirige vers le service concerné selon les routes configurées. Par exemple, une requête de consultation des comptes est dirigée vers Account-Service, tandis qu’une requête de consultation des transactions est dirigée vers Transaction-Service. Les clients peuvent ainsi accéder aux différents services à travers une même adresse.</w:t>
+      </w:r>
+    </w:p>
+    <w:p>
+      <w:r>
+        <w:drawing>
+          <wp:inline distT="0" distB="0" distL="0" distR="0" wp14:anchorId="535F6753" wp14:editId="2C2D2981">
+            <wp:extent cx="5942659" cy="3792867"/>
+            <wp:effectExtent l="0" t="0" r="1270" b="0"/>
+            <wp:docPr id="1435228890" name="Picture 1"/>
+            <wp:cNvGraphicFramePr>
+              <a:graphicFrameLocks xmlns:a="http://schemas.openxmlformats.org/drawingml/2006/main" noChangeAspect="1"/>
+            </wp:cNvGraphicFramePr>
+            <a:graphic xmlns:a="http://schemas.openxmlformats.org/drawingml/2006/main">
+              <a:graphicData uri="http://schemas.openxmlformats.org/drawingml/2006/picture">
+                <pic:pic xmlns:pic="http://schemas.openxmlformats.org/drawingml/2006/picture">
+                  <pic:nvPicPr>
+                    <pic:cNvPr id="1435228890" name=""/>
+                    <pic:cNvPicPr/>
+                  </pic:nvPicPr>
+                  <pic:blipFill rotWithShape="1">
+                    <a:blip r:embed="rId18"/>
+                    <a:srcRect b="20273"/>
+                    <a:stretch>
+                      <a:fillRect/>
+                    </a:stretch>
+                  </pic:blipFill>
+                  <pic:spPr bwMode="auto">
+                    <a:xfrm>
+                      <a:off x="0" y="0"/>
+                      <a:ext cx="5943600" cy="3793467"/>
+                    </a:xfrm>
+                    <a:prstGeom prst="rect">
+                      <a:avLst/>
+                    </a:prstGeom>
+                    <a:ln>
+                      <a:noFill/>
+                    </a:ln>
+                    <a:extLst>
+                      <a:ext uri="{53640926-AAD7-44D8-BBD7-CCE9431645EC}">
+                        <a14:shadowObscured xmlns:a14="http://schemas.microsoft.com/office/drawing/2010/main"/>
+                      </a:ext>
+                    </a:extLst>
+                  </pic:spPr>
+                </pic:pic>
+              </a:graphicData>
+            </a:graphic>
+          </wp:inline>
+        </w:drawing>
+      </w:r>
+    </w:p>
+    <w:p>
+      <w:pPr>
+        <w:pStyle w:val="Heading2"/>
+        <w:numPr>
+          <w:ilvl w:val="1"/>
+          <w:numId w:val="1"/>
+        </w:numPr>
+      </w:pPr>
+      <w:r>
+        <w:t>Eureka Discovery Service</w:t>
+      </w:r>
+    </w:p>
+    <w:p>
+      <w:pPr>
+        <w:rPr>
+          <w:lang w:val="en-US"/>
+        </w:rPr>
+      </w:pPr>
+      <w:r>
+        <w:rPr>
+          <w:lang w:val="en-US"/>
+        </w:rPr>
+        <w:t xml:space="preserve">Eureka Discovery Service </w:t>
+      </w:r>
+      <w:proofErr w:type="spellStart"/>
+      <w:r>
+        <w:rPr>
+          <w:lang w:val="en-US"/>
+        </w:rPr>
+        <w:t>permet</w:t>
+      </w:r>
+      <w:proofErr w:type="spellEnd"/>
+      <w:r>
+        <w:rPr>
+          <w:lang w:val="en-US"/>
+        </w:rPr>
+        <w:t xml:space="preserve"> aux microservices de se </w:t>
+      </w:r>
+      <w:proofErr w:type="spellStart"/>
+      <w:r>
+        <w:rPr>
+          <w:lang w:val="en-US"/>
+        </w:rPr>
+        <w:t>découvrir</w:t>
+      </w:r>
+      <w:proofErr w:type="spellEnd"/>
+      <w:r>
+        <w:rPr>
+          <w:lang w:val="en-US"/>
+        </w:rPr>
+        <w:t xml:space="preserve"> sans </w:t>
+      </w:r>
+      <w:proofErr w:type="spellStart"/>
+      <w:r>
+        <w:rPr>
+          <w:lang w:val="en-US"/>
+        </w:rPr>
+        <w:t>connaître</w:t>
+      </w:r>
+      <w:proofErr w:type="spellEnd"/>
+      <w:r>
+        <w:rPr>
+          <w:lang w:val="en-US"/>
+        </w:rPr>
+        <w:t xml:space="preserve"> </w:t>
+      </w:r>
+      <w:proofErr w:type="spellStart"/>
+      <w:r>
+        <w:rPr>
+          <w:lang w:val="en-US"/>
+        </w:rPr>
+        <w:t>directement</w:t>
+      </w:r>
+      <w:proofErr w:type="spellEnd"/>
+      <w:r>
+        <w:rPr>
+          <w:lang w:val="en-US"/>
+        </w:rPr>
+        <w:t xml:space="preserve"> </w:t>
+      </w:r>
+      <w:proofErr w:type="spellStart"/>
+      <w:r>
+        <w:rPr>
+          <w:lang w:val="en-US"/>
+        </w:rPr>
+        <w:t>leurs</w:t>
+      </w:r>
+      <w:proofErr w:type="spellEnd"/>
+      <w:r>
+        <w:rPr>
+          <w:lang w:val="en-US"/>
+        </w:rPr>
+        <w:t xml:space="preserve"> </w:t>
+      </w:r>
+      <w:proofErr w:type="spellStart"/>
+      <w:r>
+        <w:rPr>
+          <w:lang w:val="en-US"/>
+        </w:rPr>
+        <w:t>adresses</w:t>
+      </w:r>
+      <w:proofErr w:type="spellEnd"/>
+      <w:r>
+        <w:rPr>
+          <w:lang w:val="en-US"/>
+        </w:rPr>
+        <w:t xml:space="preserve"> et </w:t>
+      </w:r>
+      <w:proofErr w:type="spellStart"/>
+      <w:r>
+        <w:rPr>
+          <w:lang w:val="en-US"/>
+        </w:rPr>
+        <w:t>leurs</w:t>
+      </w:r>
+      <w:proofErr w:type="spellEnd"/>
+      <w:r>
+        <w:rPr>
+          <w:lang w:val="en-US"/>
+        </w:rPr>
+        <w:t xml:space="preserve"> ports. </w:t>
+      </w:r>
+      <w:proofErr w:type="spellStart"/>
+      <w:r>
+        <w:rPr>
+          <w:lang w:val="en-US"/>
+        </w:rPr>
+        <w:t>Chaque</w:t>
+      </w:r>
+      <w:proofErr w:type="spellEnd"/>
+      <w:r>
+        <w:rPr>
+          <w:lang w:val="en-US"/>
+        </w:rPr>
+        <w:t xml:space="preserve"> service </w:t>
+      </w:r>
+      <w:proofErr w:type="spellStart"/>
+      <w:r>
+        <w:rPr>
+          <w:lang w:val="en-US"/>
+        </w:rPr>
+        <w:t>s’enregistre</w:t>
+      </w:r>
+      <w:proofErr w:type="spellEnd"/>
+      <w:r>
+        <w:rPr>
+          <w:lang w:val="en-US"/>
+        </w:rPr>
+        <w:t xml:space="preserve"> </w:t>
+      </w:r>
+      <w:proofErr w:type="spellStart"/>
+      <w:r>
+        <w:rPr>
+          <w:lang w:val="en-US"/>
+        </w:rPr>
+        <w:t>auprès</w:t>
+      </w:r>
+      <w:proofErr w:type="spellEnd"/>
+      <w:r>
+        <w:rPr>
+          <w:lang w:val="en-US"/>
+        </w:rPr>
+        <w:t xml:space="preserve"> du serveur Eureka avec son nom et </w:t>
+      </w:r>
+      <w:proofErr w:type="spellStart"/>
+      <w:r>
+        <w:rPr>
+          <w:lang w:val="en-US"/>
+        </w:rPr>
+        <w:t>ses</w:t>
+      </w:r>
+      <w:proofErr w:type="spellEnd"/>
+      <w:r>
+        <w:rPr>
+          <w:lang w:val="en-US"/>
+        </w:rPr>
+        <w:t xml:space="preserve"> </w:t>
+      </w:r>
+      <w:proofErr w:type="spellStart"/>
+      <w:proofErr w:type="gramStart"/>
+      <w:r>
+        <w:rPr>
+          <w:lang w:val="en-US"/>
+        </w:rPr>
+        <w:t>informations</w:t>
+      </w:r>
+      <w:proofErr w:type="spellEnd"/>
+      <w:proofErr w:type="gramEnd"/>
+      <w:r>
+        <w:rPr>
+          <w:lang w:val="en-US"/>
+        </w:rPr>
+        <w:t xml:space="preserve"> de </w:t>
+      </w:r>
+      <w:proofErr w:type="spellStart"/>
+      <w:r>
+        <w:rPr>
+          <w:lang w:val="en-US"/>
+        </w:rPr>
+        <w:t>connexion</w:t>
+      </w:r>
+      <w:proofErr w:type="spellEnd"/>
+      <w:r>
+        <w:rPr>
+          <w:lang w:val="en-US"/>
+        </w:rPr>
+        <w:t xml:space="preserve">. Les </w:t>
+      </w:r>
+      <w:proofErr w:type="spellStart"/>
+      <w:r>
+        <w:rPr>
+          <w:lang w:val="en-US"/>
+        </w:rPr>
+        <w:t>autres</w:t>
+      </w:r>
+      <w:proofErr w:type="spellEnd"/>
+      <w:r>
+        <w:rPr>
+          <w:lang w:val="en-US"/>
+        </w:rPr>
+        <w:t xml:space="preserve"> </w:t>
+      </w:r>
+      <w:proofErr w:type="spellStart"/>
+      <w:r>
+        <w:rPr>
+          <w:lang w:val="en-US"/>
+        </w:rPr>
+        <w:t>composants</w:t>
+      </w:r>
+      <w:proofErr w:type="spellEnd"/>
+      <w:r>
+        <w:rPr>
+          <w:lang w:val="en-US"/>
+        </w:rPr>
+        <w:t xml:space="preserve"> </w:t>
+      </w:r>
+      <w:proofErr w:type="spellStart"/>
+      <w:r>
+        <w:rPr>
+          <w:lang w:val="en-US"/>
+        </w:rPr>
+        <w:t>peuvent</w:t>
+      </w:r>
+      <w:proofErr w:type="spellEnd"/>
+      <w:r>
+        <w:rPr>
+          <w:lang w:val="en-US"/>
+        </w:rPr>
+        <w:t xml:space="preserve"> ensuite </w:t>
+      </w:r>
+      <w:proofErr w:type="spellStart"/>
+      <w:r>
+        <w:rPr>
+          <w:lang w:val="en-US"/>
+        </w:rPr>
+        <w:t>retrouver</w:t>
+      </w:r>
+      <w:proofErr w:type="spellEnd"/>
+      <w:r>
+        <w:rPr>
+          <w:lang w:val="en-US"/>
+        </w:rPr>
+        <w:t xml:space="preserve"> </w:t>
+      </w:r>
+      <w:proofErr w:type="spellStart"/>
+      <w:r>
+        <w:rPr>
+          <w:lang w:val="en-US"/>
+        </w:rPr>
+        <w:t>ce</w:t>
+      </w:r>
+      <w:proofErr w:type="spellEnd"/>
+      <w:r>
+        <w:rPr>
+          <w:lang w:val="en-US"/>
+        </w:rPr>
+        <w:t xml:space="preserve"> service à </w:t>
+      </w:r>
+      <w:proofErr w:type="spellStart"/>
+      <w:r>
+        <w:rPr>
+          <w:lang w:val="en-US"/>
+        </w:rPr>
+        <w:t>partir</w:t>
+      </w:r>
+      <w:proofErr w:type="spellEnd"/>
+      <w:r>
+        <w:rPr>
+          <w:lang w:val="en-US"/>
+        </w:rPr>
+        <w:t xml:space="preserve"> de son nom. Dans </w:t>
+      </w:r>
+      <w:proofErr w:type="spellStart"/>
+      <w:r>
+        <w:rPr>
+          <w:lang w:val="en-US"/>
+        </w:rPr>
+        <w:t>notre</w:t>
+      </w:r>
+      <w:proofErr w:type="spellEnd"/>
+      <w:r>
+        <w:rPr>
+          <w:lang w:val="en-US"/>
+        </w:rPr>
+        <w:t xml:space="preserve"> </w:t>
+      </w:r>
+      <w:proofErr w:type="spellStart"/>
+      <w:r>
+        <w:rPr>
+          <w:lang w:val="en-US"/>
+        </w:rPr>
+        <w:t>plateforme</w:t>
+      </w:r>
+      <w:proofErr w:type="spellEnd"/>
+      <w:r>
+        <w:rPr>
+          <w:lang w:val="en-US"/>
+        </w:rPr>
+        <w:t xml:space="preserve">, </w:t>
+      </w:r>
+      <w:proofErr w:type="spellStart"/>
+      <w:r>
+        <w:rPr>
+          <w:lang w:val="en-US"/>
+        </w:rPr>
+        <w:t>ce</w:t>
+      </w:r>
+      <w:proofErr w:type="spellEnd"/>
+      <w:r>
+        <w:rPr>
+          <w:lang w:val="en-US"/>
+        </w:rPr>
+        <w:t xml:space="preserve"> </w:t>
+      </w:r>
+      <w:proofErr w:type="spellStart"/>
+      <w:r>
+        <w:rPr>
+          <w:lang w:val="en-US"/>
+        </w:rPr>
+        <w:t>mécanisme</w:t>
+      </w:r>
+      <w:proofErr w:type="spellEnd"/>
+      <w:r>
+        <w:rPr>
+          <w:lang w:val="en-US"/>
+        </w:rPr>
+        <w:t xml:space="preserve"> </w:t>
+      </w:r>
+      <w:proofErr w:type="spellStart"/>
+      <w:r>
+        <w:rPr>
+          <w:lang w:val="en-US"/>
+        </w:rPr>
+        <w:t>permet</w:t>
+      </w:r>
+      <w:proofErr w:type="spellEnd"/>
+      <w:r>
+        <w:rPr>
+          <w:lang w:val="en-US"/>
+        </w:rPr>
+        <w:t xml:space="preserve"> </w:t>
+      </w:r>
+      <w:proofErr w:type="spellStart"/>
+      <w:r>
+        <w:rPr>
+          <w:lang w:val="en-US"/>
+        </w:rPr>
+        <w:t>notamment</w:t>
+      </w:r>
+      <w:proofErr w:type="spellEnd"/>
+      <w:r>
+        <w:rPr>
+          <w:lang w:val="en-US"/>
+        </w:rPr>
+        <w:t xml:space="preserve"> à </w:t>
+      </w:r>
+      <w:proofErr w:type="spellStart"/>
+      <w:r>
+        <w:rPr>
+          <w:lang w:val="en-US"/>
+        </w:rPr>
+        <w:t>OpenFeign</w:t>
+      </w:r>
+      <w:proofErr w:type="spellEnd"/>
+      <w:r>
+        <w:rPr>
+          <w:lang w:val="en-US"/>
+        </w:rPr>
+        <w:t xml:space="preserve"> de </w:t>
+      </w:r>
+      <w:proofErr w:type="spellStart"/>
+      <w:r>
+        <w:rPr>
+          <w:lang w:val="en-US"/>
+        </w:rPr>
+        <w:t>retrouver</w:t>
+      </w:r>
+      <w:proofErr w:type="spellEnd"/>
+      <w:r>
+        <w:rPr>
+          <w:lang w:val="en-US"/>
+        </w:rPr>
+        <w:t xml:space="preserve"> Account-Service </w:t>
+      </w:r>
+      <w:proofErr w:type="spellStart"/>
+      <w:r>
+        <w:rPr>
+          <w:lang w:val="en-US"/>
+        </w:rPr>
+        <w:t>lors</w:t>
+      </w:r>
+      <w:proofErr w:type="spellEnd"/>
+      <w:r>
+        <w:rPr>
+          <w:lang w:val="en-US"/>
+        </w:rPr>
+        <w:t xml:space="preserve"> des </w:t>
+      </w:r>
+      <w:proofErr w:type="spellStart"/>
+      <w:r>
+        <w:rPr>
+          <w:lang w:val="en-US"/>
+        </w:rPr>
+        <w:t>appels</w:t>
+      </w:r>
+      <w:proofErr w:type="spellEnd"/>
+      <w:r>
+        <w:rPr>
+          <w:lang w:val="en-US"/>
+        </w:rPr>
+        <w:t xml:space="preserve"> </w:t>
+      </w:r>
+      <w:proofErr w:type="spellStart"/>
+      <w:r>
+        <w:rPr>
+          <w:lang w:val="en-US"/>
+        </w:rPr>
+        <w:t>effectués</w:t>
+      </w:r>
+      <w:proofErr w:type="spellEnd"/>
+      <w:r>
+        <w:rPr>
+          <w:lang w:val="en-US"/>
+        </w:rPr>
+        <w:t xml:space="preserve"> </w:t>
+      </w:r>
+      <w:proofErr w:type="spellStart"/>
+      <w:r>
+        <w:rPr>
+          <w:lang w:val="en-US"/>
+        </w:rPr>
+        <w:t>depuis</w:t>
+      </w:r>
+      <w:proofErr w:type="spellEnd"/>
+      <w:r>
+        <w:rPr>
+          <w:lang w:val="en-US"/>
+        </w:rPr>
+        <w:t xml:space="preserve"> Transaction-Service.</w:t>
       </w:r>
     </w:p>
     <w:p/>
@@ -2215,6 +2730,7 @@
         </w:numPr>
       </w:pPr>
       <w:r>
+        <w:lastRenderedPageBreak/>
         <w:t>C</w:t>
       </w:r>
     </w:p>
@@ -2250,9 +2766,11 @@
           <w:numId w:val="1"/>
         </w:numPr>
       </w:pPr>
+      <w:proofErr w:type="gramStart"/>
       <w:r>
         <w:t>f</w:t>
       </w:r>
+      <w:proofErr w:type="gramEnd"/>
     </w:p>
     <w:sectPr>
       <w:pgSz w:w="12240" w:h="15840"/>

--- a/NAZIH_Youssef_ADRIA_PFE_27.docx
+++ b/NAZIH_Youssef_ADRIA_PFE_27.docx
@@ -2089,90 +2089,6 @@
         <w:t xml:space="preserve"> HTTP 503</w:t>
       </w:r>
     </w:p>
-    <w:p/>
-    <w:p/>
-    <w:p/>
-    <w:p/>
-    <w:p>
-      <w:r>
-        <w:drawing>
-          <wp:inline distT="0" distB="0" distL="0" distR="0" wp14:anchorId="461C2D86" wp14:editId="3FB2937F">
-            <wp:extent cx="5943600" cy="2795270"/>
-            <wp:effectExtent l="0" t="0" r="0" b="5080"/>
-            <wp:docPr id="444516827" name="Picture 1"/>
-            <wp:cNvGraphicFramePr>
-              <a:graphicFrameLocks xmlns:a="http://schemas.openxmlformats.org/drawingml/2006/main" noChangeAspect="1"/>
-            </wp:cNvGraphicFramePr>
-            <a:graphic xmlns:a="http://schemas.openxmlformats.org/drawingml/2006/main">
-              <a:graphicData uri="http://schemas.openxmlformats.org/drawingml/2006/picture">
-                <pic:pic xmlns:pic="http://schemas.openxmlformats.org/drawingml/2006/picture">
-                  <pic:nvPicPr>
-                    <pic:cNvPr id="444516827" name=""/>
-                    <pic:cNvPicPr/>
-                  </pic:nvPicPr>
-                  <pic:blipFill>
-                    <a:blip r:embed="rId16"/>
-                    <a:stretch>
-                      <a:fillRect/>
-                    </a:stretch>
-                  </pic:blipFill>
-                  <pic:spPr>
-                    <a:xfrm>
-                      <a:off x="0" y="0"/>
-                      <a:ext cx="5943600" cy="2795270"/>
-                    </a:xfrm>
-                    <a:prstGeom prst="rect">
-                      <a:avLst/>
-                    </a:prstGeom>
-                  </pic:spPr>
-                </pic:pic>
-              </a:graphicData>
-            </a:graphic>
-          </wp:inline>
-        </w:drawing>
-      </w:r>
-    </w:p>
-    <w:p>
-      <w:r>
-        <w:drawing>
-          <wp:inline distT="0" distB="0" distL="0" distR="0" wp14:anchorId="61D30390" wp14:editId="7D0443CF">
-            <wp:extent cx="5943600" cy="2894965"/>
-            <wp:effectExtent l="0" t="0" r="0" b="635"/>
-            <wp:docPr id="53439850" name="Picture 1"/>
-            <wp:cNvGraphicFramePr>
-              <a:graphicFrameLocks xmlns:a="http://schemas.openxmlformats.org/drawingml/2006/main" noChangeAspect="1"/>
-            </wp:cNvGraphicFramePr>
-            <a:graphic xmlns:a="http://schemas.openxmlformats.org/drawingml/2006/main">
-              <a:graphicData uri="http://schemas.openxmlformats.org/drawingml/2006/picture">
-                <pic:pic xmlns:pic="http://schemas.openxmlformats.org/drawingml/2006/picture">
-                  <pic:nvPicPr>
-                    <pic:cNvPr id="53439850" name=""/>
-                    <pic:cNvPicPr/>
-                  </pic:nvPicPr>
-                  <pic:blipFill>
-                    <a:blip r:embed="rId17"/>
-                    <a:stretch>
-                      <a:fillRect/>
-                    </a:stretch>
-                  </pic:blipFill>
-                  <pic:spPr>
-                    <a:xfrm>
-                      <a:off x="0" y="0"/>
-                      <a:ext cx="5943600" cy="2894965"/>
-                    </a:xfrm>
-                    <a:prstGeom prst="rect">
-                      <a:avLst/>
-                    </a:prstGeom>
-                  </pic:spPr>
-                </pic:pic>
-              </a:graphicData>
-            </a:graphic>
-          </wp:inline>
-        </w:drawing>
-      </w:r>
-    </w:p>
-    <w:p/>
-    <w:p/>
     <w:p>
       <w:pPr>
         <w:pStyle w:val="Heading1"/>
@@ -2180,6 +2096,7 @@
           <w:ilvl w:val="0"/>
           <w:numId w:val="1"/>
         </w:numPr>
+        <w:spacing w:after="0"/>
       </w:pPr>
       <w:r>
         <w:lastRenderedPageBreak/>
@@ -2199,6 +2116,9 @@
       </w:r>
     </w:p>
     <w:p>
+      <w:pPr>
+        <w:spacing w:after="0"/>
+      </w:pPr>
       <w:r>
         <w:t xml:space="preserve">Spring Cloud Gateway sert de point d’entrée unique vers les </w:t>
       </w:r>
@@ -2212,11 +2132,16 @@
       </w:r>
     </w:p>
     <w:p>
+      <w:pPr>
+        <w:keepNext/>
+        <w:spacing w:after="0"/>
+        <w:jc w:val="center"/>
+      </w:pPr>
       <w:r>
         <w:drawing>
-          <wp:inline distT="0" distB="0" distL="0" distR="0" wp14:anchorId="535F6753" wp14:editId="2C2D2981">
-            <wp:extent cx="5942659" cy="3792867"/>
-            <wp:effectExtent l="0" t="0" r="1270" b="0"/>
+          <wp:inline distT="0" distB="0" distL="0" distR="0" wp14:anchorId="535F6753" wp14:editId="004F603E">
+            <wp:extent cx="5275385" cy="2939887"/>
+            <wp:effectExtent l="0" t="0" r="1905" b="0"/>
             <wp:docPr id="1435228890" name="Picture 1"/>
             <wp:cNvGraphicFramePr>
               <a:graphicFrameLocks xmlns:a="http://schemas.openxmlformats.org/drawingml/2006/main" noChangeAspect="1"/>
@@ -2229,8 +2154,8 @@
                     <pic:cNvPicPr/>
                   </pic:nvPicPr>
                   <pic:blipFill rotWithShape="1">
-                    <a:blip r:embed="rId18"/>
-                    <a:srcRect b="20273"/>
+                    <a:blip r:embed="rId16"/>
+                    <a:srcRect t="4209" b="26178"/>
                     <a:stretch>
                       <a:fillRect/>
                     </a:stretch>
@@ -2238,7 +2163,7 @@
                   <pic:spPr bwMode="auto">
                     <a:xfrm>
                       <a:off x="0" y="0"/>
-                      <a:ext cx="5943600" cy="3793467"/>
+                      <a:ext cx="5282955" cy="2944106"/>
                     </a:xfrm>
                     <a:prstGeom prst="rect">
                       <a:avLst/>
@@ -2261,6 +2186,39 @@
     </w:p>
     <w:p>
       <w:pPr>
+        <w:pStyle w:val="Caption"/>
+        <w:jc w:val="center"/>
+      </w:pPr>
+      <w:r>
+        <w:t xml:space="preserve">Figure </w:t>
+      </w:r>
+      <w:r>
+        <w:fldChar w:fldCharType="begin"/>
+      </w:r>
+      <w:r>
+        <w:instrText xml:space="preserve"> SEQ Figure \* ARABIC </w:instrText>
+      </w:r>
+      <w:r>
+        <w:fldChar w:fldCharType="separate"/>
+      </w:r>
+      <w:r>
+        <w:rPr>
+          <w:noProof/>
+        </w:rPr>
+        <w:t>10</w:t>
+      </w:r>
+      <w:r>
+        <w:fldChar w:fldCharType="end"/>
+      </w:r>
+      <w:r>
+        <w:rPr>
+          <w:lang w:val="en-US"/>
+        </w:rPr>
+        <w:t>: Spring Cloud Gateway</w:t>
+      </w:r>
+    </w:p>
+    <w:p>
+      <w:pPr>
         <w:pStyle w:val="Heading2"/>
         <w:numPr>
           <w:ilvl w:val="1"/>
@@ -2273,6 +2231,7 @@
     </w:p>
     <w:p>
       <w:pPr>
+        <w:spacing w:after="0"/>
         <w:rPr>
           <w:lang w:val="en-US"/>
         </w:rPr>
@@ -2720,7 +2679,425 @@
         <w:t xml:space="preserve"> Transaction-Service.</w:t>
       </w:r>
     </w:p>
-    <w:p/>
+    <w:p>
+      <w:pPr>
+        <w:keepNext/>
+        <w:spacing w:after="0"/>
+      </w:pPr>
+      <w:r>
+        <w:drawing>
+          <wp:inline distT="0" distB="0" distL="0" distR="0" wp14:anchorId="5717F3DF" wp14:editId="35606BFD">
+            <wp:extent cx="5943600" cy="1114425"/>
+            <wp:effectExtent l="0" t="0" r="0" b="9525"/>
+            <wp:docPr id="1473063254" name="Picture 1"/>
+            <wp:cNvGraphicFramePr>
+              <a:graphicFrameLocks xmlns:a="http://schemas.openxmlformats.org/drawingml/2006/main" noChangeAspect="1"/>
+            </wp:cNvGraphicFramePr>
+            <a:graphic xmlns:a="http://schemas.openxmlformats.org/drawingml/2006/main">
+              <a:graphicData uri="http://schemas.openxmlformats.org/drawingml/2006/picture">
+                <pic:pic xmlns:pic="http://schemas.openxmlformats.org/drawingml/2006/picture">
+                  <pic:nvPicPr>
+                    <pic:cNvPr id="1473063254" name=""/>
+                    <pic:cNvPicPr/>
+                  </pic:nvPicPr>
+                  <pic:blipFill>
+                    <a:blip r:embed="rId17"/>
+                    <a:stretch>
+                      <a:fillRect/>
+                    </a:stretch>
+                  </pic:blipFill>
+                  <pic:spPr>
+                    <a:xfrm>
+                      <a:off x="0" y="0"/>
+                      <a:ext cx="5943600" cy="1114425"/>
+                    </a:xfrm>
+                    <a:prstGeom prst="rect">
+                      <a:avLst/>
+                    </a:prstGeom>
+                  </pic:spPr>
+                </pic:pic>
+              </a:graphicData>
+            </a:graphic>
+          </wp:inline>
+        </w:drawing>
+      </w:r>
+    </w:p>
+    <w:p>
+      <w:pPr>
+        <w:pStyle w:val="Caption"/>
+        <w:jc w:val="center"/>
+        <w:rPr>
+          <w:lang w:val="en-US"/>
+        </w:rPr>
+      </w:pPr>
+      <w:r>
+        <w:t xml:space="preserve">Figure </w:t>
+      </w:r>
+      <w:r>
+        <w:fldChar w:fldCharType="begin"/>
+      </w:r>
+      <w:r>
+        <w:instrText xml:space="preserve"> SEQ Figure \* ARABIC </w:instrText>
+      </w:r>
+      <w:r>
+        <w:fldChar w:fldCharType="separate"/>
+      </w:r>
+      <w:r>
+        <w:rPr>
+          <w:noProof/>
+        </w:rPr>
+        <w:t>11</w:t>
+      </w:r>
+      <w:r>
+        <w:fldChar w:fldCharType="end"/>
+      </w:r>
+      <w:r>
+        <w:rPr>
+          <w:lang w:val="en-US"/>
+        </w:rPr>
+        <w:t>: Eureka dashboard</w:t>
+      </w:r>
+    </w:p>
+    <w:p>
+      <w:pPr>
+        <w:pStyle w:val="Heading2"/>
+        <w:numPr>
+          <w:ilvl w:val="1"/>
+          <w:numId w:val="1"/>
+        </w:numPr>
+        <w:rPr>
+          <w:lang w:val="en-US"/>
+        </w:rPr>
+      </w:pPr>
+      <w:r>
+        <w:rPr>
+          <w:lang w:val="en-US"/>
+        </w:rPr>
+        <w:lastRenderedPageBreak/>
+        <w:t>Config Service</w:t>
+      </w:r>
+    </w:p>
+    <w:p>
+      <w:pPr>
+        <w:rPr>
+          <w:lang w:val="en-US"/>
+        </w:rPr>
+      </w:pPr>
+      <w:r>
+        <w:rPr>
+          <w:lang w:val="en-US"/>
+        </w:rPr>
+        <w:t xml:space="preserve">Le service de configuration </w:t>
+      </w:r>
+      <w:proofErr w:type="spellStart"/>
+      <w:proofErr w:type="gramStart"/>
+      <w:r>
+        <w:rPr>
+          <w:lang w:val="en-US"/>
+        </w:rPr>
+        <w:t>utilise</w:t>
+      </w:r>
+      <w:proofErr w:type="spellEnd"/>
+      <w:proofErr w:type="gramEnd"/>
+      <w:r>
+        <w:rPr>
+          <w:lang w:val="en-US"/>
+        </w:rPr>
+        <w:t xml:space="preserve"> Spring Cloud Config en mode </w:t>
+      </w:r>
+      <w:proofErr w:type="spellStart"/>
+      <w:r>
+        <w:rPr>
+          <w:lang w:val="en-US"/>
+        </w:rPr>
+        <w:t>natif</w:t>
+      </w:r>
+      <w:proofErr w:type="spellEnd"/>
+      <w:r>
+        <w:rPr>
+          <w:lang w:val="en-US"/>
+        </w:rPr>
+        <w:t xml:space="preserve"> pour </w:t>
+      </w:r>
+      <w:proofErr w:type="spellStart"/>
+      <w:r>
+        <w:rPr>
+          <w:lang w:val="en-US"/>
+        </w:rPr>
+        <w:t>centraliser</w:t>
+      </w:r>
+      <w:proofErr w:type="spellEnd"/>
+      <w:r>
+        <w:rPr>
+          <w:lang w:val="en-US"/>
+        </w:rPr>
+        <w:t xml:space="preserve"> le </w:t>
+      </w:r>
+      <w:proofErr w:type="spellStart"/>
+      <w:r>
+        <w:rPr>
+          <w:lang w:val="en-US"/>
+        </w:rPr>
+        <w:t>paramètre</w:t>
+      </w:r>
+      <w:proofErr w:type="spellEnd"/>
+      <w:r>
+        <w:rPr>
+          <w:lang w:val="en-US"/>
+        </w:rPr>
+        <w:t xml:space="preserve"> </w:t>
+      </w:r>
+      <w:proofErr w:type="spellStart"/>
+      <w:r>
+        <w:rPr>
+          <w:lang w:val="en-US"/>
+        </w:rPr>
+        <w:t>bank.transaction.max</w:t>
+      </w:r>
+      <w:proofErr w:type="spellEnd"/>
+      <w:r>
+        <w:rPr>
+          <w:lang w:val="en-US"/>
+        </w:rPr>
+        <w:t xml:space="preserve">-amount=1000. Le microservice transaction-service </w:t>
+      </w:r>
+      <w:proofErr w:type="spellStart"/>
+      <w:r>
+        <w:rPr>
+          <w:lang w:val="en-US"/>
+        </w:rPr>
+        <w:t>récupère</w:t>
+      </w:r>
+      <w:proofErr w:type="spellEnd"/>
+      <w:r>
+        <w:rPr>
+          <w:lang w:val="en-US"/>
+        </w:rPr>
+        <w:t xml:space="preserve"> </w:t>
+      </w:r>
+      <w:proofErr w:type="spellStart"/>
+      <w:r>
+        <w:rPr>
+          <w:lang w:val="en-US"/>
+        </w:rPr>
+        <w:t>cette</w:t>
+      </w:r>
+      <w:proofErr w:type="spellEnd"/>
+      <w:r>
+        <w:rPr>
+          <w:lang w:val="en-US"/>
+        </w:rPr>
+        <w:t xml:space="preserve"> </w:t>
+      </w:r>
+      <w:proofErr w:type="spellStart"/>
+      <w:r>
+        <w:rPr>
+          <w:lang w:val="en-US"/>
+        </w:rPr>
+        <w:t>valeur</w:t>
+      </w:r>
+      <w:proofErr w:type="spellEnd"/>
+      <w:r>
+        <w:rPr>
+          <w:lang w:val="en-US"/>
+        </w:rPr>
+        <w:t xml:space="preserve"> au </w:t>
+      </w:r>
+      <w:proofErr w:type="spellStart"/>
+      <w:r>
+        <w:rPr>
+          <w:lang w:val="en-US"/>
+        </w:rPr>
+        <w:t>démarrage</w:t>
+      </w:r>
+      <w:proofErr w:type="spellEnd"/>
+      <w:r>
+        <w:rPr>
+          <w:lang w:val="en-US"/>
+        </w:rPr>
+        <w:t xml:space="preserve"> et </w:t>
+      </w:r>
+      <w:proofErr w:type="spellStart"/>
+      <w:r>
+        <w:rPr>
+          <w:lang w:val="en-US"/>
+        </w:rPr>
+        <w:t>vérifie</w:t>
+      </w:r>
+      <w:proofErr w:type="spellEnd"/>
+      <w:r>
+        <w:rPr>
+          <w:lang w:val="en-US"/>
+        </w:rPr>
+        <w:t xml:space="preserve"> le </w:t>
+      </w:r>
+      <w:proofErr w:type="spellStart"/>
+      <w:r>
+        <w:rPr>
+          <w:lang w:val="en-US"/>
+        </w:rPr>
+        <w:t>montant</w:t>
+      </w:r>
+      <w:proofErr w:type="spellEnd"/>
+      <w:r>
+        <w:rPr>
+          <w:lang w:val="en-US"/>
+        </w:rPr>
+        <w:t xml:space="preserve"> avant </w:t>
+      </w:r>
+      <w:proofErr w:type="spellStart"/>
+      <w:r>
+        <w:rPr>
+          <w:lang w:val="en-US"/>
+        </w:rPr>
+        <w:t>l’enregistrement</w:t>
+      </w:r>
+      <w:proofErr w:type="spellEnd"/>
+      <w:r>
+        <w:rPr>
+          <w:lang w:val="en-US"/>
+        </w:rPr>
+        <w:t xml:space="preserve">. Toute transaction </w:t>
+      </w:r>
+      <w:proofErr w:type="spellStart"/>
+      <w:r>
+        <w:rPr>
+          <w:lang w:val="en-US"/>
+        </w:rPr>
+        <w:t>dépassant</w:t>
+      </w:r>
+      <w:proofErr w:type="spellEnd"/>
+      <w:r>
+        <w:rPr>
+          <w:lang w:val="en-US"/>
+        </w:rPr>
+        <w:t xml:space="preserve"> </w:t>
+      </w:r>
+      <w:proofErr w:type="spellStart"/>
+      <w:r>
+        <w:rPr>
+          <w:lang w:val="en-US"/>
+        </w:rPr>
+        <w:t>ce</w:t>
+      </w:r>
+      <w:proofErr w:type="spellEnd"/>
+      <w:r>
+        <w:rPr>
+          <w:lang w:val="en-US"/>
+        </w:rPr>
+        <w:t xml:space="preserve"> plafond est </w:t>
+      </w:r>
+      <w:proofErr w:type="spellStart"/>
+      <w:r>
+        <w:rPr>
+          <w:lang w:val="en-US"/>
+        </w:rPr>
+        <w:t>refusée</w:t>
+      </w:r>
+      <w:proofErr w:type="spellEnd"/>
+      <w:r>
+        <w:rPr>
+          <w:lang w:val="en-US"/>
+        </w:rPr>
+        <w:t xml:space="preserve"> avec le </w:t>
+      </w:r>
+      <w:proofErr w:type="spellStart"/>
+      <w:r>
+        <w:rPr>
+          <w:lang w:val="en-US"/>
+        </w:rPr>
+        <w:t>statut</w:t>
+      </w:r>
+      <w:proofErr w:type="spellEnd"/>
+      <w:r>
+        <w:rPr>
+          <w:lang w:val="en-US"/>
+        </w:rPr>
+        <w:t xml:space="preserve"> HTTP 400.</w:t>
+      </w:r>
+    </w:p>
+    <w:p>
+      <w:pPr>
+        <w:keepNext/>
+        <w:spacing w:after="0"/>
+      </w:pPr>
+      <w:r>
+        <w:rPr>
+          <w:lang w:val="en-US"/>
+        </w:rPr>
+        <w:drawing>
+          <wp:inline distT="0" distB="0" distL="0" distR="0" wp14:anchorId="3CACAC47" wp14:editId="5917D310">
+            <wp:extent cx="5943600" cy="2263140"/>
+            <wp:effectExtent l="0" t="0" r="0" b="3810"/>
+            <wp:docPr id="752842431" name="Picture 1"/>
+            <wp:cNvGraphicFramePr>
+              <a:graphicFrameLocks xmlns:a="http://schemas.openxmlformats.org/drawingml/2006/main" noChangeAspect="1"/>
+            </wp:cNvGraphicFramePr>
+            <a:graphic xmlns:a="http://schemas.openxmlformats.org/drawingml/2006/main">
+              <a:graphicData uri="http://schemas.openxmlformats.org/drawingml/2006/picture">
+                <pic:pic xmlns:pic="http://schemas.openxmlformats.org/drawingml/2006/picture">
+                  <pic:nvPicPr>
+                    <pic:cNvPr id="752842431" name=""/>
+                    <pic:cNvPicPr/>
+                  </pic:nvPicPr>
+                  <pic:blipFill>
+                    <a:blip r:embed="rId18"/>
+                    <a:stretch>
+                      <a:fillRect/>
+                    </a:stretch>
+                  </pic:blipFill>
+                  <pic:spPr>
+                    <a:xfrm>
+                      <a:off x="0" y="0"/>
+                      <a:ext cx="5943600" cy="2263140"/>
+                    </a:xfrm>
+                    <a:prstGeom prst="rect">
+                      <a:avLst/>
+                    </a:prstGeom>
+                  </pic:spPr>
+                </pic:pic>
+              </a:graphicData>
+            </a:graphic>
+          </wp:inline>
+        </w:drawing>
+      </w:r>
+    </w:p>
+    <w:p>
+      <w:pPr>
+        <w:pStyle w:val="Caption"/>
+        <w:jc w:val="center"/>
+        <w:rPr>
+          <w:lang w:val="en-US"/>
+        </w:rPr>
+      </w:pPr>
+      <w:r>
+        <w:t xml:space="preserve">Figure </w:t>
+      </w:r>
+      <w:r>
+        <w:fldChar w:fldCharType="begin"/>
+      </w:r>
+      <w:r>
+        <w:instrText xml:space="preserve"> SEQ Figure \* ARABIC </w:instrText>
+      </w:r>
+      <w:r>
+        <w:fldChar w:fldCharType="separate"/>
+      </w:r>
+      <w:r>
+        <w:rPr>
+          <w:noProof/>
+        </w:rPr>
+        <w:t>12</w:t>
+      </w:r>
+      <w:r>
+        <w:fldChar w:fldCharType="end"/>
+      </w:r>
+      <w:r>
+        <w:rPr>
+          <w:lang w:val="en-US"/>
+        </w:rPr>
+        <w:t>: Config Service</w:t>
+      </w:r>
+    </w:p>
     <w:p>
       <w:pPr>
         <w:pStyle w:val="Heading1"/>
@@ -2729,11 +3106,16 @@
           <w:numId w:val="1"/>
         </w:numPr>
       </w:pPr>
-      <w:r>
-        <w:lastRenderedPageBreak/>
-        <w:t>C</w:t>
-      </w:r>
-    </w:p>
+      <w:proofErr w:type="spellStart"/>
+      <w:r>
+        <w:t>ChatBot</w:t>
+      </w:r>
+      <w:proofErr w:type="spellEnd"/>
+      <w:r>
+        <w:t xml:space="preserve"> Agentique</w:t>
+      </w:r>
+    </w:p>
+    <w:p/>
     <w:p>
       <w:pPr>
         <w:pStyle w:val="Heading1"/>
@@ -2755,7 +3137,48 @@
         </w:numPr>
       </w:pPr>
       <w:r>
-        <w:t>E</w:t>
+        <w:t>Client Flutter</w:t>
+      </w:r>
+    </w:p>
+    <w:p/>
+    <w:p>
+      <w:r>
+        <w:lastRenderedPageBreak/>
+        <w:drawing>
+          <wp:inline distT="0" distB="0" distL="0" distR="0" wp14:anchorId="77826559" wp14:editId="6076FA7F">
+            <wp:extent cx="5761219" cy="6172735"/>
+            <wp:effectExtent l="0" t="0" r="0" b="0"/>
+            <wp:docPr id="267103985" name="Picture 1"/>
+            <wp:cNvGraphicFramePr>
+              <a:graphicFrameLocks xmlns:a="http://schemas.openxmlformats.org/drawingml/2006/main" noChangeAspect="1"/>
+            </wp:cNvGraphicFramePr>
+            <a:graphic xmlns:a="http://schemas.openxmlformats.org/drawingml/2006/main">
+              <a:graphicData uri="http://schemas.openxmlformats.org/drawingml/2006/picture">
+                <pic:pic xmlns:pic="http://schemas.openxmlformats.org/drawingml/2006/picture">
+                  <pic:nvPicPr>
+                    <pic:cNvPr id="267103985" name=""/>
+                    <pic:cNvPicPr/>
+                  </pic:nvPicPr>
+                  <pic:blipFill>
+                    <a:blip r:embed="rId19"/>
+                    <a:stretch>
+                      <a:fillRect/>
+                    </a:stretch>
+                  </pic:blipFill>
+                  <pic:spPr>
+                    <a:xfrm>
+                      <a:off x="0" y="0"/>
+                      <a:ext cx="5761219" cy="6172735"/>
+                    </a:xfrm>
+                    <a:prstGeom prst="rect">
+                      <a:avLst/>
+                    </a:prstGeom>
+                  </pic:spPr>
+                </pic:pic>
+              </a:graphicData>
+            </a:graphic>
+          </wp:inline>
+        </w:drawing>
       </w:r>
     </w:p>
     <w:p>

--- a/NAZIH_Youssef_ADRIA_PFE_27.docx
+++ b/NAZIH_Youssef_ADRIA_PFE_27.docx
@@ -81,8 +81,8 @@
                                   <w:tblLook w:val="04A0" w:firstRow="1" w:lastRow="0" w:firstColumn="1" w:lastColumn="0" w:noHBand="0" w:noVBand="1"/>
                                 </w:tblPr>
                                 <w:tblGrid>
-                                  <w:gridCol w:w="5550"/>
-                                  <w:gridCol w:w="1918"/>
+                                  <w:gridCol w:w="6300"/>
+                                  <w:gridCol w:w="2763"/>
                                 </w:tblGrid>
                                 <w:tr>
                                   <w:trPr>
@@ -99,10 +99,10 @@
                                       </w:pPr>
                                       <w:r>
                                         <w:drawing>
-                                          <wp:inline distT="0" distB="0" distL="0" distR="0" wp14:anchorId="6F106E17" wp14:editId="645C5992">
-                                            <wp:extent cx="3065006" cy="3831336"/>
-                                            <wp:effectExtent l="0" t="0" r="2540" b="0"/>
-                                            <wp:docPr id="139" name="Picture 137" descr="A picture of a winding road and trees" title="Road"/>
+                                          <wp:inline distT="0" distB="0" distL="0" distR="0" wp14:anchorId="73AEFCC3" wp14:editId="4823ECCF">
+                                            <wp:extent cx="3318415" cy="2104067"/>
+                                            <wp:effectExtent l="114300" t="114300" r="111125" b="144145"/>
+                                            <wp:docPr id="1863731172" name="Picture 4"/>
                                             <wp:cNvGraphicFramePr>
                                               <a:graphicFrameLocks xmlns:a="http://schemas.openxmlformats.org/drawingml/2006/main" noChangeAspect="1"/>
                                             </wp:cNvGraphicFramePr>
@@ -110,8 +110,10 @@
                                               <a:graphicData uri="http://schemas.openxmlformats.org/drawingml/2006/picture">
                                                 <pic:pic xmlns:pic="http://schemas.openxmlformats.org/drawingml/2006/picture">
                                                   <pic:nvPicPr>
-                                                    <pic:cNvPr id="2" name="tree crop.jpg"/>
-                                                    <pic:cNvPicPr/>
+                                                    <pic:cNvPr id="0" name="Picture 2"/>
+                                                    <pic:cNvPicPr>
+                                                      <a:picLocks noChangeAspect="1" noChangeArrowheads="1"/>
+                                                    </pic:cNvPicPr>
                                                   </pic:nvPicPr>
                                                   <pic:blipFill>
                                                     <a:blip r:embed="rId6" cstate="print">
@@ -121,18 +123,49 @@
                                                         </a:ext>
                                                       </a:extLst>
                                                     </a:blip>
+                                                    <a:srcRect/>
                                                     <a:stretch>
                                                       <a:fillRect/>
                                                     </a:stretch>
                                                   </pic:blipFill>
-                                                  <pic:spPr>
+                                                  <pic:spPr bwMode="auto">
                                                     <a:xfrm>
                                                       <a:off x="0" y="0"/>
-                                                      <a:ext cx="3065006" cy="3831336"/>
+                                                      <a:ext cx="3348068" cy="2122869"/>
                                                     </a:xfrm>
                                                     <a:prstGeom prst="rect">
                                                       <a:avLst/>
                                                     </a:prstGeom>
+                                                    <a:solidFill>
+                                                      <a:srgbClr val="FFFFFF">
+                                                        <a:shade val="85000"/>
+                                                      </a:srgbClr>
+                                                    </a:solidFill>
+                                                    <a:ln w="88900" cap="sq">
+                                                      <a:solidFill>
+                                                        <a:srgbClr val="FFFFFF"/>
+                                                      </a:solidFill>
+                                                      <a:miter lim="800000"/>
+                                                    </a:ln>
+                                                    <a:effectLst>
+                                                      <a:outerShdw blurRad="55000" dist="18000" dir="5400000" algn="tl" rotWithShape="0">
+                                                        <a:srgbClr val="000000">
+                                                          <a:alpha val="40000"/>
+                                                        </a:srgbClr>
+                                                      </a:outerShdw>
+                                                    </a:effectLst>
+                                                    <a:scene3d>
+                                                      <a:camera prst="orthographicFront"/>
+                                                      <a:lightRig rig="twoPt" dir="t">
+                                                        <a:rot lat="0" lon="0" rev="7200000"/>
+                                                      </a:lightRig>
+                                                    </a:scene3d>
+                                                    <a:sp3d>
+                                                      <a:bevelT w="25400" h="19050"/>
+                                                      <a:contourClr>
+                                                        <a:srgbClr val="FFFFFF"/>
+                                                      </a:contourClr>
+                                                    </a:sp3d>
                                                   </pic:spPr>
                                                 </pic:pic>
                                               </a:graphicData>
@@ -219,7 +252,7 @@
                                         <w:pStyle w:val="NoSpacing"/>
                                         <w:rPr>
                                           <w:caps/>
-                                          <w:color w:val="E97132" w:themeColor="accent2"/>
+                                          <w:color w:val="156082" w:themeColor="accent1"/>
                                           <w:sz w:val="26"/>
                                           <w:szCs w:val="26"/>
                                           <w:lang w:val="fr-FR"/>
@@ -228,27 +261,27 @@
                                       <w:r>
                                         <w:rPr>
                                           <w:caps/>
-                                          <w:color w:val="E97132" w:themeColor="accent2"/>
+                                          <w:color w:val="156082" w:themeColor="accent1"/>
                                           <w:sz w:val="26"/>
                                           <w:szCs w:val="26"/>
                                           <w:lang w:val="fr-FR"/>
                                         </w:rPr>
-                                        <w:t>Abstract</w:t>
+                                        <w:t>Architecture micro-services, IA et développement full-stack</w:t>
                                       </w:r>
                                     </w:p>
                                     <w:p>
                                       <w:pPr>
                                         <w:rPr>
-                                          <w:color w:val="000000" w:themeColor="text1"/>
+                                          <w:color w:val="156082" w:themeColor="accent1"/>
                                         </w:rPr>
                                       </w:pPr>
                                     </w:p>
                                     <w:sdt>
                                       <w:sdtPr>
                                         <w:rPr>
-                                          <w:color w:val="E97132" w:themeColor="accent2"/>
-                                          <w:sz w:val="26"/>
-                                          <w:szCs w:val="26"/>
+                                          <w:color w:val="156082" w:themeColor="accent1"/>
+                                          <w:sz w:val="56"/>
+                                          <w:szCs w:val="56"/>
                                           <w:lang w:val="fr-FR"/>
                                         </w:rPr>
                                         <w:alias w:val="Author"/>
@@ -262,17 +295,17 @@
                                           <w:pPr>
                                             <w:pStyle w:val="NoSpacing"/>
                                             <w:rPr>
-                                              <w:color w:val="E97132" w:themeColor="accent2"/>
-                                              <w:sz w:val="26"/>
-                                              <w:szCs w:val="26"/>
+                                              <w:color w:val="156082" w:themeColor="accent1"/>
+                                              <w:sz w:val="56"/>
+                                              <w:szCs w:val="56"/>
                                               <w:lang w:val="fr-FR"/>
                                             </w:rPr>
                                           </w:pPr>
                                           <w:r>
                                             <w:rPr>
-                                              <w:color w:val="E97132" w:themeColor="accent2"/>
-                                              <w:sz w:val="26"/>
-                                              <w:szCs w:val="26"/>
+                                              <w:color w:val="156082" w:themeColor="accent1"/>
+                                              <w:sz w:val="56"/>
+                                              <w:szCs w:val="56"/>
                                               <w:lang w:val="fr-FR"/>
                                             </w:rPr>
                                             <w:t>NAZIH Youssef</w:t>
@@ -359,8 +392,8 @@
                             <w:tblLook w:val="04A0" w:firstRow="1" w:lastRow="0" w:firstColumn="1" w:lastColumn="0" w:noHBand="0" w:noVBand="1"/>
                           </w:tblPr>
                           <w:tblGrid>
-                            <w:gridCol w:w="5550"/>
-                            <w:gridCol w:w="1918"/>
+                            <w:gridCol w:w="6300"/>
+                            <w:gridCol w:w="2763"/>
                           </w:tblGrid>
                           <w:tr>
                             <w:trPr>
@@ -377,10 +410,10 @@
                                 </w:pPr>
                                 <w:r>
                                   <w:drawing>
-                                    <wp:inline distT="0" distB="0" distL="0" distR="0" wp14:anchorId="6F106E17" wp14:editId="645C5992">
-                                      <wp:extent cx="3065006" cy="3831336"/>
-                                      <wp:effectExtent l="0" t="0" r="2540" b="0"/>
-                                      <wp:docPr id="139" name="Picture 137" descr="A picture of a winding road and trees" title="Road"/>
+                                    <wp:inline distT="0" distB="0" distL="0" distR="0" wp14:anchorId="73AEFCC3" wp14:editId="4823ECCF">
+                                      <wp:extent cx="3318415" cy="2104067"/>
+                                      <wp:effectExtent l="114300" t="114300" r="111125" b="144145"/>
+                                      <wp:docPr id="1863731172" name="Picture 4"/>
                                       <wp:cNvGraphicFramePr>
                                         <a:graphicFrameLocks xmlns:a="http://schemas.openxmlformats.org/drawingml/2006/main" noChangeAspect="1"/>
                                       </wp:cNvGraphicFramePr>
@@ -388,8 +421,10 @@
                                         <a:graphicData uri="http://schemas.openxmlformats.org/drawingml/2006/picture">
                                           <pic:pic xmlns:pic="http://schemas.openxmlformats.org/drawingml/2006/picture">
                                             <pic:nvPicPr>
-                                              <pic:cNvPr id="2" name="tree crop.jpg"/>
-                                              <pic:cNvPicPr/>
+                                              <pic:cNvPr id="0" name="Picture 2"/>
+                                              <pic:cNvPicPr>
+                                                <a:picLocks noChangeAspect="1" noChangeArrowheads="1"/>
+                                              </pic:cNvPicPr>
                                             </pic:nvPicPr>
                                             <pic:blipFill>
                                               <a:blip r:embed="rId6" cstate="print">
@@ -399,18 +434,49 @@
                                                   </a:ext>
                                                 </a:extLst>
                                               </a:blip>
+                                              <a:srcRect/>
                                               <a:stretch>
                                                 <a:fillRect/>
                                               </a:stretch>
                                             </pic:blipFill>
-                                            <pic:spPr>
+                                            <pic:spPr bwMode="auto">
                                               <a:xfrm>
                                                 <a:off x="0" y="0"/>
-                                                <a:ext cx="3065006" cy="3831336"/>
+                                                <a:ext cx="3348068" cy="2122869"/>
                                               </a:xfrm>
                                               <a:prstGeom prst="rect">
                                                 <a:avLst/>
                                               </a:prstGeom>
+                                              <a:solidFill>
+                                                <a:srgbClr val="FFFFFF">
+                                                  <a:shade val="85000"/>
+                                                </a:srgbClr>
+                                              </a:solidFill>
+                                              <a:ln w="88900" cap="sq">
+                                                <a:solidFill>
+                                                  <a:srgbClr val="FFFFFF"/>
+                                                </a:solidFill>
+                                                <a:miter lim="800000"/>
+                                              </a:ln>
+                                              <a:effectLst>
+                                                <a:outerShdw blurRad="55000" dist="18000" dir="5400000" algn="tl" rotWithShape="0">
+                                                  <a:srgbClr val="000000">
+                                                    <a:alpha val="40000"/>
+                                                  </a:srgbClr>
+                                                </a:outerShdw>
+                                              </a:effectLst>
+                                              <a:scene3d>
+                                                <a:camera prst="orthographicFront"/>
+                                                <a:lightRig rig="twoPt" dir="t">
+                                                  <a:rot lat="0" lon="0" rev="7200000"/>
+                                                </a:lightRig>
+                                              </a:scene3d>
+                                              <a:sp3d>
+                                                <a:bevelT w="25400" h="19050"/>
+                                                <a:contourClr>
+                                                  <a:srgbClr val="FFFFFF"/>
+                                                </a:contourClr>
+                                              </a:sp3d>
                                             </pic:spPr>
                                           </pic:pic>
                                         </a:graphicData>
@@ -497,7 +563,7 @@
                                   <w:pStyle w:val="NoSpacing"/>
                                   <w:rPr>
                                     <w:caps/>
-                                    <w:color w:val="E97132" w:themeColor="accent2"/>
+                                    <w:color w:val="156082" w:themeColor="accent1"/>
                                     <w:sz w:val="26"/>
                                     <w:szCs w:val="26"/>
                                     <w:lang w:val="fr-FR"/>
@@ -506,27 +572,27 @@
                                 <w:r>
                                   <w:rPr>
                                     <w:caps/>
-                                    <w:color w:val="E97132" w:themeColor="accent2"/>
+                                    <w:color w:val="156082" w:themeColor="accent1"/>
                                     <w:sz w:val="26"/>
                                     <w:szCs w:val="26"/>
                                     <w:lang w:val="fr-FR"/>
                                   </w:rPr>
-                                  <w:t>Abstract</w:t>
+                                  <w:t>Architecture micro-services, IA et développement full-stack</w:t>
                                 </w:r>
                               </w:p>
                               <w:p>
                                 <w:pPr>
                                   <w:rPr>
-                                    <w:color w:val="000000" w:themeColor="text1"/>
+                                    <w:color w:val="156082" w:themeColor="accent1"/>
                                   </w:rPr>
                                 </w:pPr>
                               </w:p>
                               <w:sdt>
                                 <w:sdtPr>
                                   <w:rPr>
-                                    <w:color w:val="E97132" w:themeColor="accent2"/>
-                                    <w:sz w:val="26"/>
-                                    <w:szCs w:val="26"/>
+                                    <w:color w:val="156082" w:themeColor="accent1"/>
+                                    <w:sz w:val="56"/>
+                                    <w:szCs w:val="56"/>
                                     <w:lang w:val="fr-FR"/>
                                   </w:rPr>
                                   <w:alias w:val="Author"/>
@@ -540,17 +606,17 @@
                                     <w:pPr>
                                       <w:pStyle w:val="NoSpacing"/>
                                       <w:rPr>
-                                        <w:color w:val="E97132" w:themeColor="accent2"/>
-                                        <w:sz w:val="26"/>
-                                        <w:szCs w:val="26"/>
+                                        <w:color w:val="156082" w:themeColor="accent1"/>
+                                        <w:sz w:val="56"/>
+                                        <w:szCs w:val="56"/>
                                         <w:lang w:val="fr-FR"/>
                                       </w:rPr>
                                     </w:pPr>
                                     <w:r>
                                       <w:rPr>
-                                        <w:color w:val="E97132" w:themeColor="accent2"/>
-                                        <w:sz w:val="26"/>
-                                        <w:szCs w:val="26"/>
+                                        <w:color w:val="156082" w:themeColor="accent1"/>
+                                        <w:sz w:val="56"/>
+                                        <w:szCs w:val="56"/>
                                         <w:lang w:val="fr-FR"/>
                                       </w:rPr>
                                       <w:t>NAZIH Youssef</w:t>
@@ -612,6 +678,2753 @@
         <w:br w:type="page"/>
       </w:r>
     </w:p>
+    <w:sdt>
+      <w:sdtPr>
+        <w:id w:val="-556863995"/>
+        <w:docPartObj>
+          <w:docPartGallery w:val="Table of Contents"/>
+          <w:docPartUnique/>
+        </w:docPartObj>
+      </w:sdtPr>
+      <w:sdtEndPr>
+        <w:rPr>
+          <w:rFonts w:ascii="Cambria" w:eastAsiaTheme="minorHAnsi" w:hAnsi="Cambria" w:cstheme="minorBidi"/>
+          <w:b/>
+          <w:bCs/>
+          <w:noProof/>
+          <w:color w:val="auto"/>
+          <w:kern w:val="2"/>
+          <w:sz w:val="24"/>
+          <w:szCs w:val="24"/>
+          <w:lang w:val="fr-FR"/>
+          <w14:ligatures w14:val="standardContextual"/>
+        </w:rPr>
+      </w:sdtEndPr>
+      <w:sdtContent>
+        <w:p>
+          <w:pPr>
+            <w:pStyle w:val="TOCHeading"/>
+          </w:pPr>
+          <w:r>
+            <w:t>Contents</w:t>
+          </w:r>
+        </w:p>
+        <w:p>
+          <w:pPr>
+            <w:pStyle w:val="TOC1"/>
+            <w:tabs>
+              <w:tab w:val="left" w:pos="480"/>
+              <w:tab w:val="right" w:leader="dot" w:pos="9350"/>
+            </w:tabs>
+            <w:rPr>
+              <w:noProof/>
+            </w:rPr>
+          </w:pPr>
+          <w:r>
+            <w:fldChar w:fldCharType="begin"/>
+          </w:r>
+          <w:r>
+            <w:instrText xml:space="preserve"> TOC \o "1-3" \h \z \u </w:instrText>
+          </w:r>
+          <w:r>
+            <w:fldChar w:fldCharType="separate"/>
+          </w:r>
+          <w:hyperlink w:anchor="_Toc244253478" w:history="1">
+            <w:r>
+              <w:rPr>
+                <w:rStyle w:val="Hyperlink"/>
+                <w:noProof/>
+              </w:rPr>
+              <w:t>1.</w:t>
+            </w:r>
+            <w:r>
+              <w:rPr>
+                <w:noProof/>
+              </w:rPr>
+              <w:tab/>
+            </w:r>
+            <w:r>
+              <w:rPr>
+                <w:rStyle w:val="Hyperlink"/>
+                <w:noProof/>
+              </w:rPr>
+              <w:t>Préparation du projet</w:t>
+            </w:r>
+            <w:r>
+              <w:rPr>
+                <w:noProof/>
+                <w:webHidden/>
+              </w:rPr>
+              <w:tab/>
+            </w:r>
+            <w:r>
+              <w:rPr>
+                <w:noProof/>
+                <w:webHidden/>
+              </w:rPr>
+              <w:fldChar w:fldCharType="begin"/>
+            </w:r>
+            <w:r>
+              <w:rPr>
+                <w:noProof/>
+                <w:webHidden/>
+              </w:rPr>
+              <w:instrText xml:space="preserve"> PAGEREF _Toc244253478 \h </w:instrText>
+            </w:r>
+            <w:r>
+              <w:rPr>
+                <w:noProof/>
+                <w:webHidden/>
+              </w:rPr>
+            </w:r>
+            <w:r>
+              <w:rPr>
+                <w:noProof/>
+                <w:webHidden/>
+              </w:rPr>
+              <w:fldChar w:fldCharType="separate"/>
+            </w:r>
+            <w:r>
+              <w:rPr>
+                <w:noProof/>
+                <w:webHidden/>
+              </w:rPr>
+              <w:t>2</w:t>
+            </w:r>
+            <w:r>
+              <w:rPr>
+                <w:noProof/>
+                <w:webHidden/>
+              </w:rPr>
+              <w:fldChar w:fldCharType="end"/>
+            </w:r>
+          </w:hyperlink>
+        </w:p>
+        <w:p>
+          <w:pPr>
+            <w:pStyle w:val="TOC1"/>
+            <w:tabs>
+              <w:tab w:val="left" w:pos="480"/>
+              <w:tab w:val="right" w:leader="dot" w:pos="9350"/>
+            </w:tabs>
+            <w:rPr>
+              <w:noProof/>
+            </w:rPr>
+          </w:pPr>
+          <w:hyperlink w:anchor="_Toc244253479" w:history="1">
+            <w:r>
+              <w:rPr>
+                <w:rStyle w:val="Hyperlink"/>
+                <w:noProof/>
+              </w:rPr>
+              <w:t>2.</w:t>
+            </w:r>
+            <w:r>
+              <w:rPr>
+                <w:noProof/>
+              </w:rPr>
+              <w:tab/>
+            </w:r>
+            <w:r>
+              <w:rPr>
+                <w:rStyle w:val="Hyperlink"/>
+                <w:noProof/>
+              </w:rPr>
+              <w:t>Conception et architecture</w:t>
+            </w:r>
+            <w:r>
+              <w:rPr>
+                <w:noProof/>
+                <w:webHidden/>
+              </w:rPr>
+              <w:tab/>
+            </w:r>
+            <w:r>
+              <w:rPr>
+                <w:noProof/>
+                <w:webHidden/>
+              </w:rPr>
+              <w:fldChar w:fldCharType="begin"/>
+            </w:r>
+            <w:r>
+              <w:rPr>
+                <w:noProof/>
+                <w:webHidden/>
+              </w:rPr>
+              <w:instrText xml:space="preserve"> PAGEREF _Toc244253479 \h </w:instrText>
+            </w:r>
+            <w:r>
+              <w:rPr>
+                <w:noProof/>
+                <w:webHidden/>
+              </w:rPr>
+            </w:r>
+            <w:r>
+              <w:rPr>
+                <w:noProof/>
+                <w:webHidden/>
+              </w:rPr>
+              <w:fldChar w:fldCharType="separate"/>
+            </w:r>
+            <w:r>
+              <w:rPr>
+                <w:noProof/>
+                <w:webHidden/>
+              </w:rPr>
+              <w:t>2</w:t>
+            </w:r>
+            <w:r>
+              <w:rPr>
+                <w:noProof/>
+                <w:webHidden/>
+              </w:rPr>
+              <w:fldChar w:fldCharType="end"/>
+            </w:r>
+          </w:hyperlink>
+        </w:p>
+        <w:p>
+          <w:pPr>
+            <w:pStyle w:val="TOC2"/>
+            <w:tabs>
+              <w:tab w:val="left" w:pos="960"/>
+              <w:tab w:val="right" w:leader="dot" w:pos="9350"/>
+            </w:tabs>
+            <w:rPr>
+              <w:noProof/>
+            </w:rPr>
+          </w:pPr>
+          <w:hyperlink w:anchor="_Toc244253480" w:history="1">
+            <w:r>
+              <w:rPr>
+                <w:rStyle w:val="Hyperlink"/>
+                <w:noProof/>
+              </w:rPr>
+              <w:t>2.1.</w:t>
+            </w:r>
+            <w:r>
+              <w:rPr>
+                <w:noProof/>
+              </w:rPr>
+              <w:tab/>
+            </w:r>
+            <w:r>
+              <w:rPr>
+                <w:rStyle w:val="Hyperlink"/>
+                <w:noProof/>
+              </w:rPr>
+              <w:t>Diagramme de classes</w:t>
+            </w:r>
+            <w:r>
+              <w:rPr>
+                <w:noProof/>
+                <w:webHidden/>
+              </w:rPr>
+              <w:tab/>
+            </w:r>
+            <w:r>
+              <w:rPr>
+                <w:noProof/>
+                <w:webHidden/>
+              </w:rPr>
+              <w:fldChar w:fldCharType="begin"/>
+            </w:r>
+            <w:r>
+              <w:rPr>
+                <w:noProof/>
+                <w:webHidden/>
+              </w:rPr>
+              <w:instrText xml:space="preserve"> PAGEREF _Toc244253480 \h </w:instrText>
+            </w:r>
+            <w:r>
+              <w:rPr>
+                <w:noProof/>
+                <w:webHidden/>
+              </w:rPr>
+            </w:r>
+            <w:r>
+              <w:rPr>
+                <w:noProof/>
+                <w:webHidden/>
+              </w:rPr>
+              <w:fldChar w:fldCharType="separate"/>
+            </w:r>
+            <w:r>
+              <w:rPr>
+                <w:noProof/>
+                <w:webHidden/>
+              </w:rPr>
+              <w:t>2</w:t>
+            </w:r>
+            <w:r>
+              <w:rPr>
+                <w:noProof/>
+                <w:webHidden/>
+              </w:rPr>
+              <w:fldChar w:fldCharType="end"/>
+            </w:r>
+          </w:hyperlink>
+        </w:p>
+        <w:p>
+          <w:pPr>
+            <w:pStyle w:val="TOC2"/>
+            <w:tabs>
+              <w:tab w:val="left" w:pos="960"/>
+              <w:tab w:val="right" w:leader="dot" w:pos="9350"/>
+            </w:tabs>
+            <w:rPr>
+              <w:noProof/>
+            </w:rPr>
+          </w:pPr>
+          <w:hyperlink w:anchor="_Toc244253481" w:history="1">
+            <w:r>
+              <w:rPr>
+                <w:rStyle w:val="Hyperlink"/>
+                <w:noProof/>
+              </w:rPr>
+              <w:t>2.2.</w:t>
+            </w:r>
+            <w:r>
+              <w:rPr>
+                <w:noProof/>
+              </w:rPr>
+              <w:tab/>
+            </w:r>
+            <w:r>
+              <w:rPr>
+                <w:rStyle w:val="Hyperlink"/>
+                <w:noProof/>
+              </w:rPr>
+              <w:t>Schéma d’architecture de projet</w:t>
+            </w:r>
+            <w:r>
+              <w:rPr>
+                <w:noProof/>
+                <w:webHidden/>
+              </w:rPr>
+              <w:tab/>
+            </w:r>
+            <w:r>
+              <w:rPr>
+                <w:noProof/>
+                <w:webHidden/>
+              </w:rPr>
+              <w:fldChar w:fldCharType="begin"/>
+            </w:r>
+            <w:r>
+              <w:rPr>
+                <w:noProof/>
+                <w:webHidden/>
+              </w:rPr>
+              <w:instrText xml:space="preserve"> PAGEREF _Toc244253481 \h </w:instrText>
+            </w:r>
+            <w:r>
+              <w:rPr>
+                <w:noProof/>
+                <w:webHidden/>
+              </w:rPr>
+            </w:r>
+            <w:r>
+              <w:rPr>
+                <w:noProof/>
+                <w:webHidden/>
+              </w:rPr>
+              <w:fldChar w:fldCharType="separate"/>
+            </w:r>
+            <w:r>
+              <w:rPr>
+                <w:noProof/>
+                <w:webHidden/>
+              </w:rPr>
+              <w:t>3</w:t>
+            </w:r>
+            <w:r>
+              <w:rPr>
+                <w:noProof/>
+                <w:webHidden/>
+              </w:rPr>
+              <w:fldChar w:fldCharType="end"/>
+            </w:r>
+          </w:hyperlink>
+        </w:p>
+        <w:p>
+          <w:pPr>
+            <w:pStyle w:val="TOC1"/>
+            <w:tabs>
+              <w:tab w:val="left" w:pos="480"/>
+              <w:tab w:val="right" w:leader="dot" w:pos="9350"/>
+            </w:tabs>
+            <w:rPr>
+              <w:noProof/>
+            </w:rPr>
+          </w:pPr>
+          <w:hyperlink w:anchor="_Toc244253482" w:history="1">
+            <w:r>
+              <w:rPr>
+                <w:rStyle w:val="Hyperlink"/>
+                <w:noProof/>
+              </w:rPr>
+              <w:t>3.</w:t>
+            </w:r>
+            <w:r>
+              <w:rPr>
+                <w:noProof/>
+              </w:rPr>
+              <w:tab/>
+            </w:r>
+            <w:r>
+              <w:rPr>
+                <w:rStyle w:val="Hyperlink"/>
+                <w:noProof/>
+              </w:rPr>
+              <w:t>Développement des micro-services fonctionnels</w:t>
+            </w:r>
+            <w:r>
+              <w:rPr>
+                <w:noProof/>
+                <w:webHidden/>
+              </w:rPr>
+              <w:tab/>
+            </w:r>
+            <w:r>
+              <w:rPr>
+                <w:noProof/>
+                <w:webHidden/>
+              </w:rPr>
+              <w:fldChar w:fldCharType="begin"/>
+            </w:r>
+            <w:r>
+              <w:rPr>
+                <w:noProof/>
+                <w:webHidden/>
+              </w:rPr>
+              <w:instrText xml:space="preserve"> PAGEREF _Toc244253482 \h </w:instrText>
+            </w:r>
+            <w:r>
+              <w:rPr>
+                <w:noProof/>
+                <w:webHidden/>
+              </w:rPr>
+            </w:r>
+            <w:r>
+              <w:rPr>
+                <w:noProof/>
+                <w:webHidden/>
+              </w:rPr>
+              <w:fldChar w:fldCharType="separate"/>
+            </w:r>
+            <w:r>
+              <w:rPr>
+                <w:noProof/>
+                <w:webHidden/>
+              </w:rPr>
+              <w:t>3</w:t>
+            </w:r>
+            <w:r>
+              <w:rPr>
+                <w:noProof/>
+                <w:webHidden/>
+              </w:rPr>
+              <w:fldChar w:fldCharType="end"/>
+            </w:r>
+          </w:hyperlink>
+        </w:p>
+        <w:p>
+          <w:pPr>
+            <w:pStyle w:val="TOC2"/>
+            <w:tabs>
+              <w:tab w:val="left" w:pos="960"/>
+              <w:tab w:val="right" w:leader="dot" w:pos="9350"/>
+            </w:tabs>
+            <w:rPr>
+              <w:noProof/>
+            </w:rPr>
+          </w:pPr>
+          <w:hyperlink w:anchor="_Toc244253483" w:history="1">
+            <w:r>
+              <w:rPr>
+                <w:rStyle w:val="Hyperlink"/>
+                <w:noProof/>
+              </w:rPr>
+              <w:t>3.1.</w:t>
+            </w:r>
+            <w:r>
+              <w:rPr>
+                <w:noProof/>
+              </w:rPr>
+              <w:tab/>
+            </w:r>
+            <w:r>
+              <w:rPr>
+                <w:rStyle w:val="Hyperlink"/>
+                <w:noProof/>
+              </w:rPr>
+              <w:t>Account-Service</w:t>
+            </w:r>
+            <w:r>
+              <w:rPr>
+                <w:noProof/>
+                <w:webHidden/>
+              </w:rPr>
+              <w:tab/>
+            </w:r>
+            <w:r>
+              <w:rPr>
+                <w:noProof/>
+                <w:webHidden/>
+              </w:rPr>
+              <w:fldChar w:fldCharType="begin"/>
+            </w:r>
+            <w:r>
+              <w:rPr>
+                <w:noProof/>
+                <w:webHidden/>
+              </w:rPr>
+              <w:instrText xml:space="preserve"> PAGEREF _Toc244253483 \h </w:instrText>
+            </w:r>
+            <w:r>
+              <w:rPr>
+                <w:noProof/>
+                <w:webHidden/>
+              </w:rPr>
+            </w:r>
+            <w:r>
+              <w:rPr>
+                <w:noProof/>
+                <w:webHidden/>
+              </w:rPr>
+              <w:fldChar w:fldCharType="separate"/>
+            </w:r>
+            <w:r>
+              <w:rPr>
+                <w:noProof/>
+                <w:webHidden/>
+              </w:rPr>
+              <w:t>3</w:t>
+            </w:r>
+            <w:r>
+              <w:rPr>
+                <w:noProof/>
+                <w:webHidden/>
+              </w:rPr>
+              <w:fldChar w:fldCharType="end"/>
+            </w:r>
+          </w:hyperlink>
+        </w:p>
+        <w:p>
+          <w:pPr>
+            <w:pStyle w:val="TOC2"/>
+            <w:tabs>
+              <w:tab w:val="left" w:pos="960"/>
+              <w:tab w:val="right" w:leader="dot" w:pos="9350"/>
+            </w:tabs>
+            <w:rPr>
+              <w:noProof/>
+            </w:rPr>
+          </w:pPr>
+          <w:hyperlink w:anchor="_Toc244253484" w:history="1">
+            <w:r>
+              <w:rPr>
+                <w:rStyle w:val="Hyperlink"/>
+                <w:noProof/>
+              </w:rPr>
+              <w:t>3.2.</w:t>
+            </w:r>
+            <w:r>
+              <w:rPr>
+                <w:noProof/>
+              </w:rPr>
+              <w:tab/>
+            </w:r>
+            <w:r>
+              <w:rPr>
+                <w:rStyle w:val="Hyperlink"/>
+                <w:noProof/>
+              </w:rPr>
+              <w:t>Transaction-Service</w:t>
+            </w:r>
+            <w:r>
+              <w:rPr>
+                <w:noProof/>
+                <w:webHidden/>
+              </w:rPr>
+              <w:tab/>
+            </w:r>
+            <w:r>
+              <w:rPr>
+                <w:noProof/>
+                <w:webHidden/>
+              </w:rPr>
+              <w:fldChar w:fldCharType="begin"/>
+            </w:r>
+            <w:r>
+              <w:rPr>
+                <w:noProof/>
+                <w:webHidden/>
+              </w:rPr>
+              <w:instrText xml:space="preserve"> PAGEREF _Toc244253484 \h </w:instrText>
+            </w:r>
+            <w:r>
+              <w:rPr>
+                <w:noProof/>
+                <w:webHidden/>
+              </w:rPr>
+            </w:r>
+            <w:r>
+              <w:rPr>
+                <w:noProof/>
+                <w:webHidden/>
+              </w:rPr>
+              <w:fldChar w:fldCharType="separate"/>
+            </w:r>
+            <w:r>
+              <w:rPr>
+                <w:noProof/>
+                <w:webHidden/>
+              </w:rPr>
+              <w:t>4</w:t>
+            </w:r>
+            <w:r>
+              <w:rPr>
+                <w:noProof/>
+                <w:webHidden/>
+              </w:rPr>
+              <w:fldChar w:fldCharType="end"/>
+            </w:r>
+          </w:hyperlink>
+        </w:p>
+        <w:p>
+          <w:pPr>
+            <w:pStyle w:val="TOC2"/>
+            <w:tabs>
+              <w:tab w:val="left" w:pos="960"/>
+              <w:tab w:val="right" w:leader="dot" w:pos="9350"/>
+            </w:tabs>
+            <w:rPr>
+              <w:noProof/>
+            </w:rPr>
+          </w:pPr>
+          <w:hyperlink w:anchor="_Toc244253485" w:history="1">
+            <w:r>
+              <w:rPr>
+                <w:rStyle w:val="Hyperlink"/>
+                <w:noProof/>
+              </w:rPr>
+              <w:t>3.3.</w:t>
+            </w:r>
+            <w:r>
+              <w:rPr>
+                <w:noProof/>
+              </w:rPr>
+              <w:tab/>
+            </w:r>
+            <w:r>
+              <w:rPr>
+                <w:rStyle w:val="Hyperlink"/>
+                <w:noProof/>
+              </w:rPr>
+              <w:t>OpenFeign et Resilience4J</w:t>
+            </w:r>
+            <w:r>
+              <w:rPr>
+                <w:noProof/>
+                <w:webHidden/>
+              </w:rPr>
+              <w:tab/>
+            </w:r>
+            <w:r>
+              <w:rPr>
+                <w:noProof/>
+                <w:webHidden/>
+              </w:rPr>
+              <w:fldChar w:fldCharType="begin"/>
+            </w:r>
+            <w:r>
+              <w:rPr>
+                <w:noProof/>
+                <w:webHidden/>
+              </w:rPr>
+              <w:instrText xml:space="preserve"> PAGEREF _Toc244253485 \h </w:instrText>
+            </w:r>
+            <w:r>
+              <w:rPr>
+                <w:noProof/>
+                <w:webHidden/>
+              </w:rPr>
+            </w:r>
+            <w:r>
+              <w:rPr>
+                <w:noProof/>
+                <w:webHidden/>
+              </w:rPr>
+              <w:fldChar w:fldCharType="separate"/>
+            </w:r>
+            <w:r>
+              <w:rPr>
+                <w:noProof/>
+                <w:webHidden/>
+              </w:rPr>
+              <w:t>5</w:t>
+            </w:r>
+            <w:r>
+              <w:rPr>
+                <w:noProof/>
+                <w:webHidden/>
+              </w:rPr>
+              <w:fldChar w:fldCharType="end"/>
+            </w:r>
+          </w:hyperlink>
+        </w:p>
+        <w:p>
+          <w:pPr>
+            <w:pStyle w:val="TOC3"/>
+            <w:tabs>
+              <w:tab w:val="left" w:pos="1440"/>
+              <w:tab w:val="right" w:leader="dot" w:pos="9350"/>
+            </w:tabs>
+            <w:rPr>
+              <w:noProof/>
+            </w:rPr>
+          </w:pPr>
+          <w:hyperlink w:anchor="_Toc244253486" w:history="1">
+            <w:r>
+              <w:rPr>
+                <w:rStyle w:val="Hyperlink"/>
+                <w:noProof/>
+              </w:rPr>
+              <w:t>3.3.1.</w:t>
+            </w:r>
+            <w:r>
+              <w:rPr>
+                <w:noProof/>
+              </w:rPr>
+              <w:tab/>
+            </w:r>
+            <w:r>
+              <w:rPr>
+                <w:rStyle w:val="Hyperlink"/>
+                <w:noProof/>
+              </w:rPr>
+              <w:t>OpenFeign</w:t>
+            </w:r>
+            <w:r>
+              <w:rPr>
+                <w:noProof/>
+                <w:webHidden/>
+              </w:rPr>
+              <w:tab/>
+            </w:r>
+            <w:r>
+              <w:rPr>
+                <w:noProof/>
+                <w:webHidden/>
+              </w:rPr>
+              <w:fldChar w:fldCharType="begin"/>
+            </w:r>
+            <w:r>
+              <w:rPr>
+                <w:noProof/>
+                <w:webHidden/>
+              </w:rPr>
+              <w:instrText xml:space="preserve"> PAGEREF _Toc244253486 \h </w:instrText>
+            </w:r>
+            <w:r>
+              <w:rPr>
+                <w:noProof/>
+                <w:webHidden/>
+              </w:rPr>
+            </w:r>
+            <w:r>
+              <w:rPr>
+                <w:noProof/>
+                <w:webHidden/>
+              </w:rPr>
+              <w:fldChar w:fldCharType="separate"/>
+            </w:r>
+            <w:r>
+              <w:rPr>
+                <w:noProof/>
+                <w:webHidden/>
+              </w:rPr>
+              <w:t>5</w:t>
+            </w:r>
+            <w:r>
+              <w:rPr>
+                <w:noProof/>
+                <w:webHidden/>
+              </w:rPr>
+              <w:fldChar w:fldCharType="end"/>
+            </w:r>
+          </w:hyperlink>
+        </w:p>
+        <w:p>
+          <w:pPr>
+            <w:pStyle w:val="TOC3"/>
+            <w:tabs>
+              <w:tab w:val="left" w:pos="1440"/>
+              <w:tab w:val="right" w:leader="dot" w:pos="9350"/>
+            </w:tabs>
+            <w:rPr>
+              <w:noProof/>
+            </w:rPr>
+          </w:pPr>
+          <w:hyperlink w:anchor="_Toc244253487" w:history="1">
+            <w:r>
+              <w:rPr>
+                <w:rStyle w:val="Hyperlink"/>
+                <w:noProof/>
+              </w:rPr>
+              <w:t>3.3.2.</w:t>
+            </w:r>
+            <w:r>
+              <w:rPr>
+                <w:noProof/>
+              </w:rPr>
+              <w:tab/>
+            </w:r>
+            <w:r>
+              <w:rPr>
+                <w:rStyle w:val="Hyperlink"/>
+                <w:noProof/>
+              </w:rPr>
+              <w:t>Resilience4J</w:t>
+            </w:r>
+            <w:r>
+              <w:rPr>
+                <w:noProof/>
+                <w:webHidden/>
+              </w:rPr>
+              <w:tab/>
+            </w:r>
+            <w:r>
+              <w:rPr>
+                <w:noProof/>
+                <w:webHidden/>
+              </w:rPr>
+              <w:fldChar w:fldCharType="begin"/>
+            </w:r>
+            <w:r>
+              <w:rPr>
+                <w:noProof/>
+                <w:webHidden/>
+              </w:rPr>
+              <w:instrText xml:space="preserve"> PAGEREF _Toc244253487 \h </w:instrText>
+            </w:r>
+            <w:r>
+              <w:rPr>
+                <w:noProof/>
+                <w:webHidden/>
+              </w:rPr>
+            </w:r>
+            <w:r>
+              <w:rPr>
+                <w:noProof/>
+                <w:webHidden/>
+              </w:rPr>
+              <w:fldChar w:fldCharType="separate"/>
+            </w:r>
+            <w:r>
+              <w:rPr>
+                <w:noProof/>
+                <w:webHidden/>
+              </w:rPr>
+              <w:t>5</w:t>
+            </w:r>
+            <w:r>
+              <w:rPr>
+                <w:noProof/>
+                <w:webHidden/>
+              </w:rPr>
+              <w:fldChar w:fldCharType="end"/>
+            </w:r>
+          </w:hyperlink>
+        </w:p>
+        <w:p>
+          <w:pPr>
+            <w:pStyle w:val="TOC1"/>
+            <w:tabs>
+              <w:tab w:val="left" w:pos="480"/>
+              <w:tab w:val="right" w:leader="dot" w:pos="9350"/>
+            </w:tabs>
+            <w:rPr>
+              <w:noProof/>
+            </w:rPr>
+          </w:pPr>
+          <w:hyperlink w:anchor="_Toc244253488" w:history="1">
+            <w:r>
+              <w:rPr>
+                <w:rStyle w:val="Hyperlink"/>
+                <w:noProof/>
+              </w:rPr>
+              <w:t>4.</w:t>
+            </w:r>
+            <w:r>
+              <w:rPr>
+                <w:noProof/>
+              </w:rPr>
+              <w:tab/>
+            </w:r>
+            <w:r>
+              <w:rPr>
+                <w:rStyle w:val="Hyperlink"/>
+                <w:noProof/>
+              </w:rPr>
+              <w:t>Les micro-services techniques</w:t>
+            </w:r>
+            <w:r>
+              <w:rPr>
+                <w:noProof/>
+                <w:webHidden/>
+              </w:rPr>
+              <w:tab/>
+            </w:r>
+            <w:r>
+              <w:rPr>
+                <w:noProof/>
+                <w:webHidden/>
+              </w:rPr>
+              <w:fldChar w:fldCharType="begin"/>
+            </w:r>
+            <w:r>
+              <w:rPr>
+                <w:noProof/>
+                <w:webHidden/>
+              </w:rPr>
+              <w:instrText xml:space="preserve"> PAGEREF _Toc244253488 \h </w:instrText>
+            </w:r>
+            <w:r>
+              <w:rPr>
+                <w:noProof/>
+                <w:webHidden/>
+              </w:rPr>
+            </w:r>
+            <w:r>
+              <w:rPr>
+                <w:noProof/>
+                <w:webHidden/>
+              </w:rPr>
+              <w:fldChar w:fldCharType="separate"/>
+            </w:r>
+            <w:r>
+              <w:rPr>
+                <w:noProof/>
+                <w:webHidden/>
+              </w:rPr>
+              <w:t>7</w:t>
+            </w:r>
+            <w:r>
+              <w:rPr>
+                <w:noProof/>
+                <w:webHidden/>
+              </w:rPr>
+              <w:fldChar w:fldCharType="end"/>
+            </w:r>
+          </w:hyperlink>
+        </w:p>
+        <w:p>
+          <w:pPr>
+            <w:pStyle w:val="TOC2"/>
+            <w:tabs>
+              <w:tab w:val="left" w:pos="960"/>
+              <w:tab w:val="right" w:leader="dot" w:pos="9350"/>
+            </w:tabs>
+            <w:rPr>
+              <w:noProof/>
+            </w:rPr>
+          </w:pPr>
+          <w:hyperlink w:anchor="_Toc244253489" w:history="1">
+            <w:r>
+              <w:rPr>
+                <w:rStyle w:val="Hyperlink"/>
+                <w:noProof/>
+              </w:rPr>
+              <w:t>4.1.</w:t>
+            </w:r>
+            <w:r>
+              <w:rPr>
+                <w:noProof/>
+              </w:rPr>
+              <w:tab/>
+            </w:r>
+            <w:r>
+              <w:rPr>
+                <w:rStyle w:val="Hyperlink"/>
+                <w:noProof/>
+              </w:rPr>
+              <w:t>Spring Cloud Gateway</w:t>
+            </w:r>
+            <w:r>
+              <w:rPr>
+                <w:noProof/>
+                <w:webHidden/>
+              </w:rPr>
+              <w:tab/>
+            </w:r>
+            <w:r>
+              <w:rPr>
+                <w:noProof/>
+                <w:webHidden/>
+              </w:rPr>
+              <w:fldChar w:fldCharType="begin"/>
+            </w:r>
+            <w:r>
+              <w:rPr>
+                <w:noProof/>
+                <w:webHidden/>
+              </w:rPr>
+              <w:instrText xml:space="preserve"> PAGEREF _Toc244253489 \h </w:instrText>
+            </w:r>
+            <w:r>
+              <w:rPr>
+                <w:noProof/>
+                <w:webHidden/>
+              </w:rPr>
+            </w:r>
+            <w:r>
+              <w:rPr>
+                <w:noProof/>
+                <w:webHidden/>
+              </w:rPr>
+              <w:fldChar w:fldCharType="separate"/>
+            </w:r>
+            <w:r>
+              <w:rPr>
+                <w:noProof/>
+                <w:webHidden/>
+              </w:rPr>
+              <w:t>7</w:t>
+            </w:r>
+            <w:r>
+              <w:rPr>
+                <w:noProof/>
+                <w:webHidden/>
+              </w:rPr>
+              <w:fldChar w:fldCharType="end"/>
+            </w:r>
+          </w:hyperlink>
+        </w:p>
+        <w:p>
+          <w:pPr>
+            <w:pStyle w:val="TOC2"/>
+            <w:tabs>
+              <w:tab w:val="left" w:pos="960"/>
+              <w:tab w:val="right" w:leader="dot" w:pos="9350"/>
+            </w:tabs>
+            <w:rPr>
+              <w:noProof/>
+            </w:rPr>
+          </w:pPr>
+          <w:hyperlink w:anchor="_Toc244253490" w:history="1">
+            <w:r>
+              <w:rPr>
+                <w:rStyle w:val="Hyperlink"/>
+                <w:noProof/>
+              </w:rPr>
+              <w:t>4.2.</w:t>
+            </w:r>
+            <w:r>
+              <w:rPr>
+                <w:noProof/>
+              </w:rPr>
+              <w:tab/>
+            </w:r>
+            <w:r>
+              <w:rPr>
+                <w:rStyle w:val="Hyperlink"/>
+                <w:noProof/>
+              </w:rPr>
+              <w:t>Eureka Discovery Service</w:t>
+            </w:r>
+            <w:r>
+              <w:rPr>
+                <w:noProof/>
+                <w:webHidden/>
+              </w:rPr>
+              <w:tab/>
+            </w:r>
+            <w:r>
+              <w:rPr>
+                <w:noProof/>
+                <w:webHidden/>
+              </w:rPr>
+              <w:fldChar w:fldCharType="begin"/>
+            </w:r>
+            <w:r>
+              <w:rPr>
+                <w:noProof/>
+                <w:webHidden/>
+              </w:rPr>
+              <w:instrText xml:space="preserve"> PAGEREF _Toc244253490 \h </w:instrText>
+            </w:r>
+            <w:r>
+              <w:rPr>
+                <w:noProof/>
+                <w:webHidden/>
+              </w:rPr>
+            </w:r>
+            <w:r>
+              <w:rPr>
+                <w:noProof/>
+                <w:webHidden/>
+              </w:rPr>
+              <w:fldChar w:fldCharType="separate"/>
+            </w:r>
+            <w:r>
+              <w:rPr>
+                <w:noProof/>
+                <w:webHidden/>
+              </w:rPr>
+              <w:t>7</w:t>
+            </w:r>
+            <w:r>
+              <w:rPr>
+                <w:noProof/>
+                <w:webHidden/>
+              </w:rPr>
+              <w:fldChar w:fldCharType="end"/>
+            </w:r>
+          </w:hyperlink>
+        </w:p>
+        <w:p>
+          <w:pPr>
+            <w:pStyle w:val="TOC2"/>
+            <w:tabs>
+              <w:tab w:val="left" w:pos="960"/>
+              <w:tab w:val="right" w:leader="dot" w:pos="9350"/>
+            </w:tabs>
+            <w:rPr>
+              <w:noProof/>
+            </w:rPr>
+          </w:pPr>
+          <w:hyperlink w:anchor="_Toc244253491" w:history="1">
+            <w:r>
+              <w:rPr>
+                <w:rStyle w:val="Hyperlink"/>
+                <w:noProof/>
+                <w:lang w:val="en-US"/>
+              </w:rPr>
+              <w:t>4.3.</w:t>
+            </w:r>
+            <w:r>
+              <w:rPr>
+                <w:noProof/>
+              </w:rPr>
+              <w:tab/>
+            </w:r>
+            <w:r>
+              <w:rPr>
+                <w:rStyle w:val="Hyperlink"/>
+                <w:noProof/>
+                <w:lang w:val="en-US"/>
+              </w:rPr>
+              <w:t>Config Service</w:t>
+            </w:r>
+            <w:r>
+              <w:rPr>
+                <w:noProof/>
+                <w:webHidden/>
+              </w:rPr>
+              <w:tab/>
+            </w:r>
+            <w:r>
+              <w:rPr>
+                <w:noProof/>
+                <w:webHidden/>
+              </w:rPr>
+              <w:fldChar w:fldCharType="begin"/>
+            </w:r>
+            <w:r>
+              <w:rPr>
+                <w:noProof/>
+                <w:webHidden/>
+              </w:rPr>
+              <w:instrText xml:space="preserve"> PAGEREF _Toc244253491 \h </w:instrText>
+            </w:r>
+            <w:r>
+              <w:rPr>
+                <w:noProof/>
+                <w:webHidden/>
+              </w:rPr>
+            </w:r>
+            <w:r>
+              <w:rPr>
+                <w:noProof/>
+                <w:webHidden/>
+              </w:rPr>
+              <w:fldChar w:fldCharType="separate"/>
+            </w:r>
+            <w:r>
+              <w:rPr>
+                <w:noProof/>
+                <w:webHidden/>
+              </w:rPr>
+              <w:t>8</w:t>
+            </w:r>
+            <w:r>
+              <w:rPr>
+                <w:noProof/>
+                <w:webHidden/>
+              </w:rPr>
+              <w:fldChar w:fldCharType="end"/>
+            </w:r>
+          </w:hyperlink>
+        </w:p>
+        <w:p>
+          <w:pPr>
+            <w:pStyle w:val="TOC1"/>
+            <w:tabs>
+              <w:tab w:val="left" w:pos="480"/>
+              <w:tab w:val="right" w:leader="dot" w:pos="9350"/>
+            </w:tabs>
+            <w:rPr>
+              <w:noProof/>
+            </w:rPr>
+          </w:pPr>
+          <w:hyperlink w:anchor="_Toc244253492" w:history="1">
+            <w:r>
+              <w:rPr>
+                <w:rStyle w:val="Hyperlink"/>
+                <w:noProof/>
+              </w:rPr>
+              <w:t>5.</w:t>
+            </w:r>
+            <w:r>
+              <w:rPr>
+                <w:noProof/>
+              </w:rPr>
+              <w:tab/>
+            </w:r>
+            <w:r>
+              <w:rPr>
+                <w:rStyle w:val="Hyperlink"/>
+                <w:noProof/>
+              </w:rPr>
+              <w:t>ChatBot Agentique</w:t>
+            </w:r>
+            <w:r>
+              <w:rPr>
+                <w:noProof/>
+                <w:webHidden/>
+              </w:rPr>
+              <w:tab/>
+            </w:r>
+            <w:r>
+              <w:rPr>
+                <w:noProof/>
+                <w:webHidden/>
+              </w:rPr>
+              <w:fldChar w:fldCharType="begin"/>
+            </w:r>
+            <w:r>
+              <w:rPr>
+                <w:noProof/>
+                <w:webHidden/>
+              </w:rPr>
+              <w:instrText xml:space="preserve"> PAGEREF _Toc244253492 \h </w:instrText>
+            </w:r>
+            <w:r>
+              <w:rPr>
+                <w:noProof/>
+                <w:webHidden/>
+              </w:rPr>
+            </w:r>
+            <w:r>
+              <w:rPr>
+                <w:noProof/>
+                <w:webHidden/>
+              </w:rPr>
+              <w:fldChar w:fldCharType="separate"/>
+            </w:r>
+            <w:r>
+              <w:rPr>
+                <w:noProof/>
+                <w:webHidden/>
+              </w:rPr>
+              <w:t>8</w:t>
+            </w:r>
+            <w:r>
+              <w:rPr>
+                <w:noProof/>
+                <w:webHidden/>
+              </w:rPr>
+              <w:fldChar w:fldCharType="end"/>
+            </w:r>
+          </w:hyperlink>
+        </w:p>
+        <w:p>
+          <w:pPr>
+            <w:pStyle w:val="TOC1"/>
+            <w:tabs>
+              <w:tab w:val="left" w:pos="480"/>
+              <w:tab w:val="right" w:leader="dot" w:pos="9350"/>
+            </w:tabs>
+            <w:rPr>
+              <w:noProof/>
+            </w:rPr>
+          </w:pPr>
+          <w:hyperlink w:anchor="_Toc244253493" w:history="1">
+            <w:r>
+              <w:rPr>
+                <w:rStyle w:val="Hyperlink"/>
+                <w:noProof/>
+              </w:rPr>
+              <w:t>6.</w:t>
+            </w:r>
+            <w:r>
+              <w:rPr>
+                <w:noProof/>
+              </w:rPr>
+              <w:tab/>
+            </w:r>
+            <w:r>
+              <w:rPr>
+                <w:rStyle w:val="Hyperlink"/>
+                <w:noProof/>
+              </w:rPr>
+              <w:t>D</w:t>
+            </w:r>
+            <w:r>
+              <w:rPr>
+                <w:noProof/>
+                <w:webHidden/>
+              </w:rPr>
+              <w:tab/>
+            </w:r>
+            <w:r>
+              <w:rPr>
+                <w:noProof/>
+                <w:webHidden/>
+              </w:rPr>
+              <w:fldChar w:fldCharType="begin"/>
+            </w:r>
+            <w:r>
+              <w:rPr>
+                <w:noProof/>
+                <w:webHidden/>
+              </w:rPr>
+              <w:instrText xml:space="preserve"> PAGEREF _Toc244253493 \h </w:instrText>
+            </w:r>
+            <w:r>
+              <w:rPr>
+                <w:noProof/>
+                <w:webHidden/>
+              </w:rPr>
+            </w:r>
+            <w:r>
+              <w:rPr>
+                <w:noProof/>
+                <w:webHidden/>
+              </w:rPr>
+              <w:fldChar w:fldCharType="separate"/>
+            </w:r>
+            <w:r>
+              <w:rPr>
+                <w:noProof/>
+                <w:webHidden/>
+              </w:rPr>
+              <w:t>8</w:t>
+            </w:r>
+            <w:r>
+              <w:rPr>
+                <w:noProof/>
+                <w:webHidden/>
+              </w:rPr>
+              <w:fldChar w:fldCharType="end"/>
+            </w:r>
+          </w:hyperlink>
+        </w:p>
+        <w:p>
+          <w:pPr>
+            <w:pStyle w:val="TOC1"/>
+            <w:tabs>
+              <w:tab w:val="left" w:pos="480"/>
+              <w:tab w:val="right" w:leader="dot" w:pos="9350"/>
+            </w:tabs>
+            <w:rPr>
+              <w:noProof/>
+            </w:rPr>
+          </w:pPr>
+          <w:hyperlink w:anchor="_Toc244253494" w:history="1">
+            <w:r>
+              <w:rPr>
+                <w:rStyle w:val="Hyperlink"/>
+                <w:noProof/>
+              </w:rPr>
+              <w:t>7.</w:t>
+            </w:r>
+            <w:r>
+              <w:rPr>
+                <w:noProof/>
+              </w:rPr>
+              <w:tab/>
+            </w:r>
+            <w:r>
+              <w:rPr>
+                <w:rStyle w:val="Hyperlink"/>
+                <w:noProof/>
+              </w:rPr>
+              <w:t>Client Flutter</w:t>
+            </w:r>
+            <w:r>
+              <w:rPr>
+                <w:noProof/>
+                <w:webHidden/>
+              </w:rPr>
+              <w:tab/>
+            </w:r>
+            <w:r>
+              <w:rPr>
+                <w:noProof/>
+                <w:webHidden/>
+              </w:rPr>
+              <w:fldChar w:fldCharType="begin"/>
+            </w:r>
+            <w:r>
+              <w:rPr>
+                <w:noProof/>
+                <w:webHidden/>
+              </w:rPr>
+              <w:instrText xml:space="preserve"> PAGEREF _Toc244253494 \h </w:instrText>
+            </w:r>
+            <w:r>
+              <w:rPr>
+                <w:noProof/>
+                <w:webHidden/>
+              </w:rPr>
+            </w:r>
+            <w:r>
+              <w:rPr>
+                <w:noProof/>
+                <w:webHidden/>
+              </w:rPr>
+              <w:fldChar w:fldCharType="separate"/>
+            </w:r>
+            <w:r>
+              <w:rPr>
+                <w:noProof/>
+                <w:webHidden/>
+              </w:rPr>
+              <w:t>8</w:t>
+            </w:r>
+            <w:r>
+              <w:rPr>
+                <w:noProof/>
+                <w:webHidden/>
+              </w:rPr>
+              <w:fldChar w:fldCharType="end"/>
+            </w:r>
+          </w:hyperlink>
+        </w:p>
+        <w:p>
+          <w:pPr>
+            <w:pStyle w:val="TOC1"/>
+            <w:tabs>
+              <w:tab w:val="left" w:pos="480"/>
+              <w:tab w:val="right" w:leader="dot" w:pos="9350"/>
+            </w:tabs>
+            <w:rPr>
+              <w:noProof/>
+            </w:rPr>
+          </w:pPr>
+          <w:hyperlink w:anchor="_Toc244253495" w:history="1">
+            <w:r>
+              <w:rPr>
+                <w:rStyle w:val="Hyperlink"/>
+                <w:noProof/>
+              </w:rPr>
+              <w:t>8.</w:t>
+            </w:r>
+            <w:r>
+              <w:rPr>
+                <w:noProof/>
+              </w:rPr>
+              <w:tab/>
+            </w:r>
+            <w:r>
+              <w:rPr>
+                <w:rStyle w:val="Hyperlink"/>
+                <w:noProof/>
+              </w:rPr>
+              <w:t>f</w:t>
+            </w:r>
+            <w:r>
+              <w:rPr>
+                <w:noProof/>
+                <w:webHidden/>
+              </w:rPr>
+              <w:tab/>
+            </w:r>
+            <w:r>
+              <w:rPr>
+                <w:noProof/>
+                <w:webHidden/>
+              </w:rPr>
+              <w:fldChar w:fldCharType="begin"/>
+            </w:r>
+            <w:r>
+              <w:rPr>
+                <w:noProof/>
+                <w:webHidden/>
+              </w:rPr>
+              <w:instrText xml:space="preserve"> PAGEREF _Toc244253495 \h </w:instrText>
+            </w:r>
+            <w:r>
+              <w:rPr>
+                <w:noProof/>
+                <w:webHidden/>
+              </w:rPr>
+            </w:r>
+            <w:r>
+              <w:rPr>
+                <w:noProof/>
+                <w:webHidden/>
+              </w:rPr>
+              <w:fldChar w:fldCharType="separate"/>
+            </w:r>
+            <w:r>
+              <w:rPr>
+                <w:noProof/>
+                <w:webHidden/>
+              </w:rPr>
+              <w:t>9</w:t>
+            </w:r>
+            <w:r>
+              <w:rPr>
+                <w:noProof/>
+                <w:webHidden/>
+              </w:rPr>
+              <w:fldChar w:fldCharType="end"/>
+            </w:r>
+          </w:hyperlink>
+        </w:p>
+        <w:p>
+          <w:pPr>
+            <w:rPr>
+              <w:b/>
+              <w:bCs/>
+              <w:noProof/>
+            </w:rPr>
+          </w:pPr>
+          <w:r>
+            <w:rPr>
+              <w:b/>
+              <w:bCs/>
+              <w:noProof/>
+            </w:rPr>
+            <w:fldChar w:fldCharType="end"/>
+          </w:r>
+        </w:p>
+      </w:sdtContent>
+    </w:sdt>
+    <w:p>
+      <w:pPr>
+        <w:rPr>
+          <w:b/>
+          <w:bCs/>
+          <w:noProof/>
+          <w:sz w:val="36"/>
+          <w:szCs w:val="36"/>
+        </w:rPr>
+      </w:pPr>
+      <w:r>
+        <w:rPr>
+          <w:b/>
+          <w:bCs/>
+          <w:noProof/>
+          <w:sz w:val="36"/>
+          <w:szCs w:val="36"/>
+        </w:rPr>
+        <w:t>Table de figures</w:t>
+      </w:r>
+    </w:p>
+    <w:p>
+      <w:pPr>
+        <w:pStyle w:val="TableofFigures"/>
+        <w:tabs>
+          <w:tab w:val="right" w:leader="dot" w:pos="9350"/>
+        </w:tabs>
+        <w:rPr>
+          <w:noProof/>
+          <w:sz w:val="20"/>
+          <w:szCs w:val="20"/>
+        </w:rPr>
+      </w:pPr>
+      <w:r>
+        <w:rPr>
+          <w:b/>
+          <w:bCs/>
+          <w:noProof/>
+          <w:sz w:val="20"/>
+          <w:szCs w:val="20"/>
+        </w:rPr>
+        <w:fldChar w:fldCharType="begin"/>
+      </w:r>
+      <w:r>
+        <w:rPr>
+          <w:b/>
+          <w:bCs/>
+          <w:noProof/>
+          <w:sz w:val="20"/>
+          <w:szCs w:val="20"/>
+        </w:rPr>
+        <w:instrText xml:space="preserve"> TOC \h \z \c "Figure" </w:instrText>
+      </w:r>
+      <w:r>
+        <w:rPr>
+          <w:b/>
+          <w:bCs/>
+          <w:noProof/>
+          <w:sz w:val="20"/>
+          <w:szCs w:val="20"/>
+        </w:rPr>
+        <w:fldChar w:fldCharType="separate"/>
+      </w:r>
+      <w:hyperlink w:anchor="_Toc244253504" w:history="1">
+        <w:r>
+          <w:rPr>
+            <w:rStyle w:val="Hyperlink"/>
+            <w:noProof/>
+            <w:sz w:val="20"/>
+            <w:szCs w:val="20"/>
+          </w:rPr>
+          <w:t>Figure 1: Repository GitHub privé</w:t>
+        </w:r>
+        <w:r>
+          <w:rPr>
+            <w:noProof/>
+            <w:webHidden/>
+            <w:sz w:val="20"/>
+            <w:szCs w:val="20"/>
+          </w:rPr>
+          <w:tab/>
+        </w:r>
+        <w:r>
+          <w:rPr>
+            <w:noProof/>
+            <w:webHidden/>
+            <w:sz w:val="20"/>
+            <w:szCs w:val="20"/>
+          </w:rPr>
+          <w:fldChar w:fldCharType="begin"/>
+        </w:r>
+        <w:r>
+          <w:rPr>
+            <w:noProof/>
+            <w:webHidden/>
+            <w:sz w:val="20"/>
+            <w:szCs w:val="20"/>
+          </w:rPr>
+          <w:instrText xml:space="preserve"> PAGEREF _Toc244253504 \h </w:instrText>
+        </w:r>
+        <w:r>
+          <w:rPr>
+            <w:noProof/>
+            <w:webHidden/>
+            <w:sz w:val="20"/>
+            <w:szCs w:val="20"/>
+          </w:rPr>
+        </w:r>
+        <w:r>
+          <w:rPr>
+            <w:noProof/>
+            <w:webHidden/>
+            <w:sz w:val="20"/>
+            <w:szCs w:val="20"/>
+          </w:rPr>
+          <w:fldChar w:fldCharType="separate"/>
+        </w:r>
+        <w:r>
+          <w:rPr>
+            <w:noProof/>
+            <w:webHidden/>
+            <w:sz w:val="20"/>
+            <w:szCs w:val="20"/>
+          </w:rPr>
+          <w:t>4</w:t>
+        </w:r>
+        <w:r>
+          <w:rPr>
+            <w:noProof/>
+            <w:webHidden/>
+            <w:sz w:val="20"/>
+            <w:szCs w:val="20"/>
+          </w:rPr>
+          <w:fldChar w:fldCharType="end"/>
+        </w:r>
+      </w:hyperlink>
+    </w:p>
+    <w:p>
+      <w:pPr>
+        <w:pStyle w:val="TableofFigures"/>
+        <w:tabs>
+          <w:tab w:val="right" w:leader="dot" w:pos="9350"/>
+        </w:tabs>
+        <w:rPr>
+          <w:noProof/>
+          <w:sz w:val="20"/>
+          <w:szCs w:val="20"/>
+        </w:rPr>
+      </w:pPr>
+      <w:hyperlink w:anchor="_Toc244253505" w:history="1">
+        <w:r>
+          <w:rPr>
+            <w:rStyle w:val="Hyperlink"/>
+            <w:noProof/>
+            <w:sz w:val="20"/>
+            <w:szCs w:val="20"/>
+          </w:rPr>
+          <w:t>Figure 2: Diagramme de classes</w:t>
+        </w:r>
+        <w:r>
+          <w:rPr>
+            <w:noProof/>
+            <w:webHidden/>
+            <w:sz w:val="20"/>
+            <w:szCs w:val="20"/>
+          </w:rPr>
+          <w:tab/>
+        </w:r>
+        <w:r>
+          <w:rPr>
+            <w:noProof/>
+            <w:webHidden/>
+            <w:sz w:val="20"/>
+            <w:szCs w:val="20"/>
+          </w:rPr>
+          <w:fldChar w:fldCharType="begin"/>
+        </w:r>
+        <w:r>
+          <w:rPr>
+            <w:noProof/>
+            <w:webHidden/>
+            <w:sz w:val="20"/>
+            <w:szCs w:val="20"/>
+          </w:rPr>
+          <w:instrText xml:space="preserve"> PAGEREF _Toc244253505 \h </w:instrText>
+        </w:r>
+        <w:r>
+          <w:rPr>
+            <w:noProof/>
+            <w:webHidden/>
+            <w:sz w:val="20"/>
+            <w:szCs w:val="20"/>
+          </w:rPr>
+        </w:r>
+        <w:r>
+          <w:rPr>
+            <w:noProof/>
+            <w:webHidden/>
+            <w:sz w:val="20"/>
+            <w:szCs w:val="20"/>
+          </w:rPr>
+          <w:fldChar w:fldCharType="separate"/>
+        </w:r>
+        <w:r>
+          <w:rPr>
+            <w:noProof/>
+            <w:webHidden/>
+            <w:sz w:val="20"/>
+            <w:szCs w:val="20"/>
+          </w:rPr>
+          <w:t>4</w:t>
+        </w:r>
+        <w:r>
+          <w:rPr>
+            <w:noProof/>
+            <w:webHidden/>
+            <w:sz w:val="20"/>
+            <w:szCs w:val="20"/>
+          </w:rPr>
+          <w:fldChar w:fldCharType="end"/>
+        </w:r>
+      </w:hyperlink>
+    </w:p>
+    <w:p>
+      <w:pPr>
+        <w:pStyle w:val="TableofFigures"/>
+        <w:tabs>
+          <w:tab w:val="right" w:leader="dot" w:pos="9350"/>
+        </w:tabs>
+        <w:rPr>
+          <w:noProof/>
+          <w:sz w:val="20"/>
+          <w:szCs w:val="20"/>
+        </w:rPr>
+      </w:pPr>
+      <w:hyperlink w:anchor="_Toc244253506" w:history="1">
+        <w:r>
+          <w:rPr>
+            <w:rStyle w:val="Hyperlink"/>
+            <w:noProof/>
+            <w:sz w:val="20"/>
+            <w:szCs w:val="20"/>
+          </w:rPr>
+          <w:t>Figure 3: Schéma d'architecture de projet</w:t>
+        </w:r>
+        <w:r>
+          <w:rPr>
+            <w:noProof/>
+            <w:webHidden/>
+            <w:sz w:val="20"/>
+            <w:szCs w:val="20"/>
+          </w:rPr>
+          <w:tab/>
+        </w:r>
+        <w:r>
+          <w:rPr>
+            <w:noProof/>
+            <w:webHidden/>
+            <w:sz w:val="20"/>
+            <w:szCs w:val="20"/>
+          </w:rPr>
+          <w:fldChar w:fldCharType="begin"/>
+        </w:r>
+        <w:r>
+          <w:rPr>
+            <w:noProof/>
+            <w:webHidden/>
+            <w:sz w:val="20"/>
+            <w:szCs w:val="20"/>
+          </w:rPr>
+          <w:instrText xml:space="preserve"> PAGEREF _Toc244253506 \h </w:instrText>
+        </w:r>
+        <w:r>
+          <w:rPr>
+            <w:noProof/>
+            <w:webHidden/>
+            <w:sz w:val="20"/>
+            <w:szCs w:val="20"/>
+          </w:rPr>
+        </w:r>
+        <w:r>
+          <w:rPr>
+            <w:noProof/>
+            <w:webHidden/>
+            <w:sz w:val="20"/>
+            <w:szCs w:val="20"/>
+          </w:rPr>
+          <w:fldChar w:fldCharType="separate"/>
+        </w:r>
+        <w:r>
+          <w:rPr>
+            <w:noProof/>
+            <w:webHidden/>
+            <w:sz w:val="20"/>
+            <w:szCs w:val="20"/>
+          </w:rPr>
+          <w:t>5</w:t>
+        </w:r>
+        <w:r>
+          <w:rPr>
+            <w:noProof/>
+            <w:webHidden/>
+            <w:sz w:val="20"/>
+            <w:szCs w:val="20"/>
+          </w:rPr>
+          <w:fldChar w:fldCharType="end"/>
+        </w:r>
+      </w:hyperlink>
+    </w:p>
+    <w:p>
+      <w:pPr>
+        <w:pStyle w:val="TableofFigures"/>
+        <w:tabs>
+          <w:tab w:val="right" w:leader="dot" w:pos="9350"/>
+        </w:tabs>
+        <w:rPr>
+          <w:noProof/>
+          <w:sz w:val="20"/>
+          <w:szCs w:val="20"/>
+        </w:rPr>
+      </w:pPr>
+      <w:hyperlink w:anchor="_Toc244253507" w:history="1">
+        <w:r>
+          <w:rPr>
+            <w:rStyle w:val="Hyperlink"/>
+            <w:noProof/>
+            <w:sz w:val="20"/>
+            <w:szCs w:val="20"/>
+          </w:rPr>
+          <w:t>Figure 4</w:t>
+        </w:r>
+        <w:r>
+          <w:rPr>
+            <w:rStyle w:val="Hyperlink"/>
+            <w:noProof/>
+            <w:sz w:val="20"/>
+            <w:szCs w:val="20"/>
+            <w:lang w:val="en-US"/>
+          </w:rPr>
+          <w:t>: Requete GET Accounts</w:t>
+        </w:r>
+        <w:r>
+          <w:rPr>
+            <w:noProof/>
+            <w:webHidden/>
+            <w:sz w:val="20"/>
+            <w:szCs w:val="20"/>
+          </w:rPr>
+          <w:tab/>
+        </w:r>
+        <w:r>
+          <w:rPr>
+            <w:noProof/>
+            <w:webHidden/>
+            <w:sz w:val="20"/>
+            <w:szCs w:val="20"/>
+          </w:rPr>
+          <w:fldChar w:fldCharType="begin"/>
+        </w:r>
+        <w:r>
+          <w:rPr>
+            <w:noProof/>
+            <w:webHidden/>
+            <w:sz w:val="20"/>
+            <w:szCs w:val="20"/>
+          </w:rPr>
+          <w:instrText xml:space="preserve"> PAGEREF _Toc244253507 \h </w:instrText>
+        </w:r>
+        <w:r>
+          <w:rPr>
+            <w:noProof/>
+            <w:webHidden/>
+            <w:sz w:val="20"/>
+            <w:szCs w:val="20"/>
+          </w:rPr>
+        </w:r>
+        <w:r>
+          <w:rPr>
+            <w:noProof/>
+            <w:webHidden/>
+            <w:sz w:val="20"/>
+            <w:szCs w:val="20"/>
+          </w:rPr>
+          <w:fldChar w:fldCharType="separate"/>
+        </w:r>
+        <w:r>
+          <w:rPr>
+            <w:noProof/>
+            <w:webHidden/>
+            <w:sz w:val="20"/>
+            <w:szCs w:val="20"/>
+          </w:rPr>
+          <w:t>6</w:t>
+        </w:r>
+        <w:r>
+          <w:rPr>
+            <w:noProof/>
+            <w:webHidden/>
+            <w:sz w:val="20"/>
+            <w:szCs w:val="20"/>
+          </w:rPr>
+          <w:fldChar w:fldCharType="end"/>
+        </w:r>
+      </w:hyperlink>
+    </w:p>
+    <w:p>
+      <w:pPr>
+        <w:pStyle w:val="TableofFigures"/>
+        <w:tabs>
+          <w:tab w:val="right" w:leader="dot" w:pos="9350"/>
+        </w:tabs>
+        <w:rPr>
+          <w:noProof/>
+          <w:sz w:val="20"/>
+          <w:szCs w:val="20"/>
+        </w:rPr>
+      </w:pPr>
+      <w:hyperlink w:anchor="_Toc244253508" w:history="1">
+        <w:r>
+          <w:rPr>
+            <w:rStyle w:val="Hyperlink"/>
+            <w:noProof/>
+            <w:sz w:val="20"/>
+            <w:szCs w:val="20"/>
+          </w:rPr>
+          <w:t>Figure 5</w:t>
+        </w:r>
+        <w:r>
+          <w:rPr>
+            <w:rStyle w:val="Hyperlink"/>
+            <w:noProof/>
+            <w:sz w:val="20"/>
+            <w:szCs w:val="20"/>
+            <w:lang w:val="en-US"/>
+          </w:rPr>
+          <w:t>: Requete GET Transactions</w:t>
+        </w:r>
+        <w:r>
+          <w:rPr>
+            <w:noProof/>
+            <w:webHidden/>
+            <w:sz w:val="20"/>
+            <w:szCs w:val="20"/>
+          </w:rPr>
+          <w:tab/>
+        </w:r>
+        <w:r>
+          <w:rPr>
+            <w:noProof/>
+            <w:webHidden/>
+            <w:sz w:val="20"/>
+            <w:szCs w:val="20"/>
+          </w:rPr>
+          <w:fldChar w:fldCharType="begin"/>
+        </w:r>
+        <w:r>
+          <w:rPr>
+            <w:noProof/>
+            <w:webHidden/>
+            <w:sz w:val="20"/>
+            <w:szCs w:val="20"/>
+          </w:rPr>
+          <w:instrText xml:space="preserve"> PAGEREF _Toc244253508 \h </w:instrText>
+        </w:r>
+        <w:r>
+          <w:rPr>
+            <w:noProof/>
+            <w:webHidden/>
+            <w:sz w:val="20"/>
+            <w:szCs w:val="20"/>
+          </w:rPr>
+        </w:r>
+        <w:r>
+          <w:rPr>
+            <w:noProof/>
+            <w:webHidden/>
+            <w:sz w:val="20"/>
+            <w:szCs w:val="20"/>
+          </w:rPr>
+          <w:fldChar w:fldCharType="separate"/>
+        </w:r>
+        <w:r>
+          <w:rPr>
+            <w:noProof/>
+            <w:webHidden/>
+            <w:sz w:val="20"/>
+            <w:szCs w:val="20"/>
+          </w:rPr>
+          <w:t>6</w:t>
+        </w:r>
+        <w:r>
+          <w:rPr>
+            <w:noProof/>
+            <w:webHidden/>
+            <w:sz w:val="20"/>
+            <w:szCs w:val="20"/>
+          </w:rPr>
+          <w:fldChar w:fldCharType="end"/>
+        </w:r>
+      </w:hyperlink>
+    </w:p>
+    <w:p>
+      <w:pPr>
+        <w:pStyle w:val="TableofFigures"/>
+        <w:tabs>
+          <w:tab w:val="right" w:leader="dot" w:pos="9350"/>
+        </w:tabs>
+        <w:rPr>
+          <w:noProof/>
+          <w:sz w:val="20"/>
+          <w:szCs w:val="20"/>
+        </w:rPr>
+      </w:pPr>
+      <w:hyperlink w:anchor="_Toc244253509" w:history="1">
+        <w:r>
+          <w:rPr>
+            <w:rStyle w:val="Hyperlink"/>
+            <w:noProof/>
+            <w:sz w:val="20"/>
+            <w:szCs w:val="20"/>
+          </w:rPr>
+          <w:t>Figure 6</w:t>
+        </w:r>
+        <w:r>
+          <w:rPr>
+            <w:rStyle w:val="Hyperlink"/>
+            <w:noProof/>
+            <w:sz w:val="20"/>
+            <w:szCs w:val="20"/>
+            <w:lang w:val="en-US"/>
+          </w:rPr>
+          <w:t>: Informations accounts visible avec OpenFeign</w:t>
+        </w:r>
+        <w:r>
+          <w:rPr>
+            <w:noProof/>
+            <w:webHidden/>
+            <w:sz w:val="20"/>
+            <w:szCs w:val="20"/>
+          </w:rPr>
+          <w:tab/>
+        </w:r>
+        <w:r>
+          <w:rPr>
+            <w:noProof/>
+            <w:webHidden/>
+            <w:sz w:val="20"/>
+            <w:szCs w:val="20"/>
+          </w:rPr>
+          <w:fldChar w:fldCharType="begin"/>
+        </w:r>
+        <w:r>
+          <w:rPr>
+            <w:noProof/>
+            <w:webHidden/>
+            <w:sz w:val="20"/>
+            <w:szCs w:val="20"/>
+          </w:rPr>
+          <w:instrText xml:space="preserve"> PAGEREF _Toc244253509 \h </w:instrText>
+        </w:r>
+        <w:r>
+          <w:rPr>
+            <w:noProof/>
+            <w:webHidden/>
+            <w:sz w:val="20"/>
+            <w:szCs w:val="20"/>
+          </w:rPr>
+        </w:r>
+        <w:r>
+          <w:rPr>
+            <w:noProof/>
+            <w:webHidden/>
+            <w:sz w:val="20"/>
+            <w:szCs w:val="20"/>
+          </w:rPr>
+          <w:fldChar w:fldCharType="separate"/>
+        </w:r>
+        <w:r>
+          <w:rPr>
+            <w:noProof/>
+            <w:webHidden/>
+            <w:sz w:val="20"/>
+            <w:szCs w:val="20"/>
+          </w:rPr>
+          <w:t>7</w:t>
+        </w:r>
+        <w:r>
+          <w:rPr>
+            <w:noProof/>
+            <w:webHidden/>
+            <w:sz w:val="20"/>
+            <w:szCs w:val="20"/>
+          </w:rPr>
+          <w:fldChar w:fldCharType="end"/>
+        </w:r>
+      </w:hyperlink>
+    </w:p>
+    <w:p>
+      <w:pPr>
+        <w:pStyle w:val="TableofFigures"/>
+        <w:tabs>
+          <w:tab w:val="right" w:leader="dot" w:pos="9350"/>
+        </w:tabs>
+        <w:rPr>
+          <w:noProof/>
+          <w:sz w:val="20"/>
+          <w:szCs w:val="20"/>
+        </w:rPr>
+      </w:pPr>
+      <w:hyperlink w:anchor="_Toc244253510" w:history="1">
+        <w:r>
+          <w:rPr>
+            <w:rStyle w:val="Hyperlink"/>
+            <w:noProof/>
+            <w:sz w:val="20"/>
+            <w:szCs w:val="20"/>
+          </w:rPr>
+          <w:t>Figure 7</w:t>
+        </w:r>
+        <w:r>
+          <w:rPr>
+            <w:rStyle w:val="Hyperlink"/>
+            <w:noProof/>
+            <w:sz w:val="20"/>
+            <w:szCs w:val="20"/>
+            <w:lang w:val="en-US"/>
+          </w:rPr>
+          <w:t>:  Consultation des transactions avec les détails du compte</w:t>
+        </w:r>
+        <w:r>
+          <w:rPr>
+            <w:noProof/>
+            <w:webHidden/>
+            <w:sz w:val="20"/>
+            <w:szCs w:val="20"/>
+          </w:rPr>
+          <w:tab/>
+        </w:r>
+        <w:r>
+          <w:rPr>
+            <w:noProof/>
+            <w:webHidden/>
+            <w:sz w:val="20"/>
+            <w:szCs w:val="20"/>
+          </w:rPr>
+          <w:fldChar w:fldCharType="begin"/>
+        </w:r>
+        <w:r>
+          <w:rPr>
+            <w:noProof/>
+            <w:webHidden/>
+            <w:sz w:val="20"/>
+            <w:szCs w:val="20"/>
+          </w:rPr>
+          <w:instrText xml:space="preserve"> PAGEREF _Toc244253510 \h </w:instrText>
+        </w:r>
+        <w:r>
+          <w:rPr>
+            <w:noProof/>
+            <w:webHidden/>
+            <w:sz w:val="20"/>
+            <w:szCs w:val="20"/>
+          </w:rPr>
+        </w:r>
+        <w:r>
+          <w:rPr>
+            <w:noProof/>
+            <w:webHidden/>
+            <w:sz w:val="20"/>
+            <w:szCs w:val="20"/>
+          </w:rPr>
+          <w:fldChar w:fldCharType="separate"/>
+        </w:r>
+        <w:r>
+          <w:rPr>
+            <w:noProof/>
+            <w:webHidden/>
+            <w:sz w:val="20"/>
+            <w:szCs w:val="20"/>
+          </w:rPr>
+          <w:t>8</w:t>
+        </w:r>
+        <w:r>
+          <w:rPr>
+            <w:noProof/>
+            <w:webHidden/>
+            <w:sz w:val="20"/>
+            <w:szCs w:val="20"/>
+          </w:rPr>
+          <w:fldChar w:fldCharType="end"/>
+        </w:r>
+      </w:hyperlink>
+    </w:p>
+    <w:p>
+      <w:pPr>
+        <w:pStyle w:val="TableofFigures"/>
+        <w:tabs>
+          <w:tab w:val="right" w:leader="dot" w:pos="9350"/>
+        </w:tabs>
+        <w:rPr>
+          <w:noProof/>
+          <w:sz w:val="20"/>
+          <w:szCs w:val="20"/>
+        </w:rPr>
+      </w:pPr>
+      <w:hyperlink w:anchor="_Toc244253511" w:history="1">
+        <w:r>
+          <w:rPr>
+            <w:rStyle w:val="Hyperlink"/>
+            <w:noProof/>
+            <w:sz w:val="20"/>
+            <w:szCs w:val="20"/>
+          </w:rPr>
+          <w:t>Figure 8</w:t>
+        </w:r>
+        <w:r>
+          <w:rPr>
+            <w:rStyle w:val="Hyperlink"/>
+            <w:noProof/>
+            <w:sz w:val="20"/>
+            <w:szCs w:val="20"/>
+            <w:lang w:val="en-US"/>
+          </w:rPr>
+          <w:t>: Fallback : transactions accessibles malgré la panne</w:t>
+        </w:r>
+        <w:r>
+          <w:rPr>
+            <w:noProof/>
+            <w:webHidden/>
+            <w:sz w:val="20"/>
+            <w:szCs w:val="20"/>
+          </w:rPr>
+          <w:tab/>
+        </w:r>
+        <w:r>
+          <w:rPr>
+            <w:noProof/>
+            <w:webHidden/>
+            <w:sz w:val="20"/>
+            <w:szCs w:val="20"/>
+          </w:rPr>
+          <w:fldChar w:fldCharType="begin"/>
+        </w:r>
+        <w:r>
+          <w:rPr>
+            <w:noProof/>
+            <w:webHidden/>
+            <w:sz w:val="20"/>
+            <w:szCs w:val="20"/>
+          </w:rPr>
+          <w:instrText xml:space="preserve"> PAGEREF _Toc244253511 \h </w:instrText>
+        </w:r>
+        <w:r>
+          <w:rPr>
+            <w:noProof/>
+            <w:webHidden/>
+            <w:sz w:val="20"/>
+            <w:szCs w:val="20"/>
+          </w:rPr>
+        </w:r>
+        <w:r>
+          <w:rPr>
+            <w:noProof/>
+            <w:webHidden/>
+            <w:sz w:val="20"/>
+            <w:szCs w:val="20"/>
+          </w:rPr>
+          <w:fldChar w:fldCharType="separate"/>
+        </w:r>
+        <w:r>
+          <w:rPr>
+            <w:noProof/>
+            <w:webHidden/>
+            <w:sz w:val="20"/>
+            <w:szCs w:val="20"/>
+          </w:rPr>
+          <w:t>8</w:t>
+        </w:r>
+        <w:r>
+          <w:rPr>
+            <w:noProof/>
+            <w:webHidden/>
+            <w:sz w:val="20"/>
+            <w:szCs w:val="20"/>
+          </w:rPr>
+          <w:fldChar w:fldCharType="end"/>
+        </w:r>
+      </w:hyperlink>
+    </w:p>
+    <w:p>
+      <w:pPr>
+        <w:pStyle w:val="TableofFigures"/>
+        <w:tabs>
+          <w:tab w:val="right" w:leader="dot" w:pos="9350"/>
+        </w:tabs>
+        <w:rPr>
+          <w:noProof/>
+          <w:sz w:val="20"/>
+          <w:szCs w:val="20"/>
+        </w:rPr>
+      </w:pPr>
+      <w:hyperlink w:anchor="_Toc244253512" w:history="1">
+        <w:r>
+          <w:rPr>
+            <w:rStyle w:val="Hyperlink"/>
+            <w:noProof/>
+            <w:sz w:val="20"/>
+            <w:szCs w:val="20"/>
+          </w:rPr>
+          <w:t>Figure 9</w:t>
+        </w:r>
+        <w:r>
+          <w:rPr>
+            <w:rStyle w:val="Hyperlink"/>
+            <w:noProof/>
+            <w:sz w:val="20"/>
+            <w:szCs w:val="20"/>
+            <w:lang w:val="en-US"/>
+          </w:rPr>
+          <w:t>:  Création refusée pendant la panne : HTTP 503</w:t>
+        </w:r>
+        <w:r>
+          <w:rPr>
+            <w:noProof/>
+            <w:webHidden/>
+            <w:sz w:val="20"/>
+            <w:szCs w:val="20"/>
+          </w:rPr>
+          <w:tab/>
+        </w:r>
+        <w:r>
+          <w:rPr>
+            <w:noProof/>
+            <w:webHidden/>
+            <w:sz w:val="20"/>
+            <w:szCs w:val="20"/>
+          </w:rPr>
+          <w:fldChar w:fldCharType="begin"/>
+        </w:r>
+        <w:r>
+          <w:rPr>
+            <w:noProof/>
+            <w:webHidden/>
+            <w:sz w:val="20"/>
+            <w:szCs w:val="20"/>
+          </w:rPr>
+          <w:instrText xml:space="preserve"> PAGEREF _Toc244253512 \h </w:instrText>
+        </w:r>
+        <w:r>
+          <w:rPr>
+            <w:noProof/>
+            <w:webHidden/>
+            <w:sz w:val="20"/>
+            <w:szCs w:val="20"/>
+          </w:rPr>
+        </w:r>
+        <w:r>
+          <w:rPr>
+            <w:noProof/>
+            <w:webHidden/>
+            <w:sz w:val="20"/>
+            <w:szCs w:val="20"/>
+          </w:rPr>
+          <w:fldChar w:fldCharType="separate"/>
+        </w:r>
+        <w:r>
+          <w:rPr>
+            <w:noProof/>
+            <w:webHidden/>
+            <w:sz w:val="20"/>
+            <w:szCs w:val="20"/>
+          </w:rPr>
+          <w:t>8</w:t>
+        </w:r>
+        <w:r>
+          <w:rPr>
+            <w:noProof/>
+            <w:webHidden/>
+            <w:sz w:val="20"/>
+            <w:szCs w:val="20"/>
+          </w:rPr>
+          <w:fldChar w:fldCharType="end"/>
+        </w:r>
+      </w:hyperlink>
+    </w:p>
+    <w:p>
+      <w:pPr>
+        <w:pStyle w:val="TableofFigures"/>
+        <w:tabs>
+          <w:tab w:val="right" w:leader="dot" w:pos="9350"/>
+        </w:tabs>
+        <w:rPr>
+          <w:noProof/>
+          <w:sz w:val="20"/>
+          <w:szCs w:val="20"/>
+        </w:rPr>
+      </w:pPr>
+      <w:hyperlink w:anchor="_Toc244253513" w:history="1">
+        <w:r>
+          <w:rPr>
+            <w:rStyle w:val="Hyperlink"/>
+            <w:noProof/>
+            <w:sz w:val="20"/>
+            <w:szCs w:val="20"/>
+          </w:rPr>
+          <w:t>Figure 10</w:t>
+        </w:r>
+        <w:r>
+          <w:rPr>
+            <w:rStyle w:val="Hyperlink"/>
+            <w:noProof/>
+            <w:sz w:val="20"/>
+            <w:szCs w:val="20"/>
+            <w:lang w:val="en-US"/>
+          </w:rPr>
+          <w:t>: Spring Cloud Gateway</w:t>
+        </w:r>
+        <w:r>
+          <w:rPr>
+            <w:noProof/>
+            <w:webHidden/>
+            <w:sz w:val="20"/>
+            <w:szCs w:val="20"/>
+          </w:rPr>
+          <w:tab/>
+        </w:r>
+        <w:r>
+          <w:rPr>
+            <w:noProof/>
+            <w:webHidden/>
+            <w:sz w:val="20"/>
+            <w:szCs w:val="20"/>
+          </w:rPr>
+          <w:fldChar w:fldCharType="begin"/>
+        </w:r>
+        <w:r>
+          <w:rPr>
+            <w:noProof/>
+            <w:webHidden/>
+            <w:sz w:val="20"/>
+            <w:szCs w:val="20"/>
+          </w:rPr>
+          <w:instrText xml:space="preserve"> PAGEREF _Toc244253513 \h </w:instrText>
+        </w:r>
+        <w:r>
+          <w:rPr>
+            <w:noProof/>
+            <w:webHidden/>
+            <w:sz w:val="20"/>
+            <w:szCs w:val="20"/>
+          </w:rPr>
+        </w:r>
+        <w:r>
+          <w:rPr>
+            <w:noProof/>
+            <w:webHidden/>
+            <w:sz w:val="20"/>
+            <w:szCs w:val="20"/>
+          </w:rPr>
+          <w:fldChar w:fldCharType="separate"/>
+        </w:r>
+        <w:r>
+          <w:rPr>
+            <w:noProof/>
+            <w:webHidden/>
+            <w:sz w:val="20"/>
+            <w:szCs w:val="20"/>
+          </w:rPr>
+          <w:t>9</w:t>
+        </w:r>
+        <w:r>
+          <w:rPr>
+            <w:noProof/>
+            <w:webHidden/>
+            <w:sz w:val="20"/>
+            <w:szCs w:val="20"/>
+          </w:rPr>
+          <w:fldChar w:fldCharType="end"/>
+        </w:r>
+      </w:hyperlink>
+    </w:p>
+    <w:p>
+      <w:pPr>
+        <w:pStyle w:val="TableofFigures"/>
+        <w:tabs>
+          <w:tab w:val="right" w:leader="dot" w:pos="9350"/>
+        </w:tabs>
+        <w:rPr>
+          <w:noProof/>
+          <w:sz w:val="20"/>
+          <w:szCs w:val="20"/>
+        </w:rPr>
+      </w:pPr>
+      <w:hyperlink w:anchor="_Toc244253514" w:history="1">
+        <w:r>
+          <w:rPr>
+            <w:rStyle w:val="Hyperlink"/>
+            <w:noProof/>
+            <w:sz w:val="20"/>
+            <w:szCs w:val="20"/>
+          </w:rPr>
+          <w:t>Figure 11</w:t>
+        </w:r>
+        <w:r>
+          <w:rPr>
+            <w:rStyle w:val="Hyperlink"/>
+            <w:noProof/>
+            <w:sz w:val="20"/>
+            <w:szCs w:val="20"/>
+            <w:lang w:val="en-US"/>
+          </w:rPr>
+          <w:t>: Eureka dashboard</w:t>
+        </w:r>
+        <w:r>
+          <w:rPr>
+            <w:noProof/>
+            <w:webHidden/>
+            <w:sz w:val="20"/>
+            <w:szCs w:val="20"/>
+          </w:rPr>
+          <w:tab/>
+        </w:r>
+        <w:r>
+          <w:rPr>
+            <w:noProof/>
+            <w:webHidden/>
+            <w:sz w:val="20"/>
+            <w:szCs w:val="20"/>
+          </w:rPr>
+          <w:fldChar w:fldCharType="begin"/>
+        </w:r>
+        <w:r>
+          <w:rPr>
+            <w:noProof/>
+            <w:webHidden/>
+            <w:sz w:val="20"/>
+            <w:szCs w:val="20"/>
+          </w:rPr>
+          <w:instrText xml:space="preserve"> PAGEREF _Toc244253514 \h </w:instrText>
+        </w:r>
+        <w:r>
+          <w:rPr>
+            <w:noProof/>
+            <w:webHidden/>
+            <w:sz w:val="20"/>
+            <w:szCs w:val="20"/>
+          </w:rPr>
+        </w:r>
+        <w:r>
+          <w:rPr>
+            <w:noProof/>
+            <w:webHidden/>
+            <w:sz w:val="20"/>
+            <w:szCs w:val="20"/>
+          </w:rPr>
+          <w:fldChar w:fldCharType="separate"/>
+        </w:r>
+        <w:r>
+          <w:rPr>
+            <w:noProof/>
+            <w:webHidden/>
+            <w:sz w:val="20"/>
+            <w:szCs w:val="20"/>
+          </w:rPr>
+          <w:t>9</w:t>
+        </w:r>
+        <w:r>
+          <w:rPr>
+            <w:noProof/>
+            <w:webHidden/>
+            <w:sz w:val="20"/>
+            <w:szCs w:val="20"/>
+          </w:rPr>
+          <w:fldChar w:fldCharType="end"/>
+        </w:r>
+      </w:hyperlink>
+    </w:p>
+    <w:p>
+      <w:pPr>
+        <w:pStyle w:val="TableofFigures"/>
+        <w:tabs>
+          <w:tab w:val="right" w:leader="dot" w:pos="9350"/>
+        </w:tabs>
+        <w:rPr>
+          <w:noProof/>
+          <w:sz w:val="20"/>
+          <w:szCs w:val="20"/>
+        </w:rPr>
+      </w:pPr>
+      <w:hyperlink w:anchor="_Toc244253515" w:history="1">
+        <w:r>
+          <w:rPr>
+            <w:rStyle w:val="Hyperlink"/>
+            <w:noProof/>
+            <w:sz w:val="20"/>
+            <w:szCs w:val="20"/>
+          </w:rPr>
+          <w:t>Figure 12</w:t>
+        </w:r>
+        <w:r>
+          <w:rPr>
+            <w:rStyle w:val="Hyperlink"/>
+            <w:noProof/>
+            <w:sz w:val="20"/>
+            <w:szCs w:val="20"/>
+            <w:lang w:val="en-US"/>
+          </w:rPr>
+          <w:t>: Config Service</w:t>
+        </w:r>
+        <w:r>
+          <w:rPr>
+            <w:noProof/>
+            <w:webHidden/>
+            <w:sz w:val="20"/>
+            <w:szCs w:val="20"/>
+          </w:rPr>
+          <w:tab/>
+        </w:r>
+        <w:r>
+          <w:rPr>
+            <w:noProof/>
+            <w:webHidden/>
+            <w:sz w:val="20"/>
+            <w:szCs w:val="20"/>
+          </w:rPr>
+          <w:fldChar w:fldCharType="begin"/>
+        </w:r>
+        <w:r>
+          <w:rPr>
+            <w:noProof/>
+            <w:webHidden/>
+            <w:sz w:val="20"/>
+            <w:szCs w:val="20"/>
+          </w:rPr>
+          <w:instrText xml:space="preserve"> PAGEREF _Toc244253515 \h </w:instrText>
+        </w:r>
+        <w:r>
+          <w:rPr>
+            <w:noProof/>
+            <w:webHidden/>
+            <w:sz w:val="20"/>
+            <w:szCs w:val="20"/>
+          </w:rPr>
+        </w:r>
+        <w:r>
+          <w:rPr>
+            <w:noProof/>
+            <w:webHidden/>
+            <w:sz w:val="20"/>
+            <w:szCs w:val="20"/>
+          </w:rPr>
+          <w:fldChar w:fldCharType="separate"/>
+        </w:r>
+        <w:r>
+          <w:rPr>
+            <w:noProof/>
+            <w:webHidden/>
+            <w:sz w:val="20"/>
+            <w:szCs w:val="20"/>
+          </w:rPr>
+          <w:t>10</w:t>
+        </w:r>
+        <w:r>
+          <w:rPr>
+            <w:noProof/>
+            <w:webHidden/>
+            <w:sz w:val="20"/>
+            <w:szCs w:val="20"/>
+          </w:rPr>
+          <w:fldChar w:fldCharType="end"/>
+        </w:r>
+      </w:hyperlink>
+    </w:p>
+    <w:p>
+      <w:pPr>
+        <w:rPr>
+          <w:b/>
+          <w:bCs/>
+          <w:noProof/>
+        </w:rPr>
+      </w:pPr>
+      <w:r>
+        <w:rPr>
+          <w:b/>
+          <w:bCs/>
+          <w:noProof/>
+          <w:sz w:val="20"/>
+          <w:szCs w:val="20"/>
+        </w:rPr>
+        <w:fldChar w:fldCharType="end"/>
+      </w:r>
+    </w:p>
+    <w:p>
+      <w:pPr>
+        <w:rPr>
+          <w:b/>
+          <w:bCs/>
+          <w:noProof/>
+        </w:rPr>
+      </w:pPr>
+    </w:p>
+    <w:p/>
+    <w:p>
+      <w:pPr>
+        <w:jc w:val="left"/>
+      </w:pPr>
+      <w:r>
+        <w:br w:type="page"/>
+      </w:r>
+    </w:p>
     <w:p>
       <w:pPr>
         <w:pStyle w:val="Heading1"/>
@@ -620,10 +3433,12 @@
           <w:numId w:val="1"/>
         </w:numPr>
       </w:pPr>
+      <w:bookmarkStart w:id="0" w:name="_Toc244253478"/>
       <w:r>
         <w:lastRenderedPageBreak/>
         <w:t>Préparation du projet</w:t>
       </w:r>
+      <w:bookmarkEnd w:id="0"/>
     </w:p>
     <w:p>
       <w:r>
@@ -679,6 +3494,7 @@
         <w:pStyle w:val="Caption"/>
         <w:jc w:val="center"/>
       </w:pPr>
+      <w:bookmarkStart w:id="1" w:name="_Toc244253504"/>
       <w:r>
         <w:t xml:space="preserve">Figure </w:t>
       </w:r>
@@ -703,6 +3519,7 @@
       <w:r>
         <w:t>: Repository GitHub privé</w:t>
       </w:r>
+      <w:bookmarkEnd w:id="1"/>
     </w:p>
     <w:p>
       <w:pPr>
@@ -712,9 +3529,11 @@
           <w:numId w:val="1"/>
         </w:numPr>
       </w:pPr>
+      <w:bookmarkStart w:id="2" w:name="_Toc244253479"/>
       <w:r>
         <w:t>Conception et architecture</w:t>
       </w:r>
+      <w:bookmarkEnd w:id="2"/>
     </w:p>
     <w:p>
       <w:pPr>
@@ -724,9 +3543,11 @@
           <w:numId w:val="1"/>
         </w:numPr>
       </w:pPr>
+      <w:bookmarkStart w:id="3" w:name="_Toc244253480"/>
       <w:r>
         <w:t>Diagramme de classes</w:t>
       </w:r>
+      <w:bookmarkEnd w:id="3"/>
     </w:p>
     <w:p>
       <w:r>
@@ -820,6 +3641,7 @@
         <w:pStyle w:val="Caption"/>
         <w:jc w:val="center"/>
       </w:pPr>
+      <w:bookmarkStart w:id="4" w:name="_Toc244253505"/>
       <w:r>
         <w:t xml:space="preserve">Figure </w:t>
       </w:r>
@@ -844,6 +3666,7 @@
       <w:r>
         <w:t>: Diagramme de classes</w:t>
       </w:r>
+      <w:bookmarkEnd w:id="4"/>
     </w:p>
     <w:p/>
     <w:p>
@@ -854,10 +3677,12 @@
           <w:numId w:val="1"/>
         </w:numPr>
       </w:pPr>
+      <w:bookmarkStart w:id="5" w:name="_Toc244253481"/>
       <w:r>
         <w:lastRenderedPageBreak/>
         <w:t>Schéma d’architecture de projet</w:t>
       </w:r>
+      <w:bookmarkEnd w:id="5"/>
     </w:p>
     <w:p>
       <w:r>
@@ -941,7 +3766,7 @@
                     </pic:cNvPicPr>
                   </pic:nvPicPr>
                   <pic:blipFill>
-                    <a:blip r:embed="rId9" cstate="print">
+                    <a:blip r:embed="rId6" cstate="print">
                       <a:extLst>
                         <a:ext uri="{28A0092B-C50C-407E-A947-70E740481C1C}">
                           <a14:useLocalDpi xmlns:a14="http://schemas.microsoft.com/office/drawing/2010/main" val="0"/>
@@ -1004,6 +3829,7 @@
         <w:pStyle w:val="Caption"/>
         <w:jc w:val="center"/>
       </w:pPr>
+      <w:bookmarkStart w:id="6" w:name="_Toc244253506"/>
       <w:r>
         <w:t xml:space="preserve">Figure </w:t>
       </w:r>
@@ -1028,6 +3854,7 @@
       <w:r>
         <w:t>: Schéma d'architecture de projet</w:t>
       </w:r>
+      <w:bookmarkEnd w:id="6"/>
     </w:p>
     <w:p>
       <w:pPr>
@@ -1037,9 +3864,11 @@
           <w:numId w:val="1"/>
         </w:numPr>
       </w:pPr>
+      <w:bookmarkStart w:id="7" w:name="_Toc244253482"/>
       <w:r>
         <w:t>Développement des micro-services fonctionnels</w:t>
       </w:r>
+      <w:bookmarkEnd w:id="7"/>
     </w:p>
     <w:p>
       <w:pPr>
@@ -1049,9 +3878,11 @@
           <w:numId w:val="1"/>
         </w:numPr>
       </w:pPr>
+      <w:bookmarkStart w:id="8" w:name="_Toc244253483"/>
       <w:r>
         <w:t>Account-Service</w:t>
       </w:r>
+      <w:bookmarkEnd w:id="8"/>
     </w:p>
     <w:p>
       <w:r>
@@ -1113,7 +3944,7 @@
                     <pic:cNvPicPr/>
                   </pic:nvPicPr>
                   <pic:blipFill>
-                    <a:blip r:embed="rId10"/>
+                    <a:blip r:embed="rId9"/>
                     <a:stretch>
                       <a:fillRect/>
                     </a:stretch>
@@ -1139,6 +3970,7 @@
         <w:pStyle w:val="Caption"/>
         <w:jc w:val="center"/>
       </w:pPr>
+      <w:bookmarkStart w:id="9" w:name="_Toc244253507"/>
       <w:r>
         <w:t xml:space="preserve">Figure </w:t>
       </w:r>
@@ -1180,6 +4012,7 @@
         </w:rPr>
         <w:t xml:space="preserve"> GET Accounts</w:t>
       </w:r>
+      <w:bookmarkEnd w:id="9"/>
     </w:p>
     <w:p>
       <w:pPr>
@@ -1189,9 +4022,11 @@
           <w:numId w:val="1"/>
         </w:numPr>
       </w:pPr>
+      <w:bookmarkStart w:id="10" w:name="_Toc244253484"/>
       <w:r>
         <w:t>Transaction-Service</w:t>
       </w:r>
+      <w:bookmarkEnd w:id="10"/>
     </w:p>
     <w:p>
       <w:pPr>
@@ -1440,7 +4275,7 @@
                     <pic:cNvPicPr/>
                   </pic:nvPicPr>
                   <pic:blipFill>
-                    <a:blip r:embed="rId11"/>
+                    <a:blip r:embed="rId10"/>
                     <a:stretch>
                       <a:fillRect/>
                     </a:stretch>
@@ -1469,6 +4304,7 @@
           <w:lang w:val="en-US"/>
         </w:rPr>
       </w:pPr>
+      <w:bookmarkStart w:id="11" w:name="_Toc244253508"/>
       <w:r>
         <w:t xml:space="preserve">Figure </w:t>
       </w:r>
@@ -1510,6 +4346,7 @@
         </w:rPr>
         <w:t xml:space="preserve"> GET Transactions</w:t>
       </w:r>
+      <w:bookmarkEnd w:id="11"/>
     </w:p>
     <w:p>
       <w:pPr>
@@ -1526,6 +4363,7 @@
           <w:numId w:val="1"/>
         </w:numPr>
       </w:pPr>
+      <w:bookmarkStart w:id="12" w:name="_Toc244253485"/>
       <w:proofErr w:type="spellStart"/>
       <w:r>
         <w:lastRenderedPageBreak/>
@@ -1535,6 +4373,7 @@
       <w:r>
         <w:t xml:space="preserve"> et Resilience4J</w:t>
       </w:r>
+      <w:bookmarkEnd w:id="12"/>
     </w:p>
     <w:p>
       <w:pPr>
@@ -1544,10 +4383,12 @@
           <w:numId w:val="1"/>
         </w:numPr>
       </w:pPr>
+      <w:bookmarkStart w:id="13" w:name="_Toc244253486"/>
       <w:proofErr w:type="spellStart"/>
       <w:r>
         <w:t>OpenFeign</w:t>
       </w:r>
+      <w:bookmarkEnd w:id="13"/>
       <w:proofErr w:type="spellEnd"/>
     </w:p>
     <w:p>
@@ -1620,7 +4461,7 @@
                     <pic:cNvPicPr/>
                   </pic:nvPicPr>
                   <pic:blipFill>
-                    <a:blip r:embed="rId12"/>
+                    <a:blip r:embed="rId11"/>
                     <a:stretch>
                       <a:fillRect/>
                     </a:stretch>
@@ -1646,6 +4487,7 @@
         <w:pStyle w:val="Caption"/>
         <w:jc w:val="center"/>
       </w:pPr>
+      <w:bookmarkStart w:id="14" w:name="_Toc244253509"/>
       <w:r>
         <w:t xml:space="preserve">Figure </w:t>
       </w:r>
@@ -1694,6 +4536,7 @@
         </w:rPr>
         <w:t>OpenFeign</w:t>
       </w:r>
+      <w:bookmarkEnd w:id="14"/>
       <w:proofErr w:type="spellEnd"/>
     </w:p>
     <w:p>
@@ -1704,9 +4547,11 @@
           <w:numId w:val="1"/>
         </w:numPr>
       </w:pPr>
+      <w:bookmarkStart w:id="15" w:name="_Toc244253487"/>
       <w:r>
         <w:t>Resilience4J</w:t>
       </w:r>
+      <w:bookmarkEnd w:id="15"/>
     </w:p>
     <w:p>
       <w:r>
@@ -1773,7 +4618,7 @@
                     <pic:cNvPicPr/>
                   </pic:nvPicPr>
                   <pic:blipFill rotWithShape="1">
-                    <a:blip r:embed="rId13"/>
+                    <a:blip r:embed="rId12"/>
                     <a:srcRect b="19193"/>
                     <a:stretch>
                       <a:fillRect/>
@@ -1808,6 +4653,7 @@
         <w:pStyle w:val="Caption"/>
         <w:jc w:val="center"/>
       </w:pPr>
+      <w:bookmarkStart w:id="16" w:name="_Toc244253510"/>
       <w:r>
         <w:t xml:space="preserve">Figure </w:t>
       </w:r>
@@ -1855,6 +4701,7 @@
         </w:rPr>
         <w:t xml:space="preserve"> du compte</w:t>
       </w:r>
+      <w:bookmarkEnd w:id="16"/>
     </w:p>
     <w:p>
       <w:pPr>
@@ -1878,7 +4725,7 @@
                     <pic:cNvPicPr/>
                   </pic:nvPicPr>
                   <pic:blipFill rotWithShape="1">
-                    <a:blip r:embed="rId14"/>
+                    <a:blip r:embed="rId13"/>
                     <a:srcRect b="19810"/>
                     <a:stretch>
                       <a:fillRect/>
@@ -1913,6 +4760,7 @@
         <w:pStyle w:val="Caption"/>
         <w:jc w:val="center"/>
       </w:pPr>
+      <w:bookmarkStart w:id="17" w:name="_Toc244253511"/>
       <w:r>
         <w:t xml:space="preserve">Figure </w:t>
       </w:r>
@@ -1966,6 +4814,7 @@
         </w:rPr>
         <w:t>e</w:t>
       </w:r>
+      <w:bookmarkEnd w:id="17"/>
     </w:p>
     <w:p>
       <w:pPr>
@@ -1989,7 +4838,7 @@
                     <pic:cNvPicPr/>
                   </pic:nvPicPr>
                   <pic:blipFill>
-                    <a:blip r:embed="rId15"/>
+                    <a:blip r:embed="rId14"/>
                     <a:stretch>
                       <a:fillRect/>
                     </a:stretch>
@@ -2015,6 +4864,7 @@
         <w:pStyle w:val="Caption"/>
         <w:jc w:val="center"/>
       </w:pPr>
+      <w:bookmarkStart w:id="18" w:name="_Toc244253512"/>
       <w:r>
         <w:t xml:space="preserve">Figure </w:t>
       </w:r>
@@ -2088,6 +4938,7 @@
         </w:rPr>
         <w:t xml:space="preserve"> HTTP 503</w:t>
       </w:r>
+      <w:bookmarkEnd w:id="18"/>
     </w:p>
     <w:p>
       <w:pPr>
@@ -2098,10 +4949,12 @@
         </w:numPr>
         <w:spacing w:after="0"/>
       </w:pPr>
+      <w:bookmarkStart w:id="19" w:name="_Toc244253488"/>
       <w:r>
         <w:lastRenderedPageBreak/>
         <w:t>Les micro-services techniques</w:t>
       </w:r>
+      <w:bookmarkEnd w:id="19"/>
     </w:p>
     <w:p>
       <w:pPr>
@@ -2111,9 +4964,11 @@
           <w:numId w:val="1"/>
         </w:numPr>
       </w:pPr>
+      <w:bookmarkStart w:id="20" w:name="_Toc244253489"/>
       <w:r>
         <w:t>Spring Cloud Gateway</w:t>
       </w:r>
+      <w:bookmarkEnd w:id="20"/>
     </w:p>
     <w:p>
       <w:pPr>
@@ -2154,7 +5009,7 @@
                     <pic:cNvPicPr/>
                   </pic:nvPicPr>
                   <pic:blipFill rotWithShape="1">
-                    <a:blip r:embed="rId16"/>
+                    <a:blip r:embed="rId15"/>
                     <a:srcRect t="4209" b="26178"/>
                     <a:stretch>
                       <a:fillRect/>
@@ -2189,6 +5044,7 @@
         <w:pStyle w:val="Caption"/>
         <w:jc w:val="center"/>
       </w:pPr>
+      <w:bookmarkStart w:id="21" w:name="_Toc244253513"/>
       <w:r>
         <w:t xml:space="preserve">Figure </w:t>
       </w:r>
@@ -2216,6 +5072,7 @@
         </w:rPr>
         <w:t>: Spring Cloud Gateway</w:t>
       </w:r>
+      <w:bookmarkEnd w:id="21"/>
     </w:p>
     <w:p>
       <w:pPr>
@@ -2225,9 +5082,11 @@
           <w:numId w:val="1"/>
         </w:numPr>
       </w:pPr>
+      <w:bookmarkStart w:id="22" w:name="_Toc244253490"/>
       <w:r>
         <w:t>Eureka Discovery Service</w:t>
       </w:r>
+      <w:bookmarkEnd w:id="22"/>
     </w:p>
     <w:p>
       <w:pPr>
@@ -2701,7 +5560,7 @@
                     <pic:cNvPicPr/>
                   </pic:nvPicPr>
                   <pic:blipFill>
-                    <a:blip r:embed="rId17"/>
+                    <a:blip r:embed="rId16"/>
                     <a:stretch>
                       <a:fillRect/>
                     </a:stretch>
@@ -2730,6 +5589,7 @@
           <w:lang w:val="en-US"/>
         </w:rPr>
       </w:pPr>
+      <w:bookmarkStart w:id="23" w:name="_Toc244253514"/>
       <w:r>
         <w:t xml:space="preserve">Figure </w:t>
       </w:r>
@@ -2757,6 +5617,7 @@
         </w:rPr>
         <w:t>: Eureka dashboard</w:t>
       </w:r>
+      <w:bookmarkEnd w:id="23"/>
     </w:p>
     <w:p>
       <w:pPr>
@@ -2769,6 +5630,7 @@
           <w:lang w:val="en-US"/>
         </w:rPr>
       </w:pPr>
+      <w:bookmarkStart w:id="24" w:name="_Toc244253491"/>
       <w:r>
         <w:rPr>
           <w:lang w:val="en-US"/>
@@ -2776,6 +5638,7 @@
         <w:lastRenderedPageBreak/>
         <w:t>Config Service</w:t>
       </w:r>
+      <w:bookmarkEnd w:id="24"/>
     </w:p>
     <w:p>
       <w:pPr>
@@ -3041,7 +5904,7 @@
                     <pic:cNvPicPr/>
                   </pic:nvPicPr>
                   <pic:blipFill>
-                    <a:blip r:embed="rId18"/>
+                    <a:blip r:embed="rId17"/>
                     <a:stretch>
                       <a:fillRect/>
                     </a:stretch>
@@ -3070,6 +5933,7 @@
           <w:lang w:val="en-US"/>
         </w:rPr>
       </w:pPr>
+      <w:bookmarkStart w:id="25" w:name="_Toc244253515"/>
       <w:r>
         <w:t xml:space="preserve">Figure </w:t>
       </w:r>
@@ -3097,6 +5961,7 @@
         </w:rPr>
         <w:t>: Config Service</w:t>
       </w:r>
+      <w:bookmarkEnd w:id="25"/>
     </w:p>
     <w:p>
       <w:pPr>
@@ -3106,15 +5971,407 @@
           <w:numId w:val="1"/>
         </w:numPr>
       </w:pPr>
-      <w:proofErr w:type="spellStart"/>
-      <w:r>
-        <w:t>ChatBot</w:t>
-      </w:r>
-      <w:proofErr w:type="spellEnd"/>
-      <w:r>
-        <w:t xml:space="preserve"> Agentique</w:t>
-      </w:r>
+      <w:bookmarkStart w:id="26" w:name="_Toc244253492"/>
+      <w:r>
+        <w:t>ChatBot Agentique</w:t>
+      </w:r>
+      <w:bookmarkEnd w:id="26"/>
     </w:p>
+    <w:p>
+      <w:pPr>
+        <w:rPr>
+          <w:lang w:val="en-US"/>
+        </w:rPr>
+      </w:pPr>
+      <w:r>
+        <w:rPr>
+          <w:lang w:val="en-US"/>
+        </w:rPr>
+        <w:t xml:space="preserve">Le chatbot </w:t>
+      </w:r>
+      <w:proofErr w:type="spellStart"/>
+      <w:r>
+        <w:rPr>
+          <w:lang w:val="en-US"/>
+        </w:rPr>
+        <w:t>utilise</w:t>
+      </w:r>
+      <w:proofErr w:type="spellEnd"/>
+      <w:r>
+        <w:rPr>
+          <w:lang w:val="en-US"/>
+        </w:rPr>
+        <w:t xml:space="preserve"> Spring AI pour </w:t>
+      </w:r>
+      <w:proofErr w:type="spellStart"/>
+      <w:r>
+        <w:rPr>
+          <w:lang w:val="en-US"/>
+        </w:rPr>
+        <w:t>communiquer</w:t>
+      </w:r>
+      <w:proofErr w:type="spellEnd"/>
+      <w:r>
+        <w:rPr>
+          <w:lang w:val="en-US"/>
+        </w:rPr>
+        <w:t xml:space="preserve"> avec un </w:t>
+      </w:r>
+      <w:proofErr w:type="spellStart"/>
+      <w:r>
+        <w:rPr>
+          <w:lang w:val="en-US"/>
+        </w:rPr>
+        <w:t>modèle</w:t>
+      </w:r>
+      <w:proofErr w:type="spellEnd"/>
+      <w:r>
+        <w:rPr>
+          <w:lang w:val="en-US"/>
+        </w:rPr>
+        <w:t xml:space="preserve"> OpenAI et </w:t>
+      </w:r>
+      <w:proofErr w:type="spellStart"/>
+      <w:r>
+        <w:rPr>
+          <w:lang w:val="en-US"/>
+        </w:rPr>
+        <w:t>répondre</w:t>
+      </w:r>
+      <w:proofErr w:type="spellEnd"/>
+      <w:r>
+        <w:rPr>
+          <w:lang w:val="en-US"/>
+        </w:rPr>
+        <w:t xml:space="preserve"> aux messages des </w:t>
+      </w:r>
+      <w:proofErr w:type="spellStart"/>
+      <w:r>
+        <w:rPr>
+          <w:lang w:val="en-US"/>
+        </w:rPr>
+        <w:t>utilisateurs</w:t>
+      </w:r>
+      <w:proofErr w:type="spellEnd"/>
+      <w:r>
+        <w:rPr>
+          <w:lang w:val="en-US"/>
+        </w:rPr>
+        <w:t xml:space="preserve">. Le bot Discord, déjà </w:t>
+      </w:r>
+      <w:proofErr w:type="spellStart"/>
+      <w:r>
+        <w:rPr>
+          <w:lang w:val="en-US"/>
+        </w:rPr>
+        <w:t>configuré</w:t>
+      </w:r>
+      <w:proofErr w:type="spellEnd"/>
+      <w:r>
+        <w:rPr>
+          <w:lang w:val="en-US"/>
+        </w:rPr>
+        <w:t xml:space="preserve"> </w:t>
+      </w:r>
+      <w:proofErr w:type="spellStart"/>
+      <w:r>
+        <w:rPr>
+          <w:lang w:val="en-US"/>
+        </w:rPr>
+        <w:t>lors</w:t>
+      </w:r>
+      <w:proofErr w:type="spellEnd"/>
+      <w:r>
+        <w:rPr>
+          <w:lang w:val="en-US"/>
+        </w:rPr>
+        <w:t xml:space="preserve"> d’un </w:t>
+      </w:r>
+      <w:proofErr w:type="spellStart"/>
+      <w:r>
+        <w:rPr>
+          <w:lang w:val="en-US"/>
+        </w:rPr>
+        <w:t>précédent</w:t>
+      </w:r>
+      <w:proofErr w:type="spellEnd"/>
+      <w:r>
+        <w:rPr>
+          <w:lang w:val="en-US"/>
+        </w:rPr>
+        <w:t xml:space="preserve"> </w:t>
+      </w:r>
+      <w:proofErr w:type="spellStart"/>
+      <w:r>
+        <w:rPr>
+          <w:lang w:val="en-US"/>
+        </w:rPr>
+        <w:t>projet</w:t>
+      </w:r>
+      <w:proofErr w:type="spellEnd"/>
+      <w:r>
+        <w:rPr>
+          <w:lang w:val="en-US"/>
+        </w:rPr>
+        <w:t xml:space="preserve">, sera </w:t>
+      </w:r>
+      <w:proofErr w:type="spellStart"/>
+      <w:r>
+        <w:rPr>
+          <w:lang w:val="en-US"/>
+        </w:rPr>
+        <w:t>réutilisé</w:t>
+      </w:r>
+      <w:proofErr w:type="spellEnd"/>
+      <w:r>
+        <w:rPr>
+          <w:lang w:val="en-US"/>
+        </w:rPr>
+        <w:t xml:space="preserve"> pour proposer </w:t>
+      </w:r>
+      <w:proofErr w:type="spellStart"/>
+      <w:r>
+        <w:rPr>
+          <w:lang w:val="en-US"/>
+        </w:rPr>
+        <w:t>une</w:t>
+      </w:r>
+      <w:proofErr w:type="spellEnd"/>
+      <w:r>
+        <w:rPr>
+          <w:lang w:val="en-US"/>
+        </w:rPr>
+        <w:t xml:space="preserve"> interface de discussion. La </w:t>
+      </w:r>
+      <w:proofErr w:type="spellStart"/>
+      <w:r>
+        <w:rPr>
+          <w:lang w:val="en-US"/>
+        </w:rPr>
+        <w:t>clé</w:t>
+      </w:r>
+      <w:proofErr w:type="spellEnd"/>
+      <w:r>
+        <w:rPr>
+          <w:lang w:val="en-US"/>
+        </w:rPr>
+        <w:t xml:space="preserve"> API OpenAI et le token du bot Discord sont </w:t>
+      </w:r>
+      <w:proofErr w:type="spellStart"/>
+      <w:r>
+        <w:rPr>
+          <w:lang w:val="en-US"/>
+        </w:rPr>
+        <w:t>stockés</w:t>
+      </w:r>
+      <w:proofErr w:type="spellEnd"/>
+      <w:r>
+        <w:rPr>
+          <w:lang w:val="en-US"/>
+        </w:rPr>
+        <w:t xml:space="preserve"> dans des variables </w:t>
+      </w:r>
+      <w:proofErr w:type="spellStart"/>
+      <w:r>
+        <w:rPr>
+          <w:lang w:val="en-US"/>
+        </w:rPr>
+        <w:t>d’environnement</w:t>
+      </w:r>
+      <w:proofErr w:type="spellEnd"/>
+      <w:r>
+        <w:rPr>
+          <w:lang w:val="en-US"/>
+        </w:rPr>
+        <w:t xml:space="preserve">, </w:t>
+      </w:r>
+      <w:proofErr w:type="spellStart"/>
+      <w:r>
+        <w:rPr>
+          <w:lang w:val="en-US"/>
+        </w:rPr>
+        <w:t>puis</w:t>
+      </w:r>
+      <w:proofErr w:type="spellEnd"/>
+      <w:r>
+        <w:rPr>
+          <w:lang w:val="en-US"/>
+        </w:rPr>
+        <w:t xml:space="preserve"> </w:t>
+      </w:r>
+      <w:proofErr w:type="spellStart"/>
+      <w:r>
+        <w:rPr>
+          <w:lang w:val="en-US"/>
+        </w:rPr>
+        <w:t>référencés</w:t>
+      </w:r>
+      <w:proofErr w:type="spellEnd"/>
+      <w:r>
+        <w:rPr>
+          <w:lang w:val="en-US"/>
+        </w:rPr>
+        <w:t xml:space="preserve"> dans </w:t>
+      </w:r>
+      <w:proofErr w:type="spellStart"/>
+      <w:proofErr w:type="gramStart"/>
+      <w:r>
+        <w:rPr>
+          <w:lang w:val="en-US"/>
+        </w:rPr>
+        <w:t>application.properties</w:t>
+      </w:r>
+      <w:proofErr w:type="spellEnd"/>
+      <w:proofErr w:type="gramEnd"/>
+      <w:r>
+        <w:rPr>
+          <w:lang w:val="en-US"/>
+        </w:rPr>
+        <w:t xml:space="preserve"> avec les expressions ${OPENAI_API_KEY} et ${DISCORD_</w:t>
+      </w:r>
+      <w:proofErr w:type="gramStart"/>
+      <w:r>
+        <w:rPr>
+          <w:lang w:val="en-US"/>
+        </w:rPr>
+        <w:t>TOKEN}.</w:t>
+      </w:r>
+      <w:proofErr w:type="gramEnd"/>
+      <w:r>
+        <w:rPr>
+          <w:lang w:val="en-US"/>
+        </w:rPr>
+        <w:t xml:space="preserve"> Cette </w:t>
+      </w:r>
+      <w:proofErr w:type="spellStart"/>
+      <w:r>
+        <w:rPr>
+          <w:lang w:val="en-US"/>
+        </w:rPr>
+        <w:t>approche</w:t>
+      </w:r>
+      <w:proofErr w:type="spellEnd"/>
+      <w:r>
+        <w:rPr>
+          <w:lang w:val="en-US"/>
+        </w:rPr>
+        <w:t xml:space="preserve"> </w:t>
+      </w:r>
+      <w:proofErr w:type="spellStart"/>
+      <w:r>
+        <w:rPr>
+          <w:lang w:val="en-US"/>
+        </w:rPr>
+        <w:t>évite</w:t>
+      </w:r>
+      <w:proofErr w:type="spellEnd"/>
+      <w:r>
+        <w:rPr>
+          <w:lang w:val="en-US"/>
+        </w:rPr>
+        <w:t xml:space="preserve"> </w:t>
+      </w:r>
+      <w:proofErr w:type="spellStart"/>
+      <w:r>
+        <w:rPr>
+          <w:lang w:val="en-US"/>
+        </w:rPr>
+        <w:t>d’écrire</w:t>
+      </w:r>
+      <w:proofErr w:type="spellEnd"/>
+      <w:r>
+        <w:rPr>
+          <w:lang w:val="en-US"/>
+        </w:rPr>
+        <w:t xml:space="preserve"> les </w:t>
+      </w:r>
+      <w:proofErr w:type="spellStart"/>
+      <w:r>
+        <w:rPr>
+          <w:lang w:val="en-US"/>
+        </w:rPr>
+        <w:t>clés</w:t>
+      </w:r>
+      <w:proofErr w:type="spellEnd"/>
+      <w:r>
+        <w:rPr>
+          <w:lang w:val="en-US"/>
+        </w:rPr>
+        <w:t xml:space="preserve"> </w:t>
+      </w:r>
+      <w:proofErr w:type="spellStart"/>
+      <w:r>
+        <w:rPr>
+          <w:lang w:val="en-US"/>
+        </w:rPr>
+        <w:t>directement</w:t>
+      </w:r>
+      <w:proofErr w:type="spellEnd"/>
+      <w:r>
+        <w:rPr>
+          <w:lang w:val="en-US"/>
+        </w:rPr>
+        <w:t xml:space="preserve"> dans le code et </w:t>
+      </w:r>
+      <w:proofErr w:type="spellStart"/>
+      <w:r>
+        <w:rPr>
+          <w:lang w:val="en-US"/>
+        </w:rPr>
+        <w:t>réduit</w:t>
+      </w:r>
+      <w:proofErr w:type="spellEnd"/>
+      <w:r>
+        <w:rPr>
+          <w:lang w:val="en-US"/>
+        </w:rPr>
+        <w:t xml:space="preserve"> le </w:t>
+      </w:r>
+      <w:proofErr w:type="spellStart"/>
+      <w:r>
+        <w:rPr>
+          <w:lang w:val="en-US"/>
+        </w:rPr>
+        <w:t>risque</w:t>
+      </w:r>
+      <w:proofErr w:type="spellEnd"/>
+      <w:r>
+        <w:rPr>
+          <w:lang w:val="en-US"/>
+        </w:rPr>
+        <w:t xml:space="preserve"> de les </w:t>
+      </w:r>
+      <w:proofErr w:type="spellStart"/>
+      <w:r>
+        <w:rPr>
+          <w:lang w:val="en-US"/>
+        </w:rPr>
+        <w:t>publier</w:t>
+      </w:r>
+      <w:proofErr w:type="spellEnd"/>
+      <w:r>
+        <w:rPr>
+          <w:lang w:val="en-US"/>
+        </w:rPr>
+        <w:t xml:space="preserve"> </w:t>
+      </w:r>
+      <w:proofErr w:type="spellStart"/>
+      <w:r>
+        <w:rPr>
+          <w:lang w:val="en-US"/>
+        </w:rPr>
+        <w:t>accidentellement</w:t>
+      </w:r>
+      <w:proofErr w:type="spellEnd"/>
+      <w:r>
+        <w:rPr>
+          <w:lang w:val="en-US"/>
+        </w:rPr>
+        <w:t xml:space="preserve"> sur GitHub.</w:t>
+      </w:r>
+    </w:p>
+    <w:p/>
+    <w:p/>
     <w:p/>
     <w:p>
       <w:pPr>
@@ -3124,9 +6381,11 @@
           <w:numId w:val="1"/>
         </w:numPr>
       </w:pPr>
+      <w:bookmarkStart w:id="27" w:name="_Toc244253493"/>
       <w:r>
         <w:t>D</w:t>
       </w:r>
+      <w:bookmarkEnd w:id="27"/>
     </w:p>
     <w:p>
       <w:pPr>
@@ -3136,9 +6395,11 @@
           <w:numId w:val="1"/>
         </w:numPr>
       </w:pPr>
+      <w:bookmarkStart w:id="28" w:name="_Toc244253494"/>
       <w:r>
         <w:t>Client Flutter</w:t>
       </w:r>
+      <w:bookmarkEnd w:id="28"/>
     </w:p>
     <w:p/>
     <w:p>
@@ -3160,7 +6421,7 @@
                     <pic:cNvPicPr/>
                   </pic:nvPicPr>
                   <pic:blipFill>
-                    <a:blip r:embed="rId19"/>
+                    <a:blip r:embed="rId18"/>
                     <a:stretch>
                       <a:fillRect/>
                     </a:stretch>
@@ -3189,10 +6450,12 @@
           <w:numId w:val="1"/>
         </w:numPr>
       </w:pPr>
+      <w:bookmarkStart w:id="29" w:name="_Toc244253495"/>
       <w:proofErr w:type="gramStart"/>
       <w:r>
         <w:t>f</w:t>
       </w:r>
+      <w:bookmarkEnd w:id="29"/>
       <w:proofErr w:type="gramEnd"/>
     </w:p>
     <w:sectPr>
@@ -4319,6 +7582,88 @@
       <w:szCs w:val="18"/>
     </w:rPr>
   </w:style>
+  <w:style w:type="paragraph" w:styleId="TOCHeading">
+    <w:name w:val="TOC Heading"/>
+    <w:basedOn w:val="Heading1"/>
+    <w:next w:val="Normal"/>
+    <w:uiPriority w:val="39"/>
+    <w:unhideWhenUsed/>
+    <w:qFormat/>
+    <w:rsid w:val="00B65419"/>
+    <w:pPr>
+      <w:spacing w:before="240" w:after="0" w:line="259" w:lineRule="auto"/>
+      <w:jc w:val="left"/>
+      <w:outlineLvl w:val="9"/>
+    </w:pPr>
+    <w:rPr>
+      <w:rFonts w:asciiTheme="majorHAnsi" w:hAnsiTheme="majorHAnsi"/>
+      <w:kern w:val="0"/>
+      <w:sz w:val="32"/>
+      <w:szCs w:val="32"/>
+      <w:lang w:val="en-US"/>
+      <w14:ligatures w14:val="none"/>
+    </w:rPr>
+  </w:style>
+  <w:style w:type="paragraph" w:styleId="TOC1">
+    <w:name w:val="toc 1"/>
+    <w:basedOn w:val="Normal"/>
+    <w:next w:val="Normal"/>
+    <w:autoRedefine/>
+    <w:uiPriority w:val="39"/>
+    <w:unhideWhenUsed/>
+    <w:rsid w:val="00B65419"/>
+    <w:pPr>
+      <w:spacing w:after="100"/>
+    </w:pPr>
+  </w:style>
+  <w:style w:type="paragraph" w:styleId="TOC2">
+    <w:name w:val="toc 2"/>
+    <w:basedOn w:val="Normal"/>
+    <w:next w:val="Normal"/>
+    <w:autoRedefine/>
+    <w:uiPriority w:val="39"/>
+    <w:unhideWhenUsed/>
+    <w:rsid w:val="00B65419"/>
+    <w:pPr>
+      <w:spacing w:after="100"/>
+      <w:ind w:left="240"/>
+    </w:pPr>
+  </w:style>
+  <w:style w:type="paragraph" w:styleId="TOC3">
+    <w:name w:val="toc 3"/>
+    <w:basedOn w:val="Normal"/>
+    <w:next w:val="Normal"/>
+    <w:autoRedefine/>
+    <w:uiPriority w:val="39"/>
+    <w:unhideWhenUsed/>
+    <w:rsid w:val="00B65419"/>
+    <w:pPr>
+      <w:spacing w:after="100"/>
+      <w:ind w:left="480"/>
+    </w:pPr>
+  </w:style>
+  <w:style w:type="character" w:styleId="Hyperlink">
+    <w:name w:val="Hyperlink"/>
+    <w:basedOn w:val="DefaultParagraphFont"/>
+    <w:uiPriority w:val="99"/>
+    <w:unhideWhenUsed/>
+    <w:rsid w:val="00B65419"/>
+    <w:rPr>
+      <w:color w:val="467886" w:themeColor="hyperlink"/>
+      <w:u w:val="single"/>
+    </w:rPr>
+  </w:style>
+  <w:style w:type="paragraph" w:styleId="TableofFigures">
+    <w:name w:val="table of figures"/>
+    <w:basedOn w:val="Normal"/>
+    <w:next w:val="Normal"/>
+    <w:uiPriority w:val="99"/>
+    <w:unhideWhenUsed/>
+    <w:rsid w:val="00B65419"/>
+    <w:pPr>
+      <w:spacing w:after="0"/>
+    </w:pPr>
+  </w:style>
 </w:styles>
 </file>
 

--- a/NAZIH_Youssef_ADRIA_PFE_27.docx
+++ b/NAZIH_Youssef_ADRIA_PFE_27.docx
@@ -3686,60 +3686,12 @@
     </w:p>
     <w:p>
       <w:r>
-        <w:t xml:space="preserve">Le projet repose sur deux </w:t>
-      </w:r>
-      <w:proofErr w:type="spellStart"/>
-      <w:r>
-        <w:t>microservices</w:t>
-      </w:r>
-      <w:proofErr w:type="spellEnd"/>
-      <w:r>
-        <w:t xml:space="preserve">, </w:t>
-      </w:r>
-      <w:proofErr w:type="spellStart"/>
-      <w:r>
-        <w:t>account</w:t>
-      </w:r>
-      <w:proofErr w:type="spellEnd"/>
-      <w:r>
-        <w:t xml:space="preserve">-service pour la gestion des comptes et transaction-service pour les transactions. Chacun possède sa propre base de données et expose ses fonctionnalités via REST, </w:t>
-      </w:r>
-      <w:proofErr w:type="spellStart"/>
-      <w:r>
-        <w:t>GraphQL</w:t>
-      </w:r>
-      <w:proofErr w:type="spellEnd"/>
-      <w:r>
-        <w:t xml:space="preserve"> et MCP. Leur communication utilise </w:t>
-      </w:r>
-      <w:proofErr w:type="spellStart"/>
-      <w:r>
-        <w:t>OpenFeign</w:t>
-      </w:r>
-      <w:proofErr w:type="spellEnd"/>
-      <w:r>
-        <w:t xml:space="preserve"> avec Resilience4j pour gérer les pannes.</w:t>
-      </w:r>
-    </w:p>
-    <w:p>
-      <w:r>
-        <w:t xml:space="preserve">L’accès web passe par une </w:t>
-      </w:r>
-      <w:proofErr w:type="spellStart"/>
-      <w:r>
-        <w:t>gateway</w:t>
-      </w:r>
-      <w:proofErr w:type="spellEnd"/>
-      <w:r>
-        <w:t xml:space="preserve">, avec une authentification assurée par </w:t>
-      </w:r>
-      <w:proofErr w:type="spellStart"/>
-      <w:r>
-        <w:t>Keycloak</w:t>
-      </w:r>
-      <w:proofErr w:type="spellEnd"/>
-      <w:r>
-        <w:t>. Un assistant Spring AI permet également d’interroger les données depuis le web, Telegram et Discord. Kafka transmet les événements au module de détection de fraude, tandis que Docker Compose permet l’exécution locale des composants.</w:t>
+        <w:t>Le projet repose sur deux microservices, account-service pour la gestion des comptes et transaction-service pour les transactions. Chacun possède sa propre base de données et expose ses fonctionnalités via REST, GraphQL et MCP. Leur communication utilise OpenFeign avec Resilience4j pour gérer les pannes.</w:t>
+      </w:r>
+    </w:p>
+    <w:p>
+      <w:r>
+        <w:t>L’accès web passe par une gateway, avec une authentification assurée par Keycloak. Un assistant Spring AI permet également d’interroger les données depuis le web, Telegram et Discord. Kafka transmet les événements au module de détection de fraude, tandis que Docker Compose permet l’exécution locale des composants.</w:t>
       </w:r>
     </w:p>
     <w:p>
@@ -3886,39 +3838,7 @@
     </w:p>
     <w:p>
       <w:r>
-        <w:t xml:space="preserve">Le microservice Account-Service comprend une entité Account, un repository étendant </w:t>
-      </w:r>
-      <w:proofErr w:type="spellStart"/>
-      <w:r>
-        <w:t>JpaRepository</w:t>
-      </w:r>
-      <w:proofErr w:type="spellEnd"/>
-      <w:r>
-        <w:t xml:space="preserve"> et un contrôleur REST proposant trois méthodes : </w:t>
-      </w:r>
-      <w:proofErr w:type="spellStart"/>
-      <w:r>
-        <w:t>findAll</w:t>
-      </w:r>
-      <w:proofErr w:type="spellEnd"/>
-      <w:r>
-        <w:t xml:space="preserve">, </w:t>
-      </w:r>
-      <w:proofErr w:type="spellStart"/>
-      <w:r>
-        <w:t>findById</w:t>
-      </w:r>
-      <w:proofErr w:type="spellEnd"/>
-      <w:r>
-        <w:t xml:space="preserve"> et </w:t>
-      </w:r>
-      <w:proofErr w:type="spellStart"/>
-      <w:r>
-        <w:t>save</w:t>
-      </w:r>
-      <w:proofErr w:type="spellEnd"/>
-      <w:r>
-        <w:t>. Les UUID sont attribués manuellement, sans utiliser @GeneratedValue, afin de connaître les identifiants à l’avance et de faciliter les tests et le débogage.</w:t>
+        <w:t>Le microservice Account-Service comprend une entité Account, un repository étendant JpaRepository et un contrôleur REST proposant trois méthodes : findAll, findById et save. Les UUID sont attribués manuellement, sans utiliser @GeneratedValue, afin de connaître les identifiants à l’avance et de faciliter les tests et le débogage.</w:t>
       </w:r>
     </w:p>
     <w:p>
@@ -3996,21 +3916,7 @@
         <w:rPr>
           <w:lang w:val="en-US"/>
         </w:rPr>
-        <w:t xml:space="preserve">: </w:t>
-      </w:r>
-      <w:proofErr w:type="spellStart"/>
-      <w:r>
-        <w:rPr>
-          <w:lang w:val="en-US"/>
-        </w:rPr>
-        <w:t>Requete</w:t>
-      </w:r>
-      <w:proofErr w:type="spellEnd"/>
-      <w:r>
-        <w:rPr>
-          <w:lang w:val="en-US"/>
-        </w:rPr>
-        <w:t xml:space="preserve"> GET Accounts</w:t>
+        <w:t>: Requete GET Accounts</w:t>
       </w:r>
       <w:bookmarkEnd w:id="9"/>
     </w:p>
@@ -4038,219 +3944,21 @@
         <w:rPr>
           <w:lang w:val="en-US"/>
         </w:rPr>
-        <w:t xml:space="preserve">Le microservice Transaction-Service </w:t>
-      </w:r>
-      <w:proofErr w:type="spellStart"/>
+        <w:t xml:space="preserve">Le microservice Transaction-Service reprend la même structure qu’Account-Service, avec une entité Transaction, un repository étendant JpaRepository et un contrôleur REST. Il ne dispose cependant pas encore d’un accès aux </w:t>
+      </w:r>
+      <w:proofErr w:type="gramStart"/>
       <w:r>
         <w:rPr>
           <w:lang w:val="en-US"/>
         </w:rPr>
-        <w:t>reprend</w:t>
-      </w:r>
-      <w:proofErr w:type="spellEnd"/>
+        <w:t>informations</w:t>
+      </w:r>
+      <w:proofErr w:type="gramEnd"/>
       <w:r>
         <w:rPr>
           <w:lang w:val="en-US"/>
         </w:rPr>
-        <w:t xml:space="preserve"> la même structure </w:t>
-      </w:r>
-      <w:proofErr w:type="spellStart"/>
-      <w:r>
-        <w:rPr>
-          <w:lang w:val="en-US"/>
-        </w:rPr>
-        <w:t>qu’Account</w:t>
-      </w:r>
-      <w:proofErr w:type="spellEnd"/>
-      <w:r>
-        <w:rPr>
-          <w:lang w:val="en-US"/>
-        </w:rPr>
-        <w:t xml:space="preserve">-Service, avec </w:t>
-      </w:r>
-      <w:proofErr w:type="spellStart"/>
-      <w:r>
-        <w:rPr>
-          <w:lang w:val="en-US"/>
-        </w:rPr>
-        <w:t>une</w:t>
-      </w:r>
-      <w:proofErr w:type="spellEnd"/>
-      <w:r>
-        <w:rPr>
-          <w:lang w:val="en-US"/>
-        </w:rPr>
-        <w:t xml:space="preserve"> </w:t>
-      </w:r>
-      <w:proofErr w:type="spellStart"/>
-      <w:r>
-        <w:rPr>
-          <w:lang w:val="en-US"/>
-        </w:rPr>
-        <w:t>entité</w:t>
-      </w:r>
-      <w:proofErr w:type="spellEnd"/>
-      <w:r>
-        <w:rPr>
-          <w:lang w:val="en-US"/>
-        </w:rPr>
-        <w:t xml:space="preserve"> Transaction, un repository </w:t>
-      </w:r>
-      <w:proofErr w:type="spellStart"/>
-      <w:r>
-        <w:rPr>
-          <w:lang w:val="en-US"/>
-        </w:rPr>
-        <w:t>étendant</w:t>
-      </w:r>
-      <w:proofErr w:type="spellEnd"/>
-      <w:r>
-        <w:rPr>
-          <w:lang w:val="en-US"/>
-        </w:rPr>
-        <w:t xml:space="preserve"> </w:t>
-      </w:r>
-      <w:proofErr w:type="spellStart"/>
-      <w:r>
-        <w:rPr>
-          <w:lang w:val="en-US"/>
-        </w:rPr>
-        <w:t>JpaRepository</w:t>
-      </w:r>
-      <w:proofErr w:type="spellEnd"/>
-      <w:r>
-        <w:rPr>
-          <w:lang w:val="en-US"/>
-        </w:rPr>
-        <w:t xml:space="preserve"> et un </w:t>
-      </w:r>
-      <w:proofErr w:type="spellStart"/>
-      <w:r>
-        <w:rPr>
-          <w:lang w:val="en-US"/>
-        </w:rPr>
-        <w:t>contrôleur</w:t>
-      </w:r>
-      <w:proofErr w:type="spellEnd"/>
-      <w:r>
-        <w:rPr>
-          <w:lang w:val="en-US"/>
-        </w:rPr>
-        <w:t xml:space="preserve"> REST. Il ne dispose </w:t>
-      </w:r>
-      <w:proofErr w:type="spellStart"/>
-      <w:r>
-        <w:rPr>
-          <w:lang w:val="en-US"/>
-        </w:rPr>
-        <w:t>cependant</w:t>
-      </w:r>
-      <w:proofErr w:type="spellEnd"/>
-      <w:r>
-        <w:rPr>
-          <w:lang w:val="en-US"/>
-        </w:rPr>
-        <w:t xml:space="preserve"> pas encore d’un </w:t>
-      </w:r>
-      <w:proofErr w:type="spellStart"/>
-      <w:r>
-        <w:rPr>
-          <w:lang w:val="en-US"/>
-        </w:rPr>
-        <w:t>accès</w:t>
-      </w:r>
-      <w:proofErr w:type="spellEnd"/>
-      <w:r>
-        <w:rPr>
-          <w:lang w:val="en-US"/>
-        </w:rPr>
-        <w:t xml:space="preserve"> aux </w:t>
-      </w:r>
-      <w:proofErr w:type="spellStart"/>
-      <w:proofErr w:type="gramStart"/>
-      <w:r>
-        <w:rPr>
-          <w:lang w:val="en-US"/>
-        </w:rPr>
-        <w:t>informations</w:t>
-      </w:r>
-      <w:proofErr w:type="spellEnd"/>
-      <w:proofErr w:type="gramEnd"/>
-      <w:r>
-        <w:rPr>
-          <w:lang w:val="en-US"/>
-        </w:rPr>
-        <w:t xml:space="preserve"> des </w:t>
-      </w:r>
-      <w:proofErr w:type="spellStart"/>
-      <w:r>
-        <w:rPr>
-          <w:lang w:val="en-US"/>
-        </w:rPr>
-        <w:t>comptes</w:t>
-      </w:r>
-      <w:proofErr w:type="spellEnd"/>
-      <w:r>
-        <w:rPr>
-          <w:lang w:val="en-US"/>
-        </w:rPr>
-        <w:t xml:space="preserve">. Cette communication sera mise en place dans le </w:t>
-      </w:r>
-      <w:proofErr w:type="spellStart"/>
-      <w:r>
-        <w:rPr>
-          <w:lang w:val="en-US"/>
-        </w:rPr>
-        <w:t>chapitre</w:t>
-      </w:r>
-      <w:proofErr w:type="spellEnd"/>
-      <w:r>
-        <w:rPr>
-          <w:lang w:val="en-US"/>
-        </w:rPr>
-        <w:t xml:space="preserve"> </w:t>
-      </w:r>
-      <w:proofErr w:type="spellStart"/>
-      <w:r>
-        <w:rPr>
-          <w:lang w:val="en-US"/>
-        </w:rPr>
-        <w:t>suivant</w:t>
-      </w:r>
-      <w:proofErr w:type="spellEnd"/>
-      <w:r>
-        <w:rPr>
-          <w:lang w:val="en-US"/>
-        </w:rPr>
-        <w:t xml:space="preserve"> à </w:t>
-      </w:r>
-      <w:proofErr w:type="spellStart"/>
-      <w:r>
-        <w:rPr>
-          <w:lang w:val="en-US"/>
-        </w:rPr>
-        <w:t>l’aide</w:t>
-      </w:r>
-      <w:proofErr w:type="spellEnd"/>
-      <w:r>
-        <w:rPr>
-          <w:lang w:val="en-US"/>
-        </w:rPr>
-        <w:t xml:space="preserve"> </w:t>
-      </w:r>
-      <w:proofErr w:type="spellStart"/>
-      <w:r>
-        <w:rPr>
-          <w:lang w:val="en-US"/>
-        </w:rPr>
-        <w:t>d’OpenFeign</w:t>
-      </w:r>
-      <w:proofErr w:type="spellEnd"/>
-      <w:r>
-        <w:rPr>
-          <w:lang w:val="en-US"/>
-        </w:rPr>
-        <w:t>.</w:t>
+        <w:t xml:space="preserve"> des comptes. Cette communication sera mise en place dans le chapitre suivant à l’aide d’OpenFeign.</w:t>
       </w:r>
     </w:p>
     <w:p>
@@ -4330,21 +4038,7 @@
         <w:rPr>
           <w:lang w:val="en-US"/>
         </w:rPr>
-        <w:t xml:space="preserve">: </w:t>
-      </w:r>
-      <w:proofErr w:type="spellStart"/>
-      <w:r>
-        <w:rPr>
-          <w:lang w:val="en-US"/>
-        </w:rPr>
-        <w:t>Requete</w:t>
-      </w:r>
-      <w:proofErr w:type="spellEnd"/>
-      <w:r>
-        <w:rPr>
-          <w:lang w:val="en-US"/>
-        </w:rPr>
-        <w:t xml:space="preserve"> GET Transactions</w:t>
+        <w:t>: Requete GET Transactions</w:t>
       </w:r>
       <w:bookmarkEnd w:id="11"/>
     </w:p>
@@ -4364,14 +4058,9 @@
         </w:numPr>
       </w:pPr>
       <w:bookmarkStart w:id="12" w:name="_Toc244253485"/>
-      <w:proofErr w:type="spellStart"/>
       <w:r>
         <w:lastRenderedPageBreak/>
-        <w:t>OpenFeign</w:t>
-      </w:r>
-      <w:proofErr w:type="spellEnd"/>
-      <w:r>
-        <w:t xml:space="preserve"> et Resilience4J</w:t>
+        <w:t>OpenFeign et Resilience4J</w:t>
       </w:r>
       <w:bookmarkEnd w:id="12"/>
     </w:p>
@@ -4384,58 +4073,19 @@
         </w:numPr>
       </w:pPr>
       <w:bookmarkStart w:id="13" w:name="_Toc244253486"/>
-      <w:proofErr w:type="spellStart"/>
       <w:r>
         <w:t>OpenFeign</w:t>
       </w:r>
       <w:bookmarkEnd w:id="13"/>
-      <w:proofErr w:type="spellEnd"/>
-    </w:p>
-    <w:p>
-      <w:proofErr w:type="spellStart"/>
-      <w:r>
-        <w:t>OpenFeign</w:t>
-      </w:r>
-      <w:proofErr w:type="spellEnd"/>
-      <w:r>
-        <w:t xml:space="preserve"> simplifie la communication entre </w:t>
-      </w:r>
-      <w:proofErr w:type="spellStart"/>
-      <w:r>
-        <w:t>microservices</w:t>
-      </w:r>
-      <w:proofErr w:type="spellEnd"/>
-      <w:r>
-        <w:t xml:space="preserve"> grâce à une interface Java annotée avec @FeignClient. Les méthodes de cette interface décrivent les routes REST à appeler. Spring génère ensuite le client HTTP et transforme les réponses reçues en objets Java.</w:t>
-      </w:r>
-    </w:p>
-    <w:p>
-      <w:r>
-        <w:t xml:space="preserve">Dans Transaction-Service, nous avons créé l’interface </w:t>
-      </w:r>
-      <w:proofErr w:type="spellStart"/>
-      <w:r>
-        <w:t>AccountRestClient</w:t>
-      </w:r>
-      <w:proofErr w:type="spellEnd"/>
-      <w:r>
-        <w:t xml:space="preserve"> pour consulter Account-Service à partir de l’identifiant d’un compte. Ce client est injecté dans </w:t>
-      </w:r>
-      <w:proofErr w:type="spellStart"/>
-      <w:r>
-        <w:t>TransactionService</w:t>
-      </w:r>
-      <w:proofErr w:type="spellEnd"/>
-      <w:r>
-        <w:t xml:space="preserve"> pour compléter les transactions avec les informations du compte lors des consultations. Avant l’enregistrement, ces informations permettent de vérifier que le compte est accessible, actif et utilise la même devise que la transaction. Un </w:t>
-      </w:r>
-      <w:proofErr w:type="spellStart"/>
-      <w:r>
-        <w:t>fallback</w:t>
-      </w:r>
-      <w:proofErr w:type="spellEnd"/>
-      <w:r>
-        <w:t xml:space="preserve"> est également déclaré pour gérer l’indisponibilité d’Account-Service.</w:t>
+    </w:p>
+    <w:p>
+      <w:r>
+        <w:t>OpenFeign simplifie la communication entre microservices grâce à une interface Java annotée avec @FeignClient. Les méthodes de cette interface décrivent les routes REST à appeler. Spring génère ensuite le client HTTP et transforme les réponses reçues en objets Java.</w:t>
+      </w:r>
+    </w:p>
+    <w:p>
+      <w:r>
+        <w:t>Dans Transaction-Service, nous avons créé l’interface AccountRestClient pour consulter Account-Service à partir de l’identifiant d’un compte. Ce client est injecté dans TransactionService pour compléter les transactions avec les informations du compte lors des consultations. Avant l’enregistrement, ces informations permettent de vérifier que le compte est accessible, actif et utilise la même devise que la transaction. Un fallback est également déclaré pour gérer l’indisponibilité d’Account-Service.</w:t>
       </w:r>
     </w:p>
     <w:p>
@@ -4513,31 +4163,9 @@
         <w:rPr>
           <w:lang w:val="en-US"/>
         </w:rPr>
-        <w:t xml:space="preserve">: </w:t>
-      </w:r>
-      <w:proofErr w:type="spellStart"/>
-      <w:r>
-        <w:rPr>
-          <w:lang w:val="en-US"/>
-        </w:rPr>
-        <w:t>Informations</w:t>
-      </w:r>
-      <w:proofErr w:type="spellEnd"/>
-      <w:r>
-        <w:rPr>
-          <w:lang w:val="en-US"/>
-        </w:rPr>
-        <w:t xml:space="preserve"> accounts visible avec </w:t>
-      </w:r>
-      <w:proofErr w:type="spellStart"/>
-      <w:r>
-        <w:rPr>
-          <w:lang w:val="en-US"/>
-        </w:rPr>
-        <w:t>OpenFeign</w:t>
+        <w:t>: Informations accounts visible avec OpenFeign</w:t>
       </w:r>
       <w:bookmarkEnd w:id="14"/>
-      <w:proofErr w:type="spellEnd"/>
     </w:p>
     <w:p>
       <w:pPr>
@@ -4555,40 +4183,11 @@
     </w:p>
     <w:p>
       <w:r>
-        <w:t xml:space="preserve">La tolérance aux pannes est assurée par Resilience4J, intégré au client </w:t>
-      </w:r>
-      <w:proofErr w:type="spellStart"/>
-      <w:r>
-        <w:t>OpenFeign</w:t>
-      </w:r>
-      <w:proofErr w:type="spellEnd"/>
-      <w:r>
-        <w:t xml:space="preserve">. Lorsque </w:t>
-      </w:r>
-      <w:proofErr w:type="spellStart"/>
-      <w:r>
-        <w:t>account</w:t>
-      </w:r>
-      <w:proofErr w:type="spellEnd"/>
-      <w:r>
-        <w:t xml:space="preserve">-service est indisponible, un </w:t>
-      </w:r>
-      <w:proofErr w:type="spellStart"/>
-      <w:r>
-        <w:t>fallback</w:t>
-      </w:r>
-      <w:proofErr w:type="spellEnd"/>
-      <w:r>
-        <w:t xml:space="preserve"> permet de consulter les transactions avec </w:t>
-      </w:r>
-      <w:proofErr w:type="spellStart"/>
+        <w:t xml:space="preserve">La tolérance aux pannes est assurée par Resilience4J, intégré au client OpenFeign. Lorsque account-service est indisponible, un fallback permet de consulter les transactions avec </w:t>
+      </w:r>
       <w:proofErr w:type="gramStart"/>
       <w:r>
-        <w:t>account</w:t>
-      </w:r>
-      <w:proofErr w:type="spellEnd"/>
-      <w:r>
-        <w:t>:</w:t>
+        <w:t>account:</w:t>
       </w:r>
       <w:proofErr w:type="gramEnd"/>
       <w:r>
@@ -4685,21 +4284,7 @@
         <w:rPr>
           <w:lang w:val="en-US"/>
         </w:rPr>
-        <w:t xml:space="preserve"> Consultation des transactions avec les </w:t>
-      </w:r>
-      <w:proofErr w:type="spellStart"/>
-      <w:r>
-        <w:rPr>
-          <w:lang w:val="en-US"/>
-        </w:rPr>
-        <w:t>détails</w:t>
-      </w:r>
-      <w:proofErr w:type="spellEnd"/>
-      <w:r>
-        <w:rPr>
-          <w:lang w:val="en-US"/>
-        </w:rPr>
-        <w:t xml:space="preserve"> du compte</w:t>
+        <w:t xml:space="preserve"> Consultation des transactions avec les détails du compte</w:t>
       </w:r>
       <w:bookmarkEnd w:id="16"/>
     </w:p>
@@ -4792,21 +4377,7 @@
         <w:rPr>
           <w:lang w:val="en-US"/>
         </w:rPr>
-        <w:t xml:space="preserve">Fallback : transactions </w:t>
-      </w:r>
-      <w:proofErr w:type="spellStart"/>
-      <w:r>
-        <w:rPr>
-          <w:lang w:val="en-US"/>
-        </w:rPr>
-        <w:t>accessibles</w:t>
-      </w:r>
-      <w:proofErr w:type="spellEnd"/>
-      <w:r>
-        <w:rPr>
-          <w:lang w:val="en-US"/>
-        </w:rPr>
-        <w:t xml:space="preserve"> malgré la pann</w:t>
+        <w:t>Fallback : transactions accessibles malgré la pann</w:t>
       </w:r>
       <w:r>
         <w:rPr>
@@ -4896,35 +4467,7 @@
         <w:rPr>
           <w:lang w:val="en-US"/>
         </w:rPr>
-        <w:t xml:space="preserve"> </w:t>
-      </w:r>
-      <w:proofErr w:type="spellStart"/>
-      <w:r>
-        <w:rPr>
-          <w:lang w:val="en-US"/>
-        </w:rPr>
-        <w:t>Création</w:t>
-      </w:r>
-      <w:proofErr w:type="spellEnd"/>
-      <w:r>
-        <w:rPr>
-          <w:lang w:val="en-US"/>
-        </w:rPr>
-        <w:t xml:space="preserve"> </w:t>
-      </w:r>
-      <w:proofErr w:type="spellStart"/>
-      <w:r>
-        <w:rPr>
-          <w:lang w:val="en-US"/>
-        </w:rPr>
-        <w:t>refusée</w:t>
-      </w:r>
-      <w:proofErr w:type="spellEnd"/>
-      <w:r>
-        <w:rPr>
-          <w:lang w:val="en-US"/>
-        </w:rPr>
-        <w:t xml:space="preserve"> pendant la pann</w:t>
+        <w:t xml:space="preserve"> Création refusée pendant la pann</w:t>
       </w:r>
       <w:r>
         <w:rPr>
@@ -4975,15 +4518,7 @@
         <w:spacing w:after="0"/>
       </w:pPr>
       <w:r>
-        <w:t xml:space="preserve">Spring Cloud Gateway sert de point d’entrée unique vers les </w:t>
-      </w:r>
-      <w:proofErr w:type="spellStart"/>
-      <w:r>
-        <w:t>microservices</w:t>
-      </w:r>
-      <w:proofErr w:type="spellEnd"/>
-      <w:r>
-        <w:t xml:space="preserve"> de notre plateforme bancaire. Il reçoit les requêtes des clients et les redirige vers le service concerné selon les routes configurées. Par exemple, une requête de consultation des comptes est dirigée vers Account-Service, tandis qu’une requête de consultation des transactions est dirigée vers Transaction-Service. Les clients peuvent ainsi accéder aux différents services à travers une même adresse.</w:t>
+        <w:t>Spring Cloud Gateway sert de point d’entrée unique vers les microservices de notre plateforme bancaire. Il reçoit les requêtes des clients et les redirige vers le service concerné selon les routes configurées. Par exemple, une requête de consultation des comptes est dirigée vers Account-Service, tandis qu’une requête de consultation des transactions est dirigée vers Transaction-Service. Les clients peuvent ainsi accéder aux différents services à travers une même adresse.</w:t>
       </w:r>
     </w:p>
     <w:p>
@@ -5099,443 +4634,21 @@
         <w:rPr>
           <w:lang w:val="en-US"/>
         </w:rPr>
-        <w:t xml:space="preserve">Eureka Discovery Service </w:t>
-      </w:r>
-      <w:proofErr w:type="spellStart"/>
+        <w:t xml:space="preserve">Eureka Discovery Service permet aux microservices de se découvrir sans connaître directement leurs adresses et leurs ports. Chaque service s’enregistre auprès du serveur Eureka avec son nom et ses </w:t>
+      </w:r>
+      <w:proofErr w:type="gramStart"/>
       <w:r>
         <w:rPr>
           <w:lang w:val="en-US"/>
         </w:rPr>
-        <w:t>permet</w:t>
-      </w:r>
-      <w:proofErr w:type="spellEnd"/>
+        <w:t>informations</w:t>
+      </w:r>
+      <w:proofErr w:type="gramEnd"/>
       <w:r>
         <w:rPr>
           <w:lang w:val="en-US"/>
         </w:rPr>
-        <w:t xml:space="preserve"> aux microservices de se </w:t>
-      </w:r>
-      <w:proofErr w:type="spellStart"/>
-      <w:r>
-        <w:rPr>
-          <w:lang w:val="en-US"/>
-        </w:rPr>
-        <w:t>découvrir</w:t>
-      </w:r>
-      <w:proofErr w:type="spellEnd"/>
-      <w:r>
-        <w:rPr>
-          <w:lang w:val="en-US"/>
-        </w:rPr>
-        <w:t xml:space="preserve"> sans </w:t>
-      </w:r>
-      <w:proofErr w:type="spellStart"/>
-      <w:r>
-        <w:rPr>
-          <w:lang w:val="en-US"/>
-        </w:rPr>
-        <w:t>connaître</w:t>
-      </w:r>
-      <w:proofErr w:type="spellEnd"/>
-      <w:r>
-        <w:rPr>
-          <w:lang w:val="en-US"/>
-        </w:rPr>
-        <w:t xml:space="preserve"> </w:t>
-      </w:r>
-      <w:proofErr w:type="spellStart"/>
-      <w:r>
-        <w:rPr>
-          <w:lang w:val="en-US"/>
-        </w:rPr>
-        <w:t>directement</w:t>
-      </w:r>
-      <w:proofErr w:type="spellEnd"/>
-      <w:r>
-        <w:rPr>
-          <w:lang w:val="en-US"/>
-        </w:rPr>
-        <w:t xml:space="preserve"> </w:t>
-      </w:r>
-      <w:proofErr w:type="spellStart"/>
-      <w:r>
-        <w:rPr>
-          <w:lang w:val="en-US"/>
-        </w:rPr>
-        <w:t>leurs</w:t>
-      </w:r>
-      <w:proofErr w:type="spellEnd"/>
-      <w:r>
-        <w:rPr>
-          <w:lang w:val="en-US"/>
-        </w:rPr>
-        <w:t xml:space="preserve"> </w:t>
-      </w:r>
-      <w:proofErr w:type="spellStart"/>
-      <w:r>
-        <w:rPr>
-          <w:lang w:val="en-US"/>
-        </w:rPr>
-        <w:t>adresses</w:t>
-      </w:r>
-      <w:proofErr w:type="spellEnd"/>
-      <w:r>
-        <w:rPr>
-          <w:lang w:val="en-US"/>
-        </w:rPr>
-        <w:t xml:space="preserve"> et </w:t>
-      </w:r>
-      <w:proofErr w:type="spellStart"/>
-      <w:r>
-        <w:rPr>
-          <w:lang w:val="en-US"/>
-        </w:rPr>
-        <w:t>leurs</w:t>
-      </w:r>
-      <w:proofErr w:type="spellEnd"/>
-      <w:r>
-        <w:rPr>
-          <w:lang w:val="en-US"/>
-        </w:rPr>
-        <w:t xml:space="preserve"> ports. </w:t>
-      </w:r>
-      <w:proofErr w:type="spellStart"/>
-      <w:r>
-        <w:rPr>
-          <w:lang w:val="en-US"/>
-        </w:rPr>
-        <w:t>Chaque</w:t>
-      </w:r>
-      <w:proofErr w:type="spellEnd"/>
-      <w:r>
-        <w:rPr>
-          <w:lang w:val="en-US"/>
-        </w:rPr>
-        <w:t xml:space="preserve"> service </w:t>
-      </w:r>
-      <w:proofErr w:type="spellStart"/>
-      <w:r>
-        <w:rPr>
-          <w:lang w:val="en-US"/>
-        </w:rPr>
-        <w:t>s’enregistre</w:t>
-      </w:r>
-      <w:proofErr w:type="spellEnd"/>
-      <w:r>
-        <w:rPr>
-          <w:lang w:val="en-US"/>
-        </w:rPr>
-        <w:t xml:space="preserve"> </w:t>
-      </w:r>
-      <w:proofErr w:type="spellStart"/>
-      <w:r>
-        <w:rPr>
-          <w:lang w:val="en-US"/>
-        </w:rPr>
-        <w:t>auprès</w:t>
-      </w:r>
-      <w:proofErr w:type="spellEnd"/>
-      <w:r>
-        <w:rPr>
-          <w:lang w:val="en-US"/>
-        </w:rPr>
-        <w:t xml:space="preserve"> du serveur Eureka avec son nom et </w:t>
-      </w:r>
-      <w:proofErr w:type="spellStart"/>
-      <w:r>
-        <w:rPr>
-          <w:lang w:val="en-US"/>
-        </w:rPr>
-        <w:t>ses</w:t>
-      </w:r>
-      <w:proofErr w:type="spellEnd"/>
-      <w:r>
-        <w:rPr>
-          <w:lang w:val="en-US"/>
-        </w:rPr>
-        <w:t xml:space="preserve"> </w:t>
-      </w:r>
-      <w:proofErr w:type="spellStart"/>
-      <w:proofErr w:type="gramStart"/>
-      <w:r>
-        <w:rPr>
-          <w:lang w:val="en-US"/>
-        </w:rPr>
-        <w:t>informations</w:t>
-      </w:r>
-      <w:proofErr w:type="spellEnd"/>
-      <w:proofErr w:type="gramEnd"/>
-      <w:r>
-        <w:rPr>
-          <w:lang w:val="en-US"/>
-        </w:rPr>
-        <w:t xml:space="preserve"> de </w:t>
-      </w:r>
-      <w:proofErr w:type="spellStart"/>
-      <w:r>
-        <w:rPr>
-          <w:lang w:val="en-US"/>
-        </w:rPr>
-        <w:t>connexion</w:t>
-      </w:r>
-      <w:proofErr w:type="spellEnd"/>
-      <w:r>
-        <w:rPr>
-          <w:lang w:val="en-US"/>
-        </w:rPr>
-        <w:t xml:space="preserve">. Les </w:t>
-      </w:r>
-      <w:proofErr w:type="spellStart"/>
-      <w:r>
-        <w:rPr>
-          <w:lang w:val="en-US"/>
-        </w:rPr>
-        <w:t>autres</w:t>
-      </w:r>
-      <w:proofErr w:type="spellEnd"/>
-      <w:r>
-        <w:rPr>
-          <w:lang w:val="en-US"/>
-        </w:rPr>
-        <w:t xml:space="preserve"> </w:t>
-      </w:r>
-      <w:proofErr w:type="spellStart"/>
-      <w:r>
-        <w:rPr>
-          <w:lang w:val="en-US"/>
-        </w:rPr>
-        <w:t>composants</w:t>
-      </w:r>
-      <w:proofErr w:type="spellEnd"/>
-      <w:r>
-        <w:rPr>
-          <w:lang w:val="en-US"/>
-        </w:rPr>
-        <w:t xml:space="preserve"> </w:t>
-      </w:r>
-      <w:proofErr w:type="spellStart"/>
-      <w:r>
-        <w:rPr>
-          <w:lang w:val="en-US"/>
-        </w:rPr>
-        <w:t>peuvent</w:t>
-      </w:r>
-      <w:proofErr w:type="spellEnd"/>
-      <w:r>
-        <w:rPr>
-          <w:lang w:val="en-US"/>
-        </w:rPr>
-        <w:t xml:space="preserve"> ensuite </w:t>
-      </w:r>
-      <w:proofErr w:type="spellStart"/>
-      <w:r>
-        <w:rPr>
-          <w:lang w:val="en-US"/>
-        </w:rPr>
-        <w:t>retrouver</w:t>
-      </w:r>
-      <w:proofErr w:type="spellEnd"/>
-      <w:r>
-        <w:rPr>
-          <w:lang w:val="en-US"/>
-        </w:rPr>
-        <w:t xml:space="preserve"> </w:t>
-      </w:r>
-      <w:proofErr w:type="spellStart"/>
-      <w:r>
-        <w:rPr>
-          <w:lang w:val="en-US"/>
-        </w:rPr>
-        <w:t>ce</w:t>
-      </w:r>
-      <w:proofErr w:type="spellEnd"/>
-      <w:r>
-        <w:rPr>
-          <w:lang w:val="en-US"/>
-        </w:rPr>
-        <w:t xml:space="preserve"> service à </w:t>
-      </w:r>
-      <w:proofErr w:type="spellStart"/>
-      <w:r>
-        <w:rPr>
-          <w:lang w:val="en-US"/>
-        </w:rPr>
-        <w:t>partir</w:t>
-      </w:r>
-      <w:proofErr w:type="spellEnd"/>
-      <w:r>
-        <w:rPr>
-          <w:lang w:val="en-US"/>
-        </w:rPr>
-        <w:t xml:space="preserve"> de son nom. Dans </w:t>
-      </w:r>
-      <w:proofErr w:type="spellStart"/>
-      <w:r>
-        <w:rPr>
-          <w:lang w:val="en-US"/>
-        </w:rPr>
-        <w:t>notre</w:t>
-      </w:r>
-      <w:proofErr w:type="spellEnd"/>
-      <w:r>
-        <w:rPr>
-          <w:lang w:val="en-US"/>
-        </w:rPr>
-        <w:t xml:space="preserve"> </w:t>
-      </w:r>
-      <w:proofErr w:type="spellStart"/>
-      <w:r>
-        <w:rPr>
-          <w:lang w:val="en-US"/>
-        </w:rPr>
-        <w:t>plateforme</w:t>
-      </w:r>
-      <w:proofErr w:type="spellEnd"/>
-      <w:r>
-        <w:rPr>
-          <w:lang w:val="en-US"/>
-        </w:rPr>
-        <w:t xml:space="preserve">, </w:t>
-      </w:r>
-      <w:proofErr w:type="spellStart"/>
-      <w:r>
-        <w:rPr>
-          <w:lang w:val="en-US"/>
-        </w:rPr>
-        <w:t>ce</w:t>
-      </w:r>
-      <w:proofErr w:type="spellEnd"/>
-      <w:r>
-        <w:rPr>
-          <w:lang w:val="en-US"/>
-        </w:rPr>
-        <w:t xml:space="preserve"> </w:t>
-      </w:r>
-      <w:proofErr w:type="spellStart"/>
-      <w:r>
-        <w:rPr>
-          <w:lang w:val="en-US"/>
-        </w:rPr>
-        <w:t>mécanisme</w:t>
-      </w:r>
-      <w:proofErr w:type="spellEnd"/>
-      <w:r>
-        <w:rPr>
-          <w:lang w:val="en-US"/>
-        </w:rPr>
-        <w:t xml:space="preserve"> </w:t>
-      </w:r>
-      <w:proofErr w:type="spellStart"/>
-      <w:r>
-        <w:rPr>
-          <w:lang w:val="en-US"/>
-        </w:rPr>
-        <w:t>permet</w:t>
-      </w:r>
-      <w:proofErr w:type="spellEnd"/>
-      <w:r>
-        <w:rPr>
-          <w:lang w:val="en-US"/>
-        </w:rPr>
-        <w:t xml:space="preserve"> </w:t>
-      </w:r>
-      <w:proofErr w:type="spellStart"/>
-      <w:r>
-        <w:rPr>
-          <w:lang w:val="en-US"/>
-        </w:rPr>
-        <w:t>notamment</w:t>
-      </w:r>
-      <w:proofErr w:type="spellEnd"/>
-      <w:r>
-        <w:rPr>
-          <w:lang w:val="en-US"/>
-        </w:rPr>
-        <w:t xml:space="preserve"> à </w:t>
-      </w:r>
-      <w:proofErr w:type="spellStart"/>
-      <w:r>
-        <w:rPr>
-          <w:lang w:val="en-US"/>
-        </w:rPr>
-        <w:t>OpenFeign</w:t>
-      </w:r>
-      <w:proofErr w:type="spellEnd"/>
-      <w:r>
-        <w:rPr>
-          <w:lang w:val="en-US"/>
-        </w:rPr>
-        <w:t xml:space="preserve"> de </w:t>
-      </w:r>
-      <w:proofErr w:type="spellStart"/>
-      <w:r>
-        <w:rPr>
-          <w:lang w:val="en-US"/>
-        </w:rPr>
-        <w:t>retrouver</w:t>
-      </w:r>
-      <w:proofErr w:type="spellEnd"/>
-      <w:r>
-        <w:rPr>
-          <w:lang w:val="en-US"/>
-        </w:rPr>
-        <w:t xml:space="preserve"> Account-Service </w:t>
-      </w:r>
-      <w:proofErr w:type="spellStart"/>
-      <w:r>
-        <w:rPr>
-          <w:lang w:val="en-US"/>
-        </w:rPr>
-        <w:t>lors</w:t>
-      </w:r>
-      <w:proofErr w:type="spellEnd"/>
-      <w:r>
-        <w:rPr>
-          <w:lang w:val="en-US"/>
-        </w:rPr>
-        <w:t xml:space="preserve"> des </w:t>
-      </w:r>
-      <w:proofErr w:type="spellStart"/>
-      <w:r>
-        <w:rPr>
-          <w:lang w:val="en-US"/>
-        </w:rPr>
-        <w:t>appels</w:t>
-      </w:r>
-      <w:proofErr w:type="spellEnd"/>
-      <w:r>
-        <w:rPr>
-          <w:lang w:val="en-US"/>
-        </w:rPr>
-        <w:t xml:space="preserve"> </w:t>
-      </w:r>
-      <w:proofErr w:type="spellStart"/>
-      <w:r>
-        <w:rPr>
-          <w:lang w:val="en-US"/>
-        </w:rPr>
-        <w:t>effectués</w:t>
-      </w:r>
-      <w:proofErr w:type="spellEnd"/>
-      <w:r>
-        <w:rPr>
-          <w:lang w:val="en-US"/>
-        </w:rPr>
-        <w:t xml:space="preserve"> </w:t>
-      </w:r>
-      <w:proofErr w:type="spellStart"/>
-      <w:r>
-        <w:rPr>
-          <w:lang w:val="en-US"/>
-        </w:rPr>
-        <w:t>depuis</w:t>
-      </w:r>
-      <w:proofErr w:type="spellEnd"/>
-      <w:r>
-        <w:rPr>
-          <w:lang w:val="en-US"/>
-        </w:rPr>
-        <w:t xml:space="preserve"> Transaction-Service.</w:t>
+        <w:t xml:space="preserve"> de connexion. Les autres composants peuvent ensuite retrouver ce service à partir de son nom. Dans notre plateforme, ce mécanisme permet notamment à OpenFeign de retrouver Account-Service lors des appels effectués depuis Transaction-Service.</w:t>
       </w:r>
     </w:p>
     <w:p>
@@ -5652,7 +4765,6 @@
         </w:rPr>
         <w:t xml:space="preserve">Le service de configuration </w:t>
       </w:r>
-      <w:proofErr w:type="spellStart"/>
       <w:proofErr w:type="gramStart"/>
       <w:r>
         <w:rPr>
@@ -5660,223 +4772,12 @@
         </w:rPr>
         <w:t>utilise</w:t>
       </w:r>
-      <w:proofErr w:type="spellEnd"/>
       <w:proofErr w:type="gramEnd"/>
       <w:r>
         <w:rPr>
           <w:lang w:val="en-US"/>
         </w:rPr>
-        <w:t xml:space="preserve"> Spring Cloud Config en mode </w:t>
-      </w:r>
-      <w:proofErr w:type="spellStart"/>
-      <w:r>
-        <w:rPr>
-          <w:lang w:val="en-US"/>
-        </w:rPr>
-        <w:t>natif</w:t>
-      </w:r>
-      <w:proofErr w:type="spellEnd"/>
-      <w:r>
-        <w:rPr>
-          <w:lang w:val="en-US"/>
-        </w:rPr>
-        <w:t xml:space="preserve"> pour </w:t>
-      </w:r>
-      <w:proofErr w:type="spellStart"/>
-      <w:r>
-        <w:rPr>
-          <w:lang w:val="en-US"/>
-        </w:rPr>
-        <w:t>centraliser</w:t>
-      </w:r>
-      <w:proofErr w:type="spellEnd"/>
-      <w:r>
-        <w:rPr>
-          <w:lang w:val="en-US"/>
-        </w:rPr>
-        <w:t xml:space="preserve"> le </w:t>
-      </w:r>
-      <w:proofErr w:type="spellStart"/>
-      <w:r>
-        <w:rPr>
-          <w:lang w:val="en-US"/>
-        </w:rPr>
-        <w:t>paramètre</w:t>
-      </w:r>
-      <w:proofErr w:type="spellEnd"/>
-      <w:r>
-        <w:rPr>
-          <w:lang w:val="en-US"/>
-        </w:rPr>
-        <w:t xml:space="preserve"> </w:t>
-      </w:r>
-      <w:proofErr w:type="spellStart"/>
-      <w:r>
-        <w:rPr>
-          <w:lang w:val="en-US"/>
-        </w:rPr>
-        <w:t>bank.transaction.max</w:t>
-      </w:r>
-      <w:proofErr w:type="spellEnd"/>
-      <w:r>
-        <w:rPr>
-          <w:lang w:val="en-US"/>
-        </w:rPr>
-        <w:t xml:space="preserve">-amount=1000. Le microservice transaction-service </w:t>
-      </w:r>
-      <w:proofErr w:type="spellStart"/>
-      <w:r>
-        <w:rPr>
-          <w:lang w:val="en-US"/>
-        </w:rPr>
-        <w:t>récupère</w:t>
-      </w:r>
-      <w:proofErr w:type="spellEnd"/>
-      <w:r>
-        <w:rPr>
-          <w:lang w:val="en-US"/>
-        </w:rPr>
-        <w:t xml:space="preserve"> </w:t>
-      </w:r>
-      <w:proofErr w:type="spellStart"/>
-      <w:r>
-        <w:rPr>
-          <w:lang w:val="en-US"/>
-        </w:rPr>
-        <w:t>cette</w:t>
-      </w:r>
-      <w:proofErr w:type="spellEnd"/>
-      <w:r>
-        <w:rPr>
-          <w:lang w:val="en-US"/>
-        </w:rPr>
-        <w:t xml:space="preserve"> </w:t>
-      </w:r>
-      <w:proofErr w:type="spellStart"/>
-      <w:r>
-        <w:rPr>
-          <w:lang w:val="en-US"/>
-        </w:rPr>
-        <w:t>valeur</w:t>
-      </w:r>
-      <w:proofErr w:type="spellEnd"/>
-      <w:r>
-        <w:rPr>
-          <w:lang w:val="en-US"/>
-        </w:rPr>
-        <w:t xml:space="preserve"> au </w:t>
-      </w:r>
-      <w:proofErr w:type="spellStart"/>
-      <w:r>
-        <w:rPr>
-          <w:lang w:val="en-US"/>
-        </w:rPr>
-        <w:t>démarrage</w:t>
-      </w:r>
-      <w:proofErr w:type="spellEnd"/>
-      <w:r>
-        <w:rPr>
-          <w:lang w:val="en-US"/>
-        </w:rPr>
-        <w:t xml:space="preserve"> et </w:t>
-      </w:r>
-      <w:proofErr w:type="spellStart"/>
-      <w:r>
-        <w:rPr>
-          <w:lang w:val="en-US"/>
-        </w:rPr>
-        <w:t>vérifie</w:t>
-      </w:r>
-      <w:proofErr w:type="spellEnd"/>
-      <w:r>
-        <w:rPr>
-          <w:lang w:val="en-US"/>
-        </w:rPr>
-        <w:t xml:space="preserve"> le </w:t>
-      </w:r>
-      <w:proofErr w:type="spellStart"/>
-      <w:r>
-        <w:rPr>
-          <w:lang w:val="en-US"/>
-        </w:rPr>
-        <w:t>montant</w:t>
-      </w:r>
-      <w:proofErr w:type="spellEnd"/>
-      <w:r>
-        <w:rPr>
-          <w:lang w:val="en-US"/>
-        </w:rPr>
-        <w:t xml:space="preserve"> avant </w:t>
-      </w:r>
-      <w:proofErr w:type="spellStart"/>
-      <w:r>
-        <w:rPr>
-          <w:lang w:val="en-US"/>
-        </w:rPr>
-        <w:t>l’enregistrement</w:t>
-      </w:r>
-      <w:proofErr w:type="spellEnd"/>
-      <w:r>
-        <w:rPr>
-          <w:lang w:val="en-US"/>
-        </w:rPr>
-        <w:t xml:space="preserve">. Toute transaction </w:t>
-      </w:r>
-      <w:proofErr w:type="spellStart"/>
-      <w:r>
-        <w:rPr>
-          <w:lang w:val="en-US"/>
-        </w:rPr>
-        <w:t>dépassant</w:t>
-      </w:r>
-      <w:proofErr w:type="spellEnd"/>
-      <w:r>
-        <w:rPr>
-          <w:lang w:val="en-US"/>
-        </w:rPr>
-        <w:t xml:space="preserve"> </w:t>
-      </w:r>
-      <w:proofErr w:type="spellStart"/>
-      <w:r>
-        <w:rPr>
-          <w:lang w:val="en-US"/>
-        </w:rPr>
-        <w:t>ce</w:t>
-      </w:r>
-      <w:proofErr w:type="spellEnd"/>
-      <w:r>
-        <w:rPr>
-          <w:lang w:val="en-US"/>
-        </w:rPr>
-        <w:t xml:space="preserve"> plafond est </w:t>
-      </w:r>
-      <w:proofErr w:type="spellStart"/>
-      <w:r>
-        <w:rPr>
-          <w:lang w:val="en-US"/>
-        </w:rPr>
-        <w:t>refusée</w:t>
-      </w:r>
-      <w:proofErr w:type="spellEnd"/>
-      <w:r>
-        <w:rPr>
-          <w:lang w:val="en-US"/>
-        </w:rPr>
-        <w:t xml:space="preserve"> avec le </w:t>
-      </w:r>
-      <w:proofErr w:type="spellStart"/>
-      <w:r>
-        <w:rPr>
-          <w:lang w:val="en-US"/>
-        </w:rPr>
-        <w:t>statut</w:t>
-      </w:r>
-      <w:proofErr w:type="spellEnd"/>
-      <w:r>
-        <w:rPr>
-          <w:lang w:val="en-US"/>
-        </w:rPr>
-        <w:t xml:space="preserve"> HTTP 400.</w:t>
+        <w:t xml:space="preserve"> Spring Cloud Config en mode natif pour centraliser le paramètre bank.transaction.max-amount=1000. Le microservice transaction-service récupère cette valeur au démarrage et vérifie le montant avant l’enregistrement. Toute transaction dépassant ce plafond est refusée avec le statut HTTP 400.</w:t>
       </w:r>
     </w:p>
     <w:p>
@@ -5987,390 +4888,90 @@
         <w:rPr>
           <w:lang w:val="en-US"/>
         </w:rPr>
-        <w:t xml:space="preserve">Le chatbot </w:t>
-      </w:r>
-      <w:proofErr w:type="spellStart"/>
+        <w:t xml:space="preserve">Le chatbot utilise Spring AI pour communiquer avec un modèle OpenAI et répondre aux messages des utilisateurs. Le bot Discord, déjà configuré lors d’un précédent projet, sera réutilisé pour proposer une interface de discussion. La clé API OpenAI et le token du bot Discord sont stockés dans des variables d’environnement, puis référencés dans </w:t>
+      </w:r>
+      <w:proofErr w:type="gramStart"/>
       <w:r>
         <w:rPr>
           <w:lang w:val="en-US"/>
         </w:rPr>
-        <w:t>utilise</w:t>
-      </w:r>
-      <w:proofErr w:type="spellEnd"/>
+        <w:t>application.properties</w:t>
+      </w:r>
+      <w:proofErr w:type="gramEnd"/>
       <w:r>
         <w:rPr>
           <w:lang w:val="en-US"/>
         </w:rPr>
-        <w:t xml:space="preserve"> Spring AI pour </w:t>
-      </w:r>
-      <w:proofErr w:type="spellStart"/>
+        <w:t xml:space="preserve"> avec les expressions ${OPENAI_API_KEY} et ${DISCORD_</w:t>
+      </w:r>
+      <w:proofErr w:type="gramStart"/>
       <w:r>
         <w:rPr>
           <w:lang w:val="en-US"/>
         </w:rPr>
-        <w:t>communiquer</w:t>
-      </w:r>
-      <w:proofErr w:type="spellEnd"/>
+        <w:t>TOKEN}.</w:t>
+      </w:r>
+      <w:proofErr w:type="gramEnd"/>
       <w:r>
         <w:rPr>
           <w:lang w:val="en-US"/>
         </w:rPr>
-        <w:t xml:space="preserve"> avec un </w:t>
-      </w:r>
-      <w:proofErr w:type="spellStart"/>
-      <w:r>
+        <w:t xml:space="preserve"> Cette approche évite d’écrire les clés directement dans le code et réduit le risque de les publier accidentellement sur GitHub.</w:t>
+      </w:r>
+    </w:p>
+    <w:p>
+      <w:pPr>
         <w:rPr>
           <w:lang w:val="en-US"/>
         </w:rPr>
-        <w:t>modèle</w:t>
-      </w:r>
-      <w:proofErr w:type="spellEnd"/>
-      <w:r>
-        <w:rPr>
-          <w:lang w:val="en-US"/>
-        </w:rPr>
-        <w:t xml:space="preserve"> OpenAI et </w:t>
-      </w:r>
-      <w:proofErr w:type="spellStart"/>
-      <w:r>
-        <w:rPr>
-          <w:lang w:val="en-US"/>
-        </w:rPr>
-        <w:t>répondre</w:t>
-      </w:r>
-      <w:proofErr w:type="spellEnd"/>
-      <w:r>
-        <w:rPr>
-          <w:lang w:val="en-US"/>
-        </w:rPr>
-        <w:t xml:space="preserve"> aux messages des </w:t>
-      </w:r>
-      <w:proofErr w:type="spellStart"/>
-      <w:r>
-        <w:rPr>
-          <w:lang w:val="en-US"/>
-        </w:rPr>
-        <w:t>utilisateurs</w:t>
-      </w:r>
-      <w:proofErr w:type="spellEnd"/>
-      <w:r>
-        <w:rPr>
-          <w:lang w:val="en-US"/>
-        </w:rPr>
-        <w:t xml:space="preserve">. Le bot Discord, déjà </w:t>
-      </w:r>
-      <w:proofErr w:type="spellStart"/>
-      <w:r>
-        <w:rPr>
-          <w:lang w:val="en-US"/>
-        </w:rPr>
-        <w:t>configuré</w:t>
-      </w:r>
-      <w:proofErr w:type="spellEnd"/>
-      <w:r>
-        <w:rPr>
-          <w:lang w:val="en-US"/>
-        </w:rPr>
-        <w:t xml:space="preserve"> </w:t>
-      </w:r>
-      <w:proofErr w:type="spellStart"/>
-      <w:r>
-        <w:rPr>
-          <w:lang w:val="en-US"/>
-        </w:rPr>
-        <w:t>lors</w:t>
-      </w:r>
-      <w:proofErr w:type="spellEnd"/>
-      <w:r>
-        <w:rPr>
-          <w:lang w:val="en-US"/>
-        </w:rPr>
-        <w:t xml:space="preserve"> d’un </w:t>
-      </w:r>
-      <w:proofErr w:type="spellStart"/>
-      <w:r>
-        <w:rPr>
-          <w:lang w:val="en-US"/>
-        </w:rPr>
-        <w:t>précédent</w:t>
-      </w:r>
-      <w:proofErr w:type="spellEnd"/>
-      <w:r>
-        <w:rPr>
-          <w:lang w:val="en-US"/>
-        </w:rPr>
-        <w:t xml:space="preserve"> </w:t>
-      </w:r>
-      <w:proofErr w:type="spellStart"/>
-      <w:r>
-        <w:rPr>
-          <w:lang w:val="en-US"/>
-        </w:rPr>
-        <w:t>projet</w:t>
-      </w:r>
-      <w:proofErr w:type="spellEnd"/>
-      <w:r>
-        <w:rPr>
-          <w:lang w:val="en-US"/>
-        </w:rPr>
-        <w:t xml:space="preserve">, sera </w:t>
-      </w:r>
-      <w:proofErr w:type="spellStart"/>
-      <w:r>
-        <w:rPr>
-          <w:lang w:val="en-US"/>
-        </w:rPr>
-        <w:t>réutilisé</w:t>
-      </w:r>
-      <w:proofErr w:type="spellEnd"/>
-      <w:r>
-        <w:rPr>
-          <w:lang w:val="en-US"/>
-        </w:rPr>
-        <w:t xml:space="preserve"> pour proposer </w:t>
-      </w:r>
-      <w:proofErr w:type="spellStart"/>
-      <w:r>
-        <w:rPr>
-          <w:lang w:val="en-US"/>
-        </w:rPr>
-        <w:t>une</w:t>
-      </w:r>
-      <w:proofErr w:type="spellEnd"/>
-      <w:r>
-        <w:rPr>
-          <w:lang w:val="en-US"/>
-        </w:rPr>
-        <w:t xml:space="preserve"> interface de discussion. La </w:t>
-      </w:r>
-      <w:proofErr w:type="spellStart"/>
-      <w:r>
-        <w:rPr>
-          <w:lang w:val="en-US"/>
-        </w:rPr>
-        <w:t>clé</w:t>
-      </w:r>
-      <w:proofErr w:type="spellEnd"/>
-      <w:r>
-        <w:rPr>
-          <w:lang w:val="en-US"/>
-        </w:rPr>
-        <w:t xml:space="preserve"> API OpenAI et le token du bot Discord sont </w:t>
-      </w:r>
-      <w:proofErr w:type="spellStart"/>
-      <w:r>
-        <w:rPr>
-          <w:lang w:val="en-US"/>
-        </w:rPr>
-        <w:t>stockés</w:t>
-      </w:r>
-      <w:proofErr w:type="spellEnd"/>
-      <w:r>
-        <w:rPr>
-          <w:lang w:val="en-US"/>
-        </w:rPr>
-        <w:t xml:space="preserve"> dans des variables </w:t>
-      </w:r>
-      <w:proofErr w:type="spellStart"/>
-      <w:r>
-        <w:rPr>
-          <w:lang w:val="en-US"/>
-        </w:rPr>
-        <w:t>d’environnement</w:t>
-      </w:r>
-      <w:proofErr w:type="spellEnd"/>
-      <w:r>
-        <w:rPr>
-          <w:lang w:val="en-US"/>
-        </w:rPr>
-        <w:t xml:space="preserve">, </w:t>
-      </w:r>
-      <w:proofErr w:type="spellStart"/>
-      <w:r>
-        <w:rPr>
-          <w:lang w:val="en-US"/>
-        </w:rPr>
-        <w:t>puis</w:t>
-      </w:r>
-      <w:proofErr w:type="spellEnd"/>
-      <w:r>
-        <w:rPr>
-          <w:lang w:val="en-US"/>
-        </w:rPr>
-        <w:t xml:space="preserve"> </w:t>
-      </w:r>
-      <w:proofErr w:type="spellStart"/>
-      <w:r>
-        <w:rPr>
-          <w:lang w:val="en-US"/>
-        </w:rPr>
-        <w:t>référencés</w:t>
-      </w:r>
-      <w:proofErr w:type="spellEnd"/>
-      <w:r>
-        <w:rPr>
-          <w:lang w:val="en-US"/>
-        </w:rPr>
-        <w:t xml:space="preserve"> dans </w:t>
-      </w:r>
-      <w:proofErr w:type="spellStart"/>
-      <w:proofErr w:type="gramStart"/>
-      <w:r>
-        <w:rPr>
-          <w:lang w:val="en-US"/>
-        </w:rPr>
-        <w:t>application.properties</w:t>
-      </w:r>
-      <w:proofErr w:type="spellEnd"/>
-      <w:proofErr w:type="gramEnd"/>
-      <w:r>
-        <w:rPr>
-          <w:lang w:val="en-US"/>
-        </w:rPr>
-        <w:t xml:space="preserve"> avec les expressions ${OPENAI_API_KEY} et ${DISCORD_</w:t>
-      </w:r>
-      <w:proofErr w:type="gramStart"/>
-      <w:r>
-        <w:rPr>
-          <w:lang w:val="en-US"/>
-        </w:rPr>
-        <w:t>TOKEN}.</w:t>
-      </w:r>
-      <w:proofErr w:type="gramEnd"/>
-      <w:r>
-        <w:rPr>
-          <w:lang w:val="en-US"/>
-        </w:rPr>
-        <w:t xml:space="preserve"> Cette </w:t>
-      </w:r>
-      <w:proofErr w:type="spellStart"/>
-      <w:r>
-        <w:rPr>
-          <w:lang w:val="en-US"/>
-        </w:rPr>
-        <w:t>approche</w:t>
-      </w:r>
-      <w:proofErr w:type="spellEnd"/>
-      <w:r>
-        <w:rPr>
-          <w:lang w:val="en-US"/>
-        </w:rPr>
-        <w:t xml:space="preserve"> </w:t>
-      </w:r>
-      <w:proofErr w:type="spellStart"/>
-      <w:r>
-        <w:rPr>
-          <w:lang w:val="en-US"/>
-        </w:rPr>
-        <w:t>évite</w:t>
-      </w:r>
-      <w:proofErr w:type="spellEnd"/>
-      <w:r>
-        <w:rPr>
-          <w:lang w:val="en-US"/>
-        </w:rPr>
-        <w:t xml:space="preserve"> </w:t>
-      </w:r>
-      <w:proofErr w:type="spellStart"/>
-      <w:r>
-        <w:rPr>
-          <w:lang w:val="en-US"/>
-        </w:rPr>
-        <w:t>d’écrire</w:t>
-      </w:r>
-      <w:proofErr w:type="spellEnd"/>
-      <w:r>
-        <w:rPr>
-          <w:lang w:val="en-US"/>
-        </w:rPr>
-        <w:t xml:space="preserve"> les </w:t>
-      </w:r>
-      <w:proofErr w:type="spellStart"/>
-      <w:r>
-        <w:rPr>
-          <w:lang w:val="en-US"/>
-        </w:rPr>
-        <w:t>clés</w:t>
-      </w:r>
-      <w:proofErr w:type="spellEnd"/>
-      <w:r>
-        <w:rPr>
-          <w:lang w:val="en-US"/>
-        </w:rPr>
-        <w:t xml:space="preserve"> </w:t>
-      </w:r>
-      <w:proofErr w:type="spellStart"/>
-      <w:r>
-        <w:rPr>
-          <w:lang w:val="en-US"/>
-        </w:rPr>
-        <w:t>directement</w:t>
-      </w:r>
-      <w:proofErr w:type="spellEnd"/>
-      <w:r>
-        <w:rPr>
-          <w:lang w:val="en-US"/>
-        </w:rPr>
-        <w:t xml:space="preserve"> dans le code et </w:t>
-      </w:r>
-      <w:proofErr w:type="spellStart"/>
-      <w:r>
-        <w:rPr>
-          <w:lang w:val="en-US"/>
-        </w:rPr>
-        <w:t>réduit</w:t>
-      </w:r>
-      <w:proofErr w:type="spellEnd"/>
-      <w:r>
-        <w:rPr>
-          <w:lang w:val="en-US"/>
-        </w:rPr>
-        <w:t xml:space="preserve"> le </w:t>
-      </w:r>
-      <w:proofErr w:type="spellStart"/>
-      <w:r>
-        <w:rPr>
-          <w:lang w:val="en-US"/>
-        </w:rPr>
-        <w:t>risque</w:t>
-      </w:r>
-      <w:proofErr w:type="spellEnd"/>
-      <w:r>
-        <w:rPr>
-          <w:lang w:val="en-US"/>
-        </w:rPr>
-        <w:t xml:space="preserve"> de les </w:t>
-      </w:r>
-      <w:proofErr w:type="spellStart"/>
-      <w:r>
-        <w:rPr>
-          <w:lang w:val="en-US"/>
-        </w:rPr>
-        <w:t>publier</w:t>
-      </w:r>
-      <w:proofErr w:type="spellEnd"/>
-      <w:r>
-        <w:rPr>
-          <w:lang w:val="en-US"/>
-        </w:rPr>
-        <w:t xml:space="preserve"> </w:t>
-      </w:r>
-      <w:proofErr w:type="spellStart"/>
-      <w:r>
-        <w:rPr>
-          <w:lang w:val="en-US"/>
-        </w:rPr>
-        <w:t>accidentellement</w:t>
-      </w:r>
-      <w:proofErr w:type="spellEnd"/>
-      <w:r>
-        <w:rPr>
-          <w:lang w:val="en-US"/>
-        </w:rPr>
-        <w:t xml:space="preserve"> sur GitHub.</w:t>
+      </w:pPr>
+    </w:p>
+    <w:p>
+      <w:r>
+        <w:t>La création d’un bot Discord se fait depuis le Discord Developer Portal, en créant une application puis en récupérant le token du bot. Ce token permet au service de se connecter à Discord et d’interagir avec les utilisateurs. Dans notre cas, nous réutilisons un bot déjà configuré lors d’un précédent projet.</w:t>
       </w:r>
     </w:p>
     <w:p/>
+    <w:p>
+      <w:r>
+        <w:lastRenderedPageBreak/>
+        <w:drawing>
+          <wp:inline distT="0" distB="0" distL="0" distR="0" wp14:anchorId="471592DC" wp14:editId="488A9B94">
+            <wp:extent cx="5943600" cy="2516505"/>
+            <wp:effectExtent l="0" t="0" r="0" b="0"/>
+            <wp:docPr id="100260668" name="Picture 1"/>
+            <wp:cNvGraphicFramePr>
+              <a:graphicFrameLocks xmlns:a="http://schemas.openxmlformats.org/drawingml/2006/main" noChangeAspect="1"/>
+            </wp:cNvGraphicFramePr>
+            <a:graphic xmlns:a="http://schemas.openxmlformats.org/drawingml/2006/main">
+              <a:graphicData uri="http://schemas.openxmlformats.org/drawingml/2006/picture">
+                <pic:pic xmlns:pic="http://schemas.openxmlformats.org/drawingml/2006/picture">
+                  <pic:nvPicPr>
+                    <pic:cNvPr id="100260668" name=""/>
+                    <pic:cNvPicPr/>
+                  </pic:nvPicPr>
+                  <pic:blipFill>
+                    <a:blip r:embed="rId18"/>
+                    <a:stretch>
+                      <a:fillRect/>
+                    </a:stretch>
+                  </pic:blipFill>
+                  <pic:spPr>
+                    <a:xfrm>
+                      <a:off x="0" y="0"/>
+                      <a:ext cx="5943600" cy="2516505"/>
+                    </a:xfrm>
+                    <a:prstGeom prst="rect">
+                      <a:avLst/>
+                    </a:prstGeom>
+                  </pic:spPr>
+                </pic:pic>
+              </a:graphicData>
+            </a:graphic>
+          </wp:inline>
+        </w:drawing>
+      </w:r>
+    </w:p>
     <w:p/>
     <w:p/>
     <w:p>
@@ -6400,6 +5001,33 @@
         <w:t>Client Flutter</w:t>
       </w:r>
       <w:bookmarkEnd w:id="28"/>
+    </w:p>
+    <w:p>
+      <w:pPr>
+        <w:rPr>
+          <w:lang w:val="en-US"/>
+        </w:rPr>
+      </w:pPr>
+      <w:r>
+        <w:rPr>
+          <w:lang w:val="en-US"/>
+        </w:rPr>
+        <w:t xml:space="preserve">Le client Flutter est organisé en deux parties, les comptes et les transactions. La partie comptes présente les </w:t>
+      </w:r>
+      <w:proofErr w:type="gramStart"/>
+      <w:r>
+        <w:rPr>
+          <w:lang w:val="en-US"/>
+        </w:rPr>
+        <w:t>informations</w:t>
+      </w:r>
+      <w:proofErr w:type="gramEnd"/>
+      <w:r>
+        <w:rPr>
+          <w:lang w:val="en-US"/>
+        </w:rPr>
+        <w:t xml:space="preserve"> principales de chaque compte, comme son identifiant, son statut, sa devise et son solde. La partie transactions affiche les opérations avec leur montant, leur devise et leur date. Cette organisation permet de consulter les données bancaires de manière simple et lisible.</w:t>
+      </w:r>
     </w:p>
     <w:p/>
     <w:p>
@@ -6421,7 +5049,7 @@
                     <pic:cNvPicPr/>
                   </pic:nvPicPr>
                   <pic:blipFill>
-                    <a:blip r:embed="rId18"/>
+                    <a:blip r:embed="rId19"/>
                     <a:stretch>
                       <a:fillRect/>
                     </a:stretch>

--- a/NAZIH_Youssef_ADRIA_PFE_27.docx
+++ b/NAZIH_Youssef_ADRIA_PFE_27.docx
@@ -2,16 +2,16 @@
 <file path=word/document.xml><?xml version="1.0" encoding="utf-8"?>
 <w:document xmlns:wpc="http://schemas.microsoft.com/office/word/2010/wordprocessingCanvas" xmlns:cx="http://schemas.microsoft.com/office/drawing/2014/chartex" xmlns:cx1="http://schemas.microsoft.com/office/drawing/2015/9/8/chartex" xmlns:cx2="http://schemas.microsoft.com/office/drawing/2015/10/21/chartex" xmlns:cx3="http://schemas.microsoft.com/office/drawing/2016/5/9/chartex" xmlns:cx4="http://schemas.microsoft.com/office/drawing/2016/5/10/chartex" xmlns:cx5="http://schemas.microsoft.com/office/drawing/2016/5/11/chartex" xmlns:cx6="http://schemas.microsoft.com/office/drawing/2016/5/12/chartex" xmlns:cx7="http://schemas.microsoft.com/office/drawing/2016/5/13/chartex" xmlns:cx8="http://schemas.microsoft.com/office/drawing/2016/5/14/chartex" xmlns:mc="http://schemas.openxmlformats.org/markup-compatibility/2006" xmlns:aink="http://schemas.microsoft.com/office/drawing/2016/ink" xmlns:am3d="http://schemas.microsoft.com/office/drawing/2017/model3d" xmlns:o="urn:schemas-microsoft-com:office:office" xmlns:oel="http://schemas.microsoft.com/office/2019/extlst" xmlns:r="http://schemas.openxmlformats.org/officeDocument/2006/relationships" xmlns:m="http://schemas.openxmlformats.org/officeDocument/2006/math" xmlns:v="urn:schemas-microsoft-com:vml" xmlns:wp14="http://schemas.microsoft.com/office/word/2010/wordprocessingDrawing" xmlns:wp="http://schemas.openxmlformats.org/drawingml/2006/wordprocessingDrawing" xmlns:w10="urn:schemas-microsoft-com:office:word" xmlns:w="http://schemas.openxmlformats.org/wordprocessingml/2006/main" xmlns:w14="http://schemas.microsoft.com/office/word/2010/wordml" xmlns:w15="http://schemas.microsoft.com/office/word/2012/wordml" xmlns:w16cex="http://schemas.microsoft.com/office/word/2018/wordml/cex" xmlns:w16cid="http://schemas.microsoft.com/office/word/2016/wordml/cid" xmlns:w16="http://schemas.microsoft.com/office/word/2018/wordml" xmlns:w16du="http://schemas.microsoft.com/office/word/2023/wordml/word16du" xmlns:w16sdtdh="http://schemas.microsoft.com/office/word/2020/wordml/sdtdatahash" xmlns:w16sdtfl="http://schemas.microsoft.com/office/word/2024/wordml/sdtformatlock" xmlns:w16se="http://schemas.microsoft.com/office/word/2015/wordml/symex" xmlns:wpg="http://schemas.microsoft.com/office/word/2010/wordprocessingGroup" xmlns:wpi="http://schemas.microsoft.com/office/word/2010/wordprocessingInk" xmlns:wne="http://schemas.microsoft.com/office/word/2006/wordml" xmlns:wps="http://schemas.microsoft.com/office/word/2010/wordprocessingShape" mc:Ignorable="w14 w15 w16se w16cid w16 w16cex w16sdtdh w16sdtfl w16du wp14">
   <w:body>
-    <w:sdt>
-      <w:sdtPr>
-        <w:id w:val="-1861115440"/>
-        <w:docPartObj>
-          <w:docPartGallery w:val="Cover Pages"/>
-          <w:docPartUnique/>
-        </w:docPartObj>
-      </w:sdtPr>
-      <w:sdtContent>
-        <w:p>
+    <w:p>
+      <w:sdt>
+        <w:sdtPr>
+          <w:id w:val="-1861115440"/>
+          <w:docPartObj>
+            <w:docPartGallery w:val="Cover Pages"/>
+            <w:docPartUnique/>
+          </w:docPartObj>
+        </w:sdtPr>
+        <w:sdtContent>
           <w:r>
             <mc:AlternateContent>
               <mc:Choice Requires="wps">
@@ -666,16 +666,14 @@
               </mc:Fallback>
             </mc:AlternateContent>
           </w:r>
-          <w:r>
-            <w:br w:type="page"/>
-          </w:r>
-        </w:p>
-      </w:sdtContent>
-    </w:sdt>
-    <w:p/>
-    <w:p>
+        </w:sdtContent>
+      </w:sdt>
       <w:r>
         <w:br w:type="page"/>
+      </w:r>
+      <w:r>
+        <w:lastRenderedPageBreak/>
+        <w:tab/>
       </w:r>
     </w:p>
     <w:sdt>
@@ -717,7 +715,9 @@
               <w:tab w:val="right" w:leader="dot" w:pos="9350"/>
             </w:tabs>
             <w:rPr>
+              <w:rFonts w:asciiTheme="minorHAnsi" w:eastAsiaTheme="minorEastAsia" w:hAnsiTheme="minorHAnsi"/>
               <w:noProof/>
+              <w:lang w:val="en-US"/>
             </w:rPr>
           </w:pPr>
           <w:r>
@@ -729,7 +729,7 @@
           <w:r>
             <w:fldChar w:fldCharType="separate"/>
           </w:r>
-          <w:hyperlink w:anchor="_Toc244253478" w:history="1">
+          <w:hyperlink w:anchor="_Toc244254487" w:history="1">
             <w:r>
               <w:rPr>
                 <w:rStyle w:val="Hyperlink"/>
@@ -739,7 +739,9 @@
             </w:r>
             <w:r>
               <w:rPr>
-                <w:noProof/>
+                <w:rFonts w:asciiTheme="minorHAnsi" w:eastAsiaTheme="minorEastAsia" w:hAnsiTheme="minorHAnsi"/>
+                <w:noProof/>
+                <w:lang w:val="en-US"/>
               </w:rPr>
               <w:tab/>
             </w:r>
@@ -769,7 +771,7 @@
                 <w:noProof/>
                 <w:webHidden/>
               </w:rPr>
-              <w:instrText xml:space="preserve"> PAGEREF _Toc244253478 \h </w:instrText>
+              <w:instrText xml:space="preserve"> PAGEREF _Toc244254487 \h </w:instrText>
             </w:r>
             <w:r>
               <w:rPr>
@@ -789,7 +791,7 @@
                 <w:noProof/>
                 <w:webHidden/>
               </w:rPr>
-              <w:t>2</w:t>
+              <w:t>4</w:t>
             </w:r>
             <w:r>
               <w:rPr>
@@ -808,10 +810,12 @@
               <w:tab w:val="right" w:leader="dot" w:pos="9350"/>
             </w:tabs>
             <w:rPr>
+              <w:rFonts w:asciiTheme="minorHAnsi" w:eastAsiaTheme="minorEastAsia" w:hAnsiTheme="minorHAnsi"/>
               <w:noProof/>
+              <w:lang w:val="en-US"/>
             </w:rPr>
           </w:pPr>
-          <w:hyperlink w:anchor="_Toc244253479" w:history="1">
+          <w:hyperlink w:anchor="_Toc244254488" w:history="1">
             <w:r>
               <w:rPr>
                 <w:rStyle w:val="Hyperlink"/>
@@ -821,7 +825,9 @@
             </w:r>
             <w:r>
               <w:rPr>
-                <w:noProof/>
+                <w:rFonts w:asciiTheme="minorHAnsi" w:eastAsiaTheme="minorEastAsia" w:hAnsiTheme="minorHAnsi"/>
+                <w:noProof/>
+                <w:lang w:val="en-US"/>
               </w:rPr>
               <w:tab/>
             </w:r>
@@ -851,7 +857,7 @@
                 <w:noProof/>
                 <w:webHidden/>
               </w:rPr>
-              <w:instrText xml:space="preserve"> PAGEREF _Toc244253479 \h </w:instrText>
+              <w:instrText xml:space="preserve"> PAGEREF _Toc244254488 \h </w:instrText>
             </w:r>
             <w:r>
               <w:rPr>
@@ -871,7 +877,7 @@
                 <w:noProof/>
                 <w:webHidden/>
               </w:rPr>
-              <w:t>2</w:t>
+              <w:t>4</w:t>
             </w:r>
             <w:r>
               <w:rPr>
@@ -890,10 +896,12 @@
               <w:tab w:val="right" w:leader="dot" w:pos="9350"/>
             </w:tabs>
             <w:rPr>
+              <w:rFonts w:asciiTheme="minorHAnsi" w:eastAsiaTheme="minorEastAsia" w:hAnsiTheme="minorHAnsi"/>
               <w:noProof/>
+              <w:lang w:val="en-US"/>
             </w:rPr>
           </w:pPr>
-          <w:hyperlink w:anchor="_Toc244253480" w:history="1">
+          <w:hyperlink w:anchor="_Toc244254489" w:history="1">
             <w:r>
               <w:rPr>
                 <w:rStyle w:val="Hyperlink"/>
@@ -903,7 +911,9 @@
             </w:r>
             <w:r>
               <w:rPr>
-                <w:noProof/>
+                <w:rFonts w:asciiTheme="minorHAnsi" w:eastAsiaTheme="minorEastAsia" w:hAnsiTheme="minorHAnsi"/>
+                <w:noProof/>
+                <w:lang w:val="en-US"/>
               </w:rPr>
               <w:tab/>
             </w:r>
@@ -933,7 +943,7 @@
                 <w:noProof/>
                 <w:webHidden/>
               </w:rPr>
-              <w:instrText xml:space="preserve"> PAGEREF _Toc244253480 \h </w:instrText>
+              <w:instrText xml:space="preserve"> PAGEREF _Toc244254489 \h </w:instrText>
             </w:r>
             <w:r>
               <w:rPr>
@@ -953,7 +963,7 @@
                 <w:noProof/>
                 <w:webHidden/>
               </w:rPr>
-              <w:t>2</w:t>
+              <w:t>4</w:t>
             </w:r>
             <w:r>
               <w:rPr>
@@ -972,10 +982,12 @@
               <w:tab w:val="right" w:leader="dot" w:pos="9350"/>
             </w:tabs>
             <w:rPr>
+              <w:rFonts w:asciiTheme="minorHAnsi" w:eastAsiaTheme="minorEastAsia" w:hAnsiTheme="minorHAnsi"/>
               <w:noProof/>
+              <w:lang w:val="en-US"/>
             </w:rPr>
           </w:pPr>
-          <w:hyperlink w:anchor="_Toc244253481" w:history="1">
+          <w:hyperlink w:anchor="_Toc244254490" w:history="1">
             <w:r>
               <w:rPr>
                 <w:rStyle w:val="Hyperlink"/>
@@ -985,7 +997,9 @@
             </w:r>
             <w:r>
               <w:rPr>
-                <w:noProof/>
+                <w:rFonts w:asciiTheme="minorHAnsi" w:eastAsiaTheme="minorEastAsia" w:hAnsiTheme="minorHAnsi"/>
+                <w:noProof/>
+                <w:lang w:val="en-US"/>
               </w:rPr>
               <w:tab/>
             </w:r>
@@ -1015,7 +1029,7 @@
                 <w:noProof/>
                 <w:webHidden/>
               </w:rPr>
-              <w:instrText xml:space="preserve"> PAGEREF _Toc244253481 \h </w:instrText>
+              <w:instrText xml:space="preserve"> PAGEREF _Toc244254490 \h </w:instrText>
             </w:r>
             <w:r>
               <w:rPr>
@@ -1035,7 +1049,7 @@
                 <w:noProof/>
                 <w:webHidden/>
               </w:rPr>
-              <w:t>3</w:t>
+              <w:t>5</w:t>
             </w:r>
             <w:r>
               <w:rPr>
@@ -1054,10 +1068,12 @@
               <w:tab w:val="right" w:leader="dot" w:pos="9350"/>
             </w:tabs>
             <w:rPr>
+              <w:rFonts w:asciiTheme="minorHAnsi" w:eastAsiaTheme="minorEastAsia" w:hAnsiTheme="minorHAnsi"/>
               <w:noProof/>
+              <w:lang w:val="en-US"/>
             </w:rPr>
           </w:pPr>
-          <w:hyperlink w:anchor="_Toc244253482" w:history="1">
+          <w:hyperlink w:anchor="_Toc244254491" w:history="1">
             <w:r>
               <w:rPr>
                 <w:rStyle w:val="Hyperlink"/>
@@ -1067,7 +1083,9 @@
             </w:r>
             <w:r>
               <w:rPr>
-                <w:noProof/>
+                <w:rFonts w:asciiTheme="minorHAnsi" w:eastAsiaTheme="minorEastAsia" w:hAnsiTheme="minorHAnsi"/>
+                <w:noProof/>
+                <w:lang w:val="en-US"/>
               </w:rPr>
               <w:tab/>
             </w:r>
@@ -1097,7 +1115,7 @@
                 <w:noProof/>
                 <w:webHidden/>
               </w:rPr>
-              <w:instrText xml:space="preserve"> PAGEREF _Toc244253482 \h </w:instrText>
+              <w:instrText xml:space="preserve"> PAGEREF _Toc244254491 \h </w:instrText>
             </w:r>
             <w:r>
               <w:rPr>
@@ -1117,7 +1135,7 @@
                 <w:noProof/>
                 <w:webHidden/>
               </w:rPr>
-              <w:t>3</w:t>
+              <w:t>5</w:t>
             </w:r>
             <w:r>
               <w:rPr>
@@ -1136,10 +1154,12 @@
               <w:tab w:val="right" w:leader="dot" w:pos="9350"/>
             </w:tabs>
             <w:rPr>
+              <w:rFonts w:asciiTheme="minorHAnsi" w:eastAsiaTheme="minorEastAsia" w:hAnsiTheme="minorHAnsi"/>
               <w:noProof/>
+              <w:lang w:val="en-US"/>
             </w:rPr>
           </w:pPr>
-          <w:hyperlink w:anchor="_Toc244253483" w:history="1">
+          <w:hyperlink w:anchor="_Toc244254492" w:history="1">
             <w:r>
               <w:rPr>
                 <w:rStyle w:val="Hyperlink"/>
@@ -1149,7 +1169,9 @@
             </w:r>
             <w:r>
               <w:rPr>
-                <w:noProof/>
+                <w:rFonts w:asciiTheme="minorHAnsi" w:eastAsiaTheme="minorEastAsia" w:hAnsiTheme="minorHAnsi"/>
+                <w:noProof/>
+                <w:lang w:val="en-US"/>
               </w:rPr>
               <w:tab/>
             </w:r>
@@ -1179,7 +1201,7 @@
                 <w:noProof/>
                 <w:webHidden/>
               </w:rPr>
-              <w:instrText xml:space="preserve"> PAGEREF _Toc244253483 \h </w:instrText>
+              <w:instrText xml:space="preserve"> PAGEREF _Toc244254492 \h </w:instrText>
             </w:r>
             <w:r>
               <w:rPr>
@@ -1199,7 +1221,7 @@
                 <w:noProof/>
                 <w:webHidden/>
               </w:rPr>
-              <w:t>3</w:t>
+              <w:t>5</w:t>
             </w:r>
             <w:r>
               <w:rPr>
@@ -1218,10 +1240,12 @@
               <w:tab w:val="right" w:leader="dot" w:pos="9350"/>
             </w:tabs>
             <w:rPr>
+              <w:rFonts w:asciiTheme="minorHAnsi" w:eastAsiaTheme="minorEastAsia" w:hAnsiTheme="minorHAnsi"/>
               <w:noProof/>
+              <w:lang w:val="en-US"/>
             </w:rPr>
           </w:pPr>
-          <w:hyperlink w:anchor="_Toc244253484" w:history="1">
+          <w:hyperlink w:anchor="_Toc244254493" w:history="1">
             <w:r>
               <w:rPr>
                 <w:rStyle w:val="Hyperlink"/>
@@ -1231,7 +1255,9 @@
             </w:r>
             <w:r>
               <w:rPr>
-                <w:noProof/>
+                <w:rFonts w:asciiTheme="minorHAnsi" w:eastAsiaTheme="minorEastAsia" w:hAnsiTheme="minorHAnsi"/>
+                <w:noProof/>
+                <w:lang w:val="en-US"/>
               </w:rPr>
               <w:tab/>
             </w:r>
@@ -1261,7 +1287,7 @@
                 <w:noProof/>
                 <w:webHidden/>
               </w:rPr>
-              <w:instrText xml:space="preserve"> PAGEREF _Toc244253484 \h </w:instrText>
+              <w:instrText xml:space="preserve"> PAGEREF _Toc244254493 \h </w:instrText>
             </w:r>
             <w:r>
               <w:rPr>
@@ -1281,7 +1307,7 @@
                 <w:noProof/>
                 <w:webHidden/>
               </w:rPr>
-              <w:t>4</w:t>
+              <w:t>6</w:t>
             </w:r>
             <w:r>
               <w:rPr>
@@ -1300,10 +1326,12 @@
               <w:tab w:val="right" w:leader="dot" w:pos="9350"/>
             </w:tabs>
             <w:rPr>
+              <w:rFonts w:asciiTheme="minorHAnsi" w:eastAsiaTheme="minorEastAsia" w:hAnsiTheme="minorHAnsi"/>
               <w:noProof/>
+              <w:lang w:val="en-US"/>
             </w:rPr>
           </w:pPr>
-          <w:hyperlink w:anchor="_Toc244253485" w:history="1">
+          <w:hyperlink w:anchor="_Toc244254494" w:history="1">
             <w:r>
               <w:rPr>
                 <w:rStyle w:val="Hyperlink"/>
@@ -1313,7 +1341,9 @@
             </w:r>
             <w:r>
               <w:rPr>
-                <w:noProof/>
+                <w:rFonts w:asciiTheme="minorHAnsi" w:eastAsiaTheme="minorEastAsia" w:hAnsiTheme="minorHAnsi"/>
+                <w:noProof/>
+                <w:lang w:val="en-US"/>
               </w:rPr>
               <w:tab/>
             </w:r>
@@ -1343,7 +1373,7 @@
                 <w:noProof/>
                 <w:webHidden/>
               </w:rPr>
-              <w:instrText xml:space="preserve"> PAGEREF _Toc244253485 \h </w:instrText>
+              <w:instrText xml:space="preserve"> PAGEREF _Toc244254494 \h </w:instrText>
             </w:r>
             <w:r>
               <w:rPr>
@@ -1363,7 +1393,7 @@
                 <w:noProof/>
                 <w:webHidden/>
               </w:rPr>
-              <w:t>5</w:t>
+              <w:t>7</w:t>
             </w:r>
             <w:r>
               <w:rPr>
@@ -1382,10 +1412,12 @@
               <w:tab w:val="right" w:leader="dot" w:pos="9350"/>
             </w:tabs>
             <w:rPr>
+              <w:rFonts w:asciiTheme="minorHAnsi" w:eastAsiaTheme="minorEastAsia" w:hAnsiTheme="minorHAnsi"/>
               <w:noProof/>
+              <w:lang w:val="en-US"/>
             </w:rPr>
           </w:pPr>
-          <w:hyperlink w:anchor="_Toc244253486" w:history="1">
+          <w:hyperlink w:anchor="_Toc244254495" w:history="1">
             <w:r>
               <w:rPr>
                 <w:rStyle w:val="Hyperlink"/>
@@ -1395,7 +1427,9 @@
             </w:r>
             <w:r>
               <w:rPr>
-                <w:noProof/>
+                <w:rFonts w:asciiTheme="minorHAnsi" w:eastAsiaTheme="minorEastAsia" w:hAnsiTheme="minorHAnsi"/>
+                <w:noProof/>
+                <w:lang w:val="en-US"/>
               </w:rPr>
               <w:tab/>
             </w:r>
@@ -1425,7 +1459,7 @@
                 <w:noProof/>
                 <w:webHidden/>
               </w:rPr>
-              <w:instrText xml:space="preserve"> PAGEREF _Toc244253486 \h </w:instrText>
+              <w:instrText xml:space="preserve"> PAGEREF _Toc244254495 \h </w:instrText>
             </w:r>
             <w:r>
               <w:rPr>
@@ -1445,7 +1479,7 @@
                 <w:noProof/>
                 <w:webHidden/>
               </w:rPr>
-              <w:t>5</w:t>
+              <w:t>7</w:t>
             </w:r>
             <w:r>
               <w:rPr>
@@ -1464,10 +1498,12 @@
               <w:tab w:val="right" w:leader="dot" w:pos="9350"/>
             </w:tabs>
             <w:rPr>
+              <w:rFonts w:asciiTheme="minorHAnsi" w:eastAsiaTheme="minorEastAsia" w:hAnsiTheme="minorHAnsi"/>
               <w:noProof/>
+              <w:lang w:val="en-US"/>
             </w:rPr>
           </w:pPr>
-          <w:hyperlink w:anchor="_Toc244253487" w:history="1">
+          <w:hyperlink w:anchor="_Toc244254496" w:history="1">
             <w:r>
               <w:rPr>
                 <w:rStyle w:val="Hyperlink"/>
@@ -1477,7 +1513,9 @@
             </w:r>
             <w:r>
               <w:rPr>
-                <w:noProof/>
+                <w:rFonts w:asciiTheme="minorHAnsi" w:eastAsiaTheme="minorEastAsia" w:hAnsiTheme="minorHAnsi"/>
+                <w:noProof/>
+                <w:lang w:val="en-US"/>
               </w:rPr>
               <w:tab/>
             </w:r>
@@ -1507,7 +1545,7 @@
                 <w:noProof/>
                 <w:webHidden/>
               </w:rPr>
-              <w:instrText xml:space="preserve"> PAGEREF _Toc244253487 \h </w:instrText>
+              <w:instrText xml:space="preserve"> PAGEREF _Toc244254496 \h </w:instrText>
             </w:r>
             <w:r>
               <w:rPr>
@@ -1527,7 +1565,7 @@
                 <w:noProof/>
                 <w:webHidden/>
               </w:rPr>
-              <w:t>5</w:t>
+              <w:t>7</w:t>
             </w:r>
             <w:r>
               <w:rPr>
@@ -1546,10 +1584,12 @@
               <w:tab w:val="right" w:leader="dot" w:pos="9350"/>
             </w:tabs>
             <w:rPr>
+              <w:rFonts w:asciiTheme="minorHAnsi" w:eastAsiaTheme="minorEastAsia" w:hAnsiTheme="minorHAnsi"/>
               <w:noProof/>
+              <w:lang w:val="en-US"/>
             </w:rPr>
           </w:pPr>
-          <w:hyperlink w:anchor="_Toc244253488" w:history="1">
+          <w:hyperlink w:anchor="_Toc244254497" w:history="1">
             <w:r>
               <w:rPr>
                 <w:rStyle w:val="Hyperlink"/>
@@ -1559,7 +1599,9 @@
             </w:r>
             <w:r>
               <w:rPr>
-                <w:noProof/>
+                <w:rFonts w:asciiTheme="minorHAnsi" w:eastAsiaTheme="minorEastAsia" w:hAnsiTheme="minorHAnsi"/>
+                <w:noProof/>
+                <w:lang w:val="en-US"/>
               </w:rPr>
               <w:tab/>
             </w:r>
@@ -1589,7 +1631,7 @@
                 <w:noProof/>
                 <w:webHidden/>
               </w:rPr>
-              <w:instrText xml:space="preserve"> PAGEREF _Toc244253488 \h </w:instrText>
+              <w:instrText xml:space="preserve"> PAGEREF _Toc244254497 \h </w:instrText>
             </w:r>
             <w:r>
               <w:rPr>
@@ -1609,7 +1651,7 @@
                 <w:noProof/>
                 <w:webHidden/>
               </w:rPr>
-              <w:t>7</w:t>
+              <w:t>9</w:t>
             </w:r>
             <w:r>
               <w:rPr>
@@ -1628,10 +1670,12 @@
               <w:tab w:val="right" w:leader="dot" w:pos="9350"/>
             </w:tabs>
             <w:rPr>
+              <w:rFonts w:asciiTheme="minorHAnsi" w:eastAsiaTheme="minorEastAsia" w:hAnsiTheme="minorHAnsi"/>
               <w:noProof/>
+              <w:lang w:val="en-US"/>
             </w:rPr>
           </w:pPr>
-          <w:hyperlink w:anchor="_Toc244253489" w:history="1">
+          <w:hyperlink w:anchor="_Toc244254498" w:history="1">
             <w:r>
               <w:rPr>
                 <w:rStyle w:val="Hyperlink"/>
@@ -1641,7 +1685,9 @@
             </w:r>
             <w:r>
               <w:rPr>
-                <w:noProof/>
+                <w:rFonts w:asciiTheme="minorHAnsi" w:eastAsiaTheme="minorEastAsia" w:hAnsiTheme="minorHAnsi"/>
+                <w:noProof/>
+                <w:lang w:val="en-US"/>
               </w:rPr>
               <w:tab/>
             </w:r>
@@ -1671,7 +1717,7 @@
                 <w:noProof/>
                 <w:webHidden/>
               </w:rPr>
-              <w:instrText xml:space="preserve"> PAGEREF _Toc244253489 \h </w:instrText>
+              <w:instrText xml:space="preserve"> PAGEREF _Toc244254498 \h </w:instrText>
             </w:r>
             <w:r>
               <w:rPr>
@@ -1691,7 +1737,7 @@
                 <w:noProof/>
                 <w:webHidden/>
               </w:rPr>
-              <w:t>7</w:t>
+              <w:t>9</w:t>
             </w:r>
             <w:r>
               <w:rPr>
@@ -1710,10 +1756,12 @@
               <w:tab w:val="right" w:leader="dot" w:pos="9350"/>
             </w:tabs>
             <w:rPr>
+              <w:rFonts w:asciiTheme="minorHAnsi" w:eastAsiaTheme="minorEastAsia" w:hAnsiTheme="minorHAnsi"/>
               <w:noProof/>
+              <w:lang w:val="en-US"/>
             </w:rPr>
           </w:pPr>
-          <w:hyperlink w:anchor="_Toc244253490" w:history="1">
+          <w:hyperlink w:anchor="_Toc244254499" w:history="1">
             <w:r>
               <w:rPr>
                 <w:rStyle w:val="Hyperlink"/>
@@ -1723,7 +1771,9 @@
             </w:r>
             <w:r>
               <w:rPr>
-                <w:noProof/>
+                <w:rFonts w:asciiTheme="minorHAnsi" w:eastAsiaTheme="minorEastAsia" w:hAnsiTheme="minorHAnsi"/>
+                <w:noProof/>
+                <w:lang w:val="en-US"/>
               </w:rPr>
               <w:tab/>
             </w:r>
@@ -1753,7 +1803,7 @@
                 <w:noProof/>
                 <w:webHidden/>
               </w:rPr>
-              <w:instrText xml:space="preserve"> PAGEREF _Toc244253490 \h </w:instrText>
+              <w:instrText xml:space="preserve"> PAGEREF _Toc244254499 \h </w:instrText>
             </w:r>
             <w:r>
               <w:rPr>
@@ -1773,7 +1823,7 @@
                 <w:noProof/>
                 <w:webHidden/>
               </w:rPr>
-              <w:t>7</w:t>
+              <w:t>9</w:t>
             </w:r>
             <w:r>
               <w:rPr>
@@ -1792,10 +1842,12 @@
               <w:tab w:val="right" w:leader="dot" w:pos="9350"/>
             </w:tabs>
             <w:rPr>
+              <w:rFonts w:asciiTheme="minorHAnsi" w:eastAsiaTheme="minorEastAsia" w:hAnsiTheme="minorHAnsi"/>
               <w:noProof/>
+              <w:lang w:val="en-US"/>
             </w:rPr>
           </w:pPr>
-          <w:hyperlink w:anchor="_Toc244253491" w:history="1">
+          <w:hyperlink w:anchor="_Toc244254500" w:history="1">
             <w:r>
               <w:rPr>
                 <w:rStyle w:val="Hyperlink"/>
@@ -1806,7 +1858,9 @@
             </w:r>
             <w:r>
               <w:rPr>
-                <w:noProof/>
+                <w:rFonts w:asciiTheme="minorHAnsi" w:eastAsiaTheme="minorEastAsia" w:hAnsiTheme="minorHAnsi"/>
+                <w:noProof/>
+                <w:lang w:val="en-US"/>
               </w:rPr>
               <w:tab/>
             </w:r>
@@ -1837,7 +1891,7 @@
                 <w:noProof/>
                 <w:webHidden/>
               </w:rPr>
-              <w:instrText xml:space="preserve"> PAGEREF _Toc244253491 \h </w:instrText>
+              <w:instrText xml:space="preserve"> PAGEREF _Toc244254500 \h </w:instrText>
             </w:r>
             <w:r>
               <w:rPr>
@@ -1857,7 +1911,7 @@
                 <w:noProof/>
                 <w:webHidden/>
               </w:rPr>
-              <w:t>8</w:t>
+              <w:t>10</w:t>
             </w:r>
             <w:r>
               <w:rPr>
@@ -1876,10 +1930,12 @@
               <w:tab w:val="right" w:leader="dot" w:pos="9350"/>
             </w:tabs>
             <w:rPr>
+              <w:rFonts w:asciiTheme="minorHAnsi" w:eastAsiaTheme="minorEastAsia" w:hAnsiTheme="minorHAnsi"/>
               <w:noProof/>
+              <w:lang w:val="en-US"/>
             </w:rPr>
           </w:pPr>
-          <w:hyperlink w:anchor="_Toc244253492" w:history="1">
+          <w:hyperlink w:anchor="_Toc244254501" w:history="1">
             <w:r>
               <w:rPr>
                 <w:rStyle w:val="Hyperlink"/>
@@ -1889,7 +1945,9 @@
             </w:r>
             <w:r>
               <w:rPr>
-                <w:noProof/>
+                <w:rFonts w:asciiTheme="minorHAnsi" w:eastAsiaTheme="minorEastAsia" w:hAnsiTheme="minorHAnsi"/>
+                <w:noProof/>
+                <w:lang w:val="en-US"/>
               </w:rPr>
               <w:tab/>
             </w:r>
@@ -1919,7 +1977,7 @@
                 <w:noProof/>
                 <w:webHidden/>
               </w:rPr>
-              <w:instrText xml:space="preserve"> PAGEREF _Toc244253492 \h </w:instrText>
+              <w:instrText xml:space="preserve"> PAGEREF _Toc244254501 \h </w:instrText>
             </w:r>
             <w:r>
               <w:rPr>
@@ -1939,7 +1997,7 @@
                 <w:noProof/>
                 <w:webHidden/>
               </w:rPr>
-              <w:t>8</w:t>
+              <w:t>10</w:t>
             </w:r>
             <w:r>
               <w:rPr>
@@ -1958,10 +2016,12 @@
               <w:tab w:val="right" w:leader="dot" w:pos="9350"/>
             </w:tabs>
             <w:rPr>
+              <w:rFonts w:asciiTheme="minorHAnsi" w:eastAsiaTheme="minorEastAsia" w:hAnsiTheme="minorHAnsi"/>
               <w:noProof/>
+              <w:lang w:val="en-US"/>
             </w:rPr>
           </w:pPr>
-          <w:hyperlink w:anchor="_Toc244253493" w:history="1">
+          <w:hyperlink w:anchor="_Toc244254502" w:history="1">
             <w:r>
               <w:rPr>
                 <w:rStyle w:val="Hyperlink"/>
@@ -1971,7 +2031,9 @@
             </w:r>
             <w:r>
               <w:rPr>
-                <w:noProof/>
+                <w:rFonts w:asciiTheme="minorHAnsi" w:eastAsiaTheme="minorEastAsia" w:hAnsiTheme="minorHAnsi"/>
+                <w:noProof/>
+                <w:lang w:val="en-US"/>
               </w:rPr>
               <w:tab/>
             </w:r>
@@ -1980,7 +2042,7 @@
                 <w:rStyle w:val="Hyperlink"/>
                 <w:noProof/>
               </w:rPr>
-              <w:t>D</w:t>
+              <w:t>Client Flutter</w:t>
             </w:r>
             <w:r>
               <w:rPr>
@@ -2001,7 +2063,7 @@
                 <w:noProof/>
                 <w:webHidden/>
               </w:rPr>
-              <w:instrText xml:space="preserve"> PAGEREF _Toc244253493 \h </w:instrText>
+              <w:instrText xml:space="preserve"> PAGEREF _Toc244254502 \h </w:instrText>
             </w:r>
             <w:r>
               <w:rPr>
@@ -2021,171 +2083,7 @@
                 <w:noProof/>
                 <w:webHidden/>
               </w:rPr>
-              <w:t>8</w:t>
-            </w:r>
-            <w:r>
-              <w:rPr>
-                <w:noProof/>
-                <w:webHidden/>
-              </w:rPr>
-              <w:fldChar w:fldCharType="end"/>
-            </w:r>
-          </w:hyperlink>
-        </w:p>
-        <w:p>
-          <w:pPr>
-            <w:pStyle w:val="TOC1"/>
-            <w:tabs>
-              <w:tab w:val="left" w:pos="480"/>
-              <w:tab w:val="right" w:leader="dot" w:pos="9350"/>
-            </w:tabs>
-            <w:rPr>
-              <w:noProof/>
-            </w:rPr>
-          </w:pPr>
-          <w:hyperlink w:anchor="_Toc244253494" w:history="1">
-            <w:r>
-              <w:rPr>
-                <w:rStyle w:val="Hyperlink"/>
-                <w:noProof/>
-              </w:rPr>
-              <w:t>7.</w:t>
-            </w:r>
-            <w:r>
-              <w:rPr>
-                <w:noProof/>
-              </w:rPr>
-              <w:tab/>
-            </w:r>
-            <w:r>
-              <w:rPr>
-                <w:rStyle w:val="Hyperlink"/>
-                <w:noProof/>
-              </w:rPr>
-              <w:t>Client Flutter</w:t>
-            </w:r>
-            <w:r>
-              <w:rPr>
-                <w:noProof/>
-                <w:webHidden/>
-              </w:rPr>
-              <w:tab/>
-            </w:r>
-            <w:r>
-              <w:rPr>
-                <w:noProof/>
-                <w:webHidden/>
-              </w:rPr>
-              <w:fldChar w:fldCharType="begin"/>
-            </w:r>
-            <w:r>
-              <w:rPr>
-                <w:noProof/>
-                <w:webHidden/>
-              </w:rPr>
-              <w:instrText xml:space="preserve"> PAGEREF _Toc244253494 \h </w:instrText>
-            </w:r>
-            <w:r>
-              <w:rPr>
-                <w:noProof/>
-                <w:webHidden/>
-              </w:rPr>
-            </w:r>
-            <w:r>
-              <w:rPr>
-                <w:noProof/>
-                <w:webHidden/>
-              </w:rPr>
-              <w:fldChar w:fldCharType="separate"/>
-            </w:r>
-            <w:r>
-              <w:rPr>
-                <w:noProof/>
-                <w:webHidden/>
-              </w:rPr>
-              <w:t>8</w:t>
-            </w:r>
-            <w:r>
-              <w:rPr>
-                <w:noProof/>
-                <w:webHidden/>
-              </w:rPr>
-              <w:fldChar w:fldCharType="end"/>
-            </w:r>
-          </w:hyperlink>
-        </w:p>
-        <w:p>
-          <w:pPr>
-            <w:pStyle w:val="TOC1"/>
-            <w:tabs>
-              <w:tab w:val="left" w:pos="480"/>
-              <w:tab w:val="right" w:leader="dot" w:pos="9350"/>
-            </w:tabs>
-            <w:rPr>
-              <w:noProof/>
-            </w:rPr>
-          </w:pPr>
-          <w:hyperlink w:anchor="_Toc244253495" w:history="1">
-            <w:r>
-              <w:rPr>
-                <w:rStyle w:val="Hyperlink"/>
-                <w:noProof/>
-              </w:rPr>
-              <w:t>8.</w:t>
-            </w:r>
-            <w:r>
-              <w:rPr>
-                <w:noProof/>
-              </w:rPr>
-              <w:tab/>
-            </w:r>
-            <w:r>
-              <w:rPr>
-                <w:rStyle w:val="Hyperlink"/>
-                <w:noProof/>
-              </w:rPr>
-              <w:t>f</w:t>
-            </w:r>
-            <w:r>
-              <w:rPr>
-                <w:noProof/>
-                <w:webHidden/>
-              </w:rPr>
-              <w:tab/>
-            </w:r>
-            <w:r>
-              <w:rPr>
-                <w:noProof/>
-                <w:webHidden/>
-              </w:rPr>
-              <w:fldChar w:fldCharType="begin"/>
-            </w:r>
-            <w:r>
-              <w:rPr>
-                <w:noProof/>
-                <w:webHidden/>
-              </w:rPr>
-              <w:instrText xml:space="preserve"> PAGEREF _Toc244253495 \h </w:instrText>
-            </w:r>
-            <w:r>
-              <w:rPr>
-                <w:noProof/>
-                <w:webHidden/>
-              </w:rPr>
-            </w:r>
-            <w:r>
-              <w:rPr>
-                <w:noProof/>
-                <w:webHidden/>
-              </w:rPr>
-              <w:fldChar w:fldCharType="separate"/>
-            </w:r>
-            <w:r>
-              <w:rPr>
-                <w:noProof/>
-                <w:webHidden/>
-              </w:rPr>
-              <w:t>9</w:t>
+              <w:t>11</w:t>
             </w:r>
             <w:r>
               <w:rPr>
@@ -2243,9 +2141,9 @@
           <w:tab w:val="right" w:leader="dot" w:pos="9350"/>
         </w:tabs>
         <w:rPr>
+          <w:rFonts w:asciiTheme="minorHAnsi" w:eastAsiaTheme="minorEastAsia" w:hAnsiTheme="minorHAnsi"/>
           <w:noProof/>
-          <w:sz w:val="20"/>
-          <w:szCs w:val="20"/>
+          <w:lang w:val="en-US"/>
         </w:rPr>
       </w:pPr>
       <w:r>
@@ -2278,13 +2176,11 @@
         </w:rPr>
         <w:fldChar w:fldCharType="separate"/>
       </w:r>
-      <w:hyperlink w:anchor="_Toc244253504" w:history="1">
+      <w:hyperlink w:anchor="_Toc244254473" w:history="1">
         <w:r>
           <w:rPr>
             <w:rStyle w:val="Hyperlink"/>
             <w:noProof/>
-            <w:sz w:val="20"/>
-            <w:szCs w:val="20"/>
           </w:rPr>
           <w:t>Figure 1: Repository GitHub privé</w:t>
         </w:r>
@@ -2292,8 +2188,6 @@
           <w:rPr>
             <w:noProof/>
             <w:webHidden/>
-            <w:sz w:val="20"/>
-            <w:szCs w:val="20"/>
           </w:rPr>
           <w:tab/>
         </w:r>
@@ -2301,8 +2195,6 @@
           <w:rPr>
             <w:noProof/>
             <w:webHidden/>
-            <w:sz w:val="20"/>
-            <w:szCs w:val="20"/>
           </w:rPr>
           <w:fldChar w:fldCharType="begin"/>
         </w:r>
@@ -2310,25 +2202,19 @@
           <w:rPr>
             <w:noProof/>
             <w:webHidden/>
-            <w:sz w:val="20"/>
-            <w:szCs w:val="20"/>
-          </w:rPr>
-          <w:instrText xml:space="preserve"> PAGEREF _Toc244253504 \h </w:instrText>
-        </w:r>
-        <w:r>
-          <w:rPr>
-            <w:noProof/>
-            <w:webHidden/>
-            <w:sz w:val="20"/>
-            <w:szCs w:val="20"/>
-          </w:rPr>
-        </w:r>
-        <w:r>
-          <w:rPr>
-            <w:noProof/>
-            <w:webHidden/>
-            <w:sz w:val="20"/>
-            <w:szCs w:val="20"/>
+          </w:rPr>
+          <w:instrText xml:space="preserve"> PAGEREF _Toc244254473 \h </w:instrText>
+        </w:r>
+        <w:r>
+          <w:rPr>
+            <w:noProof/>
+            <w:webHidden/>
+          </w:rPr>
+        </w:r>
+        <w:r>
+          <w:rPr>
+            <w:noProof/>
+            <w:webHidden/>
           </w:rPr>
           <w:fldChar w:fldCharType="separate"/>
         </w:r>
@@ -2336,8 +2222,6 @@
           <w:rPr>
             <w:noProof/>
             <w:webHidden/>
-            <w:sz w:val="20"/>
-            <w:szCs w:val="20"/>
           </w:rPr>
           <w:t>4</w:t>
         </w:r>
@@ -2345,8 +2229,6 @@
           <w:rPr>
             <w:noProof/>
             <w:webHidden/>
-            <w:sz w:val="20"/>
-            <w:szCs w:val="20"/>
           </w:rPr>
           <w:fldChar w:fldCharType="end"/>
         </w:r>
@@ -2359,18 +2241,16 @@
           <w:tab w:val="right" w:leader="dot" w:pos="9350"/>
         </w:tabs>
         <w:rPr>
+          <w:rFonts w:asciiTheme="minorHAnsi" w:eastAsiaTheme="minorEastAsia" w:hAnsiTheme="minorHAnsi"/>
           <w:noProof/>
-          <w:sz w:val="20"/>
-          <w:szCs w:val="20"/>
+          <w:lang w:val="en-US"/>
         </w:rPr>
       </w:pPr>
-      <w:hyperlink w:anchor="_Toc244253505" w:history="1">
+      <w:hyperlink w:anchor="_Toc244254474" w:history="1">
         <w:r>
           <w:rPr>
             <w:rStyle w:val="Hyperlink"/>
             <w:noProof/>
-            <w:sz w:val="20"/>
-            <w:szCs w:val="20"/>
           </w:rPr>
           <w:t>Figure 2: Diagramme de classes</w:t>
         </w:r>
@@ -2378,8 +2258,6 @@
           <w:rPr>
             <w:noProof/>
             <w:webHidden/>
-            <w:sz w:val="20"/>
-            <w:szCs w:val="20"/>
           </w:rPr>
           <w:tab/>
         </w:r>
@@ -2387,8 +2265,6 @@
           <w:rPr>
             <w:noProof/>
             <w:webHidden/>
-            <w:sz w:val="20"/>
-            <w:szCs w:val="20"/>
           </w:rPr>
           <w:fldChar w:fldCharType="begin"/>
         </w:r>
@@ -2396,25 +2272,19 @@
           <w:rPr>
             <w:noProof/>
             <w:webHidden/>
-            <w:sz w:val="20"/>
-            <w:szCs w:val="20"/>
-          </w:rPr>
-          <w:instrText xml:space="preserve"> PAGEREF _Toc244253505 \h </w:instrText>
-        </w:r>
-        <w:r>
-          <w:rPr>
-            <w:noProof/>
-            <w:webHidden/>
-            <w:sz w:val="20"/>
-            <w:szCs w:val="20"/>
-          </w:rPr>
-        </w:r>
-        <w:r>
-          <w:rPr>
-            <w:noProof/>
-            <w:webHidden/>
-            <w:sz w:val="20"/>
-            <w:szCs w:val="20"/>
+          </w:rPr>
+          <w:instrText xml:space="preserve"> PAGEREF _Toc244254474 \h </w:instrText>
+        </w:r>
+        <w:r>
+          <w:rPr>
+            <w:noProof/>
+            <w:webHidden/>
+          </w:rPr>
+        </w:r>
+        <w:r>
+          <w:rPr>
+            <w:noProof/>
+            <w:webHidden/>
           </w:rPr>
           <w:fldChar w:fldCharType="separate"/>
         </w:r>
@@ -2422,8 +2292,6 @@
           <w:rPr>
             <w:noProof/>
             <w:webHidden/>
-            <w:sz w:val="20"/>
-            <w:szCs w:val="20"/>
           </w:rPr>
           <w:t>4</w:t>
         </w:r>
@@ -2431,8 +2299,6 @@
           <w:rPr>
             <w:noProof/>
             <w:webHidden/>
-            <w:sz w:val="20"/>
-            <w:szCs w:val="20"/>
           </w:rPr>
           <w:fldChar w:fldCharType="end"/>
         </w:r>
@@ -2445,18 +2311,16 @@
           <w:tab w:val="right" w:leader="dot" w:pos="9350"/>
         </w:tabs>
         <w:rPr>
+          <w:rFonts w:asciiTheme="minorHAnsi" w:eastAsiaTheme="minorEastAsia" w:hAnsiTheme="minorHAnsi"/>
           <w:noProof/>
-          <w:sz w:val="20"/>
-          <w:szCs w:val="20"/>
+          <w:lang w:val="en-US"/>
         </w:rPr>
       </w:pPr>
-      <w:hyperlink w:anchor="_Toc244253506" w:history="1">
+      <w:hyperlink w:anchor="_Toc244254475" w:history="1">
         <w:r>
           <w:rPr>
             <w:rStyle w:val="Hyperlink"/>
             <w:noProof/>
-            <w:sz w:val="20"/>
-            <w:szCs w:val="20"/>
           </w:rPr>
           <w:t>Figure 3: Schéma d'architecture de projet</w:t>
         </w:r>
@@ -2464,8 +2328,6 @@
           <w:rPr>
             <w:noProof/>
             <w:webHidden/>
-            <w:sz w:val="20"/>
-            <w:szCs w:val="20"/>
           </w:rPr>
           <w:tab/>
         </w:r>
@@ -2473,8 +2335,6 @@
           <w:rPr>
             <w:noProof/>
             <w:webHidden/>
-            <w:sz w:val="20"/>
-            <w:szCs w:val="20"/>
           </w:rPr>
           <w:fldChar w:fldCharType="begin"/>
         </w:r>
@@ -2482,25 +2342,19 @@
           <w:rPr>
             <w:noProof/>
             <w:webHidden/>
-            <w:sz w:val="20"/>
-            <w:szCs w:val="20"/>
-          </w:rPr>
-          <w:instrText xml:space="preserve"> PAGEREF _Toc244253506 \h </w:instrText>
-        </w:r>
-        <w:r>
-          <w:rPr>
-            <w:noProof/>
-            <w:webHidden/>
-            <w:sz w:val="20"/>
-            <w:szCs w:val="20"/>
-          </w:rPr>
-        </w:r>
-        <w:r>
-          <w:rPr>
-            <w:noProof/>
-            <w:webHidden/>
-            <w:sz w:val="20"/>
-            <w:szCs w:val="20"/>
+          </w:rPr>
+          <w:instrText xml:space="preserve"> PAGEREF _Toc244254475 \h </w:instrText>
+        </w:r>
+        <w:r>
+          <w:rPr>
+            <w:noProof/>
+            <w:webHidden/>
+          </w:rPr>
+        </w:r>
+        <w:r>
+          <w:rPr>
+            <w:noProof/>
+            <w:webHidden/>
           </w:rPr>
           <w:fldChar w:fldCharType="separate"/>
         </w:r>
@@ -2508,8 +2362,6 @@
           <w:rPr>
             <w:noProof/>
             <w:webHidden/>
-            <w:sz w:val="20"/>
-            <w:szCs w:val="20"/>
           </w:rPr>
           <w:t>5</w:t>
         </w:r>
@@ -2517,8 +2369,6 @@
           <w:rPr>
             <w:noProof/>
             <w:webHidden/>
-            <w:sz w:val="20"/>
-            <w:szCs w:val="20"/>
           </w:rPr>
           <w:fldChar w:fldCharType="end"/>
         </w:r>
@@ -2531,18 +2381,16 @@
           <w:tab w:val="right" w:leader="dot" w:pos="9350"/>
         </w:tabs>
         <w:rPr>
+          <w:rFonts w:asciiTheme="minorHAnsi" w:eastAsiaTheme="minorEastAsia" w:hAnsiTheme="minorHAnsi"/>
           <w:noProof/>
-          <w:sz w:val="20"/>
-          <w:szCs w:val="20"/>
+          <w:lang w:val="en-US"/>
         </w:rPr>
       </w:pPr>
-      <w:hyperlink w:anchor="_Toc244253507" w:history="1">
+      <w:hyperlink w:anchor="_Toc244254476" w:history="1">
         <w:r>
           <w:rPr>
             <w:rStyle w:val="Hyperlink"/>
             <w:noProof/>
-            <w:sz w:val="20"/>
-            <w:szCs w:val="20"/>
           </w:rPr>
           <w:t>Figure 4</w:t>
         </w:r>
@@ -2550,8 +2398,6 @@
           <w:rPr>
             <w:rStyle w:val="Hyperlink"/>
             <w:noProof/>
-            <w:sz w:val="20"/>
-            <w:szCs w:val="20"/>
             <w:lang w:val="en-US"/>
           </w:rPr>
           <w:t>: Requete GET Accounts</w:t>
@@ -2560,8 +2406,6 @@
           <w:rPr>
             <w:noProof/>
             <w:webHidden/>
-            <w:sz w:val="20"/>
-            <w:szCs w:val="20"/>
           </w:rPr>
           <w:tab/>
         </w:r>
@@ -2569,8 +2413,6 @@
           <w:rPr>
             <w:noProof/>
             <w:webHidden/>
-            <w:sz w:val="20"/>
-            <w:szCs w:val="20"/>
           </w:rPr>
           <w:fldChar w:fldCharType="begin"/>
         </w:r>
@@ -2578,25 +2420,19 @@
           <w:rPr>
             <w:noProof/>
             <w:webHidden/>
-            <w:sz w:val="20"/>
-            <w:szCs w:val="20"/>
-          </w:rPr>
-          <w:instrText xml:space="preserve"> PAGEREF _Toc244253507 \h </w:instrText>
-        </w:r>
-        <w:r>
-          <w:rPr>
-            <w:noProof/>
-            <w:webHidden/>
-            <w:sz w:val="20"/>
-            <w:szCs w:val="20"/>
-          </w:rPr>
-        </w:r>
-        <w:r>
-          <w:rPr>
-            <w:noProof/>
-            <w:webHidden/>
-            <w:sz w:val="20"/>
-            <w:szCs w:val="20"/>
+          </w:rPr>
+          <w:instrText xml:space="preserve"> PAGEREF _Toc244254476 \h </w:instrText>
+        </w:r>
+        <w:r>
+          <w:rPr>
+            <w:noProof/>
+            <w:webHidden/>
+          </w:rPr>
+        </w:r>
+        <w:r>
+          <w:rPr>
+            <w:noProof/>
+            <w:webHidden/>
           </w:rPr>
           <w:fldChar w:fldCharType="separate"/>
         </w:r>
@@ -2604,8 +2440,6 @@
           <w:rPr>
             <w:noProof/>
             <w:webHidden/>
-            <w:sz w:val="20"/>
-            <w:szCs w:val="20"/>
           </w:rPr>
           <w:t>6</w:t>
         </w:r>
@@ -2613,8 +2447,6 @@
           <w:rPr>
             <w:noProof/>
             <w:webHidden/>
-            <w:sz w:val="20"/>
-            <w:szCs w:val="20"/>
           </w:rPr>
           <w:fldChar w:fldCharType="end"/>
         </w:r>
@@ -2627,18 +2459,16 @@
           <w:tab w:val="right" w:leader="dot" w:pos="9350"/>
         </w:tabs>
         <w:rPr>
+          <w:rFonts w:asciiTheme="minorHAnsi" w:eastAsiaTheme="minorEastAsia" w:hAnsiTheme="minorHAnsi"/>
           <w:noProof/>
-          <w:sz w:val="20"/>
-          <w:szCs w:val="20"/>
+          <w:lang w:val="en-US"/>
         </w:rPr>
       </w:pPr>
-      <w:hyperlink w:anchor="_Toc244253508" w:history="1">
+      <w:hyperlink w:anchor="_Toc244254477" w:history="1">
         <w:r>
           <w:rPr>
             <w:rStyle w:val="Hyperlink"/>
             <w:noProof/>
-            <w:sz w:val="20"/>
-            <w:szCs w:val="20"/>
           </w:rPr>
           <w:t>Figure 5</w:t>
         </w:r>
@@ -2646,8 +2476,6 @@
           <w:rPr>
             <w:rStyle w:val="Hyperlink"/>
             <w:noProof/>
-            <w:sz w:val="20"/>
-            <w:szCs w:val="20"/>
             <w:lang w:val="en-US"/>
           </w:rPr>
           <w:t>: Requete GET Transactions</w:t>
@@ -2656,8 +2484,6 @@
           <w:rPr>
             <w:noProof/>
             <w:webHidden/>
-            <w:sz w:val="20"/>
-            <w:szCs w:val="20"/>
           </w:rPr>
           <w:tab/>
         </w:r>
@@ -2665,8 +2491,6 @@
           <w:rPr>
             <w:noProof/>
             <w:webHidden/>
-            <w:sz w:val="20"/>
-            <w:szCs w:val="20"/>
           </w:rPr>
           <w:fldChar w:fldCharType="begin"/>
         </w:r>
@@ -2674,25 +2498,19 @@
           <w:rPr>
             <w:noProof/>
             <w:webHidden/>
-            <w:sz w:val="20"/>
-            <w:szCs w:val="20"/>
-          </w:rPr>
-          <w:instrText xml:space="preserve"> PAGEREF _Toc244253508 \h </w:instrText>
-        </w:r>
-        <w:r>
-          <w:rPr>
-            <w:noProof/>
-            <w:webHidden/>
-            <w:sz w:val="20"/>
-            <w:szCs w:val="20"/>
-          </w:rPr>
-        </w:r>
-        <w:r>
-          <w:rPr>
-            <w:noProof/>
-            <w:webHidden/>
-            <w:sz w:val="20"/>
-            <w:szCs w:val="20"/>
+          </w:rPr>
+          <w:instrText xml:space="preserve"> PAGEREF _Toc244254477 \h </w:instrText>
+        </w:r>
+        <w:r>
+          <w:rPr>
+            <w:noProof/>
+            <w:webHidden/>
+          </w:rPr>
+        </w:r>
+        <w:r>
+          <w:rPr>
+            <w:noProof/>
+            <w:webHidden/>
           </w:rPr>
           <w:fldChar w:fldCharType="separate"/>
         </w:r>
@@ -2700,8 +2518,6 @@
           <w:rPr>
             <w:noProof/>
             <w:webHidden/>
-            <w:sz w:val="20"/>
-            <w:szCs w:val="20"/>
           </w:rPr>
           <w:t>6</w:t>
         </w:r>
@@ -2709,8 +2525,6 @@
           <w:rPr>
             <w:noProof/>
             <w:webHidden/>
-            <w:sz w:val="20"/>
-            <w:szCs w:val="20"/>
           </w:rPr>
           <w:fldChar w:fldCharType="end"/>
         </w:r>
@@ -2723,18 +2537,16 @@
           <w:tab w:val="right" w:leader="dot" w:pos="9350"/>
         </w:tabs>
         <w:rPr>
+          <w:rFonts w:asciiTheme="minorHAnsi" w:eastAsiaTheme="minorEastAsia" w:hAnsiTheme="minorHAnsi"/>
           <w:noProof/>
-          <w:sz w:val="20"/>
-          <w:szCs w:val="20"/>
+          <w:lang w:val="en-US"/>
         </w:rPr>
       </w:pPr>
-      <w:hyperlink w:anchor="_Toc244253509" w:history="1">
+      <w:hyperlink w:anchor="_Toc244254478" w:history="1">
         <w:r>
           <w:rPr>
             <w:rStyle w:val="Hyperlink"/>
             <w:noProof/>
-            <w:sz w:val="20"/>
-            <w:szCs w:val="20"/>
           </w:rPr>
           <w:t>Figure 6</w:t>
         </w:r>
@@ -2742,8 +2554,6 @@
           <w:rPr>
             <w:rStyle w:val="Hyperlink"/>
             <w:noProof/>
-            <w:sz w:val="20"/>
-            <w:szCs w:val="20"/>
             <w:lang w:val="en-US"/>
           </w:rPr>
           <w:t>: Informations accounts visible avec OpenFeign</w:t>
@@ -2752,8 +2562,6 @@
           <w:rPr>
             <w:noProof/>
             <w:webHidden/>
-            <w:sz w:val="20"/>
-            <w:szCs w:val="20"/>
           </w:rPr>
           <w:tab/>
         </w:r>
@@ -2761,8 +2569,6 @@
           <w:rPr>
             <w:noProof/>
             <w:webHidden/>
-            <w:sz w:val="20"/>
-            <w:szCs w:val="20"/>
           </w:rPr>
           <w:fldChar w:fldCharType="begin"/>
         </w:r>
@@ -2770,25 +2576,19 @@
           <w:rPr>
             <w:noProof/>
             <w:webHidden/>
-            <w:sz w:val="20"/>
-            <w:szCs w:val="20"/>
-          </w:rPr>
-          <w:instrText xml:space="preserve"> PAGEREF _Toc244253509 \h </w:instrText>
-        </w:r>
-        <w:r>
-          <w:rPr>
-            <w:noProof/>
-            <w:webHidden/>
-            <w:sz w:val="20"/>
-            <w:szCs w:val="20"/>
-          </w:rPr>
-        </w:r>
-        <w:r>
-          <w:rPr>
-            <w:noProof/>
-            <w:webHidden/>
-            <w:sz w:val="20"/>
-            <w:szCs w:val="20"/>
+          </w:rPr>
+          <w:instrText xml:space="preserve"> PAGEREF _Toc244254478 \h </w:instrText>
+        </w:r>
+        <w:r>
+          <w:rPr>
+            <w:noProof/>
+            <w:webHidden/>
+          </w:rPr>
+        </w:r>
+        <w:r>
+          <w:rPr>
+            <w:noProof/>
+            <w:webHidden/>
           </w:rPr>
           <w:fldChar w:fldCharType="separate"/>
         </w:r>
@@ -2796,8 +2596,6 @@
           <w:rPr>
             <w:noProof/>
             <w:webHidden/>
-            <w:sz w:val="20"/>
-            <w:szCs w:val="20"/>
           </w:rPr>
           <w:t>7</w:t>
         </w:r>
@@ -2805,8 +2603,6 @@
           <w:rPr>
             <w:noProof/>
             <w:webHidden/>
-            <w:sz w:val="20"/>
-            <w:szCs w:val="20"/>
           </w:rPr>
           <w:fldChar w:fldCharType="end"/>
         </w:r>
@@ -2819,18 +2615,16 @@
           <w:tab w:val="right" w:leader="dot" w:pos="9350"/>
         </w:tabs>
         <w:rPr>
+          <w:rFonts w:asciiTheme="minorHAnsi" w:eastAsiaTheme="minorEastAsia" w:hAnsiTheme="minorHAnsi"/>
           <w:noProof/>
-          <w:sz w:val="20"/>
-          <w:szCs w:val="20"/>
+          <w:lang w:val="en-US"/>
         </w:rPr>
       </w:pPr>
-      <w:hyperlink w:anchor="_Toc244253510" w:history="1">
+      <w:hyperlink w:anchor="_Toc244254479" w:history="1">
         <w:r>
           <w:rPr>
             <w:rStyle w:val="Hyperlink"/>
             <w:noProof/>
-            <w:sz w:val="20"/>
-            <w:szCs w:val="20"/>
           </w:rPr>
           <w:t>Figure 7</w:t>
         </w:r>
@@ -2838,8 +2632,6 @@
           <w:rPr>
             <w:rStyle w:val="Hyperlink"/>
             <w:noProof/>
-            <w:sz w:val="20"/>
-            <w:szCs w:val="20"/>
             <w:lang w:val="en-US"/>
           </w:rPr>
           <w:t>:  Consultation des transactions avec les détails du compte</w:t>
@@ -2848,8 +2640,6 @@
           <w:rPr>
             <w:noProof/>
             <w:webHidden/>
-            <w:sz w:val="20"/>
-            <w:szCs w:val="20"/>
           </w:rPr>
           <w:tab/>
         </w:r>
@@ -2857,8 +2647,6 @@
           <w:rPr>
             <w:noProof/>
             <w:webHidden/>
-            <w:sz w:val="20"/>
-            <w:szCs w:val="20"/>
           </w:rPr>
           <w:fldChar w:fldCharType="begin"/>
         </w:r>
@@ -2866,25 +2654,19 @@
           <w:rPr>
             <w:noProof/>
             <w:webHidden/>
-            <w:sz w:val="20"/>
-            <w:szCs w:val="20"/>
-          </w:rPr>
-          <w:instrText xml:space="preserve"> PAGEREF _Toc244253510 \h </w:instrText>
-        </w:r>
-        <w:r>
-          <w:rPr>
-            <w:noProof/>
-            <w:webHidden/>
-            <w:sz w:val="20"/>
-            <w:szCs w:val="20"/>
-          </w:rPr>
-        </w:r>
-        <w:r>
-          <w:rPr>
-            <w:noProof/>
-            <w:webHidden/>
-            <w:sz w:val="20"/>
-            <w:szCs w:val="20"/>
+          </w:rPr>
+          <w:instrText xml:space="preserve"> PAGEREF _Toc244254479 \h </w:instrText>
+        </w:r>
+        <w:r>
+          <w:rPr>
+            <w:noProof/>
+            <w:webHidden/>
+          </w:rPr>
+        </w:r>
+        <w:r>
+          <w:rPr>
+            <w:noProof/>
+            <w:webHidden/>
           </w:rPr>
           <w:fldChar w:fldCharType="separate"/>
         </w:r>
@@ -2892,8 +2674,6 @@
           <w:rPr>
             <w:noProof/>
             <w:webHidden/>
-            <w:sz w:val="20"/>
-            <w:szCs w:val="20"/>
           </w:rPr>
           <w:t>8</w:t>
         </w:r>
@@ -2901,8 +2681,6 @@
           <w:rPr>
             <w:noProof/>
             <w:webHidden/>
-            <w:sz w:val="20"/>
-            <w:szCs w:val="20"/>
           </w:rPr>
           <w:fldChar w:fldCharType="end"/>
         </w:r>
@@ -2915,18 +2693,16 @@
           <w:tab w:val="right" w:leader="dot" w:pos="9350"/>
         </w:tabs>
         <w:rPr>
+          <w:rFonts w:asciiTheme="minorHAnsi" w:eastAsiaTheme="minorEastAsia" w:hAnsiTheme="minorHAnsi"/>
           <w:noProof/>
-          <w:sz w:val="20"/>
-          <w:szCs w:val="20"/>
+          <w:lang w:val="en-US"/>
         </w:rPr>
       </w:pPr>
-      <w:hyperlink w:anchor="_Toc244253511" w:history="1">
+      <w:hyperlink w:anchor="_Toc244254480" w:history="1">
         <w:r>
           <w:rPr>
             <w:rStyle w:val="Hyperlink"/>
             <w:noProof/>
-            <w:sz w:val="20"/>
-            <w:szCs w:val="20"/>
           </w:rPr>
           <w:t>Figure 8</w:t>
         </w:r>
@@ -2934,8 +2710,6 @@
           <w:rPr>
             <w:rStyle w:val="Hyperlink"/>
             <w:noProof/>
-            <w:sz w:val="20"/>
-            <w:szCs w:val="20"/>
             <w:lang w:val="en-US"/>
           </w:rPr>
           <w:t>: Fallback : transactions accessibles malgré la panne</w:t>
@@ -2944,8 +2718,6 @@
           <w:rPr>
             <w:noProof/>
             <w:webHidden/>
-            <w:sz w:val="20"/>
-            <w:szCs w:val="20"/>
           </w:rPr>
           <w:tab/>
         </w:r>
@@ -2953,8 +2725,6 @@
           <w:rPr>
             <w:noProof/>
             <w:webHidden/>
-            <w:sz w:val="20"/>
-            <w:szCs w:val="20"/>
           </w:rPr>
           <w:fldChar w:fldCharType="begin"/>
         </w:r>
@@ -2962,25 +2732,19 @@
           <w:rPr>
             <w:noProof/>
             <w:webHidden/>
-            <w:sz w:val="20"/>
-            <w:szCs w:val="20"/>
-          </w:rPr>
-          <w:instrText xml:space="preserve"> PAGEREF _Toc244253511 \h </w:instrText>
-        </w:r>
-        <w:r>
-          <w:rPr>
-            <w:noProof/>
-            <w:webHidden/>
-            <w:sz w:val="20"/>
-            <w:szCs w:val="20"/>
-          </w:rPr>
-        </w:r>
-        <w:r>
-          <w:rPr>
-            <w:noProof/>
-            <w:webHidden/>
-            <w:sz w:val="20"/>
-            <w:szCs w:val="20"/>
+          </w:rPr>
+          <w:instrText xml:space="preserve"> PAGEREF _Toc244254480 \h </w:instrText>
+        </w:r>
+        <w:r>
+          <w:rPr>
+            <w:noProof/>
+            <w:webHidden/>
+          </w:rPr>
+        </w:r>
+        <w:r>
+          <w:rPr>
+            <w:noProof/>
+            <w:webHidden/>
           </w:rPr>
           <w:fldChar w:fldCharType="separate"/>
         </w:r>
@@ -2988,8 +2752,6 @@
           <w:rPr>
             <w:noProof/>
             <w:webHidden/>
-            <w:sz w:val="20"/>
-            <w:szCs w:val="20"/>
           </w:rPr>
           <w:t>8</w:t>
         </w:r>
@@ -2997,8 +2759,6 @@
           <w:rPr>
             <w:noProof/>
             <w:webHidden/>
-            <w:sz w:val="20"/>
-            <w:szCs w:val="20"/>
           </w:rPr>
           <w:fldChar w:fldCharType="end"/>
         </w:r>
@@ -3011,18 +2771,16 @@
           <w:tab w:val="right" w:leader="dot" w:pos="9350"/>
         </w:tabs>
         <w:rPr>
+          <w:rFonts w:asciiTheme="minorHAnsi" w:eastAsiaTheme="minorEastAsia" w:hAnsiTheme="minorHAnsi"/>
           <w:noProof/>
-          <w:sz w:val="20"/>
-          <w:szCs w:val="20"/>
+          <w:lang w:val="en-US"/>
         </w:rPr>
       </w:pPr>
-      <w:hyperlink w:anchor="_Toc244253512" w:history="1">
+      <w:hyperlink w:anchor="_Toc244254481" w:history="1">
         <w:r>
           <w:rPr>
             <w:rStyle w:val="Hyperlink"/>
             <w:noProof/>
-            <w:sz w:val="20"/>
-            <w:szCs w:val="20"/>
           </w:rPr>
           <w:t>Figure 9</w:t>
         </w:r>
@@ -3030,8 +2788,6 @@
           <w:rPr>
             <w:rStyle w:val="Hyperlink"/>
             <w:noProof/>
-            <w:sz w:val="20"/>
-            <w:szCs w:val="20"/>
             <w:lang w:val="en-US"/>
           </w:rPr>
           <w:t>:  Création refusée pendant la panne : HTTP 503</w:t>
@@ -3040,8 +2796,6 @@
           <w:rPr>
             <w:noProof/>
             <w:webHidden/>
-            <w:sz w:val="20"/>
-            <w:szCs w:val="20"/>
           </w:rPr>
           <w:tab/>
         </w:r>
@@ -3049,8 +2803,6 @@
           <w:rPr>
             <w:noProof/>
             <w:webHidden/>
-            <w:sz w:val="20"/>
-            <w:szCs w:val="20"/>
           </w:rPr>
           <w:fldChar w:fldCharType="begin"/>
         </w:r>
@@ -3058,25 +2810,19 @@
           <w:rPr>
             <w:noProof/>
             <w:webHidden/>
-            <w:sz w:val="20"/>
-            <w:szCs w:val="20"/>
-          </w:rPr>
-          <w:instrText xml:space="preserve"> PAGEREF _Toc244253512 \h </w:instrText>
-        </w:r>
-        <w:r>
-          <w:rPr>
-            <w:noProof/>
-            <w:webHidden/>
-            <w:sz w:val="20"/>
-            <w:szCs w:val="20"/>
-          </w:rPr>
-        </w:r>
-        <w:r>
-          <w:rPr>
-            <w:noProof/>
-            <w:webHidden/>
-            <w:sz w:val="20"/>
-            <w:szCs w:val="20"/>
+          </w:rPr>
+          <w:instrText xml:space="preserve"> PAGEREF _Toc244254481 \h </w:instrText>
+        </w:r>
+        <w:r>
+          <w:rPr>
+            <w:noProof/>
+            <w:webHidden/>
+          </w:rPr>
+        </w:r>
+        <w:r>
+          <w:rPr>
+            <w:noProof/>
+            <w:webHidden/>
           </w:rPr>
           <w:fldChar w:fldCharType="separate"/>
         </w:r>
@@ -3084,8 +2830,6 @@
           <w:rPr>
             <w:noProof/>
             <w:webHidden/>
-            <w:sz w:val="20"/>
-            <w:szCs w:val="20"/>
           </w:rPr>
           <w:t>8</w:t>
         </w:r>
@@ -3093,8 +2837,6 @@
           <w:rPr>
             <w:noProof/>
             <w:webHidden/>
-            <w:sz w:val="20"/>
-            <w:szCs w:val="20"/>
           </w:rPr>
           <w:fldChar w:fldCharType="end"/>
         </w:r>
@@ -3107,18 +2849,16 @@
           <w:tab w:val="right" w:leader="dot" w:pos="9350"/>
         </w:tabs>
         <w:rPr>
+          <w:rFonts w:asciiTheme="minorHAnsi" w:eastAsiaTheme="minorEastAsia" w:hAnsiTheme="minorHAnsi"/>
           <w:noProof/>
-          <w:sz w:val="20"/>
-          <w:szCs w:val="20"/>
+          <w:lang w:val="en-US"/>
         </w:rPr>
       </w:pPr>
-      <w:hyperlink w:anchor="_Toc244253513" w:history="1">
+      <w:hyperlink w:anchor="_Toc244254482" w:history="1">
         <w:r>
           <w:rPr>
             <w:rStyle w:val="Hyperlink"/>
             <w:noProof/>
-            <w:sz w:val="20"/>
-            <w:szCs w:val="20"/>
           </w:rPr>
           <w:t>Figure 10</w:t>
         </w:r>
@@ -3126,8 +2866,6 @@
           <w:rPr>
             <w:rStyle w:val="Hyperlink"/>
             <w:noProof/>
-            <w:sz w:val="20"/>
-            <w:szCs w:val="20"/>
             <w:lang w:val="en-US"/>
           </w:rPr>
           <w:t>: Spring Cloud Gateway</w:t>
@@ -3136,8 +2874,6 @@
           <w:rPr>
             <w:noProof/>
             <w:webHidden/>
-            <w:sz w:val="20"/>
-            <w:szCs w:val="20"/>
           </w:rPr>
           <w:tab/>
         </w:r>
@@ -3145,8 +2881,6 @@
           <w:rPr>
             <w:noProof/>
             <w:webHidden/>
-            <w:sz w:val="20"/>
-            <w:szCs w:val="20"/>
           </w:rPr>
           <w:fldChar w:fldCharType="begin"/>
         </w:r>
@@ -3154,25 +2888,19 @@
           <w:rPr>
             <w:noProof/>
             <w:webHidden/>
-            <w:sz w:val="20"/>
-            <w:szCs w:val="20"/>
-          </w:rPr>
-          <w:instrText xml:space="preserve"> PAGEREF _Toc244253513 \h </w:instrText>
-        </w:r>
-        <w:r>
-          <w:rPr>
-            <w:noProof/>
-            <w:webHidden/>
-            <w:sz w:val="20"/>
-            <w:szCs w:val="20"/>
-          </w:rPr>
-        </w:r>
-        <w:r>
-          <w:rPr>
-            <w:noProof/>
-            <w:webHidden/>
-            <w:sz w:val="20"/>
-            <w:szCs w:val="20"/>
+          </w:rPr>
+          <w:instrText xml:space="preserve"> PAGEREF _Toc244254482 \h </w:instrText>
+        </w:r>
+        <w:r>
+          <w:rPr>
+            <w:noProof/>
+            <w:webHidden/>
+          </w:rPr>
+        </w:r>
+        <w:r>
+          <w:rPr>
+            <w:noProof/>
+            <w:webHidden/>
           </w:rPr>
           <w:fldChar w:fldCharType="separate"/>
         </w:r>
@@ -3180,8 +2908,6 @@
           <w:rPr>
             <w:noProof/>
             <w:webHidden/>
-            <w:sz w:val="20"/>
-            <w:szCs w:val="20"/>
           </w:rPr>
           <w:t>9</w:t>
         </w:r>
@@ -3189,8 +2915,6 @@
           <w:rPr>
             <w:noProof/>
             <w:webHidden/>
-            <w:sz w:val="20"/>
-            <w:szCs w:val="20"/>
           </w:rPr>
           <w:fldChar w:fldCharType="end"/>
         </w:r>
@@ -3203,18 +2927,16 @@
           <w:tab w:val="right" w:leader="dot" w:pos="9350"/>
         </w:tabs>
         <w:rPr>
+          <w:rFonts w:asciiTheme="minorHAnsi" w:eastAsiaTheme="minorEastAsia" w:hAnsiTheme="minorHAnsi"/>
           <w:noProof/>
-          <w:sz w:val="20"/>
-          <w:szCs w:val="20"/>
+          <w:lang w:val="en-US"/>
         </w:rPr>
       </w:pPr>
-      <w:hyperlink w:anchor="_Toc244253514" w:history="1">
+      <w:hyperlink w:anchor="_Toc244254483" w:history="1">
         <w:r>
           <w:rPr>
             <w:rStyle w:val="Hyperlink"/>
             <w:noProof/>
-            <w:sz w:val="20"/>
-            <w:szCs w:val="20"/>
           </w:rPr>
           <w:t>Figure 11</w:t>
         </w:r>
@@ -3222,8 +2944,6 @@
           <w:rPr>
             <w:rStyle w:val="Hyperlink"/>
             <w:noProof/>
-            <w:sz w:val="20"/>
-            <w:szCs w:val="20"/>
             <w:lang w:val="en-US"/>
           </w:rPr>
           <w:t>: Eureka dashboard</w:t>
@@ -3232,8 +2952,6 @@
           <w:rPr>
             <w:noProof/>
             <w:webHidden/>
-            <w:sz w:val="20"/>
-            <w:szCs w:val="20"/>
           </w:rPr>
           <w:tab/>
         </w:r>
@@ -3241,8 +2959,6 @@
           <w:rPr>
             <w:noProof/>
             <w:webHidden/>
-            <w:sz w:val="20"/>
-            <w:szCs w:val="20"/>
           </w:rPr>
           <w:fldChar w:fldCharType="begin"/>
         </w:r>
@@ -3250,25 +2966,19 @@
           <w:rPr>
             <w:noProof/>
             <w:webHidden/>
-            <w:sz w:val="20"/>
-            <w:szCs w:val="20"/>
-          </w:rPr>
-          <w:instrText xml:space="preserve"> PAGEREF _Toc244253514 \h </w:instrText>
-        </w:r>
-        <w:r>
-          <w:rPr>
-            <w:noProof/>
-            <w:webHidden/>
-            <w:sz w:val="20"/>
-            <w:szCs w:val="20"/>
-          </w:rPr>
-        </w:r>
-        <w:r>
-          <w:rPr>
-            <w:noProof/>
-            <w:webHidden/>
-            <w:sz w:val="20"/>
-            <w:szCs w:val="20"/>
+          </w:rPr>
+          <w:instrText xml:space="preserve"> PAGEREF _Toc244254483 \h </w:instrText>
+        </w:r>
+        <w:r>
+          <w:rPr>
+            <w:noProof/>
+            <w:webHidden/>
+          </w:rPr>
+        </w:r>
+        <w:r>
+          <w:rPr>
+            <w:noProof/>
+            <w:webHidden/>
           </w:rPr>
           <w:fldChar w:fldCharType="separate"/>
         </w:r>
@@ -3276,8 +2986,6 @@
           <w:rPr>
             <w:noProof/>
             <w:webHidden/>
-            <w:sz w:val="20"/>
-            <w:szCs w:val="20"/>
           </w:rPr>
           <w:t>9</w:t>
         </w:r>
@@ -3285,8 +2993,6 @@
           <w:rPr>
             <w:noProof/>
             <w:webHidden/>
-            <w:sz w:val="20"/>
-            <w:szCs w:val="20"/>
           </w:rPr>
           <w:fldChar w:fldCharType="end"/>
         </w:r>
@@ -3299,18 +3005,16 @@
           <w:tab w:val="right" w:leader="dot" w:pos="9350"/>
         </w:tabs>
         <w:rPr>
+          <w:rFonts w:asciiTheme="minorHAnsi" w:eastAsiaTheme="minorEastAsia" w:hAnsiTheme="minorHAnsi"/>
           <w:noProof/>
-          <w:sz w:val="20"/>
-          <w:szCs w:val="20"/>
+          <w:lang w:val="en-US"/>
         </w:rPr>
       </w:pPr>
-      <w:hyperlink w:anchor="_Toc244253515" w:history="1">
+      <w:hyperlink w:anchor="_Toc244254484" w:history="1">
         <w:r>
           <w:rPr>
             <w:rStyle w:val="Hyperlink"/>
             <w:noProof/>
-            <w:sz w:val="20"/>
-            <w:szCs w:val="20"/>
           </w:rPr>
           <w:t>Figure 12</w:t>
         </w:r>
@@ -3318,8 +3022,6 @@
           <w:rPr>
             <w:rStyle w:val="Hyperlink"/>
             <w:noProof/>
-            <w:sz w:val="20"/>
-            <w:szCs w:val="20"/>
             <w:lang w:val="en-US"/>
           </w:rPr>
           <w:t>: Config Service</w:t>
@@ -3328,8 +3030,6 @@
           <w:rPr>
             <w:noProof/>
             <w:webHidden/>
-            <w:sz w:val="20"/>
-            <w:szCs w:val="20"/>
           </w:rPr>
           <w:tab/>
         </w:r>
@@ -3337,8 +3037,6 @@
           <w:rPr>
             <w:noProof/>
             <w:webHidden/>
-            <w:sz w:val="20"/>
-            <w:szCs w:val="20"/>
           </w:rPr>
           <w:fldChar w:fldCharType="begin"/>
         </w:r>
@@ -3346,25 +3044,19 @@
           <w:rPr>
             <w:noProof/>
             <w:webHidden/>
-            <w:sz w:val="20"/>
-            <w:szCs w:val="20"/>
-          </w:rPr>
-          <w:instrText xml:space="preserve"> PAGEREF _Toc244253515 \h </w:instrText>
-        </w:r>
-        <w:r>
-          <w:rPr>
-            <w:noProof/>
-            <w:webHidden/>
-            <w:sz w:val="20"/>
-            <w:szCs w:val="20"/>
-          </w:rPr>
-        </w:r>
-        <w:r>
-          <w:rPr>
-            <w:noProof/>
-            <w:webHidden/>
-            <w:sz w:val="20"/>
-            <w:szCs w:val="20"/>
+          </w:rPr>
+          <w:instrText xml:space="preserve"> PAGEREF _Toc244254484 \h </w:instrText>
+        </w:r>
+        <w:r>
+          <w:rPr>
+            <w:noProof/>
+            <w:webHidden/>
+          </w:rPr>
+        </w:r>
+        <w:r>
+          <w:rPr>
+            <w:noProof/>
+            <w:webHidden/>
           </w:rPr>
           <w:fldChar w:fldCharType="separate"/>
         </w:r>
@@ -3372,8 +3064,6 @@
           <w:rPr>
             <w:noProof/>
             <w:webHidden/>
-            <w:sz w:val="20"/>
-            <w:szCs w:val="20"/>
           </w:rPr>
           <w:t>10</w:t>
         </w:r>
@@ -3381,8 +3071,162 @@
           <w:rPr>
             <w:noProof/>
             <w:webHidden/>
-            <w:sz w:val="20"/>
-            <w:szCs w:val="20"/>
+          </w:rPr>
+          <w:fldChar w:fldCharType="end"/>
+        </w:r>
+      </w:hyperlink>
+    </w:p>
+    <w:p>
+      <w:pPr>
+        <w:pStyle w:val="TableofFigures"/>
+        <w:tabs>
+          <w:tab w:val="right" w:leader="dot" w:pos="9350"/>
+        </w:tabs>
+        <w:rPr>
+          <w:rFonts w:asciiTheme="minorHAnsi" w:eastAsiaTheme="minorEastAsia" w:hAnsiTheme="minorHAnsi"/>
+          <w:noProof/>
+          <w:lang w:val="en-US"/>
+        </w:rPr>
+      </w:pPr>
+      <w:hyperlink w:anchor="_Toc244254485" w:history="1">
+        <w:r>
+          <w:rPr>
+            <w:rStyle w:val="Hyperlink"/>
+            <w:noProof/>
+          </w:rPr>
+          <w:t>Figure 13</w:t>
+        </w:r>
+        <w:r>
+          <w:rPr>
+            <w:rStyle w:val="Hyperlink"/>
+            <w:noProof/>
+            <w:lang w:val="en-US"/>
+          </w:rPr>
+          <w:t>: Discord bot</w:t>
+        </w:r>
+        <w:r>
+          <w:rPr>
+            <w:noProof/>
+            <w:webHidden/>
+          </w:rPr>
+          <w:tab/>
+        </w:r>
+        <w:r>
+          <w:rPr>
+            <w:noProof/>
+            <w:webHidden/>
+          </w:rPr>
+          <w:fldChar w:fldCharType="begin"/>
+        </w:r>
+        <w:r>
+          <w:rPr>
+            <w:noProof/>
+            <w:webHidden/>
+          </w:rPr>
+          <w:instrText xml:space="preserve"> PAGEREF _Toc244254485 \h </w:instrText>
+        </w:r>
+        <w:r>
+          <w:rPr>
+            <w:noProof/>
+            <w:webHidden/>
+          </w:rPr>
+        </w:r>
+        <w:r>
+          <w:rPr>
+            <w:noProof/>
+            <w:webHidden/>
+          </w:rPr>
+          <w:fldChar w:fldCharType="separate"/>
+        </w:r>
+        <w:r>
+          <w:rPr>
+            <w:noProof/>
+            <w:webHidden/>
+          </w:rPr>
+          <w:t>10</w:t>
+        </w:r>
+        <w:r>
+          <w:rPr>
+            <w:noProof/>
+            <w:webHidden/>
+          </w:rPr>
+          <w:fldChar w:fldCharType="end"/>
+        </w:r>
+      </w:hyperlink>
+    </w:p>
+    <w:p>
+      <w:pPr>
+        <w:pStyle w:val="TableofFigures"/>
+        <w:tabs>
+          <w:tab w:val="right" w:leader="dot" w:pos="9350"/>
+        </w:tabs>
+        <w:rPr>
+          <w:rFonts w:asciiTheme="minorHAnsi" w:eastAsiaTheme="minorEastAsia" w:hAnsiTheme="minorHAnsi"/>
+          <w:noProof/>
+          <w:lang w:val="en-US"/>
+        </w:rPr>
+      </w:pPr>
+      <w:hyperlink w:anchor="_Toc244254486" w:history="1">
+        <w:r>
+          <w:rPr>
+            <w:rStyle w:val="Hyperlink"/>
+            <w:noProof/>
+          </w:rPr>
+          <w:t>Figure 14</w:t>
+        </w:r>
+        <w:r>
+          <w:rPr>
+            <w:rStyle w:val="Hyperlink"/>
+            <w:noProof/>
+            <w:lang w:val="en-US"/>
+          </w:rPr>
+          <w:t>: Client Flutter</w:t>
+        </w:r>
+        <w:r>
+          <w:rPr>
+            <w:noProof/>
+            <w:webHidden/>
+          </w:rPr>
+          <w:tab/>
+        </w:r>
+        <w:r>
+          <w:rPr>
+            <w:noProof/>
+            <w:webHidden/>
+          </w:rPr>
+          <w:fldChar w:fldCharType="begin"/>
+        </w:r>
+        <w:r>
+          <w:rPr>
+            <w:noProof/>
+            <w:webHidden/>
+          </w:rPr>
+          <w:instrText xml:space="preserve"> PAGEREF _Toc244254486 \h </w:instrText>
+        </w:r>
+        <w:r>
+          <w:rPr>
+            <w:noProof/>
+            <w:webHidden/>
+          </w:rPr>
+        </w:r>
+        <w:r>
+          <w:rPr>
+            <w:noProof/>
+            <w:webHidden/>
+          </w:rPr>
+          <w:fldChar w:fldCharType="separate"/>
+        </w:r>
+        <w:r>
+          <w:rPr>
+            <w:noProof/>
+            <w:webHidden/>
+          </w:rPr>
+          <w:t>11</w:t>
+        </w:r>
+        <w:r>
+          <w:rPr>
+            <w:noProof/>
+            <w:webHidden/>
           </w:rPr>
           <w:fldChar w:fldCharType="end"/>
         </w:r>
@@ -3406,15 +3250,6 @@
         </w:rPr>
         <w:fldChar w:fldCharType="end"/>
       </w:r>
-    </w:p>
-    <w:p>
-      <w:pPr>
-        <w:rPr>
-          <w:b/>
-          <w:bCs/>
-          <w:noProof/>
-        </w:rPr>
-      </w:pPr>
     </w:p>
     <w:p/>
     <w:p>
@@ -3433,7 +3268,7 @@
           <w:numId w:val="1"/>
         </w:numPr>
       </w:pPr>
-      <w:bookmarkStart w:id="0" w:name="_Toc244253478"/>
+      <w:bookmarkStart w:id="0" w:name="_Toc244254487"/>
       <w:r>
         <w:lastRenderedPageBreak/>
         <w:t>Préparation du projet</w:t>
@@ -3494,7 +3329,7 @@
         <w:pStyle w:val="Caption"/>
         <w:jc w:val="center"/>
       </w:pPr>
-      <w:bookmarkStart w:id="1" w:name="_Toc244253504"/>
+      <w:bookmarkStart w:id="1" w:name="_Toc244254473"/>
       <w:r>
         <w:t xml:space="preserve">Figure </w:t>
       </w:r>
@@ -3529,7 +3364,7 @@
           <w:numId w:val="1"/>
         </w:numPr>
       </w:pPr>
-      <w:bookmarkStart w:id="2" w:name="_Toc244253479"/>
+      <w:bookmarkStart w:id="2" w:name="_Toc244254488"/>
       <w:r>
         <w:t>Conception et architecture</w:t>
       </w:r>
@@ -3543,7 +3378,7 @@
           <w:numId w:val="1"/>
         </w:numPr>
       </w:pPr>
-      <w:bookmarkStart w:id="3" w:name="_Toc244253480"/>
+      <w:bookmarkStart w:id="3" w:name="_Toc244254489"/>
       <w:r>
         <w:t>Diagramme de classes</w:t>
       </w:r>
@@ -3641,7 +3476,7 @@
         <w:pStyle w:val="Caption"/>
         <w:jc w:val="center"/>
       </w:pPr>
-      <w:bookmarkStart w:id="4" w:name="_Toc244253505"/>
+      <w:bookmarkStart w:id="4" w:name="_Toc244254474"/>
       <w:r>
         <w:t xml:space="preserve">Figure </w:t>
       </w:r>
@@ -3677,7 +3512,7 @@
           <w:numId w:val="1"/>
         </w:numPr>
       </w:pPr>
-      <w:bookmarkStart w:id="5" w:name="_Toc244253481"/>
+      <w:bookmarkStart w:id="5" w:name="_Toc244254490"/>
       <w:r>
         <w:lastRenderedPageBreak/>
         <w:t>Schéma d’architecture de projet</w:t>
@@ -3686,12 +3521,60 @@
     </w:p>
     <w:p>
       <w:r>
-        <w:t>Le projet repose sur deux microservices, account-service pour la gestion des comptes et transaction-service pour les transactions. Chacun possède sa propre base de données et expose ses fonctionnalités via REST, GraphQL et MCP. Leur communication utilise OpenFeign avec Resilience4j pour gérer les pannes.</w:t>
+        <w:t xml:space="preserve">Le projet repose sur deux </w:t>
+      </w:r>
+      <w:proofErr w:type="spellStart"/>
+      <w:r>
+        <w:t>microservices</w:t>
+      </w:r>
+      <w:proofErr w:type="spellEnd"/>
+      <w:r>
+        <w:t xml:space="preserve">, </w:t>
+      </w:r>
+      <w:proofErr w:type="spellStart"/>
+      <w:r>
+        <w:t>account</w:t>
+      </w:r>
+      <w:proofErr w:type="spellEnd"/>
+      <w:r>
+        <w:t xml:space="preserve">-service pour la gestion des comptes et transaction-service pour les transactions. Chacun possède sa propre base de données et expose ses fonctionnalités via REST, </w:t>
+      </w:r>
+      <w:proofErr w:type="spellStart"/>
+      <w:r>
+        <w:t>GraphQL</w:t>
+      </w:r>
+      <w:proofErr w:type="spellEnd"/>
+      <w:r>
+        <w:t xml:space="preserve"> et MCP. Leur communication utilise </w:t>
+      </w:r>
+      <w:proofErr w:type="spellStart"/>
+      <w:r>
+        <w:t>OpenFeign</w:t>
+      </w:r>
+      <w:proofErr w:type="spellEnd"/>
+      <w:r>
+        <w:t xml:space="preserve"> avec Resilience4j pour gérer les pannes.</w:t>
       </w:r>
     </w:p>
     <w:p>
       <w:r>
-        <w:t>L’accès web passe par une gateway, avec une authentification assurée par Keycloak. Un assistant Spring AI permet également d’interroger les données depuis le web, Telegram et Discord. Kafka transmet les événements au module de détection de fraude, tandis que Docker Compose permet l’exécution locale des composants.</w:t>
+        <w:t xml:space="preserve">L’accès web passe par une </w:t>
+      </w:r>
+      <w:proofErr w:type="spellStart"/>
+      <w:r>
+        <w:t>gateway</w:t>
+      </w:r>
+      <w:proofErr w:type="spellEnd"/>
+      <w:r>
+        <w:t xml:space="preserve">, avec une authentification assurée par </w:t>
+      </w:r>
+      <w:proofErr w:type="spellStart"/>
+      <w:r>
+        <w:t>Keycloak</w:t>
+      </w:r>
+      <w:proofErr w:type="spellEnd"/>
+      <w:r>
+        <w:t>. Un assistant Spring AI permet également d’interroger les données depuis le web, Telegram et Discord. Kafka transmet les événements au module de détection de fraude, tandis que Docker Compose permet l’exécution locale des composants.</w:t>
       </w:r>
     </w:p>
     <w:p>
@@ -3781,7 +3664,7 @@
         <w:pStyle w:val="Caption"/>
         <w:jc w:val="center"/>
       </w:pPr>
-      <w:bookmarkStart w:id="6" w:name="_Toc244253506"/>
+      <w:bookmarkStart w:id="6" w:name="_Toc244254475"/>
       <w:r>
         <w:t xml:space="preserve">Figure </w:t>
       </w:r>
@@ -3816,7 +3699,7 @@
           <w:numId w:val="1"/>
         </w:numPr>
       </w:pPr>
-      <w:bookmarkStart w:id="7" w:name="_Toc244253482"/>
+      <w:bookmarkStart w:id="7" w:name="_Toc244254491"/>
       <w:r>
         <w:t>Développement des micro-services fonctionnels</w:t>
       </w:r>
@@ -3830,7 +3713,7 @@
           <w:numId w:val="1"/>
         </w:numPr>
       </w:pPr>
-      <w:bookmarkStart w:id="8" w:name="_Toc244253483"/>
+      <w:bookmarkStart w:id="8" w:name="_Toc244254492"/>
       <w:r>
         <w:t>Account-Service</w:t>
       </w:r>
@@ -3838,7 +3721,39 @@
     </w:p>
     <w:p>
       <w:r>
-        <w:t>Le microservice Account-Service comprend une entité Account, un repository étendant JpaRepository et un contrôleur REST proposant trois méthodes : findAll, findById et save. Les UUID sont attribués manuellement, sans utiliser @GeneratedValue, afin de connaître les identifiants à l’avance et de faciliter les tests et le débogage.</w:t>
+        <w:t xml:space="preserve">Le microservice Account-Service comprend une entité Account, un repository étendant </w:t>
+      </w:r>
+      <w:proofErr w:type="spellStart"/>
+      <w:r>
+        <w:t>JpaRepository</w:t>
+      </w:r>
+      <w:proofErr w:type="spellEnd"/>
+      <w:r>
+        <w:t xml:space="preserve"> et un contrôleur REST proposant trois méthodes : </w:t>
+      </w:r>
+      <w:proofErr w:type="spellStart"/>
+      <w:r>
+        <w:t>findAll</w:t>
+      </w:r>
+      <w:proofErr w:type="spellEnd"/>
+      <w:r>
+        <w:t xml:space="preserve">, </w:t>
+      </w:r>
+      <w:proofErr w:type="spellStart"/>
+      <w:r>
+        <w:t>findById</w:t>
+      </w:r>
+      <w:proofErr w:type="spellEnd"/>
+      <w:r>
+        <w:t xml:space="preserve"> et </w:t>
+      </w:r>
+      <w:proofErr w:type="spellStart"/>
+      <w:r>
+        <w:t>save</w:t>
+      </w:r>
+      <w:proofErr w:type="spellEnd"/>
+      <w:r>
+        <w:t>. Les UUID sont attribués manuellement, sans utiliser @GeneratedValue, afin de connaître les identifiants à l’avance et de faciliter les tests et le débogage.</w:t>
       </w:r>
     </w:p>
     <w:p>
@@ -3890,7 +3805,7 @@
         <w:pStyle w:val="Caption"/>
         <w:jc w:val="center"/>
       </w:pPr>
-      <w:bookmarkStart w:id="9" w:name="_Toc244253507"/>
+      <w:bookmarkStart w:id="9" w:name="_Toc244254476"/>
       <w:r>
         <w:t xml:space="preserve">Figure </w:t>
       </w:r>
@@ -3916,7 +3831,21 @@
         <w:rPr>
           <w:lang w:val="en-US"/>
         </w:rPr>
-        <w:t>: Requete GET Accounts</w:t>
+        <w:t xml:space="preserve">: </w:t>
+      </w:r>
+      <w:proofErr w:type="spellStart"/>
+      <w:r>
+        <w:rPr>
+          <w:lang w:val="en-US"/>
+        </w:rPr>
+        <w:t>Requete</w:t>
+      </w:r>
+      <w:proofErr w:type="spellEnd"/>
+      <w:r>
+        <w:rPr>
+          <w:lang w:val="en-US"/>
+        </w:rPr>
+        <w:t xml:space="preserve"> GET Accounts</w:t>
       </w:r>
       <w:bookmarkEnd w:id="9"/>
     </w:p>
@@ -3928,7 +3857,7 @@
           <w:numId w:val="1"/>
         </w:numPr>
       </w:pPr>
-      <w:bookmarkStart w:id="10" w:name="_Toc244253484"/>
+      <w:bookmarkStart w:id="10" w:name="_Toc244254493"/>
       <w:r>
         <w:t>Transaction-Service</w:t>
       </w:r>
@@ -3944,8 +3873,135 @@
         <w:rPr>
           <w:lang w:val="en-US"/>
         </w:rPr>
-        <w:t xml:space="preserve">Le microservice Transaction-Service reprend la même structure qu’Account-Service, avec une entité Transaction, un repository étendant JpaRepository et un contrôleur REST. Il ne dispose cependant pas encore d’un accès aux </w:t>
-      </w:r>
+        <w:t xml:space="preserve">Le microservice Transaction-Service </w:t>
+      </w:r>
+      <w:proofErr w:type="spellStart"/>
+      <w:r>
+        <w:rPr>
+          <w:lang w:val="en-US"/>
+        </w:rPr>
+        <w:t>reprend</w:t>
+      </w:r>
+      <w:proofErr w:type="spellEnd"/>
+      <w:r>
+        <w:rPr>
+          <w:lang w:val="en-US"/>
+        </w:rPr>
+        <w:t xml:space="preserve"> la même structure </w:t>
+      </w:r>
+      <w:proofErr w:type="spellStart"/>
+      <w:r>
+        <w:rPr>
+          <w:lang w:val="en-US"/>
+        </w:rPr>
+        <w:t>qu’Account</w:t>
+      </w:r>
+      <w:proofErr w:type="spellEnd"/>
+      <w:r>
+        <w:rPr>
+          <w:lang w:val="en-US"/>
+        </w:rPr>
+        <w:t xml:space="preserve">-Service, avec </w:t>
+      </w:r>
+      <w:proofErr w:type="spellStart"/>
+      <w:r>
+        <w:rPr>
+          <w:lang w:val="en-US"/>
+        </w:rPr>
+        <w:t>une</w:t>
+      </w:r>
+      <w:proofErr w:type="spellEnd"/>
+      <w:r>
+        <w:rPr>
+          <w:lang w:val="en-US"/>
+        </w:rPr>
+        <w:t xml:space="preserve"> </w:t>
+      </w:r>
+      <w:proofErr w:type="spellStart"/>
+      <w:r>
+        <w:rPr>
+          <w:lang w:val="en-US"/>
+        </w:rPr>
+        <w:t>entité</w:t>
+      </w:r>
+      <w:proofErr w:type="spellEnd"/>
+      <w:r>
+        <w:rPr>
+          <w:lang w:val="en-US"/>
+        </w:rPr>
+        <w:t xml:space="preserve"> Transaction, un repository </w:t>
+      </w:r>
+      <w:proofErr w:type="spellStart"/>
+      <w:r>
+        <w:rPr>
+          <w:lang w:val="en-US"/>
+        </w:rPr>
+        <w:t>étendant</w:t>
+      </w:r>
+      <w:proofErr w:type="spellEnd"/>
+      <w:r>
+        <w:rPr>
+          <w:lang w:val="en-US"/>
+        </w:rPr>
+        <w:t xml:space="preserve"> </w:t>
+      </w:r>
+      <w:proofErr w:type="spellStart"/>
+      <w:r>
+        <w:rPr>
+          <w:lang w:val="en-US"/>
+        </w:rPr>
+        <w:t>JpaRepository</w:t>
+      </w:r>
+      <w:proofErr w:type="spellEnd"/>
+      <w:r>
+        <w:rPr>
+          <w:lang w:val="en-US"/>
+        </w:rPr>
+        <w:t xml:space="preserve"> et un </w:t>
+      </w:r>
+      <w:proofErr w:type="spellStart"/>
+      <w:r>
+        <w:rPr>
+          <w:lang w:val="en-US"/>
+        </w:rPr>
+        <w:t>contrôleur</w:t>
+      </w:r>
+      <w:proofErr w:type="spellEnd"/>
+      <w:r>
+        <w:rPr>
+          <w:lang w:val="en-US"/>
+        </w:rPr>
+        <w:t xml:space="preserve"> REST. Il ne dispose </w:t>
+      </w:r>
+      <w:proofErr w:type="spellStart"/>
+      <w:r>
+        <w:rPr>
+          <w:lang w:val="en-US"/>
+        </w:rPr>
+        <w:t>cependant</w:t>
+      </w:r>
+      <w:proofErr w:type="spellEnd"/>
+      <w:r>
+        <w:rPr>
+          <w:lang w:val="en-US"/>
+        </w:rPr>
+        <w:t xml:space="preserve"> pas encore d’un </w:t>
+      </w:r>
+      <w:proofErr w:type="spellStart"/>
+      <w:r>
+        <w:rPr>
+          <w:lang w:val="en-US"/>
+        </w:rPr>
+        <w:t>accès</w:t>
+      </w:r>
+      <w:proofErr w:type="spellEnd"/>
+      <w:r>
+        <w:rPr>
+          <w:lang w:val="en-US"/>
+        </w:rPr>
+        <w:t xml:space="preserve"> aux </w:t>
+      </w:r>
+      <w:proofErr w:type="spellStart"/>
       <w:proofErr w:type="gramStart"/>
       <w:r>
         <w:rPr>
@@ -3953,12 +4009,83 @@
         </w:rPr>
         <w:t>informations</w:t>
       </w:r>
+      <w:proofErr w:type="spellEnd"/>
       <w:proofErr w:type="gramEnd"/>
       <w:r>
         <w:rPr>
           <w:lang w:val="en-US"/>
         </w:rPr>
-        <w:t xml:space="preserve"> des comptes. Cette communication sera mise en place dans le chapitre suivant à l’aide d’OpenFeign.</w:t>
+        <w:t xml:space="preserve"> des </w:t>
+      </w:r>
+      <w:proofErr w:type="spellStart"/>
+      <w:r>
+        <w:rPr>
+          <w:lang w:val="en-US"/>
+        </w:rPr>
+        <w:t>comptes</w:t>
+      </w:r>
+      <w:proofErr w:type="spellEnd"/>
+      <w:r>
+        <w:rPr>
+          <w:lang w:val="en-US"/>
+        </w:rPr>
+        <w:t xml:space="preserve">. Cette communication sera mise en place dans le </w:t>
+      </w:r>
+      <w:proofErr w:type="spellStart"/>
+      <w:r>
+        <w:rPr>
+          <w:lang w:val="en-US"/>
+        </w:rPr>
+        <w:t>chapitre</w:t>
+      </w:r>
+      <w:proofErr w:type="spellEnd"/>
+      <w:r>
+        <w:rPr>
+          <w:lang w:val="en-US"/>
+        </w:rPr>
+        <w:t xml:space="preserve"> </w:t>
+      </w:r>
+      <w:proofErr w:type="spellStart"/>
+      <w:r>
+        <w:rPr>
+          <w:lang w:val="en-US"/>
+        </w:rPr>
+        <w:t>suivant</w:t>
+      </w:r>
+      <w:proofErr w:type="spellEnd"/>
+      <w:r>
+        <w:rPr>
+          <w:lang w:val="en-US"/>
+        </w:rPr>
+        <w:t xml:space="preserve"> à </w:t>
+      </w:r>
+      <w:proofErr w:type="spellStart"/>
+      <w:r>
+        <w:rPr>
+          <w:lang w:val="en-US"/>
+        </w:rPr>
+        <w:t>l’aide</w:t>
+      </w:r>
+      <w:proofErr w:type="spellEnd"/>
+      <w:r>
+        <w:rPr>
+          <w:lang w:val="en-US"/>
+        </w:rPr>
+        <w:t xml:space="preserve"> </w:t>
+      </w:r>
+      <w:proofErr w:type="spellStart"/>
+      <w:r>
+        <w:rPr>
+          <w:lang w:val="en-US"/>
+        </w:rPr>
+        <w:t>d’OpenFeign</w:t>
+      </w:r>
+      <w:proofErr w:type="spellEnd"/>
+      <w:r>
+        <w:rPr>
+          <w:lang w:val="en-US"/>
+        </w:rPr>
+        <w:t>.</w:t>
       </w:r>
     </w:p>
     <w:p>
@@ -4012,7 +4139,7 @@
           <w:lang w:val="en-US"/>
         </w:rPr>
       </w:pPr>
-      <w:bookmarkStart w:id="11" w:name="_Toc244253508"/>
+      <w:bookmarkStart w:id="11" w:name="_Toc244254477"/>
       <w:r>
         <w:t xml:space="preserve">Figure </w:t>
       </w:r>
@@ -4038,7 +4165,21 @@
         <w:rPr>
           <w:lang w:val="en-US"/>
         </w:rPr>
-        <w:t>: Requete GET Transactions</w:t>
+        <w:t xml:space="preserve">: </w:t>
+      </w:r>
+      <w:proofErr w:type="spellStart"/>
+      <w:r>
+        <w:rPr>
+          <w:lang w:val="en-US"/>
+        </w:rPr>
+        <w:t>Requete</w:t>
+      </w:r>
+      <w:proofErr w:type="spellEnd"/>
+      <w:r>
+        <w:rPr>
+          <w:lang w:val="en-US"/>
+        </w:rPr>
+        <w:t xml:space="preserve"> GET Transactions</w:t>
       </w:r>
       <w:bookmarkEnd w:id="11"/>
     </w:p>
@@ -4057,10 +4198,15 @@
           <w:numId w:val="1"/>
         </w:numPr>
       </w:pPr>
-      <w:bookmarkStart w:id="12" w:name="_Toc244253485"/>
+      <w:bookmarkStart w:id="12" w:name="_Toc244254494"/>
+      <w:proofErr w:type="spellStart"/>
       <w:r>
         <w:lastRenderedPageBreak/>
-        <w:t>OpenFeign et Resilience4J</w:t>
+        <w:t>OpenFeign</w:t>
+      </w:r>
+      <w:proofErr w:type="spellEnd"/>
+      <w:r>
+        <w:t xml:space="preserve"> et Resilience4J</w:t>
       </w:r>
       <w:bookmarkEnd w:id="12"/>
     </w:p>
@@ -4072,20 +4218,59 @@
           <w:numId w:val="1"/>
         </w:numPr>
       </w:pPr>
-      <w:bookmarkStart w:id="13" w:name="_Toc244253486"/>
+      <w:bookmarkStart w:id="13" w:name="_Toc244254495"/>
+      <w:proofErr w:type="spellStart"/>
       <w:r>
         <w:t>OpenFeign</w:t>
       </w:r>
       <w:bookmarkEnd w:id="13"/>
+      <w:proofErr w:type="spellEnd"/>
     </w:p>
     <w:p>
-      <w:r>
-        <w:t>OpenFeign simplifie la communication entre microservices grâce à une interface Java annotée avec @FeignClient. Les méthodes de cette interface décrivent les routes REST à appeler. Spring génère ensuite le client HTTP et transforme les réponses reçues en objets Java.</w:t>
+      <w:proofErr w:type="spellStart"/>
+      <w:r>
+        <w:t>OpenFeign</w:t>
+      </w:r>
+      <w:proofErr w:type="spellEnd"/>
+      <w:r>
+        <w:t xml:space="preserve"> simplifie la communication entre </w:t>
+      </w:r>
+      <w:proofErr w:type="spellStart"/>
+      <w:r>
+        <w:t>microservices</w:t>
+      </w:r>
+      <w:proofErr w:type="spellEnd"/>
+      <w:r>
+        <w:t xml:space="preserve"> grâce à une interface Java annotée avec @FeignClient. Les méthodes de cette interface décrivent les routes REST à appeler. Spring génère ensuite le client HTTP et transforme les réponses reçues en objets Java.</w:t>
       </w:r>
     </w:p>
     <w:p>
       <w:r>
-        <w:t>Dans Transaction-Service, nous avons créé l’interface AccountRestClient pour consulter Account-Service à partir de l’identifiant d’un compte. Ce client est injecté dans TransactionService pour compléter les transactions avec les informations du compte lors des consultations. Avant l’enregistrement, ces informations permettent de vérifier que le compte est accessible, actif et utilise la même devise que la transaction. Un fallback est également déclaré pour gérer l’indisponibilité d’Account-Service.</w:t>
+        <w:t xml:space="preserve">Dans Transaction-Service, nous avons créé l’interface </w:t>
+      </w:r>
+      <w:proofErr w:type="spellStart"/>
+      <w:r>
+        <w:t>AccountRestClient</w:t>
+      </w:r>
+      <w:proofErr w:type="spellEnd"/>
+      <w:r>
+        <w:t xml:space="preserve"> pour consulter Account-Service à partir de l’identifiant d’un compte. Ce client est injecté dans </w:t>
+      </w:r>
+      <w:proofErr w:type="spellStart"/>
+      <w:r>
+        <w:t>TransactionService</w:t>
+      </w:r>
+      <w:proofErr w:type="spellEnd"/>
+      <w:r>
+        <w:t xml:space="preserve"> pour compléter les transactions avec les informations du compte lors des consultations. Avant l’enregistrement, ces informations permettent de vérifier que le compte est accessible, actif et utilise la même devise que la transaction. Un </w:t>
+      </w:r>
+      <w:proofErr w:type="spellStart"/>
+      <w:r>
+        <w:t>fallback</w:t>
+      </w:r>
+      <w:proofErr w:type="spellEnd"/>
+      <w:r>
+        <w:t xml:space="preserve"> est également déclaré pour gérer l’indisponibilité d’Account-Service.</w:t>
       </w:r>
     </w:p>
     <w:p>
@@ -4137,7 +4322,7 @@
         <w:pStyle w:val="Caption"/>
         <w:jc w:val="center"/>
       </w:pPr>
-      <w:bookmarkStart w:id="14" w:name="_Toc244253509"/>
+      <w:bookmarkStart w:id="14" w:name="_Toc244254478"/>
       <w:r>
         <w:t xml:space="preserve">Figure </w:t>
       </w:r>
@@ -4163,9 +4348,31 @@
         <w:rPr>
           <w:lang w:val="en-US"/>
         </w:rPr>
-        <w:t>: Informations accounts visible avec OpenFeign</w:t>
+        <w:t xml:space="preserve">: </w:t>
+      </w:r>
+      <w:proofErr w:type="spellStart"/>
+      <w:r>
+        <w:rPr>
+          <w:lang w:val="en-US"/>
+        </w:rPr>
+        <w:t>Informations</w:t>
+      </w:r>
+      <w:proofErr w:type="spellEnd"/>
+      <w:r>
+        <w:rPr>
+          <w:lang w:val="en-US"/>
+        </w:rPr>
+        <w:t xml:space="preserve"> accounts visible avec </w:t>
+      </w:r>
+      <w:proofErr w:type="spellStart"/>
+      <w:r>
+        <w:rPr>
+          <w:lang w:val="en-US"/>
+        </w:rPr>
+        <w:t>OpenFeign</w:t>
       </w:r>
       <w:bookmarkEnd w:id="14"/>
+      <w:proofErr w:type="spellEnd"/>
     </w:p>
     <w:p>
       <w:pPr>
@@ -4175,7 +4382,7 @@
           <w:numId w:val="1"/>
         </w:numPr>
       </w:pPr>
-      <w:bookmarkStart w:id="15" w:name="_Toc244253487"/>
+      <w:bookmarkStart w:id="15" w:name="_Toc244254496"/>
       <w:r>
         <w:t>Resilience4J</w:t>
       </w:r>
@@ -4183,11 +4390,40 @@
     </w:p>
     <w:p>
       <w:r>
-        <w:t xml:space="preserve">La tolérance aux pannes est assurée par Resilience4J, intégré au client OpenFeign. Lorsque account-service est indisponible, un fallback permet de consulter les transactions avec </w:t>
-      </w:r>
+        <w:t xml:space="preserve">La tolérance aux pannes est assurée par Resilience4J, intégré au client </w:t>
+      </w:r>
+      <w:proofErr w:type="spellStart"/>
+      <w:r>
+        <w:t>OpenFeign</w:t>
+      </w:r>
+      <w:proofErr w:type="spellEnd"/>
+      <w:r>
+        <w:t xml:space="preserve">. Lorsque </w:t>
+      </w:r>
+      <w:proofErr w:type="spellStart"/>
+      <w:r>
+        <w:t>account</w:t>
+      </w:r>
+      <w:proofErr w:type="spellEnd"/>
+      <w:r>
+        <w:t xml:space="preserve">-service est indisponible, un </w:t>
+      </w:r>
+      <w:proofErr w:type="spellStart"/>
+      <w:r>
+        <w:t>fallback</w:t>
+      </w:r>
+      <w:proofErr w:type="spellEnd"/>
+      <w:r>
+        <w:t xml:space="preserve"> permet de consulter les transactions avec </w:t>
+      </w:r>
+      <w:proofErr w:type="spellStart"/>
       <w:proofErr w:type="gramStart"/>
       <w:r>
-        <w:t>account:</w:t>
+        <w:t>account</w:t>
+      </w:r>
+      <w:proofErr w:type="spellEnd"/>
+      <w:r>
+        <w:t>:</w:t>
       </w:r>
       <w:proofErr w:type="gramEnd"/>
       <w:r>
@@ -4252,7 +4488,7 @@
         <w:pStyle w:val="Caption"/>
         <w:jc w:val="center"/>
       </w:pPr>
-      <w:bookmarkStart w:id="16" w:name="_Toc244253510"/>
+      <w:bookmarkStart w:id="16" w:name="_Toc244254479"/>
       <w:r>
         <w:t xml:space="preserve">Figure </w:t>
       </w:r>
@@ -4284,7 +4520,21 @@
         <w:rPr>
           <w:lang w:val="en-US"/>
         </w:rPr>
-        <w:t xml:space="preserve"> Consultation des transactions avec les détails du compte</w:t>
+        <w:t xml:space="preserve"> Consultation des transactions avec les </w:t>
+      </w:r>
+      <w:proofErr w:type="spellStart"/>
+      <w:r>
+        <w:rPr>
+          <w:lang w:val="en-US"/>
+        </w:rPr>
+        <w:t>détails</w:t>
+      </w:r>
+      <w:proofErr w:type="spellEnd"/>
+      <w:r>
+        <w:rPr>
+          <w:lang w:val="en-US"/>
+        </w:rPr>
+        <w:t xml:space="preserve"> du compte</w:t>
       </w:r>
       <w:bookmarkEnd w:id="16"/>
     </w:p>
@@ -4345,7 +4595,7 @@
         <w:pStyle w:val="Caption"/>
         <w:jc w:val="center"/>
       </w:pPr>
-      <w:bookmarkStart w:id="17" w:name="_Toc244253511"/>
+      <w:bookmarkStart w:id="17" w:name="_Toc244254480"/>
       <w:r>
         <w:t xml:space="preserve">Figure </w:t>
       </w:r>
@@ -4377,7 +4627,21 @@
         <w:rPr>
           <w:lang w:val="en-US"/>
         </w:rPr>
-        <w:t>Fallback : transactions accessibles malgré la pann</w:t>
+        <w:t xml:space="preserve">Fallback : transactions </w:t>
+      </w:r>
+      <w:proofErr w:type="spellStart"/>
+      <w:r>
+        <w:rPr>
+          <w:lang w:val="en-US"/>
+        </w:rPr>
+        <w:t>accessibles</w:t>
+      </w:r>
+      <w:proofErr w:type="spellEnd"/>
+      <w:r>
+        <w:rPr>
+          <w:lang w:val="en-US"/>
+        </w:rPr>
+        <w:t xml:space="preserve"> malgré la pann</w:t>
       </w:r>
       <w:r>
         <w:rPr>
@@ -4435,7 +4699,7 @@
         <w:pStyle w:val="Caption"/>
         <w:jc w:val="center"/>
       </w:pPr>
-      <w:bookmarkStart w:id="18" w:name="_Toc244253512"/>
+      <w:bookmarkStart w:id="18" w:name="_Toc244254481"/>
       <w:r>
         <w:t xml:space="preserve">Figure </w:t>
       </w:r>
@@ -4467,7 +4731,35 @@
         <w:rPr>
           <w:lang w:val="en-US"/>
         </w:rPr>
-        <w:t xml:space="preserve"> Création refusée pendant la pann</w:t>
+        <w:t xml:space="preserve"> </w:t>
+      </w:r>
+      <w:proofErr w:type="spellStart"/>
+      <w:r>
+        <w:rPr>
+          <w:lang w:val="en-US"/>
+        </w:rPr>
+        <w:t>Création</w:t>
+      </w:r>
+      <w:proofErr w:type="spellEnd"/>
+      <w:r>
+        <w:rPr>
+          <w:lang w:val="en-US"/>
+        </w:rPr>
+        <w:t xml:space="preserve"> </w:t>
+      </w:r>
+      <w:proofErr w:type="spellStart"/>
+      <w:r>
+        <w:rPr>
+          <w:lang w:val="en-US"/>
+        </w:rPr>
+        <w:t>refusée</w:t>
+      </w:r>
+      <w:proofErr w:type="spellEnd"/>
+      <w:r>
+        <w:rPr>
+          <w:lang w:val="en-US"/>
+        </w:rPr>
+        <w:t xml:space="preserve"> pendant la pann</w:t>
       </w:r>
       <w:r>
         <w:rPr>
@@ -4492,7 +4784,7 @@
         </w:numPr>
         <w:spacing w:after="0"/>
       </w:pPr>
-      <w:bookmarkStart w:id="19" w:name="_Toc244253488"/>
+      <w:bookmarkStart w:id="19" w:name="_Toc244254497"/>
       <w:r>
         <w:lastRenderedPageBreak/>
         <w:t>Les micro-services techniques</w:t>
@@ -4507,7 +4799,7 @@
           <w:numId w:val="1"/>
         </w:numPr>
       </w:pPr>
-      <w:bookmarkStart w:id="20" w:name="_Toc244253489"/>
+      <w:bookmarkStart w:id="20" w:name="_Toc244254498"/>
       <w:r>
         <w:t>Spring Cloud Gateway</w:t>
       </w:r>
@@ -4518,7 +4810,15 @@
         <w:spacing w:after="0"/>
       </w:pPr>
       <w:r>
-        <w:t>Spring Cloud Gateway sert de point d’entrée unique vers les microservices de notre plateforme bancaire. Il reçoit les requêtes des clients et les redirige vers le service concerné selon les routes configurées. Par exemple, une requête de consultation des comptes est dirigée vers Account-Service, tandis qu’une requête de consultation des transactions est dirigée vers Transaction-Service. Les clients peuvent ainsi accéder aux différents services à travers une même adresse.</w:t>
+        <w:t xml:space="preserve">Spring Cloud Gateway sert de point d’entrée unique vers les </w:t>
+      </w:r>
+      <w:proofErr w:type="spellStart"/>
+      <w:r>
+        <w:t>microservices</w:t>
+      </w:r>
+      <w:proofErr w:type="spellEnd"/>
+      <w:r>
+        <w:t xml:space="preserve"> de notre plateforme bancaire. Il reçoit les requêtes des clients et les redirige vers le service concerné selon les routes configurées. Par exemple, une requête de consultation des comptes est dirigée vers Account-Service, tandis qu’une requête de consultation des transactions est dirigée vers Transaction-Service. Les clients peuvent ainsi accéder aux différents services à travers une même adresse.</w:t>
       </w:r>
     </w:p>
     <w:p>
@@ -4579,7 +4879,7 @@
         <w:pStyle w:val="Caption"/>
         <w:jc w:val="center"/>
       </w:pPr>
-      <w:bookmarkStart w:id="21" w:name="_Toc244253513"/>
+      <w:bookmarkStart w:id="21" w:name="_Toc244254482"/>
       <w:r>
         <w:t xml:space="preserve">Figure </w:t>
       </w:r>
@@ -4617,7 +4917,7 @@
           <w:numId w:val="1"/>
         </w:numPr>
       </w:pPr>
-      <w:bookmarkStart w:id="22" w:name="_Toc244253490"/>
+      <w:bookmarkStart w:id="22" w:name="_Toc244254499"/>
       <w:r>
         <w:t>Eureka Discovery Service</w:t>
       </w:r>
@@ -4634,8 +4934,163 @@
         <w:rPr>
           <w:lang w:val="en-US"/>
         </w:rPr>
-        <w:t xml:space="preserve">Eureka Discovery Service permet aux microservices de se découvrir sans connaître directement leurs adresses et leurs ports. Chaque service s’enregistre auprès du serveur Eureka avec son nom et ses </w:t>
-      </w:r>
+        <w:t xml:space="preserve">Eureka Discovery Service </w:t>
+      </w:r>
+      <w:proofErr w:type="spellStart"/>
+      <w:r>
+        <w:rPr>
+          <w:lang w:val="en-US"/>
+        </w:rPr>
+        <w:t>permet</w:t>
+      </w:r>
+      <w:proofErr w:type="spellEnd"/>
+      <w:r>
+        <w:rPr>
+          <w:lang w:val="en-US"/>
+        </w:rPr>
+        <w:t xml:space="preserve"> aux microservices de se </w:t>
+      </w:r>
+      <w:proofErr w:type="spellStart"/>
+      <w:r>
+        <w:rPr>
+          <w:lang w:val="en-US"/>
+        </w:rPr>
+        <w:t>découvrir</w:t>
+      </w:r>
+      <w:proofErr w:type="spellEnd"/>
+      <w:r>
+        <w:rPr>
+          <w:lang w:val="en-US"/>
+        </w:rPr>
+        <w:t xml:space="preserve"> sans </w:t>
+      </w:r>
+      <w:proofErr w:type="spellStart"/>
+      <w:r>
+        <w:rPr>
+          <w:lang w:val="en-US"/>
+        </w:rPr>
+        <w:t>connaître</w:t>
+      </w:r>
+      <w:proofErr w:type="spellEnd"/>
+      <w:r>
+        <w:rPr>
+          <w:lang w:val="en-US"/>
+        </w:rPr>
+        <w:t xml:space="preserve"> </w:t>
+      </w:r>
+      <w:proofErr w:type="spellStart"/>
+      <w:r>
+        <w:rPr>
+          <w:lang w:val="en-US"/>
+        </w:rPr>
+        <w:t>directement</w:t>
+      </w:r>
+      <w:proofErr w:type="spellEnd"/>
+      <w:r>
+        <w:rPr>
+          <w:lang w:val="en-US"/>
+        </w:rPr>
+        <w:t xml:space="preserve"> </w:t>
+      </w:r>
+      <w:proofErr w:type="spellStart"/>
+      <w:r>
+        <w:rPr>
+          <w:lang w:val="en-US"/>
+        </w:rPr>
+        <w:t>leurs</w:t>
+      </w:r>
+      <w:proofErr w:type="spellEnd"/>
+      <w:r>
+        <w:rPr>
+          <w:lang w:val="en-US"/>
+        </w:rPr>
+        <w:t xml:space="preserve"> </w:t>
+      </w:r>
+      <w:proofErr w:type="spellStart"/>
+      <w:r>
+        <w:rPr>
+          <w:lang w:val="en-US"/>
+        </w:rPr>
+        <w:t>adresses</w:t>
+      </w:r>
+      <w:proofErr w:type="spellEnd"/>
+      <w:r>
+        <w:rPr>
+          <w:lang w:val="en-US"/>
+        </w:rPr>
+        <w:t xml:space="preserve"> et </w:t>
+      </w:r>
+      <w:proofErr w:type="spellStart"/>
+      <w:r>
+        <w:rPr>
+          <w:lang w:val="en-US"/>
+        </w:rPr>
+        <w:t>leurs</w:t>
+      </w:r>
+      <w:proofErr w:type="spellEnd"/>
+      <w:r>
+        <w:rPr>
+          <w:lang w:val="en-US"/>
+        </w:rPr>
+        <w:t xml:space="preserve"> ports. </w:t>
+      </w:r>
+      <w:proofErr w:type="spellStart"/>
+      <w:r>
+        <w:rPr>
+          <w:lang w:val="en-US"/>
+        </w:rPr>
+        <w:t>Chaque</w:t>
+      </w:r>
+      <w:proofErr w:type="spellEnd"/>
+      <w:r>
+        <w:rPr>
+          <w:lang w:val="en-US"/>
+        </w:rPr>
+        <w:t xml:space="preserve"> service </w:t>
+      </w:r>
+      <w:proofErr w:type="spellStart"/>
+      <w:r>
+        <w:rPr>
+          <w:lang w:val="en-US"/>
+        </w:rPr>
+        <w:t>s’enregistre</w:t>
+      </w:r>
+      <w:proofErr w:type="spellEnd"/>
+      <w:r>
+        <w:rPr>
+          <w:lang w:val="en-US"/>
+        </w:rPr>
+        <w:t xml:space="preserve"> </w:t>
+      </w:r>
+      <w:proofErr w:type="spellStart"/>
+      <w:r>
+        <w:rPr>
+          <w:lang w:val="en-US"/>
+        </w:rPr>
+        <w:t>auprès</w:t>
+      </w:r>
+      <w:proofErr w:type="spellEnd"/>
+      <w:r>
+        <w:rPr>
+          <w:lang w:val="en-US"/>
+        </w:rPr>
+        <w:t xml:space="preserve"> du serveur Eureka avec son nom et </w:t>
+      </w:r>
+      <w:proofErr w:type="spellStart"/>
+      <w:r>
+        <w:rPr>
+          <w:lang w:val="en-US"/>
+        </w:rPr>
+        <w:t>ses</w:t>
+      </w:r>
+      <w:proofErr w:type="spellEnd"/>
+      <w:r>
+        <w:rPr>
+          <w:lang w:val="en-US"/>
+        </w:rPr>
+        <w:t xml:space="preserve"> </w:t>
+      </w:r>
+      <w:proofErr w:type="spellStart"/>
       <w:proofErr w:type="gramStart"/>
       <w:r>
         <w:rPr>
@@ -4643,12 +5098,279 @@
         </w:rPr>
         <w:t>informations</w:t>
       </w:r>
+      <w:proofErr w:type="spellEnd"/>
       <w:proofErr w:type="gramEnd"/>
       <w:r>
         <w:rPr>
           <w:lang w:val="en-US"/>
         </w:rPr>
-        <w:t xml:space="preserve"> de connexion. Les autres composants peuvent ensuite retrouver ce service à partir de son nom. Dans notre plateforme, ce mécanisme permet notamment à OpenFeign de retrouver Account-Service lors des appels effectués depuis Transaction-Service.</w:t>
+        <w:t xml:space="preserve"> de </w:t>
+      </w:r>
+      <w:proofErr w:type="spellStart"/>
+      <w:r>
+        <w:rPr>
+          <w:lang w:val="en-US"/>
+        </w:rPr>
+        <w:t>connexion</w:t>
+      </w:r>
+      <w:proofErr w:type="spellEnd"/>
+      <w:r>
+        <w:rPr>
+          <w:lang w:val="en-US"/>
+        </w:rPr>
+        <w:t xml:space="preserve">. Les </w:t>
+      </w:r>
+      <w:proofErr w:type="spellStart"/>
+      <w:r>
+        <w:rPr>
+          <w:lang w:val="en-US"/>
+        </w:rPr>
+        <w:t>autres</w:t>
+      </w:r>
+      <w:proofErr w:type="spellEnd"/>
+      <w:r>
+        <w:rPr>
+          <w:lang w:val="en-US"/>
+        </w:rPr>
+        <w:t xml:space="preserve"> </w:t>
+      </w:r>
+      <w:proofErr w:type="spellStart"/>
+      <w:r>
+        <w:rPr>
+          <w:lang w:val="en-US"/>
+        </w:rPr>
+        <w:t>composants</w:t>
+      </w:r>
+      <w:proofErr w:type="spellEnd"/>
+      <w:r>
+        <w:rPr>
+          <w:lang w:val="en-US"/>
+        </w:rPr>
+        <w:t xml:space="preserve"> </w:t>
+      </w:r>
+      <w:proofErr w:type="spellStart"/>
+      <w:r>
+        <w:rPr>
+          <w:lang w:val="en-US"/>
+        </w:rPr>
+        <w:t>peuvent</w:t>
+      </w:r>
+      <w:proofErr w:type="spellEnd"/>
+      <w:r>
+        <w:rPr>
+          <w:lang w:val="en-US"/>
+        </w:rPr>
+        <w:t xml:space="preserve"> ensuite </w:t>
+      </w:r>
+      <w:proofErr w:type="spellStart"/>
+      <w:r>
+        <w:rPr>
+          <w:lang w:val="en-US"/>
+        </w:rPr>
+        <w:t>retrouver</w:t>
+      </w:r>
+      <w:proofErr w:type="spellEnd"/>
+      <w:r>
+        <w:rPr>
+          <w:lang w:val="en-US"/>
+        </w:rPr>
+        <w:t xml:space="preserve"> </w:t>
+      </w:r>
+      <w:proofErr w:type="spellStart"/>
+      <w:r>
+        <w:rPr>
+          <w:lang w:val="en-US"/>
+        </w:rPr>
+        <w:t>ce</w:t>
+      </w:r>
+      <w:proofErr w:type="spellEnd"/>
+      <w:r>
+        <w:rPr>
+          <w:lang w:val="en-US"/>
+        </w:rPr>
+        <w:t xml:space="preserve"> service à </w:t>
+      </w:r>
+      <w:proofErr w:type="spellStart"/>
+      <w:r>
+        <w:rPr>
+          <w:lang w:val="en-US"/>
+        </w:rPr>
+        <w:t>partir</w:t>
+      </w:r>
+      <w:proofErr w:type="spellEnd"/>
+      <w:r>
+        <w:rPr>
+          <w:lang w:val="en-US"/>
+        </w:rPr>
+        <w:t xml:space="preserve"> de son nom. Dans </w:t>
+      </w:r>
+      <w:proofErr w:type="spellStart"/>
+      <w:r>
+        <w:rPr>
+          <w:lang w:val="en-US"/>
+        </w:rPr>
+        <w:t>notre</w:t>
+      </w:r>
+      <w:proofErr w:type="spellEnd"/>
+      <w:r>
+        <w:rPr>
+          <w:lang w:val="en-US"/>
+        </w:rPr>
+        <w:t xml:space="preserve"> </w:t>
+      </w:r>
+      <w:proofErr w:type="spellStart"/>
+      <w:r>
+        <w:rPr>
+          <w:lang w:val="en-US"/>
+        </w:rPr>
+        <w:t>plateforme</w:t>
+      </w:r>
+      <w:proofErr w:type="spellEnd"/>
+      <w:r>
+        <w:rPr>
+          <w:lang w:val="en-US"/>
+        </w:rPr>
+        <w:t xml:space="preserve">, </w:t>
+      </w:r>
+      <w:proofErr w:type="spellStart"/>
+      <w:r>
+        <w:rPr>
+          <w:lang w:val="en-US"/>
+        </w:rPr>
+        <w:t>ce</w:t>
+      </w:r>
+      <w:proofErr w:type="spellEnd"/>
+      <w:r>
+        <w:rPr>
+          <w:lang w:val="en-US"/>
+        </w:rPr>
+        <w:t xml:space="preserve"> </w:t>
+      </w:r>
+      <w:proofErr w:type="spellStart"/>
+      <w:r>
+        <w:rPr>
+          <w:lang w:val="en-US"/>
+        </w:rPr>
+        <w:t>mécanisme</w:t>
+      </w:r>
+      <w:proofErr w:type="spellEnd"/>
+      <w:r>
+        <w:rPr>
+          <w:lang w:val="en-US"/>
+        </w:rPr>
+        <w:t xml:space="preserve"> </w:t>
+      </w:r>
+      <w:proofErr w:type="spellStart"/>
+      <w:r>
+        <w:rPr>
+          <w:lang w:val="en-US"/>
+        </w:rPr>
+        <w:t>permet</w:t>
+      </w:r>
+      <w:proofErr w:type="spellEnd"/>
+      <w:r>
+        <w:rPr>
+          <w:lang w:val="en-US"/>
+        </w:rPr>
+        <w:t xml:space="preserve"> </w:t>
+      </w:r>
+      <w:proofErr w:type="spellStart"/>
+      <w:r>
+        <w:rPr>
+          <w:lang w:val="en-US"/>
+        </w:rPr>
+        <w:t>notamment</w:t>
+      </w:r>
+      <w:proofErr w:type="spellEnd"/>
+      <w:r>
+        <w:rPr>
+          <w:lang w:val="en-US"/>
+        </w:rPr>
+        <w:t xml:space="preserve"> à </w:t>
+      </w:r>
+      <w:proofErr w:type="spellStart"/>
+      <w:r>
+        <w:rPr>
+          <w:lang w:val="en-US"/>
+        </w:rPr>
+        <w:t>OpenFeign</w:t>
+      </w:r>
+      <w:proofErr w:type="spellEnd"/>
+      <w:r>
+        <w:rPr>
+          <w:lang w:val="en-US"/>
+        </w:rPr>
+        <w:t xml:space="preserve"> de </w:t>
+      </w:r>
+      <w:proofErr w:type="spellStart"/>
+      <w:r>
+        <w:rPr>
+          <w:lang w:val="en-US"/>
+        </w:rPr>
+        <w:t>retrouver</w:t>
+      </w:r>
+      <w:proofErr w:type="spellEnd"/>
+      <w:r>
+        <w:rPr>
+          <w:lang w:val="en-US"/>
+        </w:rPr>
+        <w:t xml:space="preserve"> Account-Service </w:t>
+      </w:r>
+      <w:proofErr w:type="spellStart"/>
+      <w:r>
+        <w:rPr>
+          <w:lang w:val="en-US"/>
+        </w:rPr>
+        <w:t>lors</w:t>
+      </w:r>
+      <w:proofErr w:type="spellEnd"/>
+      <w:r>
+        <w:rPr>
+          <w:lang w:val="en-US"/>
+        </w:rPr>
+        <w:t xml:space="preserve"> des </w:t>
+      </w:r>
+      <w:proofErr w:type="spellStart"/>
+      <w:r>
+        <w:rPr>
+          <w:lang w:val="en-US"/>
+        </w:rPr>
+        <w:t>appels</w:t>
+      </w:r>
+      <w:proofErr w:type="spellEnd"/>
+      <w:r>
+        <w:rPr>
+          <w:lang w:val="en-US"/>
+        </w:rPr>
+        <w:t xml:space="preserve"> </w:t>
+      </w:r>
+      <w:proofErr w:type="spellStart"/>
+      <w:r>
+        <w:rPr>
+          <w:lang w:val="en-US"/>
+        </w:rPr>
+        <w:t>effectués</w:t>
+      </w:r>
+      <w:proofErr w:type="spellEnd"/>
+      <w:r>
+        <w:rPr>
+          <w:lang w:val="en-US"/>
+        </w:rPr>
+        <w:t xml:space="preserve"> </w:t>
+      </w:r>
+      <w:proofErr w:type="spellStart"/>
+      <w:r>
+        <w:rPr>
+          <w:lang w:val="en-US"/>
+        </w:rPr>
+        <w:t>depuis</w:t>
+      </w:r>
+      <w:proofErr w:type="spellEnd"/>
+      <w:r>
+        <w:rPr>
+          <w:lang w:val="en-US"/>
+        </w:rPr>
+        <w:t xml:space="preserve"> Transaction-Service.</w:t>
       </w:r>
     </w:p>
     <w:p>
@@ -4702,7 +5424,7 @@
           <w:lang w:val="en-US"/>
         </w:rPr>
       </w:pPr>
-      <w:bookmarkStart w:id="23" w:name="_Toc244253514"/>
+      <w:bookmarkStart w:id="23" w:name="_Toc244254483"/>
       <w:r>
         <w:t xml:space="preserve">Figure </w:t>
       </w:r>
@@ -4743,7 +5465,7 @@
           <w:lang w:val="en-US"/>
         </w:rPr>
       </w:pPr>
-      <w:bookmarkStart w:id="24" w:name="_Toc244253491"/>
+      <w:bookmarkStart w:id="24" w:name="_Toc244254500"/>
       <w:r>
         <w:rPr>
           <w:lang w:val="en-US"/>
@@ -4765,6 +5487,7 @@
         </w:rPr>
         <w:t xml:space="preserve">Le service de configuration </w:t>
       </w:r>
+      <w:proofErr w:type="spellStart"/>
       <w:proofErr w:type="gramStart"/>
       <w:r>
         <w:rPr>
@@ -4772,12 +5495,223 @@
         </w:rPr>
         <w:t>utilise</w:t>
       </w:r>
+      <w:proofErr w:type="spellEnd"/>
       <w:proofErr w:type="gramEnd"/>
       <w:r>
         <w:rPr>
           <w:lang w:val="en-US"/>
         </w:rPr>
-        <w:t xml:space="preserve"> Spring Cloud Config en mode natif pour centraliser le paramètre bank.transaction.max-amount=1000. Le microservice transaction-service récupère cette valeur au démarrage et vérifie le montant avant l’enregistrement. Toute transaction dépassant ce plafond est refusée avec le statut HTTP 400.</w:t>
+        <w:t xml:space="preserve"> Spring Cloud Config en mode </w:t>
+      </w:r>
+      <w:proofErr w:type="spellStart"/>
+      <w:r>
+        <w:rPr>
+          <w:lang w:val="en-US"/>
+        </w:rPr>
+        <w:t>natif</w:t>
+      </w:r>
+      <w:proofErr w:type="spellEnd"/>
+      <w:r>
+        <w:rPr>
+          <w:lang w:val="en-US"/>
+        </w:rPr>
+        <w:t xml:space="preserve"> pour </w:t>
+      </w:r>
+      <w:proofErr w:type="spellStart"/>
+      <w:r>
+        <w:rPr>
+          <w:lang w:val="en-US"/>
+        </w:rPr>
+        <w:t>centraliser</w:t>
+      </w:r>
+      <w:proofErr w:type="spellEnd"/>
+      <w:r>
+        <w:rPr>
+          <w:lang w:val="en-US"/>
+        </w:rPr>
+        <w:t xml:space="preserve"> le </w:t>
+      </w:r>
+      <w:proofErr w:type="spellStart"/>
+      <w:r>
+        <w:rPr>
+          <w:lang w:val="en-US"/>
+        </w:rPr>
+        <w:t>paramètre</w:t>
+      </w:r>
+      <w:proofErr w:type="spellEnd"/>
+      <w:r>
+        <w:rPr>
+          <w:lang w:val="en-US"/>
+        </w:rPr>
+        <w:t xml:space="preserve"> </w:t>
+      </w:r>
+      <w:proofErr w:type="spellStart"/>
+      <w:r>
+        <w:rPr>
+          <w:lang w:val="en-US"/>
+        </w:rPr>
+        <w:t>bank.transaction.max</w:t>
+      </w:r>
+      <w:proofErr w:type="spellEnd"/>
+      <w:r>
+        <w:rPr>
+          <w:lang w:val="en-US"/>
+        </w:rPr>
+        <w:t xml:space="preserve">-amount=1000. Le microservice transaction-service </w:t>
+      </w:r>
+      <w:proofErr w:type="spellStart"/>
+      <w:r>
+        <w:rPr>
+          <w:lang w:val="en-US"/>
+        </w:rPr>
+        <w:t>récupère</w:t>
+      </w:r>
+      <w:proofErr w:type="spellEnd"/>
+      <w:r>
+        <w:rPr>
+          <w:lang w:val="en-US"/>
+        </w:rPr>
+        <w:t xml:space="preserve"> </w:t>
+      </w:r>
+      <w:proofErr w:type="spellStart"/>
+      <w:r>
+        <w:rPr>
+          <w:lang w:val="en-US"/>
+        </w:rPr>
+        <w:t>cette</w:t>
+      </w:r>
+      <w:proofErr w:type="spellEnd"/>
+      <w:r>
+        <w:rPr>
+          <w:lang w:val="en-US"/>
+        </w:rPr>
+        <w:t xml:space="preserve"> </w:t>
+      </w:r>
+      <w:proofErr w:type="spellStart"/>
+      <w:r>
+        <w:rPr>
+          <w:lang w:val="en-US"/>
+        </w:rPr>
+        <w:t>valeur</w:t>
+      </w:r>
+      <w:proofErr w:type="spellEnd"/>
+      <w:r>
+        <w:rPr>
+          <w:lang w:val="en-US"/>
+        </w:rPr>
+        <w:t xml:space="preserve"> au </w:t>
+      </w:r>
+      <w:proofErr w:type="spellStart"/>
+      <w:r>
+        <w:rPr>
+          <w:lang w:val="en-US"/>
+        </w:rPr>
+        <w:t>démarrage</w:t>
+      </w:r>
+      <w:proofErr w:type="spellEnd"/>
+      <w:r>
+        <w:rPr>
+          <w:lang w:val="en-US"/>
+        </w:rPr>
+        <w:t xml:space="preserve"> et </w:t>
+      </w:r>
+      <w:proofErr w:type="spellStart"/>
+      <w:r>
+        <w:rPr>
+          <w:lang w:val="en-US"/>
+        </w:rPr>
+        <w:t>vérifie</w:t>
+      </w:r>
+      <w:proofErr w:type="spellEnd"/>
+      <w:r>
+        <w:rPr>
+          <w:lang w:val="en-US"/>
+        </w:rPr>
+        <w:t xml:space="preserve"> le </w:t>
+      </w:r>
+      <w:proofErr w:type="spellStart"/>
+      <w:r>
+        <w:rPr>
+          <w:lang w:val="en-US"/>
+        </w:rPr>
+        <w:t>montant</w:t>
+      </w:r>
+      <w:proofErr w:type="spellEnd"/>
+      <w:r>
+        <w:rPr>
+          <w:lang w:val="en-US"/>
+        </w:rPr>
+        <w:t xml:space="preserve"> avant </w:t>
+      </w:r>
+      <w:proofErr w:type="spellStart"/>
+      <w:r>
+        <w:rPr>
+          <w:lang w:val="en-US"/>
+        </w:rPr>
+        <w:t>l’enregistrement</w:t>
+      </w:r>
+      <w:proofErr w:type="spellEnd"/>
+      <w:r>
+        <w:rPr>
+          <w:lang w:val="en-US"/>
+        </w:rPr>
+        <w:t xml:space="preserve">. Toute transaction </w:t>
+      </w:r>
+      <w:proofErr w:type="spellStart"/>
+      <w:r>
+        <w:rPr>
+          <w:lang w:val="en-US"/>
+        </w:rPr>
+        <w:t>dépassant</w:t>
+      </w:r>
+      <w:proofErr w:type="spellEnd"/>
+      <w:r>
+        <w:rPr>
+          <w:lang w:val="en-US"/>
+        </w:rPr>
+        <w:t xml:space="preserve"> </w:t>
+      </w:r>
+      <w:proofErr w:type="spellStart"/>
+      <w:r>
+        <w:rPr>
+          <w:lang w:val="en-US"/>
+        </w:rPr>
+        <w:t>ce</w:t>
+      </w:r>
+      <w:proofErr w:type="spellEnd"/>
+      <w:r>
+        <w:rPr>
+          <w:lang w:val="en-US"/>
+        </w:rPr>
+        <w:t xml:space="preserve"> plafond est </w:t>
+      </w:r>
+      <w:proofErr w:type="spellStart"/>
+      <w:r>
+        <w:rPr>
+          <w:lang w:val="en-US"/>
+        </w:rPr>
+        <w:t>refusée</w:t>
+      </w:r>
+      <w:proofErr w:type="spellEnd"/>
+      <w:r>
+        <w:rPr>
+          <w:lang w:val="en-US"/>
+        </w:rPr>
+        <w:t xml:space="preserve"> avec le </w:t>
+      </w:r>
+      <w:proofErr w:type="spellStart"/>
+      <w:r>
+        <w:rPr>
+          <w:lang w:val="en-US"/>
+        </w:rPr>
+        <w:t>statut</w:t>
+      </w:r>
+      <w:proofErr w:type="spellEnd"/>
+      <w:r>
+        <w:rPr>
+          <w:lang w:val="en-US"/>
+        </w:rPr>
+        <w:t xml:space="preserve"> HTTP 400.</w:t>
       </w:r>
     </w:p>
     <w:p>
@@ -4829,12 +5763,13 @@
     <w:p>
       <w:pPr>
         <w:pStyle w:val="Caption"/>
+        <w:spacing w:after="0"/>
         <w:jc w:val="center"/>
         <w:rPr>
           <w:lang w:val="en-US"/>
         </w:rPr>
       </w:pPr>
-      <w:bookmarkStart w:id="25" w:name="_Toc244253515"/>
+      <w:bookmarkStart w:id="25" w:name="_Toc244254484"/>
       <w:r>
         <w:t xml:space="preserve">Figure </w:t>
       </w:r>
@@ -4871,8 +5806,9 @@
           <w:ilvl w:val="0"/>
           <w:numId w:val="1"/>
         </w:numPr>
+        <w:spacing w:before="0"/>
       </w:pPr>
-      <w:bookmarkStart w:id="26" w:name="_Toc244253492"/>
+      <w:bookmarkStart w:id="26" w:name="_Toc244254501"/>
       <w:r>
         <w:t>ChatBot Agentique</w:t>
       </w:r>
@@ -4888,8 +5824,233 @@
         <w:rPr>
           <w:lang w:val="en-US"/>
         </w:rPr>
-        <w:t xml:space="preserve">Le chatbot utilise Spring AI pour communiquer avec un modèle OpenAI et répondre aux messages des utilisateurs. Le bot Discord, déjà configuré lors d’un précédent projet, sera réutilisé pour proposer une interface de discussion. La clé API OpenAI et le token du bot Discord sont stockés dans des variables d’environnement, puis référencés dans </w:t>
-      </w:r>
+        <w:t xml:space="preserve">Le chatbot </w:t>
+      </w:r>
+      <w:proofErr w:type="spellStart"/>
+      <w:r>
+        <w:rPr>
+          <w:lang w:val="en-US"/>
+        </w:rPr>
+        <w:t>utilise</w:t>
+      </w:r>
+      <w:proofErr w:type="spellEnd"/>
+      <w:r>
+        <w:rPr>
+          <w:lang w:val="en-US"/>
+        </w:rPr>
+        <w:t xml:space="preserve"> Spring AI pour </w:t>
+      </w:r>
+      <w:proofErr w:type="spellStart"/>
+      <w:r>
+        <w:rPr>
+          <w:lang w:val="en-US"/>
+        </w:rPr>
+        <w:t>communiquer</w:t>
+      </w:r>
+      <w:proofErr w:type="spellEnd"/>
+      <w:r>
+        <w:rPr>
+          <w:lang w:val="en-US"/>
+        </w:rPr>
+        <w:t xml:space="preserve"> avec un </w:t>
+      </w:r>
+      <w:proofErr w:type="spellStart"/>
+      <w:r>
+        <w:rPr>
+          <w:lang w:val="en-US"/>
+        </w:rPr>
+        <w:t>modèle</w:t>
+      </w:r>
+      <w:proofErr w:type="spellEnd"/>
+      <w:r>
+        <w:rPr>
+          <w:lang w:val="en-US"/>
+        </w:rPr>
+        <w:t xml:space="preserve"> OpenAI et </w:t>
+      </w:r>
+      <w:proofErr w:type="spellStart"/>
+      <w:r>
+        <w:rPr>
+          <w:lang w:val="en-US"/>
+        </w:rPr>
+        <w:t>répondre</w:t>
+      </w:r>
+      <w:proofErr w:type="spellEnd"/>
+      <w:r>
+        <w:rPr>
+          <w:lang w:val="en-US"/>
+        </w:rPr>
+        <w:t xml:space="preserve"> aux messages des </w:t>
+      </w:r>
+      <w:proofErr w:type="spellStart"/>
+      <w:r>
+        <w:rPr>
+          <w:lang w:val="en-US"/>
+        </w:rPr>
+        <w:t>utilisateurs</w:t>
+      </w:r>
+      <w:proofErr w:type="spellEnd"/>
+      <w:r>
+        <w:rPr>
+          <w:lang w:val="en-US"/>
+        </w:rPr>
+        <w:t xml:space="preserve">. Le bot Discord, déjà </w:t>
+      </w:r>
+      <w:proofErr w:type="spellStart"/>
+      <w:r>
+        <w:rPr>
+          <w:lang w:val="en-US"/>
+        </w:rPr>
+        <w:t>configuré</w:t>
+      </w:r>
+      <w:proofErr w:type="spellEnd"/>
+      <w:r>
+        <w:rPr>
+          <w:lang w:val="en-US"/>
+        </w:rPr>
+        <w:t xml:space="preserve"> </w:t>
+      </w:r>
+      <w:proofErr w:type="spellStart"/>
+      <w:r>
+        <w:rPr>
+          <w:lang w:val="en-US"/>
+        </w:rPr>
+        <w:t>lors</w:t>
+      </w:r>
+      <w:proofErr w:type="spellEnd"/>
+      <w:r>
+        <w:rPr>
+          <w:lang w:val="en-US"/>
+        </w:rPr>
+        <w:t xml:space="preserve"> d’un </w:t>
+      </w:r>
+      <w:proofErr w:type="spellStart"/>
+      <w:r>
+        <w:rPr>
+          <w:lang w:val="en-US"/>
+        </w:rPr>
+        <w:t>précédent</w:t>
+      </w:r>
+      <w:proofErr w:type="spellEnd"/>
+      <w:r>
+        <w:rPr>
+          <w:lang w:val="en-US"/>
+        </w:rPr>
+        <w:t xml:space="preserve"> </w:t>
+      </w:r>
+      <w:proofErr w:type="spellStart"/>
+      <w:r>
+        <w:rPr>
+          <w:lang w:val="en-US"/>
+        </w:rPr>
+        <w:t>projet</w:t>
+      </w:r>
+      <w:proofErr w:type="spellEnd"/>
+      <w:r>
+        <w:rPr>
+          <w:lang w:val="en-US"/>
+        </w:rPr>
+        <w:t xml:space="preserve">, sera </w:t>
+      </w:r>
+      <w:proofErr w:type="spellStart"/>
+      <w:r>
+        <w:rPr>
+          <w:lang w:val="en-US"/>
+        </w:rPr>
+        <w:t>réutilisé</w:t>
+      </w:r>
+      <w:proofErr w:type="spellEnd"/>
+      <w:r>
+        <w:rPr>
+          <w:lang w:val="en-US"/>
+        </w:rPr>
+        <w:t xml:space="preserve"> pour proposer </w:t>
+      </w:r>
+      <w:proofErr w:type="spellStart"/>
+      <w:r>
+        <w:rPr>
+          <w:lang w:val="en-US"/>
+        </w:rPr>
+        <w:t>une</w:t>
+      </w:r>
+      <w:proofErr w:type="spellEnd"/>
+      <w:r>
+        <w:rPr>
+          <w:lang w:val="en-US"/>
+        </w:rPr>
+        <w:t xml:space="preserve"> interface de discussion. La </w:t>
+      </w:r>
+      <w:proofErr w:type="spellStart"/>
+      <w:r>
+        <w:rPr>
+          <w:lang w:val="en-US"/>
+        </w:rPr>
+        <w:t>clé</w:t>
+      </w:r>
+      <w:proofErr w:type="spellEnd"/>
+      <w:r>
+        <w:rPr>
+          <w:lang w:val="en-US"/>
+        </w:rPr>
+        <w:t xml:space="preserve"> API OpenAI et le token du bot Discord sont </w:t>
+      </w:r>
+      <w:proofErr w:type="spellStart"/>
+      <w:r>
+        <w:rPr>
+          <w:lang w:val="en-US"/>
+        </w:rPr>
+        <w:t>stockés</w:t>
+      </w:r>
+      <w:proofErr w:type="spellEnd"/>
+      <w:r>
+        <w:rPr>
+          <w:lang w:val="en-US"/>
+        </w:rPr>
+        <w:t xml:space="preserve"> dans des variables </w:t>
+      </w:r>
+      <w:proofErr w:type="spellStart"/>
+      <w:r>
+        <w:rPr>
+          <w:lang w:val="en-US"/>
+        </w:rPr>
+        <w:t>d’environnement</w:t>
+      </w:r>
+      <w:proofErr w:type="spellEnd"/>
+      <w:r>
+        <w:rPr>
+          <w:lang w:val="en-US"/>
+        </w:rPr>
+        <w:t xml:space="preserve">, </w:t>
+      </w:r>
+      <w:proofErr w:type="spellStart"/>
+      <w:r>
+        <w:rPr>
+          <w:lang w:val="en-US"/>
+        </w:rPr>
+        <w:t>puis</w:t>
+      </w:r>
+      <w:proofErr w:type="spellEnd"/>
+      <w:r>
+        <w:rPr>
+          <w:lang w:val="en-US"/>
+        </w:rPr>
+        <w:t xml:space="preserve"> </w:t>
+      </w:r>
+      <w:proofErr w:type="spellStart"/>
+      <w:r>
+        <w:rPr>
+          <w:lang w:val="en-US"/>
+        </w:rPr>
+        <w:t>référencés</w:t>
+      </w:r>
+      <w:proofErr w:type="spellEnd"/>
+      <w:r>
+        <w:rPr>
+          <w:lang w:val="en-US"/>
+        </w:rPr>
+        <w:t xml:space="preserve"> dans </w:t>
+      </w:r>
+      <w:proofErr w:type="spellStart"/>
       <w:proofErr w:type="gramStart"/>
       <w:r>
         <w:rPr>
@@ -4897,6 +6058,7 @@
         </w:rPr>
         <w:t>application.properties</w:t>
       </w:r>
+      <w:proofErr w:type="spellEnd"/>
       <w:proofErr w:type="gramEnd"/>
       <w:r>
         <w:rPr>
@@ -4916,29 +6078,175 @@
         <w:rPr>
           <w:lang w:val="en-US"/>
         </w:rPr>
-        <w:t xml:space="preserve"> Cette approche évite d’écrire les clés directement dans le code et réduit le risque de les publier accidentellement sur GitHub.</w:t>
+        <w:t xml:space="preserve"> Cette </w:t>
+      </w:r>
+      <w:proofErr w:type="spellStart"/>
+      <w:r>
+        <w:rPr>
+          <w:lang w:val="en-US"/>
+        </w:rPr>
+        <w:t>approche</w:t>
+      </w:r>
+      <w:proofErr w:type="spellEnd"/>
+      <w:r>
+        <w:rPr>
+          <w:lang w:val="en-US"/>
+        </w:rPr>
+        <w:t xml:space="preserve"> </w:t>
+      </w:r>
+      <w:proofErr w:type="spellStart"/>
+      <w:r>
+        <w:rPr>
+          <w:lang w:val="en-US"/>
+        </w:rPr>
+        <w:t>évite</w:t>
+      </w:r>
+      <w:proofErr w:type="spellEnd"/>
+      <w:r>
+        <w:rPr>
+          <w:lang w:val="en-US"/>
+        </w:rPr>
+        <w:t xml:space="preserve"> </w:t>
+      </w:r>
+      <w:proofErr w:type="spellStart"/>
+      <w:r>
+        <w:rPr>
+          <w:lang w:val="en-US"/>
+        </w:rPr>
+        <w:t>d’écrire</w:t>
+      </w:r>
+      <w:proofErr w:type="spellEnd"/>
+      <w:r>
+        <w:rPr>
+          <w:lang w:val="en-US"/>
+        </w:rPr>
+        <w:t xml:space="preserve"> les </w:t>
+      </w:r>
+      <w:proofErr w:type="spellStart"/>
+      <w:r>
+        <w:rPr>
+          <w:lang w:val="en-US"/>
+        </w:rPr>
+        <w:t>clés</w:t>
+      </w:r>
+      <w:proofErr w:type="spellEnd"/>
+      <w:r>
+        <w:rPr>
+          <w:lang w:val="en-US"/>
+        </w:rPr>
+        <w:t xml:space="preserve"> </w:t>
+      </w:r>
+      <w:proofErr w:type="spellStart"/>
+      <w:r>
+        <w:rPr>
+          <w:lang w:val="en-US"/>
+        </w:rPr>
+        <w:t>directement</w:t>
+      </w:r>
+      <w:proofErr w:type="spellEnd"/>
+      <w:r>
+        <w:rPr>
+          <w:lang w:val="en-US"/>
+        </w:rPr>
+        <w:t xml:space="preserve"> dans le code et </w:t>
+      </w:r>
+      <w:proofErr w:type="spellStart"/>
+      <w:r>
+        <w:rPr>
+          <w:lang w:val="en-US"/>
+        </w:rPr>
+        <w:t>réduit</w:t>
+      </w:r>
+      <w:proofErr w:type="spellEnd"/>
+      <w:r>
+        <w:rPr>
+          <w:lang w:val="en-US"/>
+        </w:rPr>
+        <w:t xml:space="preserve"> le </w:t>
+      </w:r>
+      <w:proofErr w:type="spellStart"/>
+      <w:r>
+        <w:rPr>
+          <w:lang w:val="en-US"/>
+        </w:rPr>
+        <w:t>risque</w:t>
+      </w:r>
+      <w:proofErr w:type="spellEnd"/>
+      <w:r>
+        <w:rPr>
+          <w:lang w:val="en-US"/>
+        </w:rPr>
+        <w:t xml:space="preserve"> de les </w:t>
+      </w:r>
+      <w:proofErr w:type="spellStart"/>
+      <w:r>
+        <w:rPr>
+          <w:lang w:val="en-US"/>
+        </w:rPr>
+        <w:t>publier</w:t>
+      </w:r>
+      <w:proofErr w:type="spellEnd"/>
+      <w:r>
+        <w:rPr>
+          <w:lang w:val="en-US"/>
+        </w:rPr>
+        <w:t xml:space="preserve"> </w:t>
+      </w:r>
+      <w:proofErr w:type="spellStart"/>
+      <w:r>
+        <w:rPr>
+          <w:lang w:val="en-US"/>
+        </w:rPr>
+        <w:t>accidentellement</w:t>
+      </w:r>
+      <w:proofErr w:type="spellEnd"/>
+      <w:r>
+        <w:rPr>
+          <w:lang w:val="en-US"/>
+        </w:rPr>
+        <w:t xml:space="preserve"> sur GitHub.</w:t>
+      </w:r>
+    </w:p>
+    <w:p>
+      <w:r>
+        <w:t xml:space="preserve">La création d’un bot Discord se fait depuis le Discord </w:t>
+      </w:r>
+      <w:proofErr w:type="spellStart"/>
+      <w:r>
+        <w:t>Developer</w:t>
+      </w:r>
+      <w:proofErr w:type="spellEnd"/>
+      <w:r>
+        <w:t xml:space="preserve"> Portal, en créant une application puis en récupérant le </w:t>
+      </w:r>
+      <w:proofErr w:type="spellStart"/>
+      <w:r>
+        <w:t>token</w:t>
+      </w:r>
+      <w:proofErr w:type="spellEnd"/>
+      <w:r>
+        <w:t xml:space="preserve"> du bot. Ce </w:t>
+      </w:r>
+      <w:proofErr w:type="spellStart"/>
+      <w:r>
+        <w:t>token</w:t>
+      </w:r>
+      <w:proofErr w:type="spellEnd"/>
+      <w:r>
+        <w:t xml:space="preserve"> permet au service de se connecter à Discord et d’interagir avec les utilisateurs. Dans notre cas, nous réutilisons un bot déjà configuré lors d’un précédent projet.</w:t>
       </w:r>
     </w:p>
     <w:p>
       <w:pPr>
-        <w:rPr>
-          <w:lang w:val="en-US"/>
-        </w:rPr>
+        <w:keepNext/>
+        <w:spacing w:after="0"/>
+        <w:jc w:val="center"/>
       </w:pPr>
-    </w:p>
-    <w:p>
-      <w:r>
-        <w:t>La création d’un bot Discord se fait depuis le Discord Developer Portal, en créant une application puis en récupérant le token du bot. Ce token permet au service de se connecter à Discord et d’interagir avec les utilisateurs. Dans notre cas, nous réutilisons un bot déjà configuré lors d’un précédent projet.</w:t>
-      </w:r>
-    </w:p>
-    <w:p/>
-    <w:p>
-      <w:r>
-        <w:lastRenderedPageBreak/>
+      <w:r>
         <w:drawing>
-          <wp:inline distT="0" distB="0" distL="0" distR="0" wp14:anchorId="471592DC" wp14:editId="488A9B94">
-            <wp:extent cx="5943600" cy="2516505"/>
-            <wp:effectExtent l="0" t="0" r="0" b="0"/>
+          <wp:inline distT="0" distB="0" distL="0" distR="0" wp14:anchorId="471592DC" wp14:editId="04F8C689">
+            <wp:extent cx="3803687" cy="1337953"/>
+            <wp:effectExtent l="0" t="0" r="6350" b="0"/>
             <wp:docPr id="100260668" name="Picture 1"/>
             <wp:cNvGraphicFramePr>
               <a:graphicFrameLocks xmlns:a="http://schemas.openxmlformats.org/drawingml/2006/main" noChangeAspect="1"/>
@@ -4950,20 +6258,29 @@
                     <pic:cNvPr id="100260668" name=""/>
                     <pic:cNvPicPr/>
                   </pic:nvPicPr>
-                  <pic:blipFill>
+                  <pic:blipFill rotWithShape="1">
                     <a:blip r:embed="rId18"/>
+                    <a:srcRect b="16921"/>
                     <a:stretch>
                       <a:fillRect/>
                     </a:stretch>
                   </pic:blipFill>
-                  <pic:spPr>
+                  <pic:spPr bwMode="auto">
                     <a:xfrm>
                       <a:off x="0" y="0"/>
-                      <a:ext cx="5943600" cy="2516505"/>
+                      <a:ext cx="3817735" cy="1342894"/>
                     </a:xfrm>
                     <a:prstGeom prst="rect">
                       <a:avLst/>
                     </a:prstGeom>
+                    <a:ln>
+                      <a:noFill/>
+                    </a:ln>
+                    <a:extLst>
+                      <a:ext uri="{53640926-AAD7-44D8-BBD7-CCE9431645EC}">
+                        <a14:shadowObscured xmlns:a14="http://schemas.microsoft.com/office/drawing/2010/main"/>
+                      </a:ext>
+                    </a:extLst>
                   </pic:spPr>
                 </pic:pic>
               </a:graphicData>
@@ -4972,19 +6289,38 @@
         </w:drawing>
       </w:r>
     </w:p>
-    <w:p/>
-    <w:p/>
     <w:p>
       <w:pPr>
-        <w:pStyle w:val="Heading1"/>
-        <w:numPr>
-          <w:ilvl w:val="0"/>
-          <w:numId w:val="1"/>
-        </w:numPr>
+        <w:pStyle w:val="Caption"/>
+        <w:jc w:val="center"/>
       </w:pPr>
-      <w:bookmarkStart w:id="27" w:name="_Toc244253493"/>
-      <w:r>
-        <w:t>D</w:t>
+      <w:bookmarkStart w:id="27" w:name="_Toc244254485"/>
+      <w:r>
+        <w:t xml:space="preserve">Figure </w:t>
+      </w:r>
+      <w:r>
+        <w:fldChar w:fldCharType="begin"/>
+      </w:r>
+      <w:r>
+        <w:instrText xml:space="preserve"> SEQ Figure \* ARABIC </w:instrText>
+      </w:r>
+      <w:r>
+        <w:fldChar w:fldCharType="separate"/>
+      </w:r>
+      <w:r>
+        <w:rPr>
+          <w:noProof/>
+        </w:rPr>
+        <w:t>13</w:t>
+      </w:r>
+      <w:r>
+        <w:fldChar w:fldCharType="end"/>
+      </w:r>
+      <w:r>
+        <w:rPr>
+          <w:lang w:val="en-US"/>
+        </w:rPr>
+        <w:t>: Discord bot</w:t>
       </w:r>
       <w:bookmarkEnd w:id="27"/>
     </w:p>
@@ -4996,8 +6332,9 @@
           <w:numId w:val="1"/>
         </w:numPr>
       </w:pPr>
-      <w:bookmarkStart w:id="28" w:name="_Toc244253494"/>
-      <w:r>
+      <w:bookmarkStart w:id="28" w:name="_Toc244254502"/>
+      <w:r>
+        <w:lastRenderedPageBreak/>
         <w:t>Client Flutter</w:t>
       </w:r>
       <w:bookmarkEnd w:id="28"/>
@@ -5012,8 +6349,65 @@
         <w:rPr>
           <w:lang w:val="en-US"/>
         </w:rPr>
-        <w:t xml:space="preserve">Le client Flutter est organisé en deux parties, les comptes et les transactions. La partie comptes présente les </w:t>
-      </w:r>
+        <w:t xml:space="preserve">Le client Flutter est </w:t>
+      </w:r>
+      <w:proofErr w:type="spellStart"/>
+      <w:r>
+        <w:rPr>
+          <w:lang w:val="en-US"/>
+        </w:rPr>
+        <w:t>organisé</w:t>
+      </w:r>
+      <w:proofErr w:type="spellEnd"/>
+      <w:r>
+        <w:rPr>
+          <w:lang w:val="en-US"/>
+        </w:rPr>
+        <w:t xml:space="preserve"> en deux parties, les </w:t>
+      </w:r>
+      <w:proofErr w:type="spellStart"/>
+      <w:r>
+        <w:rPr>
+          <w:lang w:val="en-US"/>
+        </w:rPr>
+        <w:t>comptes</w:t>
+      </w:r>
+      <w:proofErr w:type="spellEnd"/>
+      <w:r>
+        <w:rPr>
+          <w:lang w:val="en-US"/>
+        </w:rPr>
+        <w:t xml:space="preserve"> et les transactions. La partie </w:t>
+      </w:r>
+      <w:proofErr w:type="spellStart"/>
+      <w:r>
+        <w:rPr>
+          <w:lang w:val="en-US"/>
+        </w:rPr>
+        <w:t>comptes</w:t>
+      </w:r>
+      <w:proofErr w:type="spellEnd"/>
+      <w:r>
+        <w:rPr>
+          <w:lang w:val="en-US"/>
+        </w:rPr>
+        <w:t xml:space="preserve"> </w:t>
+      </w:r>
+      <w:proofErr w:type="spellStart"/>
+      <w:r>
+        <w:rPr>
+          <w:lang w:val="en-US"/>
+        </w:rPr>
+        <w:t>présente</w:t>
+      </w:r>
+      <w:proofErr w:type="spellEnd"/>
+      <w:r>
+        <w:rPr>
+          <w:lang w:val="en-US"/>
+        </w:rPr>
+        <w:t xml:space="preserve"> les </w:t>
+      </w:r>
+      <w:proofErr w:type="spellStart"/>
       <w:proofErr w:type="gramStart"/>
       <w:r>
         <w:rPr>
@@ -5021,22 +6415,236 @@
         </w:rPr>
         <w:t>informations</w:t>
       </w:r>
+      <w:proofErr w:type="spellEnd"/>
       <w:proofErr w:type="gramEnd"/>
       <w:r>
         <w:rPr>
           <w:lang w:val="en-US"/>
         </w:rPr>
-        <w:t xml:space="preserve"> principales de chaque compte, comme son identifiant, son statut, sa devise et son solde. La partie transactions affiche les opérations avec leur montant, leur devise et leur date. Cette organisation permet de consulter les données bancaires de manière simple et lisible.</w:t>
+        <w:t xml:space="preserve"> </w:t>
+      </w:r>
+      <w:proofErr w:type="spellStart"/>
+      <w:r>
+        <w:rPr>
+          <w:lang w:val="en-US"/>
+        </w:rPr>
+        <w:t>principales</w:t>
+      </w:r>
+      <w:proofErr w:type="spellEnd"/>
+      <w:r>
+        <w:rPr>
+          <w:lang w:val="en-US"/>
+        </w:rPr>
+        <w:t xml:space="preserve"> de </w:t>
+      </w:r>
+      <w:proofErr w:type="spellStart"/>
+      <w:r>
+        <w:rPr>
+          <w:lang w:val="en-US"/>
+        </w:rPr>
+        <w:t>chaque</w:t>
+      </w:r>
+      <w:proofErr w:type="spellEnd"/>
+      <w:r>
+        <w:rPr>
+          <w:lang w:val="en-US"/>
+        </w:rPr>
+        <w:t xml:space="preserve"> compte, comme son </w:t>
+      </w:r>
+      <w:proofErr w:type="spellStart"/>
+      <w:r>
+        <w:rPr>
+          <w:lang w:val="en-US"/>
+        </w:rPr>
+        <w:t>identifiant</w:t>
+      </w:r>
+      <w:proofErr w:type="spellEnd"/>
+      <w:r>
+        <w:rPr>
+          <w:lang w:val="en-US"/>
+        </w:rPr>
+        <w:t xml:space="preserve">, son </w:t>
+      </w:r>
+      <w:proofErr w:type="spellStart"/>
+      <w:r>
+        <w:rPr>
+          <w:lang w:val="en-US"/>
+        </w:rPr>
+        <w:t>statut</w:t>
+      </w:r>
+      <w:proofErr w:type="spellEnd"/>
+      <w:r>
+        <w:rPr>
+          <w:lang w:val="en-US"/>
+        </w:rPr>
+        <w:t xml:space="preserve">, </w:t>
+      </w:r>
+      <w:proofErr w:type="spellStart"/>
+      <w:r>
+        <w:rPr>
+          <w:lang w:val="en-US"/>
+        </w:rPr>
+        <w:t>sa</w:t>
+      </w:r>
+      <w:proofErr w:type="spellEnd"/>
+      <w:r>
+        <w:rPr>
+          <w:lang w:val="en-US"/>
+        </w:rPr>
+        <w:t xml:space="preserve"> devise et son </w:t>
+      </w:r>
+      <w:proofErr w:type="spellStart"/>
+      <w:r>
+        <w:rPr>
+          <w:lang w:val="en-US"/>
+        </w:rPr>
+        <w:t>solde</w:t>
+      </w:r>
+      <w:proofErr w:type="spellEnd"/>
+      <w:r>
+        <w:rPr>
+          <w:lang w:val="en-US"/>
+        </w:rPr>
+        <w:t xml:space="preserve">. La partie transactions affiche les </w:t>
+      </w:r>
+      <w:proofErr w:type="spellStart"/>
+      <w:r>
+        <w:rPr>
+          <w:lang w:val="en-US"/>
+        </w:rPr>
+        <w:t>opérations</w:t>
+      </w:r>
+      <w:proofErr w:type="spellEnd"/>
+      <w:r>
+        <w:rPr>
+          <w:lang w:val="en-US"/>
+        </w:rPr>
+        <w:t xml:space="preserve"> avec </w:t>
+      </w:r>
+      <w:proofErr w:type="spellStart"/>
+      <w:r>
+        <w:rPr>
+          <w:lang w:val="en-US"/>
+        </w:rPr>
+        <w:t>leur</w:t>
+      </w:r>
+      <w:proofErr w:type="spellEnd"/>
+      <w:r>
+        <w:rPr>
+          <w:lang w:val="en-US"/>
+        </w:rPr>
+        <w:t xml:space="preserve"> </w:t>
+      </w:r>
+      <w:proofErr w:type="spellStart"/>
+      <w:r>
+        <w:rPr>
+          <w:lang w:val="en-US"/>
+        </w:rPr>
+        <w:t>montant</w:t>
+      </w:r>
+      <w:proofErr w:type="spellEnd"/>
+      <w:r>
+        <w:rPr>
+          <w:lang w:val="en-US"/>
+        </w:rPr>
+        <w:t xml:space="preserve">, </w:t>
+      </w:r>
+      <w:proofErr w:type="spellStart"/>
+      <w:r>
+        <w:rPr>
+          <w:lang w:val="en-US"/>
+        </w:rPr>
+        <w:t>leur</w:t>
+      </w:r>
+      <w:proofErr w:type="spellEnd"/>
+      <w:r>
+        <w:rPr>
+          <w:lang w:val="en-US"/>
+        </w:rPr>
+        <w:t xml:space="preserve"> devise et </w:t>
+      </w:r>
+      <w:proofErr w:type="spellStart"/>
+      <w:r>
+        <w:rPr>
+          <w:lang w:val="en-US"/>
+        </w:rPr>
+        <w:t>leur</w:t>
+      </w:r>
+      <w:proofErr w:type="spellEnd"/>
+      <w:r>
+        <w:rPr>
+          <w:lang w:val="en-US"/>
+        </w:rPr>
+        <w:t xml:space="preserve"> date. Cette </w:t>
+      </w:r>
+      <w:proofErr w:type="spellStart"/>
+      <w:r>
+        <w:rPr>
+          <w:lang w:val="en-US"/>
+        </w:rPr>
+        <w:t>organisation</w:t>
+      </w:r>
+      <w:proofErr w:type="spellEnd"/>
+      <w:r>
+        <w:rPr>
+          <w:lang w:val="en-US"/>
+        </w:rPr>
+        <w:t xml:space="preserve"> </w:t>
+      </w:r>
+      <w:proofErr w:type="spellStart"/>
+      <w:r>
+        <w:rPr>
+          <w:lang w:val="en-US"/>
+        </w:rPr>
+        <w:t>permet</w:t>
+      </w:r>
+      <w:proofErr w:type="spellEnd"/>
+      <w:r>
+        <w:rPr>
+          <w:lang w:val="en-US"/>
+        </w:rPr>
+        <w:t xml:space="preserve"> de consulter les données </w:t>
+      </w:r>
+      <w:proofErr w:type="spellStart"/>
+      <w:r>
+        <w:rPr>
+          <w:lang w:val="en-US"/>
+        </w:rPr>
+        <w:t>bancaires</w:t>
+      </w:r>
+      <w:proofErr w:type="spellEnd"/>
+      <w:r>
+        <w:rPr>
+          <w:lang w:val="en-US"/>
+        </w:rPr>
+        <w:t xml:space="preserve"> de manière simple et </w:t>
+      </w:r>
+      <w:proofErr w:type="spellStart"/>
+      <w:r>
+        <w:rPr>
+          <w:lang w:val="en-US"/>
+        </w:rPr>
+        <w:t>lisible</w:t>
+      </w:r>
+      <w:proofErr w:type="spellEnd"/>
+      <w:r>
+        <w:rPr>
+          <w:lang w:val="en-US"/>
+        </w:rPr>
+        <w:t>.</w:t>
       </w:r>
     </w:p>
     <w:p/>
     <w:p>
-      <w:r>
-        <w:lastRenderedPageBreak/>
+      <w:pPr>
+        <w:keepNext/>
+        <w:jc w:val="center"/>
+      </w:pPr>
+      <w:r>
         <w:drawing>
-          <wp:inline distT="0" distB="0" distL="0" distR="0" wp14:anchorId="77826559" wp14:editId="6076FA7F">
-            <wp:extent cx="5761219" cy="6172735"/>
-            <wp:effectExtent l="0" t="0" r="0" b="0"/>
+          <wp:inline distT="0" distB="0" distL="0" distR="0" wp14:anchorId="77826559" wp14:editId="1D07D7FC">
+            <wp:extent cx="3605658" cy="3863205"/>
+            <wp:effectExtent l="0" t="0" r="0" b="4445"/>
             <wp:docPr id="267103985" name="Picture 1"/>
             <wp:cNvGraphicFramePr>
               <a:graphicFrameLocks xmlns:a="http://schemas.openxmlformats.org/drawingml/2006/main" noChangeAspect="1"/>
@@ -5057,7 +6665,7 @@
                   <pic:spPr>
                     <a:xfrm>
                       <a:off x="0" y="0"/>
-                      <a:ext cx="5761219" cy="6172735"/>
+                      <a:ext cx="3610170" cy="3868040"/>
                     </a:xfrm>
                     <a:prstGeom prst="rect">
                       <a:avLst/>
@@ -5072,19 +6680,38 @@
     </w:p>
     <w:p>
       <w:pPr>
-        <w:pStyle w:val="Heading1"/>
-        <w:numPr>
-          <w:ilvl w:val="0"/>
-          <w:numId w:val="1"/>
-        </w:numPr>
+        <w:pStyle w:val="Caption"/>
+        <w:jc w:val="center"/>
       </w:pPr>
-      <w:bookmarkStart w:id="29" w:name="_Toc244253495"/>
-      <w:proofErr w:type="gramStart"/>
-      <w:r>
-        <w:t>f</w:t>
+      <w:bookmarkStart w:id="29" w:name="_Toc244254486"/>
+      <w:r>
+        <w:t xml:space="preserve">Figure </w:t>
+      </w:r>
+      <w:r>
+        <w:fldChar w:fldCharType="begin"/>
+      </w:r>
+      <w:r>
+        <w:instrText xml:space="preserve"> SEQ Figure \* ARABIC </w:instrText>
+      </w:r>
+      <w:r>
+        <w:fldChar w:fldCharType="separate"/>
+      </w:r>
+      <w:r>
+        <w:rPr>
+          <w:noProof/>
+        </w:rPr>
+        <w:t>14</w:t>
+      </w:r>
+      <w:r>
+        <w:fldChar w:fldCharType="end"/>
+      </w:r>
+      <w:r>
+        <w:rPr>
+          <w:lang w:val="en-US"/>
+        </w:rPr>
+        <w:t>: Client Flutter</w:t>
       </w:r>
       <w:bookmarkEnd w:id="29"/>
-      <w:proofErr w:type="gramEnd"/>
     </w:p>
     <w:sectPr>
       <w:pgSz w:w="12240" w:h="15840"/>
